--- a/Harsh Yadav.docx
+++ b/Harsh Yadav.docx
@@ -350,6 +350,9 @@
       <w:pPr>
         <w:pStyle w:val="750"/>
         <w:pBdr/>
+        <w:tabs>
+          <w:tab w:val="center" w:leader="none" w:pos="5233"/>
+        </w:tabs>
         <w:spacing/>
         <w:ind w:right="0" w:firstLine="0" w:left="0"/>
         <w:rPr>
@@ -358,18 +361,17 @@
         </w:rPr>
       </w:pPr>
       <w:r>
-        <w:rPr>
-          <w:sz w:val="22"/>
-          <w:szCs w:val="22"/>
-        </w:rPr>
-        <w:t xml:space="preserve"> </w:t>
+        <w:t xml:space="preserve">Systems-focused engineer with a Master’s in Computer Science and a deep understanding of Linux infrastructure and software development. Leveraging a strong technical foundation to provide precise, context-aware translations for IT documentation, software l</w:t>
       </w:r>
+      <w:r>
+        <w:t xml:space="preserve">ocalization, and scientific research. Expert at bridging the gap between complex English technical concepts and natural, accurate Hindi terminology.</w:t>
+      </w:r>
+      <w:r/>
       <w:r>
         <w:rPr>
           <w:sz w:val="22"/>
           <w:szCs w:val="22"/>
         </w:rPr>
-        <w:t xml:space="preserve">Systems-focused engineer specializing in Linux infrastructure, automation, and reliability. Experienced in Fedora/RHEL administration, boot-level recovery, performance tuning, and scripting (Bash/Python) to build resilient, production-ready systems.</w:t>
       </w:r>
       <w:r>
         <w:rPr>
@@ -383,6 +385,13 @@
           <w:sz w:val="22"/>
           <w:szCs w:val="22"/>
         </w:rPr>
+      </w:r>
+      <w:r>
+        <w:rPr>
+          <w:sz w:val="22"/>
+          <w:szCs w:val="22"/>
+        </w:rPr>
+        <w:tab/>
       </w:r>
       <w:r>
         <w:rPr>
@@ -531,7 +540,7 @@
         <w:pStyle w:val="823"/>
         <w:numPr>
           <w:ilvl w:val="0"/>
-          <w:numId w:val="9"/>
+          <w:numId w:val="15"/>
         </w:numPr>
         <w:pBdr>
           <w:top w:val="none" w:color="000000" w:sz="4" w:space="0"/>
@@ -541,45 +550,80 @@
         </w:pBdr>
         <w:spacing/>
         <w:ind w:right="0"/>
-        <w:rPr>
-          <w:sz w:val="22"/>
-          <w:szCs w:val="22"/>
-        </w:rPr>
-      </w:pPr>
-      <w:r>
-        <w:rPr>
-          <w:sz w:val="22"/>
-          <w:szCs w:val="22"/>
-        </w:rPr>
-      </w:r>
+        <w:rPr/>
+      </w:pPr>
       <w:r>
         <w:rPr>
           <w:b/>
           <w:bCs/>
-          <w:sz w:val="22"/>
-          <w:szCs w:val="22"/>
         </w:rPr>
-        <w:t xml:space="preserve">Systems:</w:t>
+        <w:t xml:space="preserve">Languages:</w:t>
       </w:r>
       <w:r>
+        <w:t xml:space="preserve"> English &amp; Hindi (Native/Bilingual Proficiency).</w:t>
+      </w:r>
+      <w:r/>
+      <w:r/>
+    </w:p>
+    <w:p>
+      <w:pPr>
+        <w:pStyle w:val="823"/>
+        <w:numPr>
+          <w:ilvl w:val="0"/>
+          <w:numId w:val="15"/>
+        </w:numPr>
+        <w:pBdr>
+          <w:top w:val="none" w:color="000000" w:sz="4" w:space="0"/>
+          <w:left w:val="none" w:color="000000" w:sz="4" w:space="0"/>
+          <w:bottom w:val="none" w:color="000000" w:sz="4" w:space="0"/>
+          <w:right w:val="none" w:color="000000" w:sz="4" w:space="0"/>
+        </w:pBdr>
+        <w:spacing/>
+        <w:ind w:right="0"/>
+        <w:rPr/>
+      </w:pPr>
+      <w:r>
         <w:rPr>
-          <w:sz w:val="22"/>
-          <w:szCs w:val="22"/>
+          <w:b/>
+          <w:bCs/>
         </w:rPr>
-        <w:t xml:space="preserve"> Linux (Fedora/RHEL)</w:t>
+        <w:t xml:space="preserve">Translation &amp; Localization:</w:t>
       </w:r>
       <w:r>
+        <w:t xml:space="preserve"> Technical Translation (IT/Software).</w:t>
+      </w:r>
+      <w:r/>
+      <w:r/>
+    </w:p>
+    <w:p>
+      <w:pPr>
+        <w:pStyle w:val="823"/>
+        <w:numPr>
+          <w:ilvl w:val="0"/>
+          <w:numId w:val="15"/>
+        </w:numPr>
+        <w:pBdr>
+          <w:top w:val="none" w:color="000000" w:sz="4" w:space="0"/>
+          <w:left w:val="none" w:color="000000" w:sz="4" w:space="0"/>
+          <w:bottom w:val="none" w:color="000000" w:sz="4" w:space="0"/>
+          <w:right w:val="none" w:color="000000" w:sz="4" w:space="0"/>
+        </w:pBdr>
+        <w:spacing/>
+        <w:ind w:right="0"/>
+        <w:rPr/>
+      </w:pPr>
+      <w:r>
         <w:rPr>
-          <w:sz w:val="22"/>
-          <w:szCs w:val="22"/>
+          <w:b/>
+          <w:bCs/>
         </w:rPr>
+        <w:t xml:space="preserve">Subject Matter Expertise:</w:t>
       </w:r>
       <w:r>
-        <w:rPr>
-          <w:sz w:val="22"/>
-          <w:szCs w:val="22"/>
-        </w:rPr>
+        <w:t xml:space="preserve"> Linux Infrastructure (Fedora/RHEL), Python/Bash Scripting.</w:t>
       </w:r>
+      <w:r/>
+      <w:r/>
     </w:p>
     <w:p>
       <w:pPr>
@@ -605,119 +649,18 @@
         <w:rPr>
           <w:b/>
           <w:bCs/>
-          <w:sz w:val="22"/>
-          <w:szCs w:val="22"/>
         </w:rPr>
-        <w:t xml:space="preserve">Programming:</w:t>
+        <w:t xml:space="preserve">Technical Workflow:</w:t>
       </w:r>
       <w:r>
-        <w:rPr>
-          <w:sz w:val="22"/>
-          <w:szCs w:val="22"/>
-        </w:rPr>
-        <w:t xml:space="preserve"> Bash, Python</w:t>
+        <w:t xml:space="preserve"> Markdown, Git/GitHub, CLI, and Microsoft Office Suite.</w:t>
       </w:r>
-      <w:r>
-        <w:rPr>
-          <w:sz w:val="22"/>
-          <w:szCs w:val="22"/>
-        </w:rPr>
-      </w:r>
-      <w:r>
-        <w:rPr>
-          <w:sz w:val="22"/>
-          <w:szCs w:val="22"/>
-        </w:rPr>
-      </w:r>
-    </w:p>
-    <w:p>
-      <w:pPr>
-        <w:pStyle w:val="823"/>
-        <w:numPr>
-          <w:ilvl w:val="0"/>
-          <w:numId w:val="9"/>
-        </w:numPr>
-        <w:pBdr>
-          <w:top w:val="none" w:color="000000" w:sz="4" w:space="0"/>
-          <w:left w:val="none" w:color="000000" w:sz="4" w:space="0"/>
-          <w:bottom w:val="none" w:color="000000" w:sz="4" w:space="0"/>
-          <w:right w:val="none" w:color="000000" w:sz="4" w:space="0"/>
-        </w:pBdr>
-        <w:spacing/>
-        <w:ind w:right="0"/>
-        <w:rPr>
-          <w:sz w:val="22"/>
-          <w:szCs w:val="22"/>
-        </w:rPr>
-      </w:pPr>
+      <w:r/>
+      <w:r/>
       <w:r>
         <w:rPr>
           <w:b/>
           <w:bCs/>
-          <w:sz w:val="22"/>
-          <w:szCs w:val="22"/>
-        </w:rPr>
-        <w:t xml:space="preserve">Workflow:</w:t>
-      </w:r>
-      <w:r>
-        <w:rPr>
-          <w:sz w:val="22"/>
-          <w:szCs w:val="22"/>
-        </w:rPr>
-        <w:t xml:space="preserve"> CLI, Git</w:t>
-      </w:r>
-      <w:r>
-        <w:rPr>
-          <w:sz w:val="22"/>
-          <w:szCs w:val="22"/>
-        </w:rPr>
-      </w:r>
-      <w:r>
-        <w:rPr>
-          <w:sz w:val="22"/>
-          <w:szCs w:val="22"/>
-        </w:rPr>
-      </w:r>
-    </w:p>
-    <w:p>
-      <w:pPr>
-        <w:pStyle w:val="823"/>
-        <w:numPr>
-          <w:ilvl w:val="0"/>
-          <w:numId w:val="9"/>
-        </w:numPr>
-        <w:pBdr>
-          <w:top w:val="none" w:color="000000" w:sz="4" w:space="0"/>
-          <w:left w:val="none" w:color="000000" w:sz="4" w:space="0"/>
-          <w:bottom w:val="none" w:color="000000" w:sz="4" w:space="0"/>
-          <w:right w:val="none" w:color="000000" w:sz="4" w:space="0"/>
-        </w:pBdr>
-        <w:spacing/>
-        <w:ind w:right="0"/>
-        <w:rPr>
-          <w:sz w:val="22"/>
-          <w:szCs w:val="22"/>
-        </w:rPr>
-      </w:pPr>
-      <w:r>
-        <w:rPr>
-          <w:b/>
-          <w:bCs/>
-          <w:sz w:val="22"/>
-          <w:szCs w:val="22"/>
-        </w:rPr>
-        <w:t xml:space="preserve">Tools:</w:t>
-      </w:r>
-      <w:r>
-        <w:rPr>
-          <w:sz w:val="22"/>
-          <w:szCs w:val="22"/>
-        </w:rPr>
-        <w:t xml:space="preserve"> Markdown, Microsoft Office</w:t>
-      </w:r>
-      <w:r>
-        <w:rPr>
-          <w:rFonts w:ascii="Times New Roman" w:hAnsi="Times New Roman" w:eastAsia="Times New Roman" w:cs="Times New Roman"/>
           <w:sz w:val="22"/>
           <w:szCs w:val="22"/>
         </w:rPr>
@@ -1907,14 +1850,6 @@
           <w:sz w:val="22"/>
           <w:szCs w:val="22"/>
         </w:rPr>
-        <w:t xml:space="preserve">References available upon request.</w:t>
-      </w:r>
-      <w:r>
-        <w:rPr>
-          <w:sz w:val="22"/>
-          <w:szCs w:val="22"/>
-          <w:highlight w:val="none"/>
-        </w:rPr>
       </w:r>
       <w:r>
         <w:rPr>
@@ -1975,11 +1910,17 @@
 <w:ftr xmlns:wpc="http://schemas.microsoft.com/office/word/2010/wordprocessingCanvas" xmlns:mc="http://schemas.openxmlformats.org/markup-compatibility/2006" xmlns:o="urn:schemas-microsoft-com:office:office" xmlns:r="http://schemas.openxmlformats.org/officeDocument/2006/relationships" xmlns:m="http://schemas.openxmlformats.org/officeDocument/2006/math" xmlns:v="urn:schemas-microsoft-com:vml" xmlns:wp14="http://schemas.microsoft.com/office/word/2010/wordprocessingDrawing" xmlns:wp="http://schemas.openxmlformats.org/drawingml/2006/wordprocessingDrawing" xmlns:w10="urn:schemas-microsoft-com:office:word" xmlns:w="http://schemas.openxmlformats.org/wordprocessingml/2006/main" xmlns:w14="http://schemas.microsoft.com/office/word/2010/wordml" xmlns:w15="http://schemas.microsoft.com/office/word/2012/wordml" xmlns:wpg="http://schemas.microsoft.com/office/word/2010/wordprocessingGroup" xmlns:wpi="http://schemas.microsoft.com/office/word/2010/wordprocessingInk" xmlns:wne="http://schemas.microsoft.com/office/word/2006/wordml" xmlns:a="http://schemas.openxmlformats.org/drawingml/2006/main" xmlns:wps="http://schemas.microsoft.com/office/word/2010/wordprocessingShape" mc:Ignorable="w14 w15 wp14">
   <w:p>
     <w:pPr>
-      <w:pStyle w:val="807"/>
+      <w:pStyle w:val="750"/>
       <w:pBdr/>
-      <w:spacing/>
-      <w:ind/>
-      <w:rPr/>
+      <w:spacing w:after="200" w:before="0"/>
+      <w:ind w:right="0" w:firstLine="0" w:left="0"/>
+      <w:rPr>
+        <w:b/>
+        <w:bCs/>
+        <w:sz w:val="22"/>
+        <w:szCs w:val="22"/>
+        <w:highlight w:val="none"/>
+      </w:rPr>
     </w:pPr>
     <w:r>
       <w:rPr>
@@ -1987,20 +1928,26 @@
         <w:bCs/>
         <w:i/>
         <w:iCs/>
-        <w:u w:val="none"/>
-      </w:rPr>
-      <w:t xml:space="preserve">Data Handling Notice: If I am not selected, all submitted information must be redacted in its entirety.</w:t>
+        <w:sz w:val="22"/>
+        <w:szCs w:val="22"/>
+      </w:rPr>
+      <w:t xml:space="preserve">References available upon request.</w:t>
     </w:r>
     <w:r>
       <w:rPr>
         <w:b/>
         <w:bCs/>
-        <w:i/>
-        <w:iCs/>
-        <w:u w:val="none"/>
       </w:rPr>
     </w:r>
-    <w:r/>
+    <w:r>
+      <w:rPr>
+        <w:b/>
+        <w:bCs/>
+        <w:sz w:val="22"/>
+        <w:szCs w:val="22"/>
+        <w:highlight w:val="none"/>
+      </w:rPr>
+    </w:r>
   </w:p>
 </w:ftr>
 </file>
@@ -4301,6 +4248,153 @@
         <w:rFonts w:ascii="Wingdings" w:hAnsi="Wingdings" w:cs="Wingdings"/>
       </w:rPr>
       <w:start w:val="0"/>
+      <w:suff w:val="tab"/>
+    </w:lvl>
+  </w:abstractNum>
+  <w:abstractNum w:abstractNumId="14">
+    <w:nsid w:val="3896FB41"/>
+    <w:lvl w:ilvl="0">
+      <w:isLgl w:val="false"/>
+      <w:lvlJc w:val="left"/>
+      <w:lvlText w:val="·"/>
+      <w:numFmt w:val="bullet"/>
+      <w:pPr>
+        <w:pBdr/>
+        <w:spacing/>
+        <w:ind w:hanging="360" w:left="709"/>
+      </w:pPr>
+      <w:rPr>
+        <w:rFonts w:hint="default" w:ascii="Symbol" w:hAnsi="Symbol" w:eastAsia="Symbol" w:cs="Symbol"/>
+      </w:rPr>
+      <w:start w:val="1"/>
+      <w:suff w:val="tab"/>
+    </w:lvl>
+    <w:lvl w:ilvl="1">
+      <w:isLgl w:val="false"/>
+      <w:lvlJc w:val="left"/>
+      <w:lvlText w:val="o"/>
+      <w:numFmt w:val="bullet"/>
+      <w:pPr>
+        <w:pBdr/>
+        <w:spacing/>
+        <w:ind w:hanging="360" w:left="1429"/>
+      </w:pPr>
+      <w:rPr>
+        <w:rFonts w:hint="default" w:ascii="Courier New" w:hAnsi="Courier New" w:eastAsia="Courier New" w:cs="Courier New"/>
+      </w:rPr>
+      <w:start w:val="1"/>
+      <w:suff w:val="tab"/>
+    </w:lvl>
+    <w:lvl w:ilvl="2">
+      <w:isLgl w:val="false"/>
+      <w:lvlJc w:val="left"/>
+      <w:lvlText w:val="§"/>
+      <w:numFmt w:val="bullet"/>
+      <w:pPr>
+        <w:pBdr/>
+        <w:spacing/>
+        <w:ind w:hanging="360" w:left="2149"/>
+      </w:pPr>
+      <w:rPr>
+        <w:rFonts w:hint="default" w:ascii="Wingdings" w:hAnsi="Wingdings" w:eastAsia="Wingdings" w:cs="Wingdings"/>
+      </w:rPr>
+      <w:start w:val="1"/>
+      <w:suff w:val="tab"/>
+    </w:lvl>
+    <w:lvl w:ilvl="3">
+      <w:isLgl w:val="false"/>
+      <w:lvlJc w:val="left"/>
+      <w:lvlText w:val="·"/>
+      <w:numFmt w:val="bullet"/>
+      <w:pPr>
+        <w:pBdr/>
+        <w:spacing/>
+        <w:ind w:hanging="360" w:left="2869"/>
+      </w:pPr>
+      <w:rPr>
+        <w:rFonts w:hint="default" w:ascii="Symbol" w:hAnsi="Symbol" w:eastAsia="Symbol" w:cs="Symbol"/>
+      </w:rPr>
+      <w:start w:val="1"/>
+      <w:suff w:val="tab"/>
+    </w:lvl>
+    <w:lvl w:ilvl="4">
+      <w:isLgl w:val="false"/>
+      <w:lvlJc w:val="left"/>
+      <w:lvlText w:val="o"/>
+      <w:numFmt w:val="bullet"/>
+      <w:pPr>
+        <w:pBdr/>
+        <w:spacing/>
+        <w:ind w:hanging="360" w:left="3589"/>
+      </w:pPr>
+      <w:rPr>
+        <w:rFonts w:hint="default" w:ascii="Courier New" w:hAnsi="Courier New" w:eastAsia="Courier New" w:cs="Courier New"/>
+      </w:rPr>
+      <w:start w:val="1"/>
+      <w:suff w:val="tab"/>
+    </w:lvl>
+    <w:lvl w:ilvl="5">
+      <w:isLgl w:val="false"/>
+      <w:lvlJc w:val="left"/>
+      <w:lvlText w:val="§"/>
+      <w:numFmt w:val="bullet"/>
+      <w:pPr>
+        <w:pBdr/>
+        <w:spacing/>
+        <w:ind w:hanging="360" w:left="4309"/>
+      </w:pPr>
+      <w:rPr>
+        <w:rFonts w:hint="default" w:ascii="Wingdings" w:hAnsi="Wingdings" w:eastAsia="Wingdings" w:cs="Wingdings"/>
+      </w:rPr>
+      <w:start w:val="1"/>
+      <w:suff w:val="tab"/>
+    </w:lvl>
+    <w:lvl w:ilvl="6">
+      <w:isLgl w:val="false"/>
+      <w:lvlJc w:val="left"/>
+      <w:lvlText w:val="·"/>
+      <w:numFmt w:val="bullet"/>
+      <w:pPr>
+        <w:pBdr/>
+        <w:spacing/>
+        <w:ind w:hanging="360" w:left="5029"/>
+      </w:pPr>
+      <w:rPr>
+        <w:rFonts w:hint="default" w:ascii="Symbol" w:hAnsi="Symbol" w:eastAsia="Symbol" w:cs="Symbol"/>
+      </w:rPr>
+      <w:start w:val="1"/>
+      <w:suff w:val="tab"/>
+    </w:lvl>
+    <w:lvl w:ilvl="7">
+      <w:isLgl w:val="false"/>
+      <w:lvlJc w:val="left"/>
+      <w:lvlText w:val="o"/>
+      <w:numFmt w:val="bullet"/>
+      <w:pPr>
+        <w:pBdr/>
+        <w:spacing/>
+        <w:ind w:hanging="360" w:left="5749"/>
+      </w:pPr>
+      <w:rPr>
+        <w:rFonts w:hint="default" w:ascii="Courier New" w:hAnsi="Courier New" w:eastAsia="Courier New" w:cs="Courier New"/>
+      </w:rPr>
+      <w:start w:val="1"/>
+      <w:suff w:val="tab"/>
+    </w:lvl>
+    <w:lvl w:ilvl="8">
+      <w:isLgl w:val="false"/>
+      <w:lvlJc w:val="left"/>
+      <w:lvlText w:val="§"/>
+      <w:numFmt w:val="bullet"/>
+      <w:pPr>
+        <w:pBdr/>
+        <w:spacing/>
+        <w:ind w:hanging="360" w:left="6469"/>
+      </w:pPr>
+      <w:rPr>
+        <w:rFonts w:hint="default" w:ascii="Wingdings" w:hAnsi="Wingdings" w:eastAsia="Wingdings" w:cs="Wingdings"/>
+      </w:rPr>
+      <w:start w:val="1"/>
       <w:suff w:val="tab"/>
     </w:lvl>
   </w:abstractNum>
@@ -4345,6 +4439,9 @@
   </w:num>
   <w:num w:numId="14">
     <w:abstractNumId w:val="13"/>
+  </w:num>
+  <w:num w:numId="15">
+    <w:abstractNumId w:val="14"/>
   </w:num>
 </w:numbering>
 </file>

--- a/Harsh Yadav.docx
+++ b/Harsh Yadav.docx
@@ -9,12 +9,14 @@
         <w:spacing/>
         <w:ind/>
         <w:rPr>
+          <w:rFonts w:ascii="Arial" w:hAnsi="Arial" w:cs="Arial"/>
           <w:sz w:val="22"/>
           <w:szCs w:val="22"/>
         </w:rPr>
       </w:pPr>
       <w:r>
         <w:rPr>
+          <w:rFonts w:ascii="Arial" w:hAnsi="Arial" w:eastAsia="Arial" w:cs="Arial"/>
           <w:b/>
           <w:bCs/>
           <w:sz w:val="22"/>
@@ -24,12 +26,14 @@
       </w:r>
       <w:r>
         <w:rPr>
+          <w:rFonts w:ascii="Arial" w:hAnsi="Arial" w:eastAsia="Arial" w:cs="Arial"/>
           <w:sz w:val="22"/>
           <w:szCs w:val="22"/>
         </w:rPr>
       </w:r>
       <w:r>
         <w:rPr>
+          <w:rFonts w:ascii="Arial" w:hAnsi="Arial" w:eastAsia="Arial" w:cs="Arial"/>
           <w:sz w:val="22"/>
           <w:szCs w:val="22"/>
         </w:rPr>
@@ -42,12 +46,14 @@
         <w:spacing/>
         <w:ind w:right="0" w:firstLine="0" w:left="0"/>
         <w:rPr>
+          <w:rFonts w:ascii="Arial" w:hAnsi="Arial" w:cs="Arial"/>
           <w:sz w:val="22"/>
           <w:szCs w:val="22"/>
         </w:rPr>
       </w:pPr>
       <w:r>
         <w:rPr>
+          <w:rFonts w:ascii="Arial" w:hAnsi="Arial" w:eastAsia="Arial" w:cs="Arial"/>
           <w:sz w:val="22"/>
           <w:szCs w:val="22"/>
         </w:rPr>
@@ -56,6 +62,7 @@
         <w:r>
           <w:rPr>
             <w:rStyle w:val="791"/>
+            <w:rFonts w:ascii="Arial" w:hAnsi="Arial" w:eastAsia="Arial" w:cs="Arial"/>
             <w:color w:val="000000" w:themeColor="text1"/>
             <w:sz w:val="22"/>
             <w:szCs w:val="22"/>
@@ -65,6 +72,7 @@
       </w:hyperlink>
       <w:r>
         <w:rPr>
+          <w:rFonts w:ascii="Arial" w:hAnsi="Arial" w:eastAsia="Arial" w:cs="Arial"/>
           <w:sz w:val="22"/>
           <w:szCs w:val="22"/>
         </w:rPr>
@@ -72,6 +80,7 @@
       </w:r>
       <w:r>
         <w:rPr>
+          <w:rFonts w:ascii="Arial" w:hAnsi="Arial" w:eastAsia="Arial" w:cs="Arial"/>
           <w:b/>
           <w:bCs/>
           <w:sz w:val="22"/>
@@ -81,6 +90,7 @@
       </w:r>
       <w:r>
         <w:rPr>
+          <w:rFonts w:ascii="Arial" w:hAnsi="Arial" w:eastAsia="Arial" w:cs="Arial"/>
           <w:sz w:val="22"/>
           <w:szCs w:val="22"/>
         </w:rPr>
@@ -88,6 +98,7 @@
       </w:r>
       <w:r>
         <w:rPr>
+          <w:rFonts w:ascii="Arial" w:hAnsi="Arial" w:eastAsia="Arial" w:cs="Arial"/>
           <w:b/>
           <w:bCs/>
           <w:sz w:val="22"/>
@@ -97,6 +108,7 @@
       </w:r>
       <w:r>
         <w:rPr>
+          <w:rFonts w:ascii="Arial" w:hAnsi="Arial" w:eastAsia="Arial" w:cs="Arial"/>
           <w:sz w:val="22"/>
           <w:szCs w:val="22"/>
         </w:rPr>
@@ -106,6 +118,7 @@
         <w:r>
           <w:rPr>
             <w:rStyle w:val="791"/>
+            <w:rFonts w:ascii="Arial" w:hAnsi="Arial" w:eastAsia="Arial" w:cs="Arial"/>
             <w:color w:val="000000" w:themeColor="text1"/>
             <w:sz w:val="22"/>
             <w:szCs w:val="22"/>
@@ -115,6 +128,7 @@
       </w:hyperlink>
       <w:r>
         <w:rPr>
+          <w:rFonts w:ascii="Arial" w:hAnsi="Arial" w:eastAsia="Arial" w:cs="Arial"/>
           <w:sz w:val="22"/>
           <w:szCs w:val="22"/>
         </w:rPr>
@@ -122,6 +136,7 @@
       </w:r>
       <w:r>
         <w:rPr>
+          <w:rFonts w:ascii="Arial" w:hAnsi="Arial" w:eastAsia="Arial" w:cs="Arial"/>
           <w:b/>
           <w:bCs/>
           <w:sz w:val="22"/>
@@ -131,6 +146,7 @@
       </w:r>
       <w:r>
         <w:rPr>
+          <w:rFonts w:ascii="Arial" w:hAnsi="Arial" w:eastAsia="Arial" w:cs="Arial"/>
           <w:sz w:val="22"/>
           <w:szCs w:val="22"/>
         </w:rPr>
@@ -140,6 +156,7 @@
         <w:r>
           <w:rPr>
             <w:rStyle w:val="791"/>
+            <w:rFonts w:ascii="Arial" w:hAnsi="Arial" w:eastAsia="Arial" w:cs="Arial"/>
             <w:color w:val="000000" w:themeColor="text1"/>
             <w:sz w:val="22"/>
             <w:szCs w:val="22"/>
@@ -149,6 +166,7 @@
       </w:hyperlink>
       <w:r>
         <w:rPr>
+          <w:rFonts w:ascii="Arial" w:hAnsi="Arial" w:eastAsia="Arial" w:cs="Arial"/>
           <w:sz w:val="22"/>
           <w:szCs w:val="22"/>
         </w:rPr>
@@ -156,6 +174,7 @@
       </w:r>
       <w:r>
         <w:rPr>
+          <w:rFonts w:ascii="Arial" w:hAnsi="Arial" w:eastAsia="Arial" w:cs="Arial"/>
           <w:b/>
           <w:bCs/>
           <w:sz w:val="22"/>
@@ -165,6 +184,7 @@
       </w:r>
       <w:r>
         <w:rPr>
+          <w:rFonts w:ascii="Arial" w:hAnsi="Arial" w:eastAsia="Arial" w:cs="Arial"/>
           <w:sz w:val="22"/>
           <w:szCs w:val="22"/>
         </w:rPr>
@@ -172,6 +192,7 @@
       </w:r>
       <w:r>
         <w:rPr>
+          <w:rFonts w:ascii="Arial" w:hAnsi="Arial" w:eastAsia="Arial" w:cs="Arial"/>
           <w:sz w:val="22"/>
           <w:szCs w:val="22"/>
           <w:u w:val="none"/>
@@ -181,6 +202,7 @@
         <w:r>
           <w:rPr>
             <w:rStyle w:val="791"/>
+            <w:rFonts w:ascii="Arial" w:hAnsi="Arial" w:eastAsia="Arial" w:cs="Arial"/>
             <w:color w:val="000000" w:themeColor="text1"/>
             <w:sz w:val="22"/>
             <w:szCs w:val="22"/>
@@ -190,12 +212,14 @@
       </w:hyperlink>
       <w:r>
         <w:rPr>
+          <w:rFonts w:ascii="Arial" w:hAnsi="Arial" w:eastAsia="Arial" w:cs="Arial"/>
           <w:sz w:val="22"/>
           <w:szCs w:val="22"/>
         </w:rPr>
       </w:r>
       <w:r>
         <w:rPr>
+          <w:rFonts w:ascii="Arial" w:hAnsi="Arial" w:eastAsia="Arial" w:cs="Arial"/>
           <w:sz w:val="22"/>
           <w:szCs w:val="22"/>
         </w:rPr>
@@ -208,12 +232,14 @@
         <w:spacing/>
         <w:ind w:right="0" w:firstLine="0" w:left="0"/>
         <w:rPr>
+          <w:rFonts w:ascii="Arial" w:hAnsi="Arial" w:cs="Arial"/>
           <w:sz w:val="22"/>
           <w:szCs w:val="22"/>
         </w:rPr>
       </w:pPr>
       <w:r>
         <w:rPr>
+          <w:rFonts w:ascii="Arial" w:hAnsi="Arial" w:eastAsia="Arial" w:cs="Arial"/>
           <w:sz w:val="22"/>
           <w:szCs w:val="22"/>
         </w:rPr>
@@ -228,8 +254,8 @@
                 <wp:positionV relativeFrom="paragraph">
                   <wp:posOffset>88265</wp:posOffset>
                 </wp:positionV>
-                <wp:extent cx="6617335" cy="635"/>
-                <wp:effectExtent l="9525" t="9525" r="10160" b="9525"/>
+                <wp:extent cx="7190772" cy="0"/>
+                <wp:effectExtent l="9524" t="9524" r="9524" b="9524"/>
                 <wp:wrapNone/>
                 <wp:docPr id="1" name="Shape1"/>
                 <wp:cNvGraphicFramePr/>
@@ -239,9 +265,9 @@
                       <wps:cNvPr id="0" name=""/>
                       <wps:cNvSpPr/>
                       <wps:spPr bwMode="auto">
-                        <a:xfrm>
+                        <a:xfrm flipH="0" flipV="0">
                           <a:off x="0" y="0"/>
-                          <a:ext cx="6617160" cy="720"/>
+                          <a:ext cx="7190772" cy="0"/>
                         </a:xfrm>
                         <a:prstGeom prst="line">
                           <a:avLst/>
@@ -281,19 +307,21 @@
           </mc:Choice>
           <mc:Fallback>
             <w:pict>
-              <v:line id="shape 0" o:spid="_x0000_s0" style="position:absolute;left:0;text-align:left;z-index:2;mso-wrap-distance-left:0.75pt;mso-wrap-distance-top:0.75pt;mso-wrap-distance-right:0.80pt;mso-wrap-distance-bottom:0.75pt;visibility:visible;" from="0.0pt,6.9pt" to="521.1pt,7.0pt" filled="f" strokecolor="#000000" strokeweight="1.50pt"/>
+              <v:line id="shape 0" o:spid="_x0000_s0" style="position:absolute;left:0;text-align:left;z-index:2;mso-wrap-distance-left:0.75pt;mso-wrap-distance-top:0.75pt;mso-wrap-distance-right:0.80pt;mso-wrap-distance-bottom:0.75pt;visibility:visible;" from="0.0pt,6.9pt" to="566.3pt,6.9pt" filled="f" strokecolor="#000000" strokeweight="1.50pt"/>
             </w:pict>
           </mc:Fallback>
         </mc:AlternateContent>
       </w:r>
       <w:r>
         <w:rPr>
+          <w:rFonts w:ascii="Arial" w:hAnsi="Arial" w:eastAsia="Arial" w:cs="Arial"/>
           <w:sz w:val="22"/>
           <w:szCs w:val="22"/>
         </w:rPr>
       </w:r>
       <w:r>
         <w:rPr>
+          <w:rFonts w:ascii="Arial" w:hAnsi="Arial" w:eastAsia="Arial" w:cs="Arial"/>
           <w:sz w:val="22"/>
           <w:szCs w:val="22"/>
         </w:rPr>
@@ -303,9 +331,10 @@
       <w:pPr>
         <w:pStyle w:val="751"/>
         <w:pBdr/>
-        <w:spacing/>
+        <w:spacing w:before="0"/>
         <w:ind/>
         <w:rPr>
+          <w:rFonts w:ascii="Arial" w:hAnsi="Arial" w:cs="Arial"/>
           <w:b/>
           <w:bCs/>
           <w:color w:val="000000" w:themeColor="text1"/>
@@ -316,6 +345,7 @@
       </w:pPr>
       <w:r>
         <w:rPr>
+          <w:rFonts w:ascii="Arial" w:hAnsi="Arial" w:eastAsia="Arial" w:cs="Arial"/>
           <w:b/>
           <w:bCs/>
           <w:color w:val="000000" w:themeColor="text1"/>
@@ -327,6 +357,7 @@
       </w:r>
       <w:r>
         <w:rPr>
+          <w:rFonts w:ascii="Arial" w:hAnsi="Arial" w:eastAsia="Arial" w:cs="Arial"/>
           <w:b/>
           <w:bCs/>
           <w:color w:val="000000" w:themeColor="text1"/>
@@ -337,6 +368,7 @@
       </w:r>
       <w:r>
         <w:rPr>
+          <w:rFonts w:ascii="Arial" w:hAnsi="Arial" w:eastAsia="Arial" w:cs="Arial"/>
           <w:b/>
           <w:bCs/>
           <w:color w:val="000000" w:themeColor="text1"/>
@@ -356,25 +388,30 @@
         <w:spacing/>
         <w:ind w:right="0" w:firstLine="0" w:left="0"/>
         <w:rPr>
+          <w:rFonts w:ascii="Arial" w:hAnsi="Arial" w:cs="Arial"/>
           <w:sz w:val="22"/>
           <w:szCs w:val="22"/>
         </w:rPr>
       </w:pPr>
       <w:r>
+        <w:rPr>
+          <w:rFonts w:ascii="Arial" w:hAnsi="Arial" w:eastAsia="Arial" w:cs="Arial"/>
+          <w:sz w:val="22"/>
+          <w:szCs w:val="22"/>
+        </w:rPr>
         <w:t xml:space="preserve">Systems-focused engineer with a Master’s in Computer Science and a deep understanding of Linux infrastructure and software development. Leveraging a strong technical foundation to provide precise, context-aware translations for IT documentation, software l</w:t>
       </w:r>
       <w:r>
-        <w:t xml:space="preserve">ocalization, and scientific research. Expert at bridging the gap between complex English technical concepts and natural, accurate Hindi terminology.</w:t>
-      </w:r>
-      <w:r/>
-      <w:r>
         <w:rPr>
+          <w:rFonts w:ascii="Arial" w:hAnsi="Arial" w:eastAsia="Arial" w:cs="Arial"/>
           <w:sz w:val="22"/>
           <w:szCs w:val="22"/>
         </w:rPr>
+        <w:t xml:space="preserve">ocalization, and scientific research. Expert at bridging the gap between complex English technical concepts and natural, accurate Hindi terminology.</w:t>
       </w:r>
       <w:r>
         <w:rPr>
+          <w:rFonts w:ascii="Arial" w:hAnsi="Arial" w:eastAsia="Arial" w:cs="Arial"/>
           <w:sz w:val="22"/>
           <w:szCs w:val="22"/>
         </w:rPr>
@@ -382,12 +419,7 @@
       </w:r>
       <w:r>
         <w:rPr>
-          <w:sz w:val="22"/>
-          <w:szCs w:val="22"/>
-        </w:rPr>
-      </w:r>
-      <w:r>
-        <w:rPr>
+          <w:rFonts w:ascii="Arial" w:hAnsi="Arial" w:eastAsia="Arial" w:cs="Arial"/>
           <w:sz w:val="22"/>
           <w:szCs w:val="22"/>
         </w:rPr>
@@ -395,6 +427,7 @@
       </w:r>
       <w:r>
         <w:rPr>
+          <w:rFonts w:ascii="Arial" w:hAnsi="Arial" w:eastAsia="Arial" w:cs="Arial"/>
           <w:sz w:val="22"/>
           <w:szCs w:val="22"/>
         </w:rPr>
@@ -402,24 +435,25 @@
     </w:p>
     <w:p>
       <w:pPr>
-        <w:pStyle w:val="750"/>
         <w:pBdr/>
         <w:spacing/>
         <w:ind/>
         <w:rPr>
+          <w:rFonts w:ascii="Arial" w:hAnsi="Arial" w:cs="Arial"/>
           <w:sz w:val="22"/>
           <w:szCs w:val="22"/>
         </w:rPr>
       </w:pPr>
       <w:r>
         <w:rPr>
+          <w:rFonts w:ascii="Arial" w:hAnsi="Arial" w:eastAsia="Arial" w:cs="Arial"/>
           <w:sz w:val="22"/>
           <w:szCs w:val="22"/>
         </w:rPr>
         <mc:AlternateContent>
           <mc:Choice Requires="wpg">
             <w:drawing>
-              <wp:anchor xmlns:wp="http://schemas.openxmlformats.org/drawingml/2006/wordprocessingDrawing" xmlns:wp14="http://schemas.microsoft.com/office/word/2010/wordprocessingDrawing" distT="9525" distB="9525" distL="9525" distR="10160" simplePos="0" relativeHeight="3" behindDoc="0" locked="0" layoutInCell="1" allowOverlap="1">
+              <wp:anchor xmlns:wp="http://schemas.openxmlformats.org/drawingml/2006/wordprocessingDrawing" xmlns:wp14="http://schemas.microsoft.com/office/word/2010/wordprocessingDrawing" distT="9525" distB="9525" distL="9525" distR="10160" simplePos="0" relativeHeight="2" behindDoc="0" locked="0" layoutInCell="1" allowOverlap="1">
                 <wp:simplePos x="0" y="0"/>
                 <wp:positionH relativeFrom="column">
                   <wp:posOffset>635</wp:posOffset>
@@ -427,20 +461,20 @@
                 <wp:positionV relativeFrom="paragraph">
                   <wp:posOffset>88265</wp:posOffset>
                 </wp:positionV>
-                <wp:extent cx="6617335" cy="635"/>
-                <wp:effectExtent l="9525" t="9525" r="10160" b="9525"/>
+                <wp:extent cx="7190772" cy="0"/>
+                <wp:effectExtent l="0" t="0" r="0" b="0"/>
                 <wp:wrapNone/>
                 <wp:docPr id="2" name="Shape1"/>
                 <wp:cNvGraphicFramePr/>
                 <a:graphic xmlns:a="http://schemas.openxmlformats.org/drawingml/2006/main">
                   <a:graphicData uri="http://schemas.microsoft.com/office/word/2010/wordprocessingShape">
                     <wps:wsp>
-                      <wps:cNvPr id="0" name=""/>
+                      <wps:cNvPr id="908472481" name=""/>
                       <wps:cNvSpPr/>
                       <wps:spPr bwMode="auto">
-                        <a:xfrm>
+                        <a:xfrm rot="0" flipH="0" flipV="0">
                           <a:off x="0" y="0"/>
-                          <a:ext cx="6617160" cy="720"/>
+                          <a:ext cx="7190771" cy="0"/>
                         </a:xfrm>
                         <a:prstGeom prst="line">
                           <a:avLst/>
@@ -480,19 +514,21 @@
           </mc:Choice>
           <mc:Fallback>
             <w:pict>
-              <v:line id="shape 1" o:spid="_x0000_s1" style="position:absolute;left:0;text-align:left;z-index:3;mso-wrap-distance-left:0.75pt;mso-wrap-distance-top:0.75pt;mso-wrap-distance-right:0.80pt;mso-wrap-distance-bottom:0.75pt;visibility:visible;" from="0.0pt,6.9pt" to="521.1pt,7.0pt" filled="f" strokecolor="#000000" strokeweight="1.50pt"/>
+              <v:line id="shape 1" o:spid="_x0000_s1" style="position:absolute;left:0;text-align:left;z-index:2;mso-wrap-distance-left:0.75pt;mso-wrap-distance-top:0.75pt;mso-wrap-distance-right:0.80pt;mso-wrap-distance-bottom:0.75pt;rotation:0;visibility:visible;" from="0.0pt,6.9pt" to="566.3pt,6.9pt" filled="f" strokecolor="#000000" strokeweight="1.50pt"/>
             </w:pict>
           </mc:Fallback>
         </mc:AlternateContent>
       </w:r>
       <w:r>
         <w:rPr>
+          <w:rFonts w:ascii="Arial" w:hAnsi="Arial" w:eastAsia="Arial" w:cs="Arial"/>
           <w:sz w:val="22"/>
           <w:szCs w:val="22"/>
         </w:rPr>
       </w:r>
       <w:r>
         <w:rPr>
+          <w:rFonts w:ascii="Arial" w:hAnsi="Arial" w:eastAsia="Arial" w:cs="Arial"/>
           <w:sz w:val="22"/>
           <w:szCs w:val="22"/>
         </w:rPr>
@@ -503,16 +539,21 @@
         <w:pStyle w:val="751"/>
         <w:suppressLineNumbers w:val="false"/>
         <w:pBdr/>
-        <w:spacing/>
+        <w:spacing w:before="0"/>
         <w:ind/>
         <w:rPr>
+          <w:rFonts w:ascii="Arial" w:hAnsi="Arial" w:cs="Arial"/>
+          <w:b/>
+          <w:bCs/>
+          <w:color w:val="000000" w:themeColor="text1"/>
           <w:sz w:val="22"/>
           <w:szCs w:val="22"/>
+          <w:u w:val="single"/>
         </w:rPr>
       </w:pPr>
       <w:r>
         <w:rPr>
-          <w:rStyle w:val="761"/>
+          <w:rFonts w:ascii="Arial" w:hAnsi="Arial" w:eastAsia="Arial" w:cs="Arial"/>
           <w:b/>
           <w:bCs/>
           <w:color w:val="000000" w:themeColor="text1"/>
@@ -524,14 +565,24 @@
       </w:r>
       <w:r>
         <w:rPr>
+          <w:rFonts w:ascii="Arial" w:hAnsi="Arial" w:eastAsia="Arial" w:cs="Arial"/>
+          <w:b/>
+          <w:bCs/>
+          <w:color w:val="000000" w:themeColor="text1"/>
           <w:sz w:val="22"/>
           <w:szCs w:val="22"/>
+          <w:u w:val="single"/>
         </w:rPr>
       </w:r>
       <w:r>
         <w:rPr>
+          <w:rFonts w:ascii="Arial" w:hAnsi="Arial" w:eastAsia="Arial" w:cs="Arial"/>
+          <w:b/>
+          <w:bCs/>
+          <w:color w:val="000000" w:themeColor="text1"/>
           <w:sz w:val="22"/>
           <w:szCs w:val="22"/>
+          <w:u w:val="single"/>
         </w:rPr>
       </w:r>
     </w:p>
@@ -540,7 +591,7 @@
         <w:pStyle w:val="823"/>
         <w:numPr>
           <w:ilvl w:val="0"/>
-          <w:numId w:val="15"/>
+          <w:numId w:val="16"/>
         </w:numPr>
         <w:pBdr>
           <w:top w:val="none" w:color="000000" w:sz="4" w:space="0"/>
@@ -548,29 +599,47 @@
           <w:bottom w:val="none" w:color="000000" w:sz="4" w:space="0"/>
           <w:right w:val="none" w:color="000000" w:sz="4" w:space="0"/>
         </w:pBdr>
-        <w:spacing/>
+        <w:spacing w:before="0" w:line="276" w:lineRule="auto"/>
         <w:ind w:right="0"/>
-        <w:rPr/>
+        <w:rPr>
+          <w:rFonts w:ascii="Arial" w:hAnsi="Arial" w:cs="Arial"/>
+          <w:sz w:val="22"/>
+          <w:szCs w:val="22"/>
+        </w:rPr>
       </w:pPr>
       <w:r>
         <w:rPr>
+          <w:rFonts w:ascii="Arial" w:hAnsi="Arial" w:eastAsia="Arial" w:cs="Arial"/>
           <w:b/>
-          <w:bCs/>
+          <w:color w:val="000000"/>
+          <w:sz w:val="22"/>
+          <w:szCs w:val="22"/>
         </w:rPr>
-        <w:t xml:space="preserve">Languages:</w:t>
+        <w:t xml:space="preserve">Cloud &amp; DevOps (Learning):</w:t>
       </w:r>
       <w:r>
-        <w:t xml:space="preserve"> English &amp; Hindi (Native/Bilingual Proficiency).</w:t>
+        <w:rPr>
+          <w:rFonts w:ascii="Arial" w:hAnsi="Arial" w:eastAsia="Arial" w:cs="Arial"/>
+          <w:color w:val="000000"/>
+          <w:sz w:val="22"/>
+          <w:szCs w:val="22"/>
+        </w:rPr>
+        <w:t xml:space="preserve"> AWS (EC2), SSH, Docker, Linux CLI, Git/GitHub</w:t>
       </w:r>
-      <w:r/>
-      <w:r/>
+      <w:r>
+        <w:rPr>
+          <w:rFonts w:ascii="Arial" w:hAnsi="Arial" w:eastAsia="Arial" w:cs="Arial"/>
+          <w:sz w:val="22"/>
+          <w:szCs w:val="22"/>
+        </w:rPr>
+      </w:r>
     </w:p>
     <w:p>
       <w:pPr>
         <w:pStyle w:val="823"/>
         <w:numPr>
           <w:ilvl w:val="0"/>
-          <w:numId w:val="15"/>
+          <w:numId w:val="16"/>
         </w:numPr>
         <w:pBdr>
           <w:top w:val="none" w:color="000000" w:sz="4" w:space="0"/>
@@ -578,29 +647,47 @@
           <w:bottom w:val="none" w:color="000000" w:sz="4" w:space="0"/>
           <w:right w:val="none" w:color="000000" w:sz="4" w:space="0"/>
         </w:pBdr>
-        <w:spacing/>
+        <w:spacing w:before="0" w:line="276" w:lineRule="auto"/>
         <w:ind w:right="0"/>
-        <w:rPr/>
+        <w:rPr>
+          <w:rFonts w:ascii="Arial" w:hAnsi="Arial" w:cs="Arial"/>
+          <w:sz w:val="22"/>
+          <w:szCs w:val="22"/>
+        </w:rPr>
       </w:pPr>
       <w:r>
         <w:rPr>
+          <w:rFonts w:ascii="Arial" w:hAnsi="Arial" w:eastAsia="Arial" w:cs="Arial"/>
           <w:b/>
-          <w:bCs/>
+          <w:color w:val="000000"/>
+          <w:sz w:val="22"/>
+          <w:szCs w:val="22"/>
         </w:rPr>
-        <w:t xml:space="preserve">Translation &amp; Localization:</w:t>
+        <w:t xml:space="preserve">AI Coding Tools:</w:t>
       </w:r>
       <w:r>
-        <w:t xml:space="preserve"> Technical Translation (IT/Software).</w:t>
+        <w:rPr>
+          <w:rFonts w:ascii="Arial" w:hAnsi="Arial" w:eastAsia="Arial" w:cs="Arial"/>
+          <w:color w:val="000000"/>
+          <w:sz w:val="22"/>
+          <w:szCs w:val="22"/>
+        </w:rPr>
+        <w:t xml:space="preserve"> Devin CLI, Devin Desktop (formerly Windsurf AI)</w:t>
       </w:r>
-      <w:r/>
-      <w:r/>
+      <w:r>
+        <w:rPr>
+          <w:rFonts w:ascii="Arial" w:hAnsi="Arial" w:eastAsia="Arial" w:cs="Arial"/>
+          <w:sz w:val="22"/>
+          <w:szCs w:val="22"/>
+        </w:rPr>
+      </w:r>
     </w:p>
     <w:p>
       <w:pPr>
         <w:pStyle w:val="823"/>
         <w:numPr>
           <w:ilvl w:val="0"/>
-          <w:numId w:val="15"/>
+          <w:numId w:val="16"/>
         </w:numPr>
         <w:pBdr>
           <w:top w:val="none" w:color="000000" w:sz="4" w:space="0"/>
@@ -608,29 +695,43 @@
           <w:bottom w:val="none" w:color="000000" w:sz="4" w:space="0"/>
           <w:right w:val="none" w:color="000000" w:sz="4" w:space="0"/>
         </w:pBdr>
-        <w:spacing/>
+        <w:spacing w:before="0" w:line="276" w:lineRule="auto"/>
         <w:ind w:right="0"/>
-        <w:rPr/>
+        <w:rPr>
+          <w:rFonts w:ascii="Arial" w:hAnsi="Arial" w:cs="Arial"/>
+          <w:b w:val="0"/>
+          <w:bCs w:val="0"/>
+          <w:sz w:val="22"/>
+          <w:szCs w:val="22"/>
+        </w:rPr>
       </w:pPr>
       <w:r>
         <w:rPr>
-          <w:b/>
-          <w:bCs/>
+          <w:rFonts w:ascii="Arial" w:hAnsi="Arial" w:eastAsia="Arial" w:cs="Arial"/>
+          <w:b w:val="0"/>
+          <w:bCs w:val="0"/>
+          <w:color w:val="000000"/>
+          <w:sz w:val="22"/>
+          <w:szCs w:val="22"/>
         </w:rPr>
-        <w:t xml:space="preserve">Subject Matter Expertise:</w:t>
+        <w:t xml:space="preserve">Programming &amp; Scripting</w:t>
       </w:r>
       <w:r>
-        <w:t xml:space="preserve"> Linux Infrastructure (Fedora/RHEL), Python/Bash Scripting.</w:t>
+        <w:rPr>
+          <w:rFonts w:ascii="Arial" w:hAnsi="Arial" w:eastAsia="Arial" w:cs="Arial"/>
+          <w:b w:val="0"/>
+          <w:bCs w:val="0"/>
+          <w:sz w:val="22"/>
+          <w:szCs w:val="22"/>
+        </w:rPr>
       </w:r>
-      <w:r/>
-      <w:r/>
     </w:p>
     <w:p>
       <w:pPr>
         <w:pStyle w:val="823"/>
         <w:numPr>
           <w:ilvl w:val="0"/>
-          <w:numId w:val="9"/>
+          <w:numId w:val="16"/>
         </w:numPr>
         <w:pBdr>
           <w:top w:val="none" w:color="000000" w:sz="4" w:space="0"/>
@@ -638,35 +739,109 @@
           <w:bottom w:val="none" w:color="000000" w:sz="4" w:space="0"/>
           <w:right w:val="none" w:color="000000" w:sz="4" w:space="0"/>
         </w:pBdr>
-        <w:spacing/>
+        <w:spacing w:before="0" w:line="276" w:lineRule="auto"/>
         <w:ind w:right="0"/>
         <w:rPr>
+          <w:rFonts w:ascii="Arial" w:hAnsi="Arial" w:cs="Arial"/>
           <w:sz w:val="22"/>
           <w:szCs w:val="22"/>
         </w:rPr>
       </w:pPr>
       <w:r>
         <w:rPr>
+          <w:rFonts w:ascii="Arial" w:hAnsi="Arial" w:eastAsia="Arial" w:cs="Arial"/>
           <w:b/>
-          <w:bCs/>
+          <w:color w:val="000000"/>
+          <w:sz w:val="22"/>
+          <w:szCs w:val="22"/>
         </w:rPr>
-        <w:t xml:space="preserve">Technical Workflow:</w:t>
+        <w:t xml:space="preserve">Web Development:</w:t>
       </w:r>
       <w:r>
-        <w:t xml:space="preserve"> Markdown, Git/GitHub, CLI, and Microsoft Office Suite.</w:t>
+        <w:rPr>
+          <w:rFonts w:ascii="Arial" w:hAnsi="Arial" w:eastAsia="Arial" w:cs="Arial"/>
+          <w:color w:val="000000"/>
+          <w:sz w:val="22"/>
+          <w:szCs w:val="22"/>
+        </w:rPr>
+        <w:t xml:space="preserve"> Responsive Web Design, HTML5, CSS3</w:t>
       </w:r>
-      <w:r/>
-      <w:r/>
       <w:r>
         <w:rPr>
+          <w:rFonts w:ascii="Arial" w:hAnsi="Arial" w:eastAsia="Arial" w:cs="Arial"/>
+          <w:sz w:val="22"/>
+          <w:szCs w:val="22"/>
+        </w:rPr>
+      </w:r>
+    </w:p>
+    <w:p>
+      <w:pPr>
+        <w:pStyle w:val="823"/>
+        <w:numPr>
+          <w:ilvl w:val="0"/>
+          <w:numId w:val="16"/>
+        </w:numPr>
+        <w:pBdr>
+          <w:top w:val="none" w:color="000000" w:sz="4" w:space="0"/>
+          <w:left w:val="none" w:color="000000" w:sz="4" w:space="0"/>
+          <w:bottom w:val="none" w:color="000000" w:sz="4" w:space="0"/>
+          <w:right w:val="none" w:color="000000" w:sz="4" w:space="0"/>
+        </w:pBdr>
+        <w:spacing w:before="0" w:line="276" w:lineRule="auto"/>
+        <w:ind w:right="0"/>
+        <w:rPr>
+          <w:rFonts w:ascii="Arial" w:hAnsi="Arial" w:cs="Arial"/>
+          <w:sz w:val="22"/>
+          <w:szCs w:val="22"/>
+        </w:rPr>
+      </w:pPr>
+      <w:r>
+        <w:rPr>
+          <w:rFonts w:ascii="Arial" w:hAnsi="Arial" w:eastAsia="Arial" w:cs="Arial"/>
           <w:b/>
-          <w:bCs/>
+          <w:color w:val="000000"/>
+          <w:sz w:val="22"/>
+          <w:szCs w:val="22"/>
+        </w:rPr>
+        <w:t xml:space="preserve">Languages &amp; Translation:</w:t>
+      </w:r>
+      <w:r>
+        <w:rPr>
+          <w:rFonts w:ascii="Arial" w:hAnsi="Arial" w:eastAsia="Arial" w:cs="Arial"/>
+          <w:color w:val="000000"/>
+          <w:sz w:val="22"/>
+          <w:szCs w:val="22"/>
+        </w:rPr>
+        <w:t xml:space="preserve"> Technical Translation (English </w:t>
+      </w:r>
+      <w:r>
+        <w:rPr>
+          <w:rFonts w:ascii="Arial" w:hAnsi="Arial" w:eastAsia="Arial" w:cs="Arial"/>
+          <w:color w:val="000000"/>
+          <w:sz w:val="22"/>
+          <w:szCs w:val="22"/>
+        </w:rPr>
+        <w:t xml:space="preserve">↔</w:t>
+      </w:r>
+      <w:r>
+        <w:rPr>
+          <w:rFonts w:ascii="Arial" w:hAnsi="Arial" w:eastAsia="Arial" w:cs="Arial"/>
+          <w:color w:val="000000"/>
+          <w:sz w:val="22"/>
+          <w:szCs w:val="22"/>
+        </w:rPr>
+        <w:t xml:space="preserve"> Hindi), Software Localization</w:t>
+      </w:r>
+      <w:r>
+        <w:rPr>
+          <w:rFonts w:ascii="Arial" w:hAnsi="Arial" w:eastAsia="Arial" w:cs="Arial"/>
           <w:sz w:val="22"/>
           <w:szCs w:val="22"/>
         </w:rPr>
       </w:r>
       <w:r>
         <w:rPr>
+          <w:rFonts w:ascii="Arial" w:hAnsi="Arial" w:eastAsia="Arial" w:cs="Arial"/>
           <w:sz w:val="22"/>
           <w:szCs w:val="22"/>
         </w:rPr>
@@ -674,24 +849,25 @@
     </w:p>
     <w:p>
       <w:pPr>
-        <w:pStyle w:val="750"/>
         <w:pBdr/>
         <w:spacing/>
         <w:ind/>
         <w:rPr>
+          <w:rFonts w:ascii="Arial" w:hAnsi="Arial" w:cs="Arial"/>
           <w:sz w:val="22"/>
           <w:szCs w:val="22"/>
         </w:rPr>
       </w:pPr>
       <w:r>
         <w:rPr>
+          <w:rFonts w:ascii="Arial" w:hAnsi="Arial" w:eastAsia="Arial" w:cs="Arial"/>
           <w:sz w:val="22"/>
           <w:szCs w:val="22"/>
         </w:rPr>
         <mc:AlternateContent>
           <mc:Choice Requires="wpg">
             <w:drawing>
-              <wp:anchor xmlns:wp="http://schemas.openxmlformats.org/drawingml/2006/wordprocessingDrawing" xmlns:wp14="http://schemas.microsoft.com/office/word/2010/wordprocessingDrawing" distT="9525" distB="9525" distL="9525" distR="10160" simplePos="0" relativeHeight="4" behindDoc="0" locked="0" layoutInCell="1" allowOverlap="1">
+              <wp:anchor xmlns:wp="http://schemas.openxmlformats.org/drawingml/2006/wordprocessingDrawing" xmlns:wp14="http://schemas.microsoft.com/office/word/2010/wordprocessingDrawing" distT="9525" distB="9525" distL="9525" distR="10160" simplePos="0" relativeHeight="2" behindDoc="0" locked="0" layoutInCell="1" allowOverlap="1">
                 <wp:simplePos x="0" y="0"/>
                 <wp:positionH relativeFrom="column">
                   <wp:posOffset>635</wp:posOffset>
@@ -699,20 +875,20 @@
                 <wp:positionV relativeFrom="paragraph">
                   <wp:posOffset>88265</wp:posOffset>
                 </wp:positionV>
-                <wp:extent cx="6617335" cy="635"/>
-                <wp:effectExtent l="9525" t="9525" r="10160" b="9525"/>
+                <wp:extent cx="7190772" cy="0"/>
+                <wp:effectExtent l="0" t="0" r="0" b="0"/>
                 <wp:wrapNone/>
                 <wp:docPr id="3" name="Shape1"/>
                 <wp:cNvGraphicFramePr/>
                 <a:graphic xmlns:a="http://schemas.openxmlformats.org/drawingml/2006/main">
                   <a:graphicData uri="http://schemas.microsoft.com/office/word/2010/wordprocessingShape">
                     <wps:wsp>
-                      <wps:cNvPr id="0" name=""/>
+                      <wps:cNvPr id="908472481" name=""/>
                       <wps:cNvSpPr/>
                       <wps:spPr bwMode="auto">
-                        <a:xfrm>
+                        <a:xfrm rot="0" flipH="0" flipV="0">
                           <a:off x="0" y="0"/>
-                          <a:ext cx="6617160" cy="720"/>
+                          <a:ext cx="7190771" cy="0"/>
                         </a:xfrm>
                         <a:prstGeom prst="line">
                           <a:avLst/>
@@ -752,19 +928,21 @@
           </mc:Choice>
           <mc:Fallback>
             <w:pict>
-              <v:line id="shape 2" o:spid="_x0000_s2" style="position:absolute;left:0;text-align:left;z-index:4;mso-wrap-distance-left:0.75pt;mso-wrap-distance-top:0.75pt;mso-wrap-distance-right:0.80pt;mso-wrap-distance-bottom:0.75pt;visibility:visible;" from="0.0pt,6.9pt" to="521.1pt,7.0pt" filled="f" strokecolor="#000000" strokeweight="1.50pt"/>
+              <v:line id="shape 2" o:spid="_x0000_s2" style="position:absolute;left:0;text-align:left;z-index:2;mso-wrap-distance-left:0.75pt;mso-wrap-distance-top:0.75pt;mso-wrap-distance-right:0.80pt;mso-wrap-distance-bottom:0.75pt;rotation:0;visibility:visible;" from="0.0pt,6.9pt" to="566.3pt,6.9pt" filled="f" strokecolor="#000000" strokeweight="1.50pt"/>
             </w:pict>
           </mc:Fallback>
         </mc:AlternateContent>
       </w:r>
       <w:r>
         <w:rPr>
+          <w:rFonts w:ascii="Arial" w:hAnsi="Arial" w:eastAsia="Arial" w:cs="Arial"/>
           <w:sz w:val="22"/>
           <w:szCs w:val="22"/>
         </w:rPr>
       </w:r>
       <w:r>
         <w:rPr>
+          <w:rFonts w:ascii="Arial" w:hAnsi="Arial" w:eastAsia="Arial" w:cs="Arial"/>
           <w:sz w:val="22"/>
           <w:szCs w:val="22"/>
         </w:rPr>
@@ -773,35 +951,82 @@
     <w:p>
       <w:pPr>
         <w:pStyle w:val="751"/>
-        <w:suppressLineNumbers w:val="false"/>
-        <w:pBdr/>
-        <w:spacing/>
-        <w:ind/>
+        <w:pBdr/>
+        <w:spacing w:before="0"/>
+        <w:ind w:firstLine="0" w:left="0"/>
         <w:rPr>
+          <w:rFonts w:ascii="Arial" w:hAnsi="Arial" w:cs="Arial"/>
           <w:sz w:val="22"/>
           <w:szCs w:val="22"/>
         </w:rPr>
       </w:pPr>
       <w:r>
         <w:rPr>
-          <w:rStyle w:val="761"/>
+          <w:rFonts w:ascii="Arial" w:hAnsi="Arial" w:eastAsia="Arial" w:cs="Arial"/>
+          <w:b/>
+          <w:color w:val="000000"/>
+          <w:sz w:val="22"/>
+          <w:szCs w:val="22"/>
+          <w:u w:val="single"/>
+        </w:rPr>
+        <w:t xml:space="preserve">Technical Projects &amp; Active Labs</w:t>
+      </w:r>
+      <w:r>
+        <w:rPr>
+          <w:rFonts w:ascii="Arial" w:hAnsi="Arial" w:eastAsia="Arial" w:cs="Arial"/>
+          <w:sz w:val="22"/>
+          <w:szCs w:val="22"/>
+        </w:rPr>
+      </w:r>
+    </w:p>
+    <w:p>
+      <w:pPr>
+        <w:pStyle w:val="752"/>
+        <w:numPr>
+          <w:ilvl w:val="0"/>
+          <w:numId w:val="26"/>
+        </w:numPr>
+        <w:pBdr/>
+        <w:spacing/>
+        <w:ind/>
+        <w:rPr>
+          <w:rFonts w:ascii="Arial" w:hAnsi="Arial" w:cs="Arial"/>
+          <w:sz w:val="22"/>
+          <w:szCs w:val="22"/>
+        </w:rPr>
+      </w:pPr>
+      <w:r>
+        <w:rPr>
+          <w:rFonts w:ascii="Arial" w:hAnsi="Arial" w:eastAsia="Arial" w:cs="Arial"/>
+          <w:b/>
+          <w:color w:val="000000"/>
+          <w:sz w:val="22"/>
+          <w:szCs w:val="22"/>
+          <w:u w:val="single"/>
+        </w:rPr>
+      </w:r>
+      <w:r>
+        <w:rPr>
+          <w:rStyle w:val="762"/>
+          <w:rFonts w:ascii="Arial" w:hAnsi="Arial" w:eastAsia="Arial" w:cs="Arial"/>
           <w:b/>
           <w:bCs/>
           <w:color w:val="000000" w:themeColor="text1"/>
           <w:sz w:val="22"/>
           <w:szCs w:val="22"/>
-          <w:u w:val="single"/>
         </w:rPr>
-        <w:t xml:space="preserve">Research Project</w:t>
+        <w:t xml:space="preserve">Cloud &amp; AI Tools Lab Work (In Progress)</w:t>
       </w:r>
       <w:r>
         <w:rPr>
+          <w:rFonts w:ascii="Arial" w:hAnsi="Arial" w:eastAsia="Arial" w:cs="Arial"/>
           <w:sz w:val="22"/>
           <w:szCs w:val="22"/>
         </w:rPr>
       </w:r>
       <w:r>
         <w:rPr>
+          <w:rFonts w:ascii="Arial" w:hAnsi="Arial" w:eastAsia="Arial" w:cs="Arial"/>
           <w:sz w:val="22"/>
           <w:szCs w:val="22"/>
         </w:rPr>
@@ -811,42 +1036,80 @@
       <w:pPr>
         <w:pStyle w:val="823"/>
         <w:numPr>
-          <w:ilvl w:val="0"/>
-          <w:numId w:val="1"/>
+          <w:ilvl w:val="1"/>
+          <w:numId w:val="26"/>
         </w:numPr>
-        <w:suppressLineNumbers w:val="false"/>
-        <w:pBdr/>
-        <w:spacing w:after="200" w:before="0"/>
-        <w:ind w:right="0" w:hanging="360" w:left="720"/>
-        <w:contextualSpacing w:val="true"/>
+        <w:pBdr>
+          <w:top w:val="none" w:color="000000" w:sz="4" w:space="0"/>
+          <w:left w:val="none" w:color="000000" w:sz="4" w:space="0"/>
+          <w:bottom w:val="none" w:color="000000" w:sz="4" w:space="0"/>
+          <w:right w:val="none" w:color="000000" w:sz="4" w:space="0"/>
+        </w:pBdr>
+        <w:spacing/>
+        <w:ind w:right="0"/>
         <w:rPr>
-          <w:b w:val="0"/>
-          <w:bCs w:val="0"/>
+          <w:rFonts w:ascii="Arial" w:hAnsi="Arial" w:cs="Arial"/>
           <w:sz w:val="22"/>
           <w:szCs w:val="22"/>
         </w:rPr>
       </w:pPr>
       <w:r>
         <w:rPr>
-          <w:b/>
-          <w:bCs/>
+          <w:rFonts w:ascii="Arial" w:hAnsi="Arial" w:eastAsia="Arial" w:cs="Arial"/>
+          <w:color w:val="000000"/>
           <w:sz w:val="22"/>
           <w:szCs w:val="22"/>
         </w:rPr>
-        <w:t xml:space="preserve">Comparative Study of QCNN and ResNet-50 for Medical Image Classification</w:t>
+        <w:t xml:space="preserve">Provisioned and maintained a live </w:t>
       </w:r>
       <w:r>
         <w:rPr>
-          <w:b w:val="0"/>
-          <w:bCs w:val="0"/>
+          <w:rFonts w:ascii="Arial" w:hAnsi="Arial" w:eastAsia="Arial" w:cs="Arial"/>
+          <w:b/>
+          <w:color w:val="000000"/>
+          <w:sz w:val="22"/>
+          <w:szCs w:val="22"/>
+        </w:rPr>
+        <w:t xml:space="preserve">AWS EC2</w:t>
+      </w:r>
+      <w:r>
+        <w:rPr>
+          <w:rFonts w:ascii="Arial" w:hAnsi="Arial" w:eastAsia="Arial" w:cs="Arial"/>
+          <w:color w:val="000000"/>
+          <w:sz w:val="22"/>
+          <w:szCs w:val="22"/>
+        </w:rPr>
+        <w:t xml:space="preserve"> instance, handling all remote server management and configuration entirely over </w:t>
+      </w:r>
+      <w:r>
+        <w:rPr>
+          <w:rFonts w:ascii="Arial" w:hAnsi="Arial" w:eastAsia="Arial" w:cs="Arial"/>
+          <w:b/>
+          <w:color w:val="000000"/>
+          <w:sz w:val="22"/>
+          <w:szCs w:val="22"/>
+        </w:rPr>
+        <w:t xml:space="preserve">SSH</w:t>
+      </w:r>
+      <w:r>
+        <w:rPr>
+          <w:rFonts w:ascii="Arial" w:hAnsi="Arial" w:eastAsia="Arial" w:cs="Arial"/>
+          <w:color w:val="000000"/>
+          <w:sz w:val="22"/>
+          <w:szCs w:val="22"/>
+        </w:rPr>
+        <w:t xml:space="preserve">.</w:t>
+      </w:r>
+      <w:r>
+        <w:rPr>
+          <w:rFonts w:ascii="Arial" w:hAnsi="Arial" w:eastAsia="Arial" w:cs="Arial"/>
           <w:sz w:val="22"/>
           <w:szCs w:val="22"/>
         </w:rPr>
       </w:r>
       <w:r>
         <w:rPr>
-          <w:b w:val="0"/>
-          <w:bCs w:val="0"/>
+          <w:rFonts w:ascii="Arial" w:hAnsi="Arial" w:eastAsia="Arial" w:cs="Arial"/>
           <w:sz w:val="22"/>
           <w:szCs w:val="22"/>
         </w:rPr>
@@ -857,34 +1120,465 @@
         <w:pStyle w:val="823"/>
         <w:numPr>
           <w:ilvl w:val="1"/>
-          <w:numId w:val="2"/>
+          <w:numId w:val="26"/>
         </w:numPr>
-        <w:suppressLineNumbers w:val="false"/>
-        <w:pBdr/>
-        <w:spacing w:after="0" w:before="0"/>
-        <w:ind w:right="0" w:hanging="360" w:left="1440"/>
-        <w:contextualSpacing w:val="true"/>
+        <w:pBdr>
+          <w:top w:val="none" w:color="000000" w:sz="4" w:space="0"/>
+          <w:left w:val="none" w:color="000000" w:sz="4" w:space="0"/>
+          <w:bottom w:val="none" w:color="000000" w:sz="4" w:space="0"/>
+          <w:right w:val="none" w:color="000000" w:sz="4" w:space="0"/>
+        </w:pBdr>
+        <w:spacing/>
+        <w:ind w:right="0"/>
         <w:rPr>
-          <w:b w:val="0"/>
-          <w:bCs w:val="0"/>
-          <w:sz w:val="22"/>
-          <w:szCs w:val="22"/>
-          <w:highlight w:val="none"/>
-        </w:rPr>
-      </w:pPr>
-      <w:r>
-        <w:rPr>
-          <w:b w:val="0"/>
-          <w:bCs w:val="0"/>
+          <w:rFonts w:ascii="Arial" w:hAnsi="Arial" w:cs="Arial"/>
           <w:sz w:val="22"/>
           <w:szCs w:val="22"/>
         </w:rPr>
-        <w:t xml:space="preserve">Conducted a detailed analysis of QCNN and ResNet-50 models using the MNIST medical dataset.</w:t>
+      </w:pPr>
+      <w:r>
+        <w:rPr>
+          <w:rFonts w:ascii="Arial" w:hAnsi="Arial" w:eastAsia="Arial" w:cs="Arial"/>
+          <w:color w:val="000000"/>
+          <w:sz w:val="22"/>
+          <w:szCs w:val="22"/>
+        </w:rPr>
+        <w:t xml:space="preserve">Practicing application containerization using </w:t>
       </w:r>
       <w:r>
         <w:rPr>
-          <w:b w:val="0"/>
-          <w:bCs w:val="0"/>
+          <w:rFonts w:ascii="Arial" w:hAnsi="Arial" w:eastAsia="Arial" w:cs="Arial"/>
+          <w:b/>
+          <w:color w:val="000000"/>
+          <w:sz w:val="22"/>
+          <w:szCs w:val="22"/>
+        </w:rPr>
+        <w:t xml:space="preserve">Docker</w:t>
+      </w:r>
+      <w:r>
+        <w:rPr>
+          <w:rFonts w:ascii="Arial" w:hAnsi="Arial" w:eastAsia="Arial" w:cs="Arial"/>
+          <w:color w:val="000000"/>
+          <w:sz w:val="22"/>
+          <w:szCs w:val="22"/>
+        </w:rPr>
+        <w:t xml:space="preserve"> directly inside a cloud environment to learn infrastructure consistency.</w:t>
+      </w:r>
+      <w:r>
+        <w:rPr>
+          <w:rFonts w:ascii="Arial" w:hAnsi="Arial" w:eastAsia="Arial" w:cs="Arial"/>
+          <w:sz w:val="22"/>
+          <w:szCs w:val="22"/>
+        </w:rPr>
+      </w:r>
+      <w:r>
+        <w:rPr>
+          <w:rFonts w:ascii="Arial" w:hAnsi="Arial" w:eastAsia="Arial" w:cs="Arial"/>
+          <w:sz w:val="22"/>
+          <w:szCs w:val="22"/>
+        </w:rPr>
+      </w:r>
+    </w:p>
+    <w:p>
+      <w:pPr>
+        <w:pStyle w:val="823"/>
+        <w:numPr>
+          <w:ilvl w:val="1"/>
+          <w:numId w:val="26"/>
+        </w:numPr>
+        <w:pBdr>
+          <w:top w:val="none" w:color="000000" w:sz="4" w:space="0"/>
+          <w:left w:val="none" w:color="000000" w:sz="4" w:space="0"/>
+          <w:bottom w:val="none" w:color="000000" w:sz="4" w:space="0"/>
+          <w:right w:val="none" w:color="000000" w:sz="4" w:space="0"/>
+        </w:pBdr>
+        <w:spacing/>
+        <w:ind w:right="0"/>
+        <w:rPr>
+          <w:rFonts w:ascii="Arial" w:hAnsi="Arial" w:cs="Arial"/>
+          <w:sz w:val="22"/>
+          <w:szCs w:val="22"/>
+        </w:rPr>
+      </w:pPr>
+      <w:r>
+        <w:rPr>
+          <w:rFonts w:ascii="Arial" w:hAnsi="Arial" w:eastAsia="Arial" w:cs="Arial"/>
+          <w:color w:val="000000"/>
+          <w:sz w:val="22"/>
+          <w:szCs w:val="22"/>
+        </w:rPr>
+        <w:t xml:space="preserve">Exploring terminal-based agentic workflows using </w:t>
+      </w:r>
+      <w:r>
+        <w:rPr>
+          <w:rFonts w:ascii="Arial" w:hAnsi="Arial" w:eastAsia="Arial" w:cs="Arial"/>
+          <w:b/>
+          <w:color w:val="000000"/>
+          <w:sz w:val="22"/>
+          <w:szCs w:val="22"/>
+        </w:rPr>
+        <w:t xml:space="preserve">Devin CLI</w:t>
+      </w:r>
+      <w:r>
+        <w:rPr>
+          <w:rFonts w:ascii="Arial" w:hAnsi="Arial" w:eastAsia="Arial" w:cs="Arial"/>
+          <w:color w:val="000000"/>
+          <w:sz w:val="22"/>
+          <w:szCs w:val="22"/>
+        </w:rPr>
+        <w:t xml:space="preserve"> and </w:t>
+      </w:r>
+      <w:r>
+        <w:rPr>
+          <w:rFonts w:ascii="Arial" w:hAnsi="Arial" w:eastAsia="Arial" w:cs="Arial"/>
+          <w:b/>
+          <w:color w:val="000000"/>
+          <w:sz w:val="22"/>
+          <w:szCs w:val="22"/>
+        </w:rPr>
+        <w:t xml:space="preserve">Devin Desktop</w:t>
+      </w:r>
+      <w:r>
+        <w:rPr>
+          <w:rFonts w:ascii="Arial" w:hAnsi="Arial" w:eastAsia="Arial" w:cs="Arial"/>
+          <w:color w:val="000000"/>
+          <w:sz w:val="22"/>
+          <w:szCs w:val="22"/>
+        </w:rPr>
+        <w:t xml:space="preserve"> on remote environments to automate code editing, refactoring, and debugging.</w:t>
+      </w:r>
+      <w:r>
+        <w:rPr>
+          <w:rFonts w:ascii="Arial" w:hAnsi="Arial" w:eastAsia="Arial" w:cs="Arial"/>
+          <w:sz w:val="22"/>
+          <w:szCs w:val="22"/>
+        </w:rPr>
+      </w:r>
+      <w:r>
+        <w:rPr>
+          <w:rFonts w:ascii="Arial" w:hAnsi="Arial" w:eastAsia="Arial" w:cs="Arial"/>
+          <w:sz w:val="22"/>
+          <w:szCs w:val="22"/>
+        </w:rPr>
+      </w:r>
+    </w:p>
+    <w:p>
+      <w:pPr>
+        <w:pStyle w:val="752"/>
+        <w:numPr>
+          <w:ilvl w:val="0"/>
+          <w:numId w:val="26"/>
+        </w:numPr>
+        <w:pBdr/>
+        <w:spacing/>
+        <w:ind/>
+        <w:rPr>
+          <w:rFonts w:ascii="Arial" w:hAnsi="Arial" w:cs="Arial"/>
+          <w:sz w:val="22"/>
+          <w:szCs w:val="22"/>
+        </w:rPr>
+      </w:pPr>
+      <w:r>
+        <w:rPr>
+          <w:rStyle w:val="762"/>
+          <w:rFonts w:ascii="Arial" w:hAnsi="Arial" w:eastAsia="Arial" w:cs="Arial"/>
+          <w:b/>
+          <w:bCs/>
+          <w:color w:val="000000" w:themeColor="text1"/>
+          <w:sz w:val="22"/>
+          <w:szCs w:val="22"/>
+        </w:rPr>
+      </w:r>
+      <w:r>
+        <w:rPr>
+          <w:rStyle w:val="762"/>
+          <w:rFonts w:ascii="Arial" w:hAnsi="Arial" w:eastAsia="Arial" w:cs="Arial"/>
+          <w:b/>
+          <w:bCs/>
+          <w:color w:val="000000" w:themeColor="text1"/>
+          <w:sz w:val="22"/>
+          <w:szCs w:val="22"/>
+        </w:rPr>
+        <w:t xml:space="preserve">Personal Portfolio &amp; "About Me" Website</w:t>
+      </w:r>
+      <w:r>
+        <w:rPr>
+          <w:rStyle w:val="762"/>
+          <w:rFonts w:ascii="Arial" w:hAnsi="Arial" w:eastAsia="Arial" w:cs="Arial"/>
+          <w:b/>
+          <w:bCs/>
+          <w:color w:val="000000" w:themeColor="text1"/>
+          <w:sz w:val="22"/>
+          <w:szCs w:val="22"/>
+        </w:rPr>
+        <w:t xml:space="preserve"> </w:t>
+      </w:r>
+      <w:r>
+        <w:rPr>
+          <w:rFonts w:ascii="Arial" w:hAnsi="Arial" w:eastAsia="Arial" w:cs="Arial"/>
+          <w:sz w:val="22"/>
+          <w:szCs w:val="22"/>
+        </w:rPr>
+      </w:r>
+    </w:p>
+    <w:p>
+      <w:pPr>
+        <w:pStyle w:val="823"/>
+        <w:numPr>
+          <w:ilvl w:val="1"/>
+          <w:numId w:val="26"/>
+        </w:numPr>
+        <w:pBdr>
+          <w:top w:val="none" w:color="000000" w:sz="4" w:space="0"/>
+          <w:left w:val="none" w:color="000000" w:sz="4" w:space="0"/>
+          <w:bottom w:val="none" w:color="000000" w:sz="4" w:space="0"/>
+          <w:right w:val="none" w:color="000000" w:sz="4" w:space="0"/>
+        </w:pBdr>
+        <w:spacing/>
+        <w:ind w:right="0"/>
+        <w:rPr>
+          <w:rFonts w:ascii="Arial" w:hAnsi="Arial" w:cs="Arial"/>
+          <w:color w:val="000000"/>
+          <w:sz w:val="22"/>
+          <w:szCs w:val="22"/>
+        </w:rPr>
+      </w:pPr>
+      <w:r>
+        <w:rPr>
+          <w:rFonts w:ascii="Arial" w:hAnsi="Arial" w:eastAsia="Arial" w:cs="Arial"/>
+          <w:color w:val="000000"/>
+          <w:sz w:val="22"/>
+          <w:szCs w:val="22"/>
+        </w:rPr>
+        <w:t xml:space="preserve">Built and deployed a responsive personal website to showcase frontend design skills and active code repositories.</w:t>
+      </w:r>
+      <w:r>
+        <w:rPr>
+          <w:rFonts w:ascii="Arial" w:hAnsi="Arial" w:eastAsia="Arial" w:cs="Arial"/>
+          <w:sz w:val="22"/>
+          <w:szCs w:val="22"/>
+        </w:rPr>
+      </w:r>
+    </w:p>
+    <w:p>
+      <w:pPr>
+        <w:pStyle w:val="823"/>
+        <w:numPr>
+          <w:ilvl w:val="1"/>
+          <w:numId w:val="26"/>
+        </w:numPr>
+        <w:pBdr>
+          <w:top w:val="none" w:color="000000" w:sz="4" w:space="0"/>
+          <w:left w:val="none" w:color="000000" w:sz="4" w:space="0"/>
+          <w:bottom w:val="none" w:color="000000" w:sz="4" w:space="0"/>
+          <w:right w:val="none" w:color="000000" w:sz="4" w:space="0"/>
+        </w:pBdr>
+        <w:spacing/>
+        <w:ind w:right="0"/>
+        <w:rPr>
+          <w:rFonts w:ascii="Arial" w:hAnsi="Arial" w:cs="Arial"/>
+          <w:sz w:val="22"/>
+          <w:szCs w:val="22"/>
+        </w:rPr>
+      </w:pPr>
+      <w:r>
+        <w:rPr>
+          <w:rFonts w:ascii="Arial" w:hAnsi="Arial" w:eastAsia="Arial" w:cs="Arial"/>
+          <w:color w:val="000000"/>
+          <w:sz w:val="22"/>
+          <w:szCs w:val="22"/>
+        </w:rPr>
+      </w:r>
+      <w:r>
+        <w:rPr>
+          <w:rFonts w:ascii="Arial" w:hAnsi="Arial" w:eastAsia="Arial" w:cs="Arial"/>
+          <w:color w:val="000000"/>
+          <w:sz w:val="22"/>
+          <w:szCs w:val="22"/>
+        </w:rPr>
+        <w:t xml:space="preserve">Optimized web pages for clean layouts, fast loading times, and mobile responsiveness.</w:t>
+      </w:r>
+      <w:r>
+        <w:rPr>
+          <w:rFonts w:ascii="Arial" w:hAnsi="Arial" w:eastAsia="Arial" w:cs="Arial"/>
+          <w:sz w:val="22"/>
+          <w:szCs w:val="22"/>
+        </w:rPr>
+      </w:r>
+      <w:r>
+        <w:rPr>
+          <w:rFonts w:ascii="Arial" w:hAnsi="Arial" w:eastAsia="Arial" w:cs="Arial"/>
+          <w:sz w:val="22"/>
+          <w:szCs w:val="22"/>
+        </w:rPr>
+      </w:r>
+    </w:p>
+    <w:p>
+      <w:pPr>
+        <w:pStyle w:val="752"/>
+        <w:numPr>
+          <w:ilvl w:val="0"/>
+          <w:numId w:val="26"/>
+        </w:numPr>
+        <w:pBdr/>
+        <w:spacing/>
+        <w:ind/>
+        <w:rPr>
+          <w:rFonts w:ascii="Arial" w:hAnsi="Arial" w:cs="Arial"/>
+          <w:sz w:val="22"/>
+          <w:szCs w:val="22"/>
+        </w:rPr>
+      </w:pPr>
+      <w:r>
+        <w:rPr>
+          <w:rFonts w:ascii="Arial" w:hAnsi="Arial" w:eastAsia="Arial" w:cs="Arial"/>
+          <w:b/>
+          <w:color w:val="000000"/>
+          <w:sz w:val="22"/>
+          <w:szCs w:val="22"/>
+        </w:rPr>
+        <w:t xml:space="preserve">Open-Source Localization </w:t>
+      </w:r>
+      <w:r>
+        <w:rPr>
+          <w:rFonts w:ascii="Arial" w:hAnsi="Arial" w:eastAsia="Arial" w:cs="Arial"/>
+          <w:b/>
+          <w:color w:val="000000"/>
+          <w:sz w:val="22"/>
+          <w:szCs w:val="22"/>
+          <w:lang w:val="en-IN"/>
+        </w:rPr>
+        <w:t xml:space="preserve">→</w:t>
+      </w:r>
+      <w:r>
+        <w:rPr>
+          <w:rFonts w:ascii="Arial" w:hAnsi="Arial" w:eastAsia="Arial" w:cs="Arial"/>
+          <w:b/>
+          <w:color w:val="000000"/>
+          <w:sz w:val="22"/>
+          <w:szCs w:val="22"/>
+        </w:rPr>
+        <w:t xml:space="preserve"> </w:t>
+      </w:r>
+      <w:hyperlink r:id="rId15" w:tooltip="The Hindi translation" w:history="1">
+        <w:r>
+          <w:rPr>
+            <w:rStyle w:val="791"/>
+            <w:rFonts w:ascii="Arial" w:hAnsi="Arial" w:eastAsia="Arial" w:cs="Arial"/>
+            <w:b/>
+            <w:color w:val="000000" w:themeColor="text1"/>
+            <w:sz w:val="22"/>
+            <w:szCs w:val="22"/>
+          </w:rPr>
+          <w:t xml:space="preserve">keepandroidopen.org</w:t>
+        </w:r>
+      </w:hyperlink>
+      <w:r>
+        <w:rPr>
+          <w:rFonts w:ascii="Arial" w:hAnsi="Arial" w:eastAsia="Arial" w:cs="Arial"/>
+          <w:b/>
+          <w:color w:val="000000"/>
+          <w:sz w:val="22"/>
+          <w:szCs w:val="22"/>
+        </w:rPr>
+      </w:r>
+      <w:r>
+        <w:rPr>
+          <w:rFonts w:ascii="Arial" w:hAnsi="Arial" w:eastAsia="Arial" w:cs="Arial"/>
+          <w:sz w:val="22"/>
+          <w:szCs w:val="22"/>
+        </w:rPr>
+      </w:r>
+    </w:p>
+    <w:p>
+      <w:pPr>
+        <w:pStyle w:val="823"/>
+        <w:numPr>
+          <w:ilvl w:val="1"/>
+          <w:numId w:val="26"/>
+        </w:numPr>
+        <w:pBdr>
+          <w:top w:val="none" w:color="000000" w:sz="4" w:space="0"/>
+          <w:left w:val="none" w:color="000000" w:sz="4" w:space="0"/>
+          <w:bottom w:val="none" w:color="000000" w:sz="4" w:space="0"/>
+          <w:right w:val="none" w:color="000000" w:sz="4" w:space="0"/>
+        </w:pBdr>
+        <w:spacing/>
+        <w:ind w:right="0"/>
+        <w:rPr>
+          <w:rFonts w:ascii="Arial" w:hAnsi="Arial" w:cs="Arial"/>
+          <w:sz w:val="22"/>
+          <w:szCs w:val="22"/>
+        </w:rPr>
+      </w:pPr>
+      <w:r>
+        <w:rPr>
+          <w:rFonts w:ascii="Arial" w:hAnsi="Arial" w:eastAsia="Arial" w:cs="Arial"/>
+          <w:color w:val="000000"/>
+          <w:sz w:val="22"/>
+          <w:szCs w:val="22"/>
+        </w:rPr>
+        <w:t xml:space="preserve">Translated the official documentation and web assets of the </w:t>
+      </w:r>
+      <w:r>
+        <w:rPr>
+          <w:rFonts w:ascii="Arial" w:hAnsi="Arial" w:eastAsia="Arial" w:cs="Arial"/>
+          <w:color w:val="000000"/>
+          <w:sz w:val="22"/>
+          <w:szCs w:val="22"/>
+        </w:rPr>
+        <w:t xml:space="preserve">keepandroidopen.org</w:t>
+      </w:r>
+      <w:r>
+        <w:rPr>
+          <w:rFonts w:ascii="Arial" w:hAnsi="Arial" w:eastAsia="Arial" w:cs="Arial"/>
+          <w:color w:val="000000"/>
+          <w:sz w:val="22"/>
+          <w:szCs w:val="22"/>
+        </w:rPr>
+        <w:t xml:space="preserve"> initiative into natural, context-accurate Hindi.</w:t>
+      </w:r>
+      <w:r>
+        <w:rPr>
+          <w:rFonts w:ascii="Arial" w:hAnsi="Arial" w:eastAsia="Arial" w:cs="Arial"/>
+          <w:sz w:val="22"/>
+          <w:szCs w:val="22"/>
+        </w:rPr>
+      </w:r>
+    </w:p>
+    <w:p>
+      <w:pPr>
+        <w:pStyle w:val="823"/>
+        <w:numPr>
+          <w:ilvl w:val="1"/>
+          <w:numId w:val="26"/>
+        </w:numPr>
+        <w:pBdr>
+          <w:top w:val="none" w:color="000000" w:sz="4" w:space="0"/>
+          <w:left w:val="none" w:color="000000" w:sz="4" w:space="0"/>
+          <w:bottom w:val="none" w:color="000000" w:sz="4" w:space="0"/>
+          <w:right w:val="none" w:color="000000" w:sz="4" w:space="0"/>
+        </w:pBdr>
+        <w:spacing/>
+        <w:ind w:right="0"/>
+        <w:rPr>
+          <w:rFonts w:ascii="Arial" w:hAnsi="Arial" w:cs="Arial"/>
+          <w:sz w:val="22"/>
+          <w:szCs w:val="22"/>
+        </w:rPr>
+      </w:pPr>
+      <w:r>
+        <w:rPr>
+          <w:rFonts w:ascii="Arial" w:hAnsi="Arial" w:eastAsia="Arial" w:cs="Arial"/>
+          <w:color w:val="000000"/>
+          <w:sz w:val="22"/>
+          <w:szCs w:val="22"/>
+        </w:rPr>
+        <w:t xml:space="preserve">Ensured complex mobile OS and technical concepts were accurately localized for Hindi-speaking developers and users.</w:t>
+      </w:r>
+      <w:r>
+        <w:rPr>
+          <w:rFonts w:ascii="Arial" w:hAnsi="Arial" w:eastAsia="Arial" w:cs="Arial"/>
           <w:sz w:val="22"/>
           <w:szCs w:val="22"/>
           <w:highlight w:val="none"/>
@@ -892,179 +1586,33 @@
       </w:r>
       <w:r>
         <w:rPr>
-          <w:b w:val="0"/>
-          <w:bCs w:val="0"/>
+          <w:rFonts w:ascii="Arial" w:hAnsi="Arial" w:eastAsia="Arial" w:cs="Arial"/>
           <w:sz w:val="22"/>
           <w:szCs w:val="22"/>
-          <w:highlight w:val="none"/>
         </w:rPr>
       </w:r>
     </w:p>
     <w:p>
       <w:pPr>
-        <w:pStyle w:val="823"/>
-        <w:numPr>
-          <w:ilvl w:val="1"/>
-          <w:numId w:val="2"/>
-        </w:numPr>
-        <w:suppressLineNumbers w:val="false"/>
-        <w:pBdr/>
-        <w:spacing w:after="0" w:before="0"/>
-        <w:ind w:right="0" w:hanging="360" w:left="1440"/>
-        <w:contextualSpacing w:val="true"/>
+        <w:pBdr/>
+        <w:spacing/>
+        <w:ind/>
         <w:rPr>
-          <w:b w:val="0"/>
-          <w:bCs w:val="0"/>
-          <w:sz w:val="22"/>
-          <w:szCs w:val="22"/>
-          <w:highlight w:val="none"/>
-        </w:rPr>
-      </w:pPr>
-      <w:r>
-        <w:rPr>
-          <w:b w:val="0"/>
-          <w:bCs w:val="0"/>
+          <w:rFonts w:ascii="Arial" w:hAnsi="Arial" w:cs="Arial"/>
           <w:sz w:val="22"/>
           <w:szCs w:val="22"/>
         </w:rPr>
-        <w:t xml:space="preserve">Evaluated models based on accuracy, precision, recall, F 1-score, and computational efficiency.</w:t>
-      </w:r>
+      </w:pPr>
       <w:r>
         <w:rPr>
-          <w:b w:val="0"/>
-          <w:bCs w:val="0"/>
-          <w:sz w:val="22"/>
-          <w:szCs w:val="22"/>
-          <w:highlight w:val="none"/>
-        </w:rPr>
-      </w:r>
-      <w:r>
-        <w:rPr>
-          <w:b w:val="0"/>
-          <w:bCs w:val="0"/>
-          <w:sz w:val="22"/>
-          <w:szCs w:val="22"/>
-          <w:highlight w:val="none"/>
-        </w:rPr>
-      </w:r>
-    </w:p>
-    <w:p>
-      <w:pPr>
-        <w:pStyle w:val="823"/>
-        <w:numPr>
-          <w:ilvl w:val="1"/>
-          <w:numId w:val="2"/>
-        </w:numPr>
-        <w:suppressLineNumbers w:val="false"/>
-        <w:pBdr/>
-        <w:spacing w:after="0" w:before="0"/>
-        <w:ind w:right="0" w:hanging="360" w:left="1440"/>
-        <w:contextualSpacing w:val="true"/>
-        <w:rPr>
-          <w:b w:val="0"/>
-          <w:bCs w:val="0"/>
-          <w:sz w:val="22"/>
-          <w:szCs w:val="22"/>
-          <w:highlight w:val="none"/>
-        </w:rPr>
-      </w:pPr>
-      <w:r>
-        <w:rPr>
-          <w:b w:val="0"/>
-          <w:bCs w:val="0"/>
-          <w:sz w:val="22"/>
-          <w:szCs w:val="22"/>
-        </w:rPr>
-        <w:t xml:space="preserve">Used frameworks including TensorFlow, PyTorch, PennyLane, and Cirq for quantum-classical hybrid implementation.</w:t>
-      </w:r>
-      <w:r>
-        <w:rPr>
-          <w:b w:val="0"/>
-          <w:bCs w:val="0"/>
-          <w:sz w:val="22"/>
-          <w:szCs w:val="22"/>
-          <w:highlight w:val="none"/>
-        </w:rPr>
-      </w:r>
-      <w:r>
-        <w:rPr>
-          <w:b w:val="0"/>
-          <w:bCs w:val="0"/>
-          <w:sz w:val="22"/>
-          <w:szCs w:val="22"/>
-          <w:highlight w:val="none"/>
-        </w:rPr>
-      </w:r>
-    </w:p>
-    <w:p>
-      <w:pPr>
-        <w:pStyle w:val="823"/>
-        <w:numPr>
-          <w:ilvl w:val="1"/>
-          <w:numId w:val="2"/>
-        </w:numPr>
-        <w:suppressLineNumbers w:val="false"/>
-        <w:pBdr/>
-        <w:spacing w:after="200" w:before="0"/>
-        <w:ind w:right="0" w:hanging="360" w:left="1440"/>
-        <w:contextualSpacing w:val="true"/>
-        <w:rPr>
-          <w:b w:val="0"/>
-          <w:bCs w:val="0"/>
-          <w:sz w:val="22"/>
-          <w:szCs w:val="22"/>
-          <w:highlight w:val="none"/>
-        </w:rPr>
-      </w:pPr>
-      <w:r>
-        <w:rPr>
-          <w:b w:val="0"/>
-          <w:bCs w:val="0"/>
-          <w:sz w:val="22"/>
-          <w:szCs w:val="22"/>
-        </w:rPr>
-        <w:t xml:space="preserve">Findings demonstrated ResNet-50's superior current performance but highlighted QCNN's potential in future scalable quantum systems.</w:t>
-      </w:r>
-      <w:r>
-        <w:rPr>
-          <w:b w:val="0"/>
-          <w:bCs w:val="0"/>
-          <w:sz w:val="22"/>
-          <w:szCs w:val="22"/>
-          <w:highlight w:val="none"/>
-        </w:rPr>
-      </w:r>
-      <w:r>
-        <w:rPr>
-          <w:b w:val="0"/>
-          <w:bCs w:val="0"/>
-          <w:sz w:val="22"/>
-          <w:szCs w:val="22"/>
-          <w:highlight w:val="none"/>
-        </w:rPr>
-      </w:r>
-    </w:p>
-    <w:p>
-      <w:pPr>
-        <w:pStyle w:val="750"/>
-        <w:pBdr/>
-        <w:spacing/>
-        <w:ind/>
-        <w:rPr>
-          <w:sz w:val="22"/>
-          <w:szCs w:val="22"/>
-          <w:highlight w:val="none"/>
-        </w:rPr>
-      </w:pPr>
-      <w:r>
-        <w:rPr>
+          <w:rFonts w:ascii="Arial" w:hAnsi="Arial" w:eastAsia="Arial" w:cs="Arial"/>
           <w:sz w:val="22"/>
           <w:szCs w:val="22"/>
         </w:rPr>
         <mc:AlternateContent>
           <mc:Choice Requires="wpg">
             <w:drawing>
-              <wp:anchor xmlns:wp="http://schemas.openxmlformats.org/drawingml/2006/wordprocessingDrawing" xmlns:wp14="http://schemas.microsoft.com/office/word/2010/wordprocessingDrawing" distT="9525" distB="9525" distL="9525" distR="10160" simplePos="0" relativeHeight="5" behindDoc="0" locked="0" layoutInCell="1" allowOverlap="1">
+              <wp:anchor xmlns:wp="http://schemas.openxmlformats.org/drawingml/2006/wordprocessingDrawing" xmlns:wp14="http://schemas.microsoft.com/office/word/2010/wordprocessingDrawing" distT="9525" distB="9525" distL="9525" distR="10160" simplePos="0" relativeHeight="2" behindDoc="0" locked="0" layoutInCell="1" allowOverlap="1">
                 <wp:simplePos x="0" y="0"/>
                 <wp:positionH relativeFrom="column">
                   <wp:posOffset>635</wp:posOffset>
@@ -1072,20 +1620,20 @@
                 <wp:positionV relativeFrom="paragraph">
                   <wp:posOffset>88265</wp:posOffset>
                 </wp:positionV>
-                <wp:extent cx="6617335" cy="635"/>
-                <wp:effectExtent l="9525" t="9525" r="10160" b="9525"/>
+                <wp:extent cx="7190772" cy="0"/>
+                <wp:effectExtent l="0" t="0" r="0" b="0"/>
                 <wp:wrapNone/>
                 <wp:docPr id="4" name="Shape1"/>
                 <wp:cNvGraphicFramePr/>
                 <a:graphic xmlns:a="http://schemas.openxmlformats.org/drawingml/2006/main">
                   <a:graphicData uri="http://schemas.microsoft.com/office/word/2010/wordprocessingShape">
                     <wps:wsp>
-                      <wps:cNvPr id="0" name=""/>
+                      <wps:cNvPr id="908472481" name=""/>
                       <wps:cNvSpPr/>
                       <wps:spPr bwMode="auto">
-                        <a:xfrm>
+                        <a:xfrm rot="0" flipH="0" flipV="0">
                           <a:off x="0" y="0"/>
-                          <a:ext cx="6617160" cy="720"/>
+                          <a:ext cx="7190771" cy="0"/>
                         </a:xfrm>
                         <a:prstGeom prst="line">
                           <a:avLst/>
@@ -1125,23 +1673,23 @@
           </mc:Choice>
           <mc:Fallback>
             <w:pict>
-              <v:line id="shape 3" o:spid="_x0000_s3" style="position:absolute;left:0;text-align:left;z-index:5;mso-wrap-distance-left:0.75pt;mso-wrap-distance-top:0.75pt;mso-wrap-distance-right:0.80pt;mso-wrap-distance-bottom:0.75pt;visibility:visible;" from="0.0pt,6.9pt" to="521.1pt,7.0pt" filled="f" strokecolor="#000000" strokeweight="1.50pt"/>
+              <v:line id="shape 3" o:spid="_x0000_s3" style="position:absolute;left:0;text-align:left;z-index:2;mso-wrap-distance-left:0.75pt;mso-wrap-distance-top:0.75pt;mso-wrap-distance-right:0.80pt;mso-wrap-distance-bottom:0.75pt;rotation:0;visibility:visible;" from="0.0pt,6.9pt" to="566.3pt,6.9pt" filled="f" strokecolor="#000000" strokeweight="1.50pt"/>
             </w:pict>
           </mc:Fallback>
         </mc:AlternateContent>
       </w:r>
       <w:r>
         <w:rPr>
+          <w:rFonts w:ascii="Arial" w:hAnsi="Arial" w:eastAsia="Arial" w:cs="Arial"/>
           <w:sz w:val="22"/>
           <w:szCs w:val="22"/>
-          <w:highlight w:val="none"/>
         </w:rPr>
       </w:r>
       <w:r>
         <w:rPr>
+          <w:rFonts w:ascii="Arial" w:hAnsi="Arial" w:eastAsia="Arial" w:cs="Arial"/>
           <w:sz w:val="22"/>
           <w:szCs w:val="22"/>
-          <w:highlight w:val="none"/>
         </w:rPr>
       </w:r>
     </w:p>
@@ -1149,16 +1697,17 @@
       <w:pPr>
         <w:pStyle w:val="751"/>
         <w:pBdr/>
-        <w:spacing/>
+        <w:spacing w:before="0"/>
         <w:ind/>
         <w:rPr>
+          <w:rFonts w:ascii="Arial" w:hAnsi="Arial" w:cs="Arial"/>
           <w:sz w:val="22"/>
           <w:szCs w:val="22"/>
         </w:rPr>
       </w:pPr>
       <w:r>
         <w:rPr>
-          <w:rStyle w:val="761"/>
+          <w:rFonts w:ascii="Arial" w:hAnsi="Arial" w:eastAsia="Arial" w:cs="Arial"/>
           <w:b/>
           <w:bCs/>
           <w:color w:val="000000" w:themeColor="text1"/>
@@ -1170,12 +1719,18 @@
       </w:r>
       <w:r>
         <w:rPr>
+          <w:rFonts w:ascii="Arial" w:hAnsi="Arial" w:eastAsia="Arial" w:cs="Arial"/>
+          <w:b/>
+          <w:bCs/>
+          <w:color w:val="000000" w:themeColor="text1"/>
           <w:sz w:val="22"/>
           <w:szCs w:val="22"/>
+          <w:u w:val="single"/>
         </w:rPr>
       </w:r>
       <w:r>
         <w:rPr>
+          <w:rFonts w:ascii="Arial" w:hAnsi="Arial" w:eastAsia="Arial" w:cs="Arial"/>
           <w:sz w:val="22"/>
           <w:szCs w:val="22"/>
         </w:rPr>
@@ -1202,7 +1757,7 @@
       <w:r>
         <w:rPr>
           <w:rStyle w:val="762"/>
-          <w:rFonts w:ascii="Arial" w:hAnsi="Arial" w:cs="Arial"/>
+          <w:rFonts w:ascii="Arial" w:hAnsi="Arial" w:eastAsia="Arial" w:cs="Arial"/>
           <w:color w:val="000000" w:themeColor="text1"/>
           <w:sz w:val="22"/>
           <w:szCs w:val="22"/>
@@ -1210,7 +1765,7 @@
       </w:r>
       <w:r>
         <w:rPr>
-          <w:rFonts w:ascii="Arial" w:hAnsi="Arial" w:cs="Arial"/>
+          <w:rFonts w:ascii="Arial" w:hAnsi="Arial" w:eastAsia="Arial" w:cs="Arial"/>
           <w:b/>
           <w:bCs/>
           <w:color w:val="000000" w:themeColor="text1"/>
@@ -1221,6 +1776,7 @@
       </w:r>
       <w:r>
         <w:rPr>
+          <w:rFonts w:ascii="Arial" w:hAnsi="Arial" w:eastAsia="Arial" w:cs="Arial"/>
           <w:b/>
           <w:bCs/>
           <w:color w:val="000000" w:themeColor="text1"/>
@@ -1231,7 +1787,7 @@
       </w:r>
       <w:r>
         <w:rPr>
-          <w:rFonts w:ascii="Arial" w:hAnsi="Arial" w:cs="Arial"/>
+          <w:rFonts w:ascii="Arial" w:hAnsi="Arial" w:eastAsia="Arial" w:cs="Arial"/>
           <w:b/>
           <w:bCs/>
           <w:color w:val="000000" w:themeColor="text1"/>
@@ -1242,7 +1798,7 @@
       </w:r>
       <w:r>
         <w:rPr>
-          <w:rFonts w:ascii="Arial" w:hAnsi="Arial" w:cs="Arial"/>
+          <w:rFonts w:ascii="Arial" w:hAnsi="Arial" w:eastAsia="Arial" w:cs="Arial"/>
           <w:color w:val="000000" w:themeColor="text1"/>
           <w:sz w:val="22"/>
           <w:szCs w:val="22"/>
@@ -1250,7 +1806,7 @@
       </w:r>
       <w:r>
         <w:rPr>
-          <w:rFonts w:ascii="Arial" w:hAnsi="Arial" w:cs="Arial"/>
+          <w:rFonts w:ascii="Arial" w:hAnsi="Arial" w:eastAsia="Arial" w:cs="Arial"/>
           <w:color w:val="000000" w:themeColor="text1"/>
           <w:sz w:val="22"/>
           <w:szCs w:val="22"/>
@@ -1268,6 +1824,7 @@
         <w:spacing w:after="0" w:before="0"/>
         <w:ind w:right="0" w:hanging="360" w:left="1440"/>
         <w:rPr>
+          <w:rFonts w:ascii="Arial" w:hAnsi="Arial" w:cs="Arial"/>
           <w:color w:val="000000" w:themeColor="text1"/>
           <w:sz w:val="22"/>
           <w:szCs w:val="22"/>
@@ -1275,6 +1832,7 @@
       </w:pPr>
       <w:r>
         <w:rPr>
+          <w:rFonts w:ascii="Arial" w:hAnsi="Arial" w:eastAsia="Arial" w:cs="Arial"/>
           <w:color w:val="000000" w:themeColor="text1"/>
           <w:sz w:val="22"/>
           <w:szCs w:val="22"/>
@@ -1283,6 +1841,7 @@
       </w:r>
       <w:r>
         <w:rPr>
+          <w:rFonts w:ascii="Arial" w:hAnsi="Arial" w:eastAsia="Arial" w:cs="Arial"/>
           <w:color w:val="000000" w:themeColor="text1"/>
           <w:sz w:val="22"/>
           <w:szCs w:val="22"/>
@@ -1291,6 +1850,7 @@
       </w:r>
       <w:r>
         <w:rPr>
+          <w:rFonts w:ascii="Arial" w:hAnsi="Arial" w:eastAsia="Arial" w:cs="Arial"/>
           <w:b w:val="0"/>
           <w:bCs w:val="0"/>
           <w:color w:val="000000" w:themeColor="text1"/>
@@ -1301,6 +1861,7 @@
       </w:r>
       <w:r>
         <w:rPr>
+          <w:rFonts w:ascii="Arial" w:hAnsi="Arial" w:eastAsia="Arial" w:cs="Arial"/>
           <w:color w:val="000000" w:themeColor="text1"/>
           <w:sz w:val="22"/>
           <w:szCs w:val="22"/>
@@ -1308,6 +1869,7 @@
       </w:r>
       <w:r>
         <w:rPr>
+          <w:rFonts w:ascii="Arial" w:hAnsi="Arial" w:eastAsia="Arial" w:cs="Arial"/>
           <w:color w:val="000000" w:themeColor="text1"/>
           <w:sz w:val="22"/>
           <w:szCs w:val="22"/>
@@ -1335,7 +1897,7 @@
       <w:r>
         <w:rPr>
           <w:rStyle w:val="762"/>
-          <w:rFonts w:ascii="Arial" w:hAnsi="Arial" w:cs="Arial"/>
+          <w:rFonts w:ascii="Arial" w:hAnsi="Arial" w:eastAsia="Arial" w:cs="Arial"/>
           <w:color w:val="000000" w:themeColor="text1"/>
           <w:sz w:val="22"/>
           <w:szCs w:val="22"/>
@@ -1343,7 +1905,7 @@
       </w:r>
       <w:r>
         <w:rPr>
-          <w:rFonts w:ascii="Arial" w:hAnsi="Arial" w:cs="Arial"/>
+          <w:rFonts w:ascii="Arial" w:hAnsi="Arial" w:eastAsia="Arial" w:cs="Arial"/>
           <w:b/>
           <w:bCs/>
           <w:color w:val="000000" w:themeColor="text1"/>
@@ -1354,7 +1916,7 @@
       </w:r>
       <w:r>
         <w:rPr>
-          <w:rFonts w:ascii="Arial" w:hAnsi="Arial" w:cs="Arial"/>
+          <w:rFonts w:ascii="Arial" w:hAnsi="Arial" w:eastAsia="Arial" w:cs="Arial"/>
           <w:color w:val="000000" w:themeColor="text1"/>
           <w:sz w:val="22"/>
           <w:szCs w:val="22"/>
@@ -1363,7 +1925,7 @@
       </w:r>
       <w:r>
         <w:rPr>
-          <w:rFonts w:ascii="Arial" w:hAnsi="Arial" w:cs="Arial"/>
+          <w:rFonts w:ascii="Arial" w:hAnsi="Arial" w:eastAsia="Arial" w:cs="Arial"/>
           <w:b/>
           <w:bCs/>
           <w:color w:val="000000" w:themeColor="text1"/>
@@ -1374,7 +1936,7 @@
       </w:r>
       <w:r>
         <w:rPr>
-          <w:rFonts w:ascii="Arial" w:hAnsi="Arial" w:cs="Arial"/>
+          <w:rFonts w:ascii="Arial" w:hAnsi="Arial" w:eastAsia="Arial" w:cs="Arial"/>
           <w:color w:val="000000" w:themeColor="text1"/>
           <w:sz w:val="22"/>
           <w:szCs w:val="22"/>
@@ -1382,7 +1944,7 @@
       </w:r>
       <w:r>
         <w:rPr>
-          <w:rFonts w:ascii="Arial" w:hAnsi="Arial" w:cs="Arial"/>
+          <w:rFonts w:ascii="Arial" w:hAnsi="Arial" w:eastAsia="Arial" w:cs="Arial"/>
           <w:color w:val="000000" w:themeColor="text1"/>
           <w:sz w:val="22"/>
           <w:szCs w:val="22"/>
@@ -1400,6 +1962,7 @@
         <w:spacing w:before="0"/>
         <w:ind w:right="0" w:hanging="360" w:left="1440"/>
         <w:rPr>
+          <w:rFonts w:ascii="Arial" w:hAnsi="Arial" w:cs="Arial"/>
           <w:color w:val="000000" w:themeColor="text1"/>
           <w:sz w:val="22"/>
           <w:szCs w:val="22"/>
@@ -1407,6 +1970,7 @@
       </w:pPr>
       <w:r>
         <w:rPr>
+          <w:rFonts w:ascii="Arial" w:hAnsi="Arial" w:eastAsia="Arial" w:cs="Arial"/>
           <w:color w:val="000000" w:themeColor="text1"/>
           <w:sz w:val="22"/>
           <w:szCs w:val="22"/>
@@ -1415,6 +1979,7 @@
       </w:r>
       <w:r>
         <w:rPr>
+          <w:rFonts w:ascii="Arial" w:hAnsi="Arial" w:eastAsia="Arial" w:cs="Arial"/>
           <w:color w:val="000000" w:themeColor="text1"/>
           <w:sz w:val="22"/>
           <w:szCs w:val="22"/>
@@ -1422,6 +1987,7 @@
       </w:r>
       <w:r>
         <w:rPr>
+          <w:rFonts w:ascii="Arial" w:hAnsi="Arial" w:eastAsia="Arial" w:cs="Arial"/>
           <w:color w:val="000000" w:themeColor="text1"/>
           <w:sz w:val="22"/>
           <w:szCs w:val="22"/>
@@ -1430,25 +1996,25 @@
     </w:p>
     <w:p>
       <w:pPr>
-        <w:pStyle w:val="750"/>
         <w:pBdr/>
         <w:spacing/>
         <w:ind/>
         <w:rPr>
+          <w:rFonts w:ascii="Arial" w:hAnsi="Arial" w:cs="Arial"/>
           <w:sz w:val="22"/>
           <w:szCs w:val="22"/>
-          <w:highlight w:val="none"/>
         </w:rPr>
       </w:pPr>
       <w:r>
         <w:rPr>
+          <w:rFonts w:ascii="Arial" w:hAnsi="Arial" w:eastAsia="Arial" w:cs="Arial"/>
           <w:sz w:val="22"/>
           <w:szCs w:val="22"/>
         </w:rPr>
         <mc:AlternateContent>
           <mc:Choice Requires="wpg">
             <w:drawing>
-              <wp:anchor xmlns:wp="http://schemas.openxmlformats.org/drawingml/2006/wordprocessingDrawing" xmlns:wp14="http://schemas.microsoft.com/office/word/2010/wordprocessingDrawing" distT="9525" distB="9525" distL="9525" distR="10160" simplePos="0" relativeHeight="6" behindDoc="0" locked="0" layoutInCell="1" allowOverlap="1">
+              <wp:anchor xmlns:wp="http://schemas.openxmlformats.org/drawingml/2006/wordprocessingDrawing" xmlns:wp14="http://schemas.microsoft.com/office/word/2010/wordprocessingDrawing" distT="9525" distB="9525" distL="9525" distR="10160" simplePos="0" relativeHeight="2" behindDoc="0" locked="0" layoutInCell="1" allowOverlap="1">
                 <wp:simplePos x="0" y="0"/>
                 <wp:positionH relativeFrom="column">
                   <wp:posOffset>635</wp:posOffset>
@@ -1456,20 +2022,20 @@
                 <wp:positionV relativeFrom="paragraph">
                   <wp:posOffset>88265</wp:posOffset>
                 </wp:positionV>
-                <wp:extent cx="6617335" cy="635"/>
-                <wp:effectExtent l="9525" t="9525" r="10160" b="9525"/>
+                <wp:extent cx="7190772" cy="0"/>
+                <wp:effectExtent l="0" t="0" r="0" b="0"/>
                 <wp:wrapNone/>
                 <wp:docPr id="5" name="Shape1"/>
                 <wp:cNvGraphicFramePr/>
                 <a:graphic xmlns:a="http://schemas.openxmlformats.org/drawingml/2006/main">
                   <a:graphicData uri="http://schemas.microsoft.com/office/word/2010/wordprocessingShape">
                     <wps:wsp>
-                      <wps:cNvPr id="0" name=""/>
+                      <wps:cNvPr id="908472481" name=""/>
                       <wps:cNvSpPr/>
                       <wps:spPr bwMode="auto">
-                        <a:xfrm>
+                        <a:xfrm rot="0" flipH="0" flipV="0">
                           <a:off x="0" y="0"/>
-                          <a:ext cx="6617160" cy="720"/>
+                          <a:ext cx="7190771" cy="0"/>
                         </a:xfrm>
                         <a:prstGeom prst="line">
                           <a:avLst/>
@@ -1509,23 +2075,23 @@
           </mc:Choice>
           <mc:Fallback>
             <w:pict>
-              <v:line id="shape 4" o:spid="_x0000_s4" style="position:absolute;left:0;text-align:left;z-index:6;mso-wrap-distance-left:0.75pt;mso-wrap-distance-top:0.75pt;mso-wrap-distance-right:0.80pt;mso-wrap-distance-bottom:0.75pt;visibility:visible;" from="0.0pt,6.9pt" to="521.1pt,7.0pt" filled="f" strokecolor="#000000" strokeweight="1.50pt"/>
+              <v:line id="shape 4" o:spid="_x0000_s4" style="position:absolute;left:0;text-align:left;z-index:2;mso-wrap-distance-left:0.75pt;mso-wrap-distance-top:0.75pt;mso-wrap-distance-right:0.80pt;mso-wrap-distance-bottom:0.75pt;rotation:0;visibility:visible;" from="0.0pt,6.9pt" to="566.3pt,6.9pt" filled="f" strokecolor="#000000" strokeweight="1.50pt"/>
             </w:pict>
           </mc:Fallback>
         </mc:AlternateContent>
       </w:r>
       <w:r>
         <w:rPr>
+          <w:rFonts w:ascii="Arial" w:hAnsi="Arial" w:eastAsia="Arial" w:cs="Arial"/>
           <w:sz w:val="22"/>
           <w:szCs w:val="22"/>
-          <w:highlight w:val="none"/>
         </w:rPr>
       </w:r>
       <w:r>
         <w:rPr>
+          <w:rFonts w:ascii="Arial" w:hAnsi="Arial" w:eastAsia="Arial" w:cs="Arial"/>
           <w:sz w:val="22"/>
           <w:szCs w:val="22"/>
-          <w:highlight w:val="none"/>
         </w:rPr>
       </w:r>
     </w:p>
@@ -1533,9 +2099,10 @@
       <w:pPr>
         <w:pStyle w:val="751"/>
         <w:pBdr/>
-        <w:spacing/>
+        <w:spacing w:before="0"/>
         <w:ind/>
         <w:rPr>
+          <w:rFonts w:ascii="Arial" w:hAnsi="Arial" w:cs="Arial"/>
           <w:sz w:val="22"/>
           <w:szCs w:val="22"/>
         </w:rPr>
@@ -1543,6 +2110,7 @@
       <w:r>
         <w:rPr>
           <w:rStyle w:val="761"/>
+          <w:rFonts w:ascii="Arial" w:hAnsi="Arial" w:eastAsia="Arial" w:cs="Arial"/>
           <w:b/>
           <w:bCs/>
           <w:color w:val="000000" w:themeColor="text1"/>
@@ -1550,16 +2118,23 @@
           <w:szCs w:val="22"/>
           <w:u w:val="single"/>
         </w:rPr>
-        <w:t xml:space="preserve">Projects &amp; Certifications (GitHub)</w:t>
+        <w:t xml:space="preserve">Certifications</w:t>
       </w:r>
       <w:r>
         <w:rPr>
+          <w:rStyle w:val="761"/>
+          <w:rFonts w:ascii="Arial" w:hAnsi="Arial" w:eastAsia="Arial" w:cs="Arial"/>
+          <w:b/>
+          <w:bCs/>
+          <w:color w:val="000000" w:themeColor="text1"/>
           <w:sz w:val="22"/>
           <w:szCs w:val="22"/>
+          <w:u w:val="single"/>
         </w:rPr>
       </w:r>
       <w:r>
         <w:rPr>
+          <w:rFonts w:ascii="Arial" w:hAnsi="Arial" w:eastAsia="Arial" w:cs="Arial"/>
           <w:sz w:val="22"/>
           <w:szCs w:val="22"/>
         </w:rPr>
@@ -1573,10 +2148,11 @@
           <w:numId w:val="12"/>
         </w:numPr>
         <w:pBdr/>
-        <w:spacing w:after="0" w:before="0"/>
+        <w:spacing w:before="0"/>
         <w:ind w:right="0"/>
         <w:contextualSpacing w:val="true"/>
         <w:rPr>
+          <w:rFonts w:ascii="Arial" w:hAnsi="Arial" w:cs="Arial"/>
           <w:color w:val="000000" w:themeColor="text1"/>
           <w:sz w:val="22"/>
           <w:szCs w:val="22"/>
@@ -1584,55 +2160,7 @@
       </w:pPr>
       <w:r>
         <w:rPr>
-          <w:sz w:val="22"/>
-          <w:szCs w:val="22"/>
-        </w:rPr>
-      </w:r>
-      <w:hyperlink r:id="rId15" w:tooltip="My Final Semester Research report" w:history="1">
-        <w:r>
-          <w:rPr>
-            <w:rStyle w:val="791"/>
-            <w:color w:val="000000" w:themeColor="text1"/>
-            <w:sz w:val="22"/>
-            <w:szCs w:val="22"/>
-          </w:rPr>
-          <w:t xml:space="preserve">QCNN vs ResNet</w:t>
-        </w:r>
-      </w:hyperlink>
-      <w:r>
-        <w:rPr>
-          <w:color w:val="000000" w:themeColor="text1"/>
-          <w:sz w:val="22"/>
-          <w:szCs w:val="22"/>
-        </w:rPr>
-      </w:r>
-      <w:r>
-        <w:rPr>
-          <w:color w:val="000000" w:themeColor="text1"/>
-          <w:sz w:val="22"/>
-          <w:szCs w:val="22"/>
-        </w:rPr>
-      </w:r>
-    </w:p>
-    <w:p>
-      <w:pPr>
-        <w:pStyle w:val="823"/>
-        <w:numPr>
-          <w:ilvl w:val="0"/>
-          <w:numId w:val="12"/>
-        </w:numPr>
-        <w:pBdr/>
-        <w:spacing w:after="0" w:before="0"/>
-        <w:ind w:right="0"/>
-        <w:contextualSpacing w:val="true"/>
-        <w:rPr>
-          <w:color w:val="000000" w:themeColor="text1"/>
-          <w:sz w:val="22"/>
-          <w:szCs w:val="22"/>
-        </w:rPr>
-      </w:pPr>
-      <w:r>
-        <w:rPr>
+          <w:rFonts w:ascii="Arial" w:hAnsi="Arial" w:eastAsia="Arial" w:cs="Arial"/>
           <w:color w:val="000000" w:themeColor="text1"/>
           <w:sz w:val="22"/>
           <w:szCs w:val="22"/>
@@ -1643,6 +2171,7 @@
         <w:r>
           <w:rPr>
             <w:rStyle w:val="791"/>
+            <w:rFonts w:ascii="Arial" w:hAnsi="Arial" w:eastAsia="Arial" w:cs="Arial"/>
             <w:color w:val="000000" w:themeColor="text1"/>
             <w:sz w:val="22"/>
             <w:szCs w:val="22"/>
@@ -1652,13 +2181,16 @@
       </w:hyperlink>
       <w:r>
         <w:rPr>
+          <w:rFonts w:ascii="Arial" w:hAnsi="Arial" w:eastAsia="Arial" w:cs="Arial"/>
           <w:color w:val="000000" w:themeColor="text1"/>
           <w:sz w:val="22"/>
           <w:szCs w:val="22"/>
+          <w:highlight w:val="none"/>
         </w:rPr>
       </w:r>
       <w:r>
         <w:rPr>
+          <w:rFonts w:ascii="Arial" w:hAnsi="Arial" w:eastAsia="Arial" w:cs="Arial"/>
           <w:color w:val="000000" w:themeColor="text1"/>
           <w:sz w:val="22"/>
           <w:szCs w:val="22"/>
@@ -1667,111 +2199,46 @@
     </w:p>
     <w:p>
       <w:pPr>
-        <w:pStyle w:val="823"/>
-        <w:numPr>
-          <w:ilvl w:val="0"/>
-          <w:numId w:val="12"/>
-        </w:numPr>
-        <w:pBdr/>
-        <w:spacing w:after="200" w:before="0"/>
-        <w:ind w:right="0"/>
+        <w:pBdr/>
+        <w:spacing/>
+        <w:ind/>
         <w:rPr>
-          <w:color w:val="000000" w:themeColor="text1"/>
+          <w:rFonts w:ascii="Arial" w:hAnsi="Arial" w:cs="Arial"/>
           <w:sz w:val="22"/>
           <w:szCs w:val="22"/>
         </w:rPr>
       </w:pPr>
       <w:r>
         <w:rPr>
-          <w:color w:val="000000" w:themeColor="text1"/>
-          <w:sz w:val="22"/>
-          <w:szCs w:val="22"/>
-        </w:rPr>
-      </w:r>
-      <w:hyperlink r:id="rId17" w:tooltip="https://harshyadv.github.io/HYDV/" w:history="1">
-        <w:r>
-          <w:rPr>
-            <w:rStyle w:val="952"/>
-            <w:color w:val="000000" w:themeColor="text1"/>
-            <w:sz w:val="22"/>
-            <w:szCs w:val="22"/>
-          </w:rPr>
-        </w:r>
-        <w:r>
-          <w:rPr>
-            <w:rStyle w:val="952"/>
-            <w:color w:val="000000" w:themeColor="text1"/>
-            <w:sz w:val="22"/>
-            <w:szCs w:val="22"/>
-          </w:rPr>
-        </w:r>
-        <w:r>
-          <w:rPr>
-            <w:rStyle w:val="952"/>
-            <w:color w:val="000000" w:themeColor="text1"/>
-            <w:sz w:val="22"/>
-            <w:szCs w:val="22"/>
-          </w:rPr>
-          <w:t xml:space="preserve">My "About Me" website</w:t>
-        </w:r>
-      </w:hyperlink>
-      <w:r>
-        <w:rPr>
-          <w:color w:val="000000" w:themeColor="text1"/>
-          <w:sz w:val="22"/>
-          <w:szCs w:val="22"/>
-        </w:rPr>
-      </w:r>
-      <w:r>
-        <w:rPr>
-          <w:color w:val="000000" w:themeColor="text1"/>
-          <w:sz w:val="22"/>
-          <w:szCs w:val="22"/>
-        </w:rPr>
-      </w:r>
-    </w:p>
-    <w:p>
-      <w:pPr>
-        <w:pStyle w:val="750"/>
-        <w:pBdr/>
-        <w:spacing/>
-        <w:ind/>
-        <w:rPr>
-          <w:sz w:val="22"/>
-          <w:szCs w:val="22"/>
-          <w:highlight w:val="none"/>
-        </w:rPr>
-      </w:pPr>
-      <w:r>
-        <w:rPr>
+          <w:rFonts w:ascii="Arial" w:hAnsi="Arial" w:eastAsia="Arial" w:cs="Arial"/>
           <w:sz w:val="22"/>
           <w:szCs w:val="22"/>
         </w:rPr>
         <mc:AlternateContent>
           <mc:Choice Requires="wpg">
             <w:drawing>
-              <wp:anchor xmlns:wp="http://schemas.openxmlformats.org/drawingml/2006/wordprocessingDrawing" xmlns:wp14="http://schemas.microsoft.com/office/word/2010/wordprocessingDrawing" distT="10160" distB="10160" distL="9525" distR="10160" simplePos="0" relativeHeight="7" behindDoc="0" locked="0" layoutInCell="1" allowOverlap="1">
+              <wp:anchor xmlns:wp="http://schemas.openxmlformats.org/drawingml/2006/wordprocessingDrawing" xmlns:wp14="http://schemas.microsoft.com/office/word/2010/wordprocessingDrawing" distT="9525" distB="9525" distL="9525" distR="10160" simplePos="0" relativeHeight="2" behindDoc="0" locked="0" layoutInCell="1" allowOverlap="1">
                 <wp:simplePos x="0" y="0"/>
                 <wp:positionH relativeFrom="column">
                   <wp:posOffset>635</wp:posOffset>
                 </wp:positionH>
                 <wp:positionV relativeFrom="paragraph">
-                  <wp:posOffset>136525</wp:posOffset>
+                  <wp:posOffset>88265</wp:posOffset>
                 </wp:positionV>
-                <wp:extent cx="6617335" cy="0"/>
-                <wp:effectExtent l="9525" t="10160" r="10160" b="10160"/>
+                <wp:extent cx="7190772" cy="0"/>
+                <wp:effectExtent l="0" t="0" r="0" b="0"/>
                 <wp:wrapNone/>
                 <wp:docPr id="6" name="Shape1"/>
                 <wp:cNvGraphicFramePr/>
                 <a:graphic xmlns:a="http://schemas.openxmlformats.org/drawingml/2006/main">
                   <a:graphicData uri="http://schemas.microsoft.com/office/word/2010/wordprocessingShape">
                     <wps:wsp>
-                      <wps:cNvPr id="0" name=""/>
+                      <wps:cNvPr id="908472481" name=""/>
                       <wps:cNvSpPr/>
                       <wps:spPr bwMode="auto">
-                        <a:xfrm>
+                        <a:xfrm rot="0" flipH="0" flipV="0">
                           <a:off x="0" y="0"/>
-                          <a:ext cx="6617160" cy="0"/>
+                          <a:ext cx="7190771" cy="0"/>
                         </a:xfrm>
                         <a:prstGeom prst="line">
                           <a:avLst/>
@@ -1811,13 +2278,35 @@
           </mc:Choice>
           <mc:Fallback>
             <w:pict>
-              <v:line id="shape 5" o:spid="_x0000_s5" style="position:absolute;left:0;text-align:left;z-index:7;mso-wrap-distance-left:0.75pt;mso-wrap-distance-top:0.80pt;mso-wrap-distance-right:0.80pt;mso-wrap-distance-bottom:0.80pt;visibility:visible;" from="0.0pt,10.8pt" to="521.1pt,10.8pt" filled="f" strokecolor="#000000" strokeweight="1.50pt"/>
+              <v:line id="shape 5" o:spid="_x0000_s5" style="position:absolute;left:0;text-align:left;z-index:2;mso-wrap-distance-left:0.75pt;mso-wrap-distance-top:0.75pt;mso-wrap-distance-right:0.80pt;mso-wrap-distance-bottom:0.75pt;rotation:0;visibility:visible;" from="0.0pt,6.9pt" to="566.3pt,6.9pt" filled="f" strokecolor="#000000" strokeweight="1.50pt"/>
             </w:pict>
           </mc:Fallback>
         </mc:AlternateContent>
       </w:r>
       <w:r>
         <w:rPr>
+          <w:rFonts w:ascii="Arial" w:hAnsi="Arial" w:eastAsia="Arial" w:cs="Arial"/>
+          <w:sz w:val="22"/>
+          <w:szCs w:val="22"/>
+        </w:rPr>
+      </w:r>
+      <w:r>
+        <w:rPr>
+          <w:rFonts w:ascii="Arial" w:hAnsi="Arial" w:eastAsia="Arial" w:cs="Arial"/>
+          <w:sz w:val="22"/>
+          <w:szCs w:val="22"/>
+        </w:rPr>
+      </w:r>
+      <w:r>
+        <w:rPr>
+          <w:rFonts w:ascii="Arial" w:hAnsi="Arial" w:eastAsia="Arial" w:cs="Arial"/>
+          <w:sz w:val="22"/>
+          <w:szCs w:val="22"/>
+        </w:rPr>
+      </w:r>
+      <w:r>
+        <w:rPr>
+          <w:rFonts w:ascii="Arial" w:hAnsi="Arial" w:eastAsia="Arial" w:cs="Arial"/>
           <w:sz w:val="22"/>
           <w:szCs w:val="22"/>
           <w:highlight w:val="none"/>
@@ -1825,37 +2314,17 @@
       </w:r>
       <w:r>
         <w:rPr>
+          <w:rFonts w:ascii="Arial" w:hAnsi="Arial" w:eastAsia="Arial" w:cs="Arial"/>
           <w:sz w:val="22"/>
           <w:szCs w:val="22"/>
           <w:highlight w:val="none"/>
         </w:rPr>
       </w:r>
-    </w:p>
-    <w:p>
-      <w:pPr>
-        <w:pStyle w:val="750"/>
-        <w:pBdr/>
-        <w:spacing w:after="200" w:before="0"/>
-        <w:ind w:right="0" w:firstLine="0" w:left="0"/>
+      <w:r>
         <w:rPr>
+          <w:rFonts w:ascii="Arial" w:hAnsi="Arial" w:cs="Arial"/>
           <w:sz w:val="22"/>
           <w:szCs w:val="22"/>
-          <w:highlight w:val="none"/>
-        </w:rPr>
-      </w:pPr>
-      <w:r>
-        <w:rPr>
-          <w:i/>
-          <w:iCs/>
-          <w:sz w:val="22"/>
-          <w:szCs w:val="22"/>
-        </w:rPr>
-      </w:r>
-      <w:r>
-        <w:rPr>
-          <w:sz w:val="22"/>
-          <w:szCs w:val="22"/>
-          <w:highlight w:val="none"/>
         </w:rPr>
       </w:r>
     </w:p>
@@ -1865,7 +2334,7 @@
       <w:footnotePr/>
       <w:endnotePr/>
       <w:type w:val="nextPage"/>
-      <w:pgSz w:h="16838" w:orient="portrait" w:w="11906"/>
+      <w:pgSz w:h="17986" w:orient="portrait" w:w="12715"/>
       <w:pgMar w:top="720" w:right="720" w:bottom="720" w:left="720" w:header="0" w:footer="0" w:gutter="0"/>
       <w:cols w:num="1" w:sep="0" w:space="1701" w:equalWidth="1"/>
     </w:sectPr>
@@ -1930,13 +2399,6 @@
         <w:iCs/>
         <w:sz w:val="22"/>
         <w:szCs w:val="22"/>
-      </w:rPr>
-      <w:t xml:space="preserve">References available upon request.</w:t>
-    </w:r>
-    <w:r>
-      <w:rPr>
-        <w:b/>
-        <w:bCs/>
       </w:rPr>
     </w:r>
     <w:r>
@@ -3815,7 +4277,7 @@
     <w:lvl w:ilvl="0">
       <w:isLgl w:val="false"/>
       <w:lvlJc w:val="left"/>
-      <w:lvlText w:val="·"/>
+      <w:lvlText w:val="• "/>
       <w:numFmt w:val="bullet"/>
       <w:pPr>
         <w:pBdr/>
@@ -3823,9 +4285,10 @@
         <w:ind w:hanging="360" w:left="720"/>
       </w:pPr>
       <w:rPr>
-        <w:rFonts w:hint="default" w:ascii="Symbol" w:hAnsi="Symbol" w:eastAsia="Symbol" w:cs="Symbol"/>
-      </w:rPr>
-      <w:start w:val="1"/>
+        <w:rFonts w:ascii="OpenSymbol" w:hAnsi="OpenSymbol" w:eastAsia="OpenSymbol" w:cs="OpenSymbol"/>
+        <w:color w:val="000000" w:themeColor="text1"/>
+      </w:rPr>
+      <w:start w:val="0"/>
       <w:suff w:val="tab"/>
     </w:lvl>
     <w:lvl w:ilvl="1">
@@ -4393,6 +4856,1713 @@
       </w:pPr>
       <w:rPr>
         <w:rFonts w:hint="default" w:ascii="Wingdings" w:hAnsi="Wingdings" w:eastAsia="Wingdings" w:cs="Wingdings"/>
+      </w:rPr>
+      <w:start w:val="1"/>
+      <w:suff w:val="tab"/>
+    </w:lvl>
+  </w:abstractNum>
+  <w:abstractNum w:abstractNumId="15">
+    <w:nsid w:val="0FB98344"/>
+    <w:lvl w:ilvl="0">
+      <w:isLgl w:val="false"/>
+      <w:lvlJc w:val="left"/>
+      <w:lvlText w:val="• "/>
+      <w:numFmt w:val="bullet"/>
+      <w:pPr>
+        <w:pBdr/>
+        <w:spacing/>
+        <w:ind w:hanging="360" w:left="709"/>
+      </w:pPr>
+      <w:rPr>
+        <w:rFonts w:ascii="OpenSymbol" w:hAnsi="OpenSymbol" w:eastAsia="OpenSymbol" w:cs="OpenSymbol"/>
+        <w:color w:val="000000" w:themeColor="text1"/>
+      </w:rPr>
+      <w:start w:val="0"/>
+      <w:suff w:val="tab"/>
+    </w:lvl>
+    <w:lvl w:ilvl="1">
+      <w:isLgl w:val="false"/>
+      <w:lvlJc w:val="left"/>
+      <w:lvlText w:val="o"/>
+      <w:numFmt w:val="bullet"/>
+      <w:pPr>
+        <w:pBdr/>
+        <w:spacing/>
+        <w:ind w:hanging="360" w:left="1429"/>
+      </w:pPr>
+      <w:rPr>
+        <w:rFonts w:hint="default" w:ascii="Courier New" w:hAnsi="Courier New" w:eastAsia="Courier New" w:cs="Courier New"/>
+      </w:rPr>
+      <w:start w:val="1"/>
+      <w:suff w:val="tab"/>
+    </w:lvl>
+    <w:lvl w:ilvl="2">
+      <w:isLgl w:val="false"/>
+      <w:lvlJc w:val="left"/>
+      <w:lvlText w:val="§"/>
+      <w:numFmt w:val="bullet"/>
+      <w:pPr>
+        <w:pBdr/>
+        <w:spacing/>
+        <w:ind w:hanging="360" w:left="2149"/>
+      </w:pPr>
+      <w:rPr>
+        <w:rFonts w:hint="default" w:ascii="Wingdings" w:hAnsi="Wingdings" w:eastAsia="Wingdings" w:cs="Wingdings"/>
+      </w:rPr>
+      <w:start w:val="1"/>
+      <w:suff w:val="tab"/>
+    </w:lvl>
+    <w:lvl w:ilvl="3">
+      <w:isLgl w:val="false"/>
+      <w:lvlJc w:val="left"/>
+      <w:lvlText w:val="·"/>
+      <w:numFmt w:val="bullet"/>
+      <w:pPr>
+        <w:pBdr/>
+        <w:spacing/>
+        <w:ind w:hanging="360" w:left="2869"/>
+      </w:pPr>
+      <w:rPr>
+        <w:rFonts w:hint="default" w:ascii="Symbol" w:hAnsi="Symbol" w:eastAsia="Symbol" w:cs="Symbol"/>
+      </w:rPr>
+      <w:start w:val="1"/>
+      <w:suff w:val="tab"/>
+    </w:lvl>
+    <w:lvl w:ilvl="4">
+      <w:isLgl w:val="false"/>
+      <w:lvlJc w:val="left"/>
+      <w:lvlText w:val="o"/>
+      <w:numFmt w:val="bullet"/>
+      <w:pPr>
+        <w:pBdr/>
+        <w:spacing/>
+        <w:ind w:hanging="360" w:left="3589"/>
+      </w:pPr>
+      <w:rPr>
+        <w:rFonts w:hint="default" w:ascii="Courier New" w:hAnsi="Courier New" w:eastAsia="Courier New" w:cs="Courier New"/>
+      </w:rPr>
+      <w:start w:val="1"/>
+      <w:suff w:val="tab"/>
+    </w:lvl>
+    <w:lvl w:ilvl="5">
+      <w:isLgl w:val="false"/>
+      <w:lvlJc w:val="left"/>
+      <w:lvlText w:val="§"/>
+      <w:numFmt w:val="bullet"/>
+      <w:pPr>
+        <w:pBdr/>
+        <w:spacing/>
+        <w:ind w:hanging="360" w:left="4309"/>
+      </w:pPr>
+      <w:rPr>
+        <w:rFonts w:hint="default" w:ascii="Wingdings" w:hAnsi="Wingdings" w:eastAsia="Wingdings" w:cs="Wingdings"/>
+      </w:rPr>
+      <w:start w:val="1"/>
+      <w:suff w:val="tab"/>
+    </w:lvl>
+    <w:lvl w:ilvl="6">
+      <w:isLgl w:val="false"/>
+      <w:lvlJc w:val="left"/>
+      <w:lvlText w:val="·"/>
+      <w:numFmt w:val="bullet"/>
+      <w:pPr>
+        <w:pBdr/>
+        <w:spacing/>
+        <w:ind w:hanging="360" w:left="5029"/>
+      </w:pPr>
+      <w:rPr>
+        <w:rFonts w:hint="default" w:ascii="Symbol" w:hAnsi="Symbol" w:eastAsia="Symbol" w:cs="Symbol"/>
+      </w:rPr>
+      <w:start w:val="1"/>
+      <w:suff w:val="tab"/>
+    </w:lvl>
+    <w:lvl w:ilvl="7">
+      <w:isLgl w:val="false"/>
+      <w:lvlJc w:val="left"/>
+      <w:lvlText w:val="o"/>
+      <w:numFmt w:val="bullet"/>
+      <w:pPr>
+        <w:pBdr/>
+        <w:spacing/>
+        <w:ind w:hanging="360" w:left="5749"/>
+      </w:pPr>
+      <w:rPr>
+        <w:rFonts w:hint="default" w:ascii="Courier New" w:hAnsi="Courier New" w:eastAsia="Courier New" w:cs="Courier New"/>
+      </w:rPr>
+      <w:start w:val="1"/>
+      <w:suff w:val="tab"/>
+    </w:lvl>
+    <w:lvl w:ilvl="8">
+      <w:isLgl w:val="false"/>
+      <w:lvlJc w:val="left"/>
+      <w:lvlText w:val="§"/>
+      <w:numFmt w:val="bullet"/>
+      <w:pPr>
+        <w:pBdr/>
+        <w:spacing/>
+        <w:ind w:hanging="360" w:left="6469"/>
+      </w:pPr>
+      <w:rPr>
+        <w:rFonts w:hint="default" w:ascii="Wingdings" w:hAnsi="Wingdings" w:eastAsia="Wingdings" w:cs="Wingdings"/>
+      </w:rPr>
+      <w:start w:val="1"/>
+      <w:suff w:val="tab"/>
+    </w:lvl>
+  </w:abstractNum>
+  <w:abstractNum w:abstractNumId="16">
+    <w:nsid w:val="6D9DE700"/>
+    <w:lvl w:ilvl="0">
+      <w:isLgl w:val="false"/>
+      <w:lvlJc w:val="left"/>
+      <w:lvlText w:val="·"/>
+      <w:numFmt w:val="bullet"/>
+      <w:pPr>
+        <w:pBdr/>
+        <w:spacing/>
+        <w:ind w:hanging="360" w:left="709"/>
+      </w:pPr>
+      <w:rPr>
+        <w:rFonts w:hint="default" w:ascii="Symbol" w:hAnsi="Symbol" w:eastAsia="Symbol" w:cs="Symbol"/>
+      </w:rPr>
+      <w:start w:val="1"/>
+      <w:suff w:val="tab"/>
+    </w:lvl>
+    <w:lvl w:ilvl="1">
+      <w:isLgl w:val="false"/>
+      <w:lvlJc w:val="left"/>
+      <w:lvlText w:val="o"/>
+      <w:numFmt w:val="bullet"/>
+      <w:pPr>
+        <w:pBdr/>
+        <w:spacing/>
+        <w:ind w:hanging="360" w:left="1429"/>
+      </w:pPr>
+      <w:rPr>
+        <w:rFonts w:hint="default" w:ascii="Courier New" w:hAnsi="Courier New" w:eastAsia="Courier New" w:cs="Courier New"/>
+      </w:rPr>
+      <w:start w:val="1"/>
+      <w:suff w:val="tab"/>
+    </w:lvl>
+    <w:lvl w:ilvl="2">
+      <w:isLgl w:val="false"/>
+      <w:lvlJc w:val="left"/>
+      <w:lvlText w:val="§"/>
+      <w:numFmt w:val="bullet"/>
+      <w:pPr>
+        <w:pBdr/>
+        <w:spacing/>
+        <w:ind w:hanging="360" w:left="2149"/>
+      </w:pPr>
+      <w:rPr>
+        <w:rFonts w:hint="default" w:ascii="Wingdings" w:hAnsi="Wingdings" w:eastAsia="Wingdings" w:cs="Wingdings"/>
+      </w:rPr>
+      <w:start w:val="1"/>
+      <w:suff w:val="tab"/>
+    </w:lvl>
+    <w:lvl w:ilvl="3">
+      <w:isLgl w:val="false"/>
+      <w:lvlJc w:val="left"/>
+      <w:lvlText w:val="·"/>
+      <w:numFmt w:val="bullet"/>
+      <w:pPr>
+        <w:pBdr/>
+        <w:spacing/>
+        <w:ind w:hanging="360" w:left="2869"/>
+      </w:pPr>
+      <w:rPr>
+        <w:rFonts w:hint="default" w:ascii="Symbol" w:hAnsi="Symbol" w:eastAsia="Symbol" w:cs="Symbol"/>
+      </w:rPr>
+      <w:start w:val="1"/>
+      <w:suff w:val="tab"/>
+    </w:lvl>
+    <w:lvl w:ilvl="4">
+      <w:isLgl w:val="false"/>
+      <w:lvlJc w:val="left"/>
+      <w:lvlText w:val="o"/>
+      <w:numFmt w:val="bullet"/>
+      <w:pPr>
+        <w:pBdr/>
+        <w:spacing/>
+        <w:ind w:hanging="360" w:left="3589"/>
+      </w:pPr>
+      <w:rPr>
+        <w:rFonts w:hint="default" w:ascii="Courier New" w:hAnsi="Courier New" w:eastAsia="Courier New" w:cs="Courier New"/>
+      </w:rPr>
+      <w:start w:val="1"/>
+      <w:suff w:val="tab"/>
+    </w:lvl>
+    <w:lvl w:ilvl="5">
+      <w:isLgl w:val="false"/>
+      <w:lvlJc w:val="left"/>
+      <w:lvlText w:val="§"/>
+      <w:numFmt w:val="bullet"/>
+      <w:pPr>
+        <w:pBdr/>
+        <w:spacing/>
+        <w:ind w:hanging="360" w:left="4309"/>
+      </w:pPr>
+      <w:rPr>
+        <w:rFonts w:hint="default" w:ascii="Wingdings" w:hAnsi="Wingdings" w:eastAsia="Wingdings" w:cs="Wingdings"/>
+      </w:rPr>
+      <w:start w:val="1"/>
+      <w:suff w:val="tab"/>
+    </w:lvl>
+    <w:lvl w:ilvl="6">
+      <w:isLgl w:val="false"/>
+      <w:lvlJc w:val="left"/>
+      <w:lvlText w:val="·"/>
+      <w:numFmt w:val="bullet"/>
+      <w:pPr>
+        <w:pBdr/>
+        <w:spacing/>
+        <w:ind w:hanging="360" w:left="5029"/>
+      </w:pPr>
+      <w:rPr>
+        <w:rFonts w:hint="default" w:ascii="Symbol" w:hAnsi="Symbol" w:eastAsia="Symbol" w:cs="Symbol"/>
+      </w:rPr>
+      <w:start w:val="1"/>
+      <w:suff w:val="tab"/>
+    </w:lvl>
+    <w:lvl w:ilvl="7">
+      <w:isLgl w:val="false"/>
+      <w:lvlJc w:val="left"/>
+      <w:lvlText w:val="o"/>
+      <w:numFmt w:val="bullet"/>
+      <w:pPr>
+        <w:pBdr/>
+        <w:spacing/>
+        <w:ind w:hanging="360" w:left="5749"/>
+      </w:pPr>
+      <w:rPr>
+        <w:rFonts w:hint="default" w:ascii="Courier New" w:hAnsi="Courier New" w:eastAsia="Courier New" w:cs="Courier New"/>
+      </w:rPr>
+      <w:start w:val="1"/>
+      <w:suff w:val="tab"/>
+    </w:lvl>
+    <w:lvl w:ilvl="8">
+      <w:isLgl w:val="false"/>
+      <w:lvlJc w:val="left"/>
+      <w:lvlText w:val="§"/>
+      <w:numFmt w:val="bullet"/>
+      <w:pPr>
+        <w:pBdr/>
+        <w:spacing/>
+        <w:ind w:hanging="360" w:left="6469"/>
+      </w:pPr>
+      <w:rPr>
+        <w:rFonts w:hint="default" w:ascii="Wingdings" w:hAnsi="Wingdings" w:eastAsia="Wingdings" w:cs="Wingdings"/>
+      </w:rPr>
+      <w:start w:val="1"/>
+      <w:suff w:val="tab"/>
+    </w:lvl>
+  </w:abstractNum>
+  <w:abstractNum w:abstractNumId="17">
+    <w:nsid w:val="439C26CB"/>
+    <w:lvl w:ilvl="0">
+      <w:isLgl w:val="false"/>
+      <w:lvlJc w:val="left"/>
+      <w:lvlText w:val="• "/>
+      <w:numFmt w:val="bullet"/>
+      <w:pPr>
+        <w:pBdr/>
+        <w:spacing/>
+        <w:ind w:hanging="360" w:left="720"/>
+      </w:pPr>
+      <w:rPr>
+        <w:rFonts w:ascii="OpenSymbol" w:hAnsi="OpenSymbol" w:eastAsia="OpenSymbol" w:cs="OpenSymbol"/>
+        <w:color w:val="000000" w:themeColor="text1"/>
+      </w:rPr>
+      <w:start w:val="0"/>
+      <w:suff w:val="tab"/>
+    </w:lvl>
+    <w:lvl w:ilvl="1">
+      <w:isLgl w:val="false"/>
+      <w:lvlJc w:val="left"/>
+      <w:lvlText w:val="–"/>
+      <w:numFmt w:val="bullet"/>
+      <w:pPr>
+        <w:pBdr/>
+        <w:spacing/>
+        <w:ind w:hanging="360" w:left="1440"/>
+      </w:pPr>
+      <w:rPr>
+        <w:rFonts w:ascii="Arial" w:hAnsi="Arial"/>
+      </w:rPr>
+      <w:start w:val="0"/>
+      <w:suff w:val="tab"/>
+    </w:lvl>
+    <w:lvl w:ilvl="2">
+      <w:isLgl w:val="false"/>
+      <w:lvlJc w:val="left"/>
+      <w:lvlText w:val="§"/>
+      <w:numFmt w:val="bullet"/>
+      <w:pPr>
+        <w:pBdr/>
+        <w:spacing/>
+        <w:ind w:hanging="360" w:left="2160"/>
+      </w:pPr>
+      <w:rPr>
+        <w:rFonts w:hint="default" w:ascii="Wingdings" w:hAnsi="Wingdings" w:eastAsia="Wingdings" w:cs="Wingdings"/>
+      </w:rPr>
+      <w:start w:val="1"/>
+      <w:suff w:val="tab"/>
+    </w:lvl>
+    <w:lvl w:ilvl="3">
+      <w:isLgl w:val="false"/>
+      <w:lvlJc w:val="left"/>
+      <w:lvlText w:val="·"/>
+      <w:numFmt w:val="bullet"/>
+      <w:pPr>
+        <w:pBdr/>
+        <w:spacing/>
+        <w:ind w:hanging="360" w:left="2880"/>
+      </w:pPr>
+      <w:rPr>
+        <w:rFonts w:hint="default" w:ascii="Symbol" w:hAnsi="Symbol" w:eastAsia="Symbol" w:cs="Symbol"/>
+      </w:rPr>
+      <w:start w:val="1"/>
+      <w:suff w:val="tab"/>
+    </w:lvl>
+    <w:lvl w:ilvl="4">
+      <w:isLgl w:val="false"/>
+      <w:lvlJc w:val="left"/>
+      <w:lvlText w:val="o"/>
+      <w:numFmt w:val="bullet"/>
+      <w:pPr>
+        <w:pBdr/>
+        <w:spacing/>
+        <w:ind w:hanging="360" w:left="3600"/>
+      </w:pPr>
+      <w:rPr>
+        <w:rFonts w:hint="default" w:ascii="Courier New" w:hAnsi="Courier New" w:eastAsia="Courier New" w:cs="Courier New"/>
+      </w:rPr>
+      <w:start w:val="1"/>
+      <w:suff w:val="tab"/>
+    </w:lvl>
+    <w:lvl w:ilvl="5">
+      <w:isLgl w:val="false"/>
+      <w:lvlJc w:val="left"/>
+      <w:lvlText w:val="§"/>
+      <w:numFmt w:val="bullet"/>
+      <w:pPr>
+        <w:pBdr/>
+        <w:spacing/>
+        <w:ind w:hanging="360" w:left="4320"/>
+      </w:pPr>
+      <w:rPr>
+        <w:rFonts w:hint="default" w:ascii="Wingdings" w:hAnsi="Wingdings" w:eastAsia="Wingdings" w:cs="Wingdings"/>
+      </w:rPr>
+      <w:start w:val="1"/>
+      <w:suff w:val="tab"/>
+    </w:lvl>
+    <w:lvl w:ilvl="6">
+      <w:isLgl w:val="false"/>
+      <w:lvlJc w:val="left"/>
+      <w:lvlText w:val="·"/>
+      <w:numFmt w:val="bullet"/>
+      <w:pPr>
+        <w:pBdr/>
+        <w:spacing/>
+        <w:ind w:hanging="360" w:left="5040"/>
+      </w:pPr>
+      <w:rPr>
+        <w:rFonts w:hint="default" w:ascii="Symbol" w:hAnsi="Symbol" w:eastAsia="Symbol" w:cs="Symbol"/>
+      </w:rPr>
+      <w:start w:val="1"/>
+      <w:suff w:val="tab"/>
+    </w:lvl>
+    <w:lvl w:ilvl="7">
+      <w:isLgl w:val="false"/>
+      <w:lvlJc w:val="left"/>
+      <w:lvlText w:val="o"/>
+      <w:numFmt w:val="bullet"/>
+      <w:pPr>
+        <w:pBdr/>
+        <w:spacing/>
+        <w:ind w:hanging="360" w:left="5760"/>
+      </w:pPr>
+      <w:rPr>
+        <w:rFonts w:hint="default" w:ascii="Courier New" w:hAnsi="Courier New" w:eastAsia="Courier New" w:cs="Courier New"/>
+      </w:rPr>
+      <w:start w:val="1"/>
+      <w:suff w:val="tab"/>
+    </w:lvl>
+    <w:lvl w:ilvl="8">
+      <w:isLgl w:val="false"/>
+      <w:lvlJc w:val="left"/>
+      <w:lvlText w:val="§"/>
+      <w:numFmt w:val="bullet"/>
+      <w:pPr>
+        <w:pBdr/>
+        <w:spacing/>
+        <w:ind w:hanging="360" w:left="6480"/>
+      </w:pPr>
+      <w:rPr>
+        <w:rFonts w:hint="default" w:ascii="Wingdings" w:hAnsi="Wingdings" w:eastAsia="Wingdings" w:cs="Wingdings"/>
+      </w:rPr>
+      <w:start w:val="1"/>
+      <w:suff w:val="tab"/>
+    </w:lvl>
+  </w:abstractNum>
+  <w:abstractNum w:abstractNumId="18">
+    <w:nsid w:val="439C26CB"/>
+    <w:lvl w:ilvl="0">
+      <w:isLgl w:val="false"/>
+      <w:lvlJc w:val="left"/>
+      <w:lvlText w:val="• "/>
+      <w:numFmt w:val="bullet"/>
+      <w:pPr>
+        <w:pBdr/>
+        <w:spacing/>
+        <w:ind w:hanging="360" w:left="720"/>
+      </w:pPr>
+      <w:rPr>
+        <w:rFonts w:ascii="OpenSymbol" w:hAnsi="OpenSymbol" w:eastAsia="OpenSymbol" w:cs="OpenSymbol"/>
+        <w:color w:val="000000" w:themeColor="text1"/>
+      </w:rPr>
+      <w:start w:val="0"/>
+      <w:suff w:val="tab"/>
+    </w:lvl>
+    <w:lvl w:ilvl="1">
+      <w:isLgl w:val="false"/>
+      <w:lvlJc w:val="left"/>
+      <w:lvlText w:val="–"/>
+      <w:numFmt w:val="bullet"/>
+      <w:pPr>
+        <w:pBdr/>
+        <w:spacing/>
+        <w:ind w:hanging="360" w:left="1440"/>
+      </w:pPr>
+      <w:rPr>
+        <w:rFonts w:ascii="Arial" w:hAnsi="Arial"/>
+      </w:rPr>
+      <w:start w:val="0"/>
+      <w:suff w:val="tab"/>
+    </w:lvl>
+    <w:lvl w:ilvl="2">
+      <w:isLgl w:val="false"/>
+      <w:lvlJc w:val="left"/>
+      <w:lvlText w:val="§"/>
+      <w:numFmt w:val="bullet"/>
+      <w:pPr>
+        <w:pBdr/>
+        <w:spacing/>
+        <w:ind w:hanging="360" w:left="2160"/>
+      </w:pPr>
+      <w:rPr>
+        <w:rFonts w:hint="default" w:ascii="Wingdings" w:hAnsi="Wingdings" w:eastAsia="Wingdings" w:cs="Wingdings"/>
+      </w:rPr>
+      <w:start w:val="1"/>
+      <w:suff w:val="tab"/>
+    </w:lvl>
+    <w:lvl w:ilvl="3">
+      <w:isLgl w:val="false"/>
+      <w:lvlJc w:val="left"/>
+      <w:lvlText w:val="·"/>
+      <w:numFmt w:val="bullet"/>
+      <w:pPr>
+        <w:pBdr/>
+        <w:spacing/>
+        <w:ind w:hanging="360" w:left="2880"/>
+      </w:pPr>
+      <w:rPr>
+        <w:rFonts w:hint="default" w:ascii="Symbol" w:hAnsi="Symbol" w:eastAsia="Symbol" w:cs="Symbol"/>
+      </w:rPr>
+      <w:start w:val="1"/>
+      <w:suff w:val="tab"/>
+    </w:lvl>
+    <w:lvl w:ilvl="4">
+      <w:isLgl w:val="false"/>
+      <w:lvlJc w:val="left"/>
+      <w:lvlText w:val="o"/>
+      <w:numFmt w:val="bullet"/>
+      <w:pPr>
+        <w:pBdr/>
+        <w:spacing/>
+        <w:ind w:hanging="360" w:left="3600"/>
+      </w:pPr>
+      <w:rPr>
+        <w:rFonts w:hint="default" w:ascii="Courier New" w:hAnsi="Courier New" w:eastAsia="Courier New" w:cs="Courier New"/>
+      </w:rPr>
+      <w:start w:val="1"/>
+      <w:suff w:val="tab"/>
+    </w:lvl>
+    <w:lvl w:ilvl="5">
+      <w:isLgl w:val="false"/>
+      <w:lvlJc w:val="left"/>
+      <w:lvlText w:val="§"/>
+      <w:numFmt w:val="bullet"/>
+      <w:pPr>
+        <w:pBdr/>
+        <w:spacing/>
+        <w:ind w:hanging="360" w:left="4320"/>
+      </w:pPr>
+      <w:rPr>
+        <w:rFonts w:hint="default" w:ascii="Wingdings" w:hAnsi="Wingdings" w:eastAsia="Wingdings" w:cs="Wingdings"/>
+      </w:rPr>
+      <w:start w:val="1"/>
+      <w:suff w:val="tab"/>
+    </w:lvl>
+    <w:lvl w:ilvl="6">
+      <w:isLgl w:val="false"/>
+      <w:lvlJc w:val="left"/>
+      <w:lvlText w:val="·"/>
+      <w:numFmt w:val="bullet"/>
+      <w:pPr>
+        <w:pBdr/>
+        <w:spacing/>
+        <w:ind w:hanging="360" w:left="5040"/>
+      </w:pPr>
+      <w:rPr>
+        <w:rFonts w:hint="default" w:ascii="Symbol" w:hAnsi="Symbol" w:eastAsia="Symbol" w:cs="Symbol"/>
+      </w:rPr>
+      <w:start w:val="1"/>
+      <w:suff w:val="tab"/>
+    </w:lvl>
+    <w:lvl w:ilvl="7">
+      <w:isLgl w:val="false"/>
+      <w:lvlJc w:val="left"/>
+      <w:lvlText w:val="o"/>
+      <w:numFmt w:val="bullet"/>
+      <w:pPr>
+        <w:pBdr/>
+        <w:spacing/>
+        <w:ind w:hanging="360" w:left="5760"/>
+      </w:pPr>
+      <w:rPr>
+        <w:rFonts w:hint="default" w:ascii="Courier New" w:hAnsi="Courier New" w:eastAsia="Courier New" w:cs="Courier New"/>
+      </w:rPr>
+      <w:start w:val="1"/>
+      <w:suff w:val="tab"/>
+    </w:lvl>
+    <w:lvl w:ilvl="8">
+      <w:isLgl w:val="false"/>
+      <w:lvlJc w:val="left"/>
+      <w:lvlText w:val="§"/>
+      <w:numFmt w:val="bullet"/>
+      <w:pPr>
+        <w:pBdr/>
+        <w:spacing/>
+        <w:ind w:hanging="360" w:left="6480"/>
+      </w:pPr>
+      <w:rPr>
+        <w:rFonts w:hint="default" w:ascii="Wingdings" w:hAnsi="Wingdings" w:eastAsia="Wingdings" w:cs="Wingdings"/>
+      </w:rPr>
+      <w:start w:val="1"/>
+      <w:suff w:val="tab"/>
+    </w:lvl>
+  </w:abstractNum>
+  <w:abstractNum w:abstractNumId="19">
+    <w:nsid w:val="439C26CB"/>
+    <w:lvl w:ilvl="0">
+      <w:isLgl w:val="false"/>
+      <w:lvlJc w:val="left"/>
+      <w:lvlText w:val="• "/>
+      <w:numFmt w:val="bullet"/>
+      <w:pPr>
+        <w:pBdr/>
+        <w:spacing/>
+        <w:ind w:hanging="360" w:left="720"/>
+      </w:pPr>
+      <w:rPr>
+        <w:rFonts w:ascii="OpenSymbol" w:hAnsi="OpenSymbol" w:eastAsia="OpenSymbol" w:cs="OpenSymbol"/>
+        <w:color w:val="000000" w:themeColor="text1"/>
+      </w:rPr>
+      <w:start w:val="0"/>
+      <w:suff w:val="tab"/>
+    </w:lvl>
+    <w:lvl w:ilvl="1">
+      <w:isLgl w:val="false"/>
+      <w:lvlJc w:val="left"/>
+      <w:lvlText w:val="–"/>
+      <w:numFmt w:val="bullet"/>
+      <w:pPr>
+        <w:pBdr/>
+        <w:spacing/>
+        <w:ind w:hanging="360" w:left="1440"/>
+      </w:pPr>
+      <w:rPr>
+        <w:rFonts w:ascii="Arial" w:hAnsi="Arial"/>
+      </w:rPr>
+      <w:start w:val="0"/>
+      <w:suff w:val="tab"/>
+    </w:lvl>
+    <w:lvl w:ilvl="2">
+      <w:isLgl w:val="false"/>
+      <w:lvlJc w:val="left"/>
+      <w:lvlText w:val="§"/>
+      <w:numFmt w:val="bullet"/>
+      <w:pPr>
+        <w:pBdr/>
+        <w:spacing/>
+        <w:ind w:hanging="360" w:left="2160"/>
+      </w:pPr>
+      <w:rPr>
+        <w:rFonts w:hint="default" w:ascii="Wingdings" w:hAnsi="Wingdings" w:eastAsia="Wingdings" w:cs="Wingdings"/>
+      </w:rPr>
+      <w:start w:val="1"/>
+      <w:suff w:val="tab"/>
+    </w:lvl>
+    <w:lvl w:ilvl="3">
+      <w:isLgl w:val="false"/>
+      <w:lvlJc w:val="left"/>
+      <w:lvlText w:val="·"/>
+      <w:numFmt w:val="bullet"/>
+      <w:pPr>
+        <w:pBdr/>
+        <w:spacing/>
+        <w:ind w:hanging="360" w:left="2880"/>
+      </w:pPr>
+      <w:rPr>
+        <w:rFonts w:hint="default" w:ascii="Symbol" w:hAnsi="Symbol" w:eastAsia="Symbol" w:cs="Symbol"/>
+      </w:rPr>
+      <w:start w:val="1"/>
+      <w:suff w:val="tab"/>
+    </w:lvl>
+    <w:lvl w:ilvl="4">
+      <w:isLgl w:val="false"/>
+      <w:lvlJc w:val="left"/>
+      <w:lvlText w:val="o"/>
+      <w:numFmt w:val="bullet"/>
+      <w:pPr>
+        <w:pBdr/>
+        <w:spacing/>
+        <w:ind w:hanging="360" w:left="3600"/>
+      </w:pPr>
+      <w:rPr>
+        <w:rFonts w:hint="default" w:ascii="Courier New" w:hAnsi="Courier New" w:eastAsia="Courier New" w:cs="Courier New"/>
+      </w:rPr>
+      <w:start w:val="1"/>
+      <w:suff w:val="tab"/>
+    </w:lvl>
+    <w:lvl w:ilvl="5">
+      <w:isLgl w:val="false"/>
+      <w:lvlJc w:val="left"/>
+      <w:lvlText w:val="§"/>
+      <w:numFmt w:val="bullet"/>
+      <w:pPr>
+        <w:pBdr/>
+        <w:spacing/>
+        <w:ind w:hanging="360" w:left="4320"/>
+      </w:pPr>
+      <w:rPr>
+        <w:rFonts w:hint="default" w:ascii="Wingdings" w:hAnsi="Wingdings" w:eastAsia="Wingdings" w:cs="Wingdings"/>
+      </w:rPr>
+      <w:start w:val="1"/>
+      <w:suff w:val="tab"/>
+    </w:lvl>
+    <w:lvl w:ilvl="6">
+      <w:isLgl w:val="false"/>
+      <w:lvlJc w:val="left"/>
+      <w:lvlText w:val="·"/>
+      <w:numFmt w:val="bullet"/>
+      <w:pPr>
+        <w:pBdr/>
+        <w:spacing/>
+        <w:ind w:hanging="360" w:left="5040"/>
+      </w:pPr>
+      <w:rPr>
+        <w:rFonts w:hint="default" w:ascii="Symbol" w:hAnsi="Symbol" w:eastAsia="Symbol" w:cs="Symbol"/>
+      </w:rPr>
+      <w:start w:val="1"/>
+      <w:suff w:val="tab"/>
+    </w:lvl>
+    <w:lvl w:ilvl="7">
+      <w:isLgl w:val="false"/>
+      <w:lvlJc w:val="left"/>
+      <w:lvlText w:val="o"/>
+      <w:numFmt w:val="bullet"/>
+      <w:pPr>
+        <w:pBdr/>
+        <w:spacing/>
+        <w:ind w:hanging="360" w:left="5760"/>
+      </w:pPr>
+      <w:rPr>
+        <w:rFonts w:hint="default" w:ascii="Courier New" w:hAnsi="Courier New" w:eastAsia="Courier New" w:cs="Courier New"/>
+      </w:rPr>
+      <w:start w:val="1"/>
+      <w:suff w:val="tab"/>
+    </w:lvl>
+    <w:lvl w:ilvl="8">
+      <w:isLgl w:val="false"/>
+      <w:lvlJc w:val="left"/>
+      <w:lvlText w:val="§"/>
+      <w:numFmt w:val="bullet"/>
+      <w:pPr>
+        <w:pBdr/>
+        <w:spacing/>
+        <w:ind w:hanging="360" w:left="6480"/>
+      </w:pPr>
+      <w:rPr>
+        <w:rFonts w:hint="default" w:ascii="Wingdings" w:hAnsi="Wingdings" w:eastAsia="Wingdings" w:cs="Wingdings"/>
+      </w:rPr>
+      <w:start w:val="1"/>
+      <w:suff w:val="tab"/>
+    </w:lvl>
+  </w:abstractNum>
+  <w:abstractNum w:abstractNumId="20">
+    <w:nsid w:val="3955B74E"/>
+    <w:lvl w:ilvl="0">
+      <w:isLgl w:val="false"/>
+      <w:lvlJc w:val="left"/>
+      <w:lvlText w:val="• "/>
+      <w:numFmt w:val="bullet"/>
+      <w:pPr>
+        <w:pBdr/>
+        <w:tabs>
+          <w:tab w:val="num" w:leader="none" w:pos="0"/>
+        </w:tabs>
+        <w:spacing/>
+        <w:ind w:hanging="360" w:left="720"/>
+      </w:pPr>
+      <w:rPr>
+        <w:rFonts w:ascii="OpenSymbol" w:hAnsi="OpenSymbol" w:eastAsia="OpenSymbol" w:cs="OpenSymbol"/>
+        <w:color w:val="000000" w:themeColor="text1"/>
+      </w:rPr>
+      <w:start w:val="0"/>
+      <w:suff w:val="tab"/>
+    </w:lvl>
+    <w:lvl w:ilvl="1">
+      <w:isLgl w:val="true"/>
+      <w:lvlJc w:val="left"/>
+      <w:lvlText w:val="–"/>
+      <w:numFmt w:val="bullet"/>
+      <w:pPr>
+        <w:pBdr/>
+        <w:tabs>
+          <w:tab w:val="num" w:leader="none" w:pos="0"/>
+        </w:tabs>
+        <w:spacing/>
+        <w:ind w:hanging="360" w:left="1440"/>
+      </w:pPr>
+      <w:rPr>
+        <w:rFonts w:ascii="Arial" w:hAnsi="Arial" w:cs="Arial"/>
+      </w:rPr>
+      <w:start w:val="1"/>
+      <w:suff w:val="tab"/>
+    </w:lvl>
+    <w:lvl w:ilvl="2">
+      <w:isLgl w:val="true"/>
+      <w:lvlJc w:val="left"/>
+      <w:lvlText w:val="§"/>
+      <w:numFmt w:val="bullet"/>
+      <w:pPr>
+        <w:pBdr/>
+        <w:tabs>
+          <w:tab w:val="num" w:leader="none" w:pos="0"/>
+        </w:tabs>
+        <w:spacing/>
+        <w:ind w:hanging="360" w:left="2160"/>
+      </w:pPr>
+      <w:rPr>
+        <w:rFonts w:ascii="Wingdings" w:hAnsi="Wingdings" w:cs="Wingdings"/>
+      </w:rPr>
+      <w:start w:val="1"/>
+      <w:suff w:val="tab"/>
+    </w:lvl>
+    <w:lvl w:ilvl="3">
+      <w:isLgl w:val="true"/>
+      <w:lvlJc w:val="left"/>
+      <w:lvlText w:val="·"/>
+      <w:numFmt w:val="bullet"/>
+      <w:pPr>
+        <w:pBdr/>
+        <w:tabs>
+          <w:tab w:val="num" w:leader="none" w:pos="0"/>
+        </w:tabs>
+        <w:spacing/>
+        <w:ind w:hanging="360" w:left="2880"/>
+      </w:pPr>
+      <w:rPr>
+        <w:rFonts w:ascii="Symbol" w:hAnsi="Symbol" w:cs="Symbol"/>
+      </w:rPr>
+      <w:start w:val="1"/>
+      <w:suff w:val="tab"/>
+    </w:lvl>
+    <w:lvl w:ilvl="4">
+      <w:isLgl w:val="true"/>
+      <w:lvlJc w:val="left"/>
+      <w:lvlText w:val="o"/>
+      <w:numFmt w:val="bullet"/>
+      <w:pPr>
+        <w:pBdr/>
+        <w:tabs>
+          <w:tab w:val="num" w:leader="none" w:pos="0"/>
+        </w:tabs>
+        <w:spacing/>
+        <w:ind w:hanging="360" w:left="3600"/>
+      </w:pPr>
+      <w:rPr>
+        <w:rFonts w:ascii="Courier New" w:hAnsi="Courier New" w:cs="Courier New"/>
+      </w:rPr>
+      <w:start w:val="1"/>
+      <w:suff w:val="tab"/>
+    </w:lvl>
+    <w:lvl w:ilvl="5">
+      <w:isLgl w:val="true"/>
+      <w:lvlJc w:val="left"/>
+      <w:lvlText w:val="§"/>
+      <w:numFmt w:val="bullet"/>
+      <w:pPr>
+        <w:pBdr/>
+        <w:tabs>
+          <w:tab w:val="num" w:leader="none" w:pos="0"/>
+        </w:tabs>
+        <w:spacing/>
+        <w:ind w:hanging="360" w:left="4320"/>
+      </w:pPr>
+      <w:rPr>
+        <w:rFonts w:ascii="Wingdings" w:hAnsi="Wingdings" w:cs="Wingdings"/>
+      </w:rPr>
+      <w:start w:val="1"/>
+      <w:suff w:val="tab"/>
+    </w:lvl>
+    <w:lvl w:ilvl="6">
+      <w:isLgl w:val="true"/>
+      <w:lvlJc w:val="left"/>
+      <w:lvlText w:val="·"/>
+      <w:numFmt w:val="bullet"/>
+      <w:pPr>
+        <w:pBdr/>
+        <w:tabs>
+          <w:tab w:val="num" w:leader="none" w:pos="0"/>
+        </w:tabs>
+        <w:spacing/>
+        <w:ind w:hanging="360" w:left="5040"/>
+      </w:pPr>
+      <w:rPr>
+        <w:rFonts w:ascii="Symbol" w:hAnsi="Symbol" w:cs="Symbol"/>
+      </w:rPr>
+      <w:start w:val="1"/>
+      <w:suff w:val="tab"/>
+    </w:lvl>
+    <w:lvl w:ilvl="7">
+      <w:isLgl w:val="true"/>
+      <w:lvlJc w:val="left"/>
+      <w:lvlText w:val="o"/>
+      <w:numFmt w:val="bullet"/>
+      <w:pPr>
+        <w:pBdr/>
+        <w:tabs>
+          <w:tab w:val="num" w:leader="none" w:pos="0"/>
+        </w:tabs>
+        <w:spacing/>
+        <w:ind w:hanging="360" w:left="5760"/>
+      </w:pPr>
+      <w:rPr>
+        <w:rFonts w:ascii="Courier New" w:hAnsi="Courier New" w:cs="Courier New"/>
+      </w:rPr>
+      <w:start w:val="1"/>
+      <w:suff w:val="tab"/>
+    </w:lvl>
+    <w:lvl w:ilvl="8">
+      <w:isLgl w:val="true"/>
+      <w:lvlJc w:val="left"/>
+      <w:lvlText w:val="§"/>
+      <w:numFmt w:val="bullet"/>
+      <w:pPr>
+        <w:pBdr/>
+        <w:tabs>
+          <w:tab w:val="num" w:leader="none" w:pos="0"/>
+        </w:tabs>
+        <w:spacing/>
+        <w:ind w:hanging="360" w:left="6480"/>
+      </w:pPr>
+      <w:rPr>
+        <w:rFonts w:ascii="Wingdings" w:hAnsi="Wingdings" w:cs="Wingdings"/>
+      </w:rPr>
+      <w:start w:val="1"/>
+      <w:suff w:val="tab"/>
+    </w:lvl>
+  </w:abstractNum>
+  <w:abstractNum w:abstractNumId="21">
+    <w:nsid w:val="439C26CB"/>
+    <w:lvl w:ilvl="0">
+      <w:isLgl w:val="false"/>
+      <w:lvlJc w:val="left"/>
+      <w:lvlText w:val="• "/>
+      <w:numFmt w:val="bullet"/>
+      <w:pPr>
+        <w:pBdr/>
+        <w:spacing/>
+        <w:ind w:hanging="360" w:left="720"/>
+      </w:pPr>
+      <w:rPr>
+        <w:rFonts w:ascii="OpenSymbol" w:hAnsi="OpenSymbol" w:eastAsia="OpenSymbol" w:cs="OpenSymbol"/>
+        <w:color w:val="000000" w:themeColor="text1"/>
+      </w:rPr>
+      <w:start w:val="0"/>
+      <w:suff w:val="tab"/>
+    </w:lvl>
+    <w:lvl w:ilvl="1">
+      <w:isLgl w:val="false"/>
+      <w:lvlJc w:val="left"/>
+      <w:lvlText w:val="–"/>
+      <w:numFmt w:val="bullet"/>
+      <w:pPr>
+        <w:pBdr/>
+        <w:spacing/>
+        <w:ind w:hanging="360" w:left="1440"/>
+      </w:pPr>
+      <w:rPr>
+        <w:rFonts w:ascii="Arial" w:hAnsi="Arial"/>
+      </w:rPr>
+      <w:start w:val="0"/>
+      <w:suff w:val="tab"/>
+    </w:lvl>
+    <w:lvl w:ilvl="2">
+      <w:isLgl w:val="false"/>
+      <w:lvlJc w:val="left"/>
+      <w:lvlText w:val="§"/>
+      <w:numFmt w:val="bullet"/>
+      <w:pPr>
+        <w:pBdr/>
+        <w:spacing/>
+        <w:ind w:hanging="360" w:left="2160"/>
+      </w:pPr>
+      <w:rPr>
+        <w:rFonts w:hint="default" w:ascii="Wingdings" w:hAnsi="Wingdings" w:eastAsia="Wingdings" w:cs="Wingdings"/>
+      </w:rPr>
+      <w:start w:val="1"/>
+      <w:suff w:val="tab"/>
+    </w:lvl>
+    <w:lvl w:ilvl="3">
+      <w:isLgl w:val="false"/>
+      <w:lvlJc w:val="left"/>
+      <w:lvlText w:val="·"/>
+      <w:numFmt w:val="bullet"/>
+      <w:pPr>
+        <w:pBdr/>
+        <w:spacing/>
+        <w:ind w:hanging="360" w:left="2880"/>
+      </w:pPr>
+      <w:rPr>
+        <w:rFonts w:hint="default" w:ascii="Symbol" w:hAnsi="Symbol" w:eastAsia="Symbol" w:cs="Symbol"/>
+      </w:rPr>
+      <w:start w:val="1"/>
+      <w:suff w:val="tab"/>
+    </w:lvl>
+    <w:lvl w:ilvl="4">
+      <w:isLgl w:val="false"/>
+      <w:lvlJc w:val="left"/>
+      <w:lvlText w:val="o"/>
+      <w:numFmt w:val="bullet"/>
+      <w:pPr>
+        <w:pBdr/>
+        <w:spacing/>
+        <w:ind w:hanging="360" w:left="3600"/>
+      </w:pPr>
+      <w:rPr>
+        <w:rFonts w:hint="default" w:ascii="Courier New" w:hAnsi="Courier New" w:eastAsia="Courier New" w:cs="Courier New"/>
+      </w:rPr>
+      <w:start w:val="1"/>
+      <w:suff w:val="tab"/>
+    </w:lvl>
+    <w:lvl w:ilvl="5">
+      <w:isLgl w:val="false"/>
+      <w:lvlJc w:val="left"/>
+      <w:lvlText w:val="§"/>
+      <w:numFmt w:val="bullet"/>
+      <w:pPr>
+        <w:pBdr/>
+        <w:spacing/>
+        <w:ind w:hanging="360" w:left="4320"/>
+      </w:pPr>
+      <w:rPr>
+        <w:rFonts w:hint="default" w:ascii="Wingdings" w:hAnsi="Wingdings" w:eastAsia="Wingdings" w:cs="Wingdings"/>
+      </w:rPr>
+      <w:start w:val="1"/>
+      <w:suff w:val="tab"/>
+    </w:lvl>
+    <w:lvl w:ilvl="6">
+      <w:isLgl w:val="false"/>
+      <w:lvlJc w:val="left"/>
+      <w:lvlText w:val="·"/>
+      <w:numFmt w:val="bullet"/>
+      <w:pPr>
+        <w:pBdr/>
+        <w:spacing/>
+        <w:ind w:hanging="360" w:left="5040"/>
+      </w:pPr>
+      <w:rPr>
+        <w:rFonts w:hint="default" w:ascii="Symbol" w:hAnsi="Symbol" w:eastAsia="Symbol" w:cs="Symbol"/>
+      </w:rPr>
+      <w:start w:val="1"/>
+      <w:suff w:val="tab"/>
+    </w:lvl>
+    <w:lvl w:ilvl="7">
+      <w:isLgl w:val="false"/>
+      <w:lvlJc w:val="left"/>
+      <w:lvlText w:val="o"/>
+      <w:numFmt w:val="bullet"/>
+      <w:pPr>
+        <w:pBdr/>
+        <w:spacing/>
+        <w:ind w:hanging="360" w:left="5760"/>
+      </w:pPr>
+      <w:rPr>
+        <w:rFonts w:hint="default" w:ascii="Courier New" w:hAnsi="Courier New" w:eastAsia="Courier New" w:cs="Courier New"/>
+      </w:rPr>
+      <w:start w:val="1"/>
+      <w:suff w:val="tab"/>
+    </w:lvl>
+    <w:lvl w:ilvl="8">
+      <w:isLgl w:val="false"/>
+      <w:lvlJc w:val="left"/>
+      <w:lvlText w:val="§"/>
+      <w:numFmt w:val="bullet"/>
+      <w:pPr>
+        <w:pBdr/>
+        <w:spacing/>
+        <w:ind w:hanging="360" w:left="6480"/>
+      </w:pPr>
+      <w:rPr>
+        <w:rFonts w:hint="default" w:ascii="Wingdings" w:hAnsi="Wingdings" w:eastAsia="Wingdings" w:cs="Wingdings"/>
+      </w:rPr>
+      <w:start w:val="1"/>
+      <w:suff w:val="tab"/>
+    </w:lvl>
+  </w:abstractNum>
+  <w:abstractNum w:abstractNumId="22">
+    <w:nsid w:val="439C26CB"/>
+    <w:lvl w:ilvl="0">
+      <w:isLgl w:val="false"/>
+      <w:lvlJc w:val="left"/>
+      <w:lvlText w:val="• "/>
+      <w:numFmt w:val="bullet"/>
+      <w:pPr>
+        <w:pBdr/>
+        <w:spacing/>
+        <w:ind w:hanging="360" w:left="720"/>
+      </w:pPr>
+      <w:rPr>
+        <w:rFonts w:ascii="OpenSymbol" w:hAnsi="OpenSymbol" w:eastAsia="OpenSymbol" w:cs="OpenSymbol"/>
+        <w:color w:val="000000" w:themeColor="text1"/>
+      </w:rPr>
+      <w:start w:val="0"/>
+      <w:suff w:val="tab"/>
+    </w:lvl>
+    <w:lvl w:ilvl="1">
+      <w:isLgl w:val="false"/>
+      <w:lvlJc w:val="left"/>
+      <w:lvlText w:val="–"/>
+      <w:numFmt w:val="bullet"/>
+      <w:pPr>
+        <w:pBdr/>
+        <w:spacing/>
+        <w:ind w:hanging="360" w:left="1440"/>
+      </w:pPr>
+      <w:rPr>
+        <w:rFonts w:ascii="Arial" w:hAnsi="Arial"/>
+      </w:rPr>
+      <w:start w:val="0"/>
+      <w:suff w:val="tab"/>
+    </w:lvl>
+    <w:lvl w:ilvl="2">
+      <w:isLgl w:val="false"/>
+      <w:lvlJc w:val="left"/>
+      <w:lvlText w:val="§"/>
+      <w:numFmt w:val="bullet"/>
+      <w:pPr>
+        <w:pBdr/>
+        <w:spacing/>
+        <w:ind w:hanging="360" w:left="2160"/>
+      </w:pPr>
+      <w:rPr>
+        <w:rFonts w:hint="default" w:ascii="Wingdings" w:hAnsi="Wingdings" w:eastAsia="Wingdings" w:cs="Wingdings"/>
+      </w:rPr>
+      <w:start w:val="1"/>
+      <w:suff w:val="tab"/>
+    </w:lvl>
+    <w:lvl w:ilvl="3">
+      <w:isLgl w:val="false"/>
+      <w:lvlJc w:val="left"/>
+      <w:lvlText w:val="·"/>
+      <w:numFmt w:val="bullet"/>
+      <w:pPr>
+        <w:pBdr/>
+        <w:spacing/>
+        <w:ind w:hanging="360" w:left="2880"/>
+      </w:pPr>
+      <w:rPr>
+        <w:rFonts w:hint="default" w:ascii="Symbol" w:hAnsi="Symbol" w:eastAsia="Symbol" w:cs="Symbol"/>
+      </w:rPr>
+      <w:start w:val="1"/>
+      <w:suff w:val="tab"/>
+    </w:lvl>
+    <w:lvl w:ilvl="4">
+      <w:isLgl w:val="false"/>
+      <w:lvlJc w:val="left"/>
+      <w:lvlText w:val="o"/>
+      <w:numFmt w:val="bullet"/>
+      <w:pPr>
+        <w:pBdr/>
+        <w:spacing/>
+        <w:ind w:hanging="360" w:left="3600"/>
+      </w:pPr>
+      <w:rPr>
+        <w:rFonts w:hint="default" w:ascii="Courier New" w:hAnsi="Courier New" w:eastAsia="Courier New" w:cs="Courier New"/>
+      </w:rPr>
+      <w:start w:val="1"/>
+      <w:suff w:val="tab"/>
+    </w:lvl>
+    <w:lvl w:ilvl="5">
+      <w:isLgl w:val="false"/>
+      <w:lvlJc w:val="left"/>
+      <w:lvlText w:val="§"/>
+      <w:numFmt w:val="bullet"/>
+      <w:pPr>
+        <w:pBdr/>
+        <w:spacing/>
+        <w:ind w:hanging="360" w:left="4320"/>
+      </w:pPr>
+      <w:rPr>
+        <w:rFonts w:hint="default" w:ascii="Wingdings" w:hAnsi="Wingdings" w:eastAsia="Wingdings" w:cs="Wingdings"/>
+      </w:rPr>
+      <w:start w:val="1"/>
+      <w:suff w:val="tab"/>
+    </w:lvl>
+    <w:lvl w:ilvl="6">
+      <w:isLgl w:val="false"/>
+      <w:lvlJc w:val="left"/>
+      <w:lvlText w:val="·"/>
+      <w:numFmt w:val="bullet"/>
+      <w:pPr>
+        <w:pBdr/>
+        <w:spacing/>
+        <w:ind w:hanging="360" w:left="5040"/>
+      </w:pPr>
+      <w:rPr>
+        <w:rFonts w:hint="default" w:ascii="Symbol" w:hAnsi="Symbol" w:eastAsia="Symbol" w:cs="Symbol"/>
+      </w:rPr>
+      <w:start w:val="1"/>
+      <w:suff w:val="tab"/>
+    </w:lvl>
+    <w:lvl w:ilvl="7">
+      <w:isLgl w:val="false"/>
+      <w:lvlJc w:val="left"/>
+      <w:lvlText w:val="o"/>
+      <w:numFmt w:val="bullet"/>
+      <w:pPr>
+        <w:pBdr/>
+        <w:spacing/>
+        <w:ind w:hanging="360" w:left="5760"/>
+      </w:pPr>
+      <w:rPr>
+        <w:rFonts w:hint="default" w:ascii="Courier New" w:hAnsi="Courier New" w:eastAsia="Courier New" w:cs="Courier New"/>
+      </w:rPr>
+      <w:start w:val="1"/>
+      <w:suff w:val="tab"/>
+    </w:lvl>
+    <w:lvl w:ilvl="8">
+      <w:isLgl w:val="false"/>
+      <w:lvlJc w:val="left"/>
+      <w:lvlText w:val="§"/>
+      <w:numFmt w:val="bullet"/>
+      <w:pPr>
+        <w:pBdr/>
+        <w:spacing/>
+        <w:ind w:hanging="360" w:left="6480"/>
+      </w:pPr>
+      <w:rPr>
+        <w:rFonts w:hint="default" w:ascii="Wingdings" w:hAnsi="Wingdings" w:eastAsia="Wingdings" w:cs="Wingdings"/>
+      </w:rPr>
+      <w:start w:val="1"/>
+      <w:suff w:val="tab"/>
+    </w:lvl>
+  </w:abstractNum>
+  <w:abstractNum w:abstractNumId="23">
+    <w:nsid w:val="533BAF04"/>
+    <w:lvl w:ilvl="0">
+      <w:isLgl w:val="false"/>
+      <w:lvlJc w:val="left"/>
+      <w:lvlText w:val="·"/>
+      <w:numFmt w:val="bullet"/>
+      <w:pPr>
+        <w:pBdr/>
+        <w:spacing/>
+        <w:ind w:hanging="360" w:left="709"/>
+      </w:pPr>
+      <w:rPr>
+        <w:rFonts w:hint="default" w:ascii="Symbol" w:hAnsi="Symbol" w:eastAsia="Symbol" w:cs="Symbol"/>
+      </w:rPr>
+      <w:start w:val="1"/>
+      <w:suff w:val="tab"/>
+    </w:lvl>
+    <w:lvl w:ilvl="1">
+      <w:isLgl w:val="false"/>
+      <w:lvlJc w:val="left"/>
+      <w:lvlText w:val="o"/>
+      <w:numFmt w:val="bullet"/>
+      <w:pPr>
+        <w:pBdr/>
+        <w:spacing/>
+        <w:ind w:hanging="360" w:left="1429"/>
+      </w:pPr>
+      <w:rPr>
+        <w:rFonts w:hint="default" w:ascii="Courier New" w:hAnsi="Courier New" w:eastAsia="Courier New" w:cs="Courier New"/>
+      </w:rPr>
+      <w:start w:val="1"/>
+      <w:suff w:val="tab"/>
+    </w:lvl>
+    <w:lvl w:ilvl="2">
+      <w:isLgl w:val="false"/>
+      <w:lvlJc w:val="left"/>
+      <w:lvlText w:val="§"/>
+      <w:numFmt w:val="bullet"/>
+      <w:pPr>
+        <w:pBdr/>
+        <w:spacing/>
+        <w:ind w:hanging="360" w:left="2149"/>
+      </w:pPr>
+      <w:rPr>
+        <w:rFonts w:hint="default" w:ascii="Wingdings" w:hAnsi="Wingdings" w:eastAsia="Wingdings" w:cs="Wingdings"/>
+      </w:rPr>
+      <w:start w:val="1"/>
+      <w:suff w:val="tab"/>
+    </w:lvl>
+    <w:lvl w:ilvl="3">
+      <w:isLgl w:val="false"/>
+      <w:lvlJc w:val="left"/>
+      <w:lvlText w:val="·"/>
+      <w:numFmt w:val="bullet"/>
+      <w:pPr>
+        <w:pBdr/>
+        <w:spacing/>
+        <w:ind w:hanging="360" w:left="2869"/>
+      </w:pPr>
+      <w:rPr>
+        <w:rFonts w:hint="default" w:ascii="Symbol" w:hAnsi="Symbol" w:eastAsia="Symbol" w:cs="Symbol"/>
+      </w:rPr>
+      <w:start w:val="1"/>
+      <w:suff w:val="tab"/>
+    </w:lvl>
+    <w:lvl w:ilvl="4">
+      <w:isLgl w:val="false"/>
+      <w:lvlJc w:val="left"/>
+      <w:lvlText w:val="o"/>
+      <w:numFmt w:val="bullet"/>
+      <w:pPr>
+        <w:pBdr/>
+        <w:spacing/>
+        <w:ind w:hanging="360" w:left="3589"/>
+      </w:pPr>
+      <w:rPr>
+        <w:rFonts w:hint="default" w:ascii="Courier New" w:hAnsi="Courier New" w:eastAsia="Courier New" w:cs="Courier New"/>
+      </w:rPr>
+      <w:start w:val="1"/>
+      <w:suff w:val="tab"/>
+    </w:lvl>
+    <w:lvl w:ilvl="5">
+      <w:isLgl w:val="false"/>
+      <w:lvlJc w:val="left"/>
+      <w:lvlText w:val="§"/>
+      <w:numFmt w:val="bullet"/>
+      <w:pPr>
+        <w:pBdr/>
+        <w:spacing/>
+        <w:ind w:hanging="360" w:left="4309"/>
+      </w:pPr>
+      <w:rPr>
+        <w:rFonts w:hint="default" w:ascii="Wingdings" w:hAnsi="Wingdings" w:eastAsia="Wingdings" w:cs="Wingdings"/>
+      </w:rPr>
+      <w:start w:val="1"/>
+      <w:suff w:val="tab"/>
+    </w:lvl>
+    <w:lvl w:ilvl="6">
+      <w:isLgl w:val="false"/>
+      <w:lvlJc w:val="left"/>
+      <w:lvlText w:val="·"/>
+      <w:numFmt w:val="bullet"/>
+      <w:pPr>
+        <w:pBdr/>
+        <w:spacing/>
+        <w:ind w:hanging="360" w:left="5029"/>
+      </w:pPr>
+      <w:rPr>
+        <w:rFonts w:hint="default" w:ascii="Symbol" w:hAnsi="Symbol" w:eastAsia="Symbol" w:cs="Symbol"/>
+      </w:rPr>
+      <w:start w:val="1"/>
+      <w:suff w:val="tab"/>
+    </w:lvl>
+    <w:lvl w:ilvl="7">
+      <w:isLgl w:val="false"/>
+      <w:lvlJc w:val="left"/>
+      <w:lvlText w:val="o"/>
+      <w:numFmt w:val="bullet"/>
+      <w:pPr>
+        <w:pBdr/>
+        <w:spacing/>
+        <w:ind w:hanging="360" w:left="5749"/>
+      </w:pPr>
+      <w:rPr>
+        <w:rFonts w:hint="default" w:ascii="Courier New" w:hAnsi="Courier New" w:eastAsia="Courier New" w:cs="Courier New"/>
+      </w:rPr>
+      <w:start w:val="1"/>
+      <w:suff w:val="tab"/>
+    </w:lvl>
+    <w:lvl w:ilvl="8">
+      <w:isLgl w:val="false"/>
+      <w:lvlJc w:val="left"/>
+      <w:lvlText w:val="§"/>
+      <w:numFmt w:val="bullet"/>
+      <w:pPr>
+        <w:pBdr/>
+        <w:spacing/>
+        <w:ind w:hanging="360" w:left="6469"/>
+      </w:pPr>
+      <w:rPr>
+        <w:rFonts w:hint="default" w:ascii="Wingdings" w:hAnsi="Wingdings" w:eastAsia="Wingdings" w:cs="Wingdings"/>
+      </w:rPr>
+      <w:start w:val="1"/>
+      <w:suff w:val="tab"/>
+    </w:lvl>
+  </w:abstractNum>
+  <w:abstractNum w:abstractNumId="24">
+    <w:nsid w:val="70C0A9C2"/>
+    <w:lvl w:ilvl="0">
+      <w:isLgl w:val="false"/>
+      <w:lvlJc w:val="left"/>
+      <w:lvlText w:val="• "/>
+      <w:numFmt w:val="bullet"/>
+      <w:pPr>
+        <w:pBdr/>
+        <w:tabs>
+          <w:tab w:val="num" w:leader="none" w:pos="0"/>
+        </w:tabs>
+        <w:spacing/>
+        <w:ind w:hanging="360" w:left="720"/>
+      </w:pPr>
+      <w:rPr>
+        <w:rFonts w:ascii="OpenSymbol" w:hAnsi="OpenSymbol" w:eastAsia="OpenSymbol" w:cs="OpenSymbol"/>
+        <w:color w:val="000000" w:themeColor="text1"/>
+      </w:rPr>
+      <w:start w:val="0"/>
+      <w:suff w:val="tab"/>
+    </w:lvl>
+    <w:lvl w:ilvl="1">
+      <w:isLgl w:val="true"/>
+      <w:lvlJc w:val="left"/>
+      <w:lvlText w:val="–"/>
+      <w:numFmt w:val="bullet"/>
+      <w:pPr>
+        <w:pBdr/>
+        <w:tabs>
+          <w:tab w:val="num" w:leader="none" w:pos="0"/>
+        </w:tabs>
+        <w:spacing/>
+        <w:ind w:hanging="360" w:left="1440"/>
+      </w:pPr>
+      <w:rPr>
+        <w:rFonts w:ascii="Arial" w:hAnsi="Arial" w:cs="Arial"/>
+      </w:rPr>
+      <w:start w:val="1"/>
+      <w:suff w:val="tab"/>
+    </w:lvl>
+    <w:lvl w:ilvl="2">
+      <w:isLgl w:val="true"/>
+      <w:lvlJc w:val="left"/>
+      <w:lvlText w:val="§"/>
+      <w:numFmt w:val="bullet"/>
+      <w:pPr>
+        <w:pBdr/>
+        <w:tabs>
+          <w:tab w:val="num" w:leader="none" w:pos="0"/>
+        </w:tabs>
+        <w:spacing/>
+        <w:ind w:hanging="360" w:left="2160"/>
+      </w:pPr>
+      <w:rPr>
+        <w:rFonts w:ascii="Wingdings" w:hAnsi="Wingdings" w:cs="Wingdings"/>
+      </w:rPr>
+      <w:start w:val="1"/>
+      <w:suff w:val="tab"/>
+    </w:lvl>
+    <w:lvl w:ilvl="3">
+      <w:isLgl w:val="true"/>
+      <w:lvlJc w:val="left"/>
+      <w:lvlText w:val="·"/>
+      <w:numFmt w:val="bullet"/>
+      <w:pPr>
+        <w:pBdr/>
+        <w:tabs>
+          <w:tab w:val="num" w:leader="none" w:pos="0"/>
+        </w:tabs>
+        <w:spacing/>
+        <w:ind w:hanging="360" w:left="2880"/>
+      </w:pPr>
+      <w:rPr>
+        <w:rFonts w:ascii="Symbol" w:hAnsi="Symbol" w:cs="Symbol"/>
+      </w:rPr>
+      <w:start w:val="1"/>
+      <w:suff w:val="tab"/>
+    </w:lvl>
+    <w:lvl w:ilvl="4">
+      <w:isLgl w:val="true"/>
+      <w:lvlJc w:val="left"/>
+      <w:lvlText w:val="o"/>
+      <w:numFmt w:val="bullet"/>
+      <w:pPr>
+        <w:pBdr/>
+        <w:tabs>
+          <w:tab w:val="num" w:leader="none" w:pos="0"/>
+        </w:tabs>
+        <w:spacing/>
+        <w:ind w:hanging="360" w:left="3600"/>
+      </w:pPr>
+      <w:rPr>
+        <w:rFonts w:ascii="Courier New" w:hAnsi="Courier New" w:cs="Courier New"/>
+      </w:rPr>
+      <w:start w:val="1"/>
+      <w:suff w:val="tab"/>
+    </w:lvl>
+    <w:lvl w:ilvl="5">
+      <w:isLgl w:val="true"/>
+      <w:lvlJc w:val="left"/>
+      <w:lvlText w:val="§"/>
+      <w:numFmt w:val="bullet"/>
+      <w:pPr>
+        <w:pBdr/>
+        <w:tabs>
+          <w:tab w:val="num" w:leader="none" w:pos="0"/>
+        </w:tabs>
+        <w:spacing/>
+        <w:ind w:hanging="360" w:left="4320"/>
+      </w:pPr>
+      <w:rPr>
+        <w:rFonts w:ascii="Wingdings" w:hAnsi="Wingdings" w:cs="Wingdings"/>
+      </w:rPr>
+      <w:start w:val="1"/>
+      <w:suff w:val="tab"/>
+    </w:lvl>
+    <w:lvl w:ilvl="6">
+      <w:isLgl w:val="true"/>
+      <w:lvlJc w:val="left"/>
+      <w:lvlText w:val="·"/>
+      <w:numFmt w:val="bullet"/>
+      <w:pPr>
+        <w:pBdr/>
+        <w:tabs>
+          <w:tab w:val="num" w:leader="none" w:pos="0"/>
+        </w:tabs>
+        <w:spacing/>
+        <w:ind w:hanging="360" w:left="5040"/>
+      </w:pPr>
+      <w:rPr>
+        <w:rFonts w:ascii="Symbol" w:hAnsi="Symbol" w:cs="Symbol"/>
+      </w:rPr>
+      <w:start w:val="1"/>
+      <w:suff w:val="tab"/>
+    </w:lvl>
+    <w:lvl w:ilvl="7">
+      <w:isLgl w:val="true"/>
+      <w:lvlJc w:val="left"/>
+      <w:lvlText w:val="o"/>
+      <w:numFmt w:val="bullet"/>
+      <w:pPr>
+        <w:pBdr/>
+        <w:tabs>
+          <w:tab w:val="num" w:leader="none" w:pos="0"/>
+        </w:tabs>
+        <w:spacing/>
+        <w:ind w:hanging="360" w:left="5760"/>
+      </w:pPr>
+      <w:rPr>
+        <w:rFonts w:ascii="Courier New" w:hAnsi="Courier New" w:cs="Courier New"/>
+      </w:rPr>
+      <w:start w:val="1"/>
+      <w:suff w:val="tab"/>
+    </w:lvl>
+    <w:lvl w:ilvl="8">
+      <w:isLgl w:val="true"/>
+      <w:lvlJc w:val="left"/>
+      <w:lvlText w:val="§"/>
+      <w:numFmt w:val="bullet"/>
+      <w:pPr>
+        <w:pBdr/>
+        <w:tabs>
+          <w:tab w:val="num" w:leader="none" w:pos="0"/>
+        </w:tabs>
+        <w:spacing/>
+        <w:ind w:hanging="360" w:left="6480"/>
+      </w:pPr>
+      <w:rPr>
+        <w:rFonts w:ascii="Wingdings" w:hAnsi="Wingdings" w:cs="Wingdings"/>
+      </w:rPr>
+      <w:start w:val="1"/>
+      <w:suff w:val="tab"/>
+    </w:lvl>
+  </w:abstractNum>
+  <w:abstractNum w:abstractNumId="25">
+    <w:nsid w:val="1DA7A3D1"/>
+    <w:lvl w:ilvl="0">
+      <w:isLgl w:val="false"/>
+      <w:lvlJc w:val="left"/>
+      <w:lvlText w:val="• "/>
+      <w:numFmt w:val="bullet"/>
+      <w:pPr>
+        <w:pBdr/>
+        <w:tabs>
+          <w:tab w:val="num" w:leader="none" w:pos="0"/>
+        </w:tabs>
+        <w:spacing/>
+        <w:ind w:hanging="360" w:left="720"/>
+      </w:pPr>
+      <w:rPr>
+        <w:rFonts w:ascii="OpenSymbol" w:hAnsi="OpenSymbol" w:eastAsia="OpenSymbol" w:cs="OpenSymbol"/>
+        <w:color w:val="000000" w:themeColor="text1"/>
+      </w:rPr>
+      <w:start w:val="0"/>
+      <w:suff w:val="tab"/>
+    </w:lvl>
+    <w:lvl w:ilvl="1">
+      <w:isLgl w:val="true"/>
+      <w:lvlJc w:val="left"/>
+      <w:lvlText w:val="–"/>
+      <w:numFmt w:val="bullet"/>
+      <w:pPr>
+        <w:pBdr/>
+        <w:tabs>
+          <w:tab w:val="num" w:leader="none" w:pos="0"/>
+        </w:tabs>
+        <w:spacing/>
+        <w:ind w:hanging="360" w:left="1440"/>
+      </w:pPr>
+      <w:rPr>
+        <w:rFonts w:ascii="Arial" w:hAnsi="Arial" w:cs="Arial"/>
+      </w:rPr>
+      <w:start w:val="1"/>
+      <w:suff w:val="tab"/>
+    </w:lvl>
+    <w:lvl w:ilvl="2">
+      <w:isLgl w:val="true"/>
+      <w:lvlJc w:val="left"/>
+      <w:lvlText w:val="§"/>
+      <w:numFmt w:val="bullet"/>
+      <w:pPr>
+        <w:pBdr/>
+        <w:tabs>
+          <w:tab w:val="num" w:leader="none" w:pos="0"/>
+        </w:tabs>
+        <w:spacing/>
+        <w:ind w:hanging="360" w:left="2160"/>
+      </w:pPr>
+      <w:rPr>
+        <w:rFonts w:ascii="Wingdings" w:hAnsi="Wingdings" w:cs="Wingdings"/>
+      </w:rPr>
+      <w:start w:val="1"/>
+      <w:suff w:val="tab"/>
+    </w:lvl>
+    <w:lvl w:ilvl="3">
+      <w:isLgl w:val="true"/>
+      <w:lvlJc w:val="left"/>
+      <w:lvlText w:val="·"/>
+      <w:numFmt w:val="bullet"/>
+      <w:pPr>
+        <w:pBdr/>
+        <w:tabs>
+          <w:tab w:val="num" w:leader="none" w:pos="0"/>
+        </w:tabs>
+        <w:spacing/>
+        <w:ind w:hanging="360" w:left="2880"/>
+      </w:pPr>
+      <w:rPr>
+        <w:rFonts w:ascii="Symbol" w:hAnsi="Symbol" w:cs="Symbol"/>
+      </w:rPr>
+      <w:start w:val="1"/>
+      <w:suff w:val="tab"/>
+    </w:lvl>
+    <w:lvl w:ilvl="4">
+      <w:isLgl w:val="true"/>
+      <w:lvlJc w:val="left"/>
+      <w:lvlText w:val="o"/>
+      <w:numFmt w:val="bullet"/>
+      <w:pPr>
+        <w:pBdr/>
+        <w:tabs>
+          <w:tab w:val="num" w:leader="none" w:pos="0"/>
+        </w:tabs>
+        <w:spacing/>
+        <w:ind w:hanging="360" w:left="3600"/>
+      </w:pPr>
+      <w:rPr>
+        <w:rFonts w:ascii="Courier New" w:hAnsi="Courier New" w:cs="Courier New"/>
+      </w:rPr>
+      <w:start w:val="1"/>
+      <w:suff w:val="tab"/>
+    </w:lvl>
+    <w:lvl w:ilvl="5">
+      <w:isLgl w:val="true"/>
+      <w:lvlJc w:val="left"/>
+      <w:lvlText w:val="§"/>
+      <w:numFmt w:val="bullet"/>
+      <w:pPr>
+        <w:pBdr/>
+        <w:tabs>
+          <w:tab w:val="num" w:leader="none" w:pos="0"/>
+        </w:tabs>
+        <w:spacing/>
+        <w:ind w:hanging="360" w:left="4320"/>
+      </w:pPr>
+      <w:rPr>
+        <w:rFonts w:ascii="Wingdings" w:hAnsi="Wingdings" w:cs="Wingdings"/>
+      </w:rPr>
+      <w:start w:val="1"/>
+      <w:suff w:val="tab"/>
+    </w:lvl>
+    <w:lvl w:ilvl="6">
+      <w:isLgl w:val="true"/>
+      <w:lvlJc w:val="left"/>
+      <w:lvlText w:val="·"/>
+      <w:numFmt w:val="bullet"/>
+      <w:pPr>
+        <w:pBdr/>
+        <w:tabs>
+          <w:tab w:val="num" w:leader="none" w:pos="0"/>
+        </w:tabs>
+        <w:spacing/>
+        <w:ind w:hanging="360" w:left="5040"/>
+      </w:pPr>
+      <w:rPr>
+        <w:rFonts w:ascii="Symbol" w:hAnsi="Symbol" w:cs="Symbol"/>
+      </w:rPr>
+      <w:start w:val="1"/>
+      <w:suff w:val="tab"/>
+    </w:lvl>
+    <w:lvl w:ilvl="7">
+      <w:isLgl w:val="true"/>
+      <w:lvlJc w:val="left"/>
+      <w:lvlText w:val="o"/>
+      <w:numFmt w:val="bullet"/>
+      <w:pPr>
+        <w:pBdr/>
+        <w:tabs>
+          <w:tab w:val="num" w:leader="none" w:pos="0"/>
+        </w:tabs>
+        <w:spacing/>
+        <w:ind w:hanging="360" w:left="5760"/>
+      </w:pPr>
+      <w:rPr>
+        <w:rFonts w:ascii="Courier New" w:hAnsi="Courier New" w:cs="Courier New"/>
+      </w:rPr>
+      <w:start w:val="1"/>
+      <w:suff w:val="tab"/>
+    </w:lvl>
+    <w:lvl w:ilvl="8">
+      <w:isLgl w:val="true"/>
+      <w:lvlJc w:val="left"/>
+      <w:lvlText w:val="§"/>
+      <w:numFmt w:val="bullet"/>
+      <w:pPr>
+        <w:pBdr/>
+        <w:tabs>
+          <w:tab w:val="num" w:leader="none" w:pos="0"/>
+        </w:tabs>
+        <w:spacing/>
+        <w:ind w:hanging="360" w:left="6480"/>
+      </w:pPr>
+      <w:rPr>
+        <w:rFonts w:ascii="Wingdings" w:hAnsi="Wingdings" w:cs="Wingdings"/>
       </w:rPr>
       <w:start w:val="1"/>
       <w:suff w:val="tab"/>
@@ -4442,6 +6612,39 @@
   </w:num>
   <w:num w:numId="15">
     <w:abstractNumId w:val="14"/>
+  </w:num>
+  <w:num w:numId="16">
+    <w:abstractNumId w:val="15"/>
+  </w:num>
+  <w:num w:numId="17">
+    <w:abstractNumId w:val="16"/>
+  </w:num>
+  <w:num w:numId="18">
+    <w:abstractNumId w:val="17"/>
+  </w:num>
+  <w:num w:numId="19">
+    <w:abstractNumId w:val="18"/>
+  </w:num>
+  <w:num w:numId="20">
+    <w:abstractNumId w:val="19"/>
+  </w:num>
+  <w:num w:numId="21">
+    <w:abstractNumId w:val="20"/>
+  </w:num>
+  <w:num w:numId="22">
+    <w:abstractNumId w:val="21"/>
+  </w:num>
+  <w:num w:numId="23">
+    <w:abstractNumId w:val="22"/>
+  </w:num>
+  <w:num w:numId="24">
+    <w:abstractNumId w:val="23"/>
+  </w:num>
+  <w:num w:numId="25">
+    <w:abstractNumId w:val="24"/>
+  </w:num>
+  <w:num w:numId="26">
+    <w:abstractNumId w:val="25"/>
   </w:num>
 </w:numbering>
 </file>

--- a/Harsh Yadav.docx
+++ b/Harsh Yadav.docx
@@ -4,7 +4,7 @@
   <w:body>
     <w:p>
       <w:pPr>
-        <w:pStyle w:val="801"/>
+        <w:pStyle w:val="825"/>
         <w:pBdr/>
         <w:spacing/>
         <w:ind/>
@@ -33,7 +33,7 @@
       </w:r>
       <w:r>
         <w:rPr>
-          <w:rFonts w:ascii="Arial" w:hAnsi="Arial" w:eastAsia="Arial" w:cs="Arial"/>
+          <w:rFonts w:ascii="Arial" w:hAnsi="Arial" w:cs="Arial"/>
           <w:sz w:val="22"/>
           <w:szCs w:val="22"/>
         </w:rPr>
@@ -41,7 +41,7 @@
     </w:p>
     <w:p>
       <w:pPr>
-        <w:pStyle w:val="750"/>
+        <w:pStyle w:val="774"/>
         <w:pBdr/>
         <w:spacing/>
         <w:ind w:right="0" w:firstLine="0" w:left="0"/>
@@ -61,7 +61,7 @@
       <w:hyperlink r:id="rId11" w:tooltip="This is my professional mail" w:history="1">
         <w:r>
           <w:rPr>
-            <w:rStyle w:val="791"/>
+            <w:rStyle w:val="815"/>
             <w:rFonts w:ascii="Arial" w:hAnsi="Arial" w:eastAsia="Arial" w:cs="Arial"/>
             <w:color w:val="000000" w:themeColor="text1"/>
             <w:sz w:val="22"/>
@@ -117,7 +117,7 @@
       <w:hyperlink r:id="rId12" w:tooltip="My Github Page" w:history="1">
         <w:r>
           <w:rPr>
-            <w:rStyle w:val="791"/>
+            <w:rStyle w:val="815"/>
             <w:rFonts w:ascii="Arial" w:hAnsi="Arial" w:eastAsia="Arial" w:cs="Arial"/>
             <w:color w:val="000000" w:themeColor="text1"/>
             <w:sz w:val="22"/>
@@ -155,7 +155,7 @@
       <w:hyperlink r:id="rId13" w:tooltip="My LinkedIn" w:history="1">
         <w:r>
           <w:rPr>
-            <w:rStyle w:val="791"/>
+            <w:rStyle w:val="815"/>
             <w:rFonts w:ascii="Arial" w:hAnsi="Arial" w:eastAsia="Arial" w:cs="Arial"/>
             <w:color w:val="000000" w:themeColor="text1"/>
             <w:sz w:val="22"/>
@@ -201,7 +201,7 @@
       <w:hyperlink r:id="rId14" w:tooltip="This is my about me website" w:history="1">
         <w:r>
           <w:rPr>
-            <w:rStyle w:val="791"/>
+            <w:rStyle w:val="815"/>
             <w:rFonts w:ascii="Arial" w:hAnsi="Arial" w:eastAsia="Arial" w:cs="Arial"/>
             <w:color w:val="000000" w:themeColor="text1"/>
             <w:sz w:val="22"/>
@@ -219,7 +219,7 @@
       </w:r>
       <w:r>
         <w:rPr>
-          <w:rFonts w:ascii="Arial" w:hAnsi="Arial" w:eastAsia="Arial" w:cs="Arial"/>
+          <w:rFonts w:ascii="Arial" w:hAnsi="Arial" w:cs="Arial"/>
           <w:sz w:val="22"/>
           <w:szCs w:val="22"/>
         </w:rPr>
@@ -227,7 +227,7 @@
     </w:p>
     <w:p>
       <w:pPr>
-        <w:pStyle w:val="750"/>
+        <w:pStyle w:val="774"/>
         <w:pBdr/>
         <w:spacing/>
         <w:ind w:right="0" w:firstLine="0" w:left="0"/>
@@ -321,7 +321,7 @@
       </w:r>
       <w:r>
         <w:rPr>
-          <w:rFonts w:ascii="Arial" w:hAnsi="Arial" w:eastAsia="Arial" w:cs="Arial"/>
+          <w:rFonts w:ascii="Arial" w:hAnsi="Arial" w:cs="Arial"/>
           <w:sz w:val="22"/>
           <w:szCs w:val="22"/>
         </w:rPr>
@@ -329,7 +329,7 @@
     </w:p>
     <w:p>
       <w:pPr>
-        <w:pStyle w:val="751"/>
+        <w:pStyle w:val="775"/>
         <w:pBdr/>
         <w:spacing w:before="0"/>
         <w:ind/>
@@ -368,7 +368,7 @@
       </w:r>
       <w:r>
         <w:rPr>
-          <w:rFonts w:ascii="Arial" w:hAnsi="Arial" w:eastAsia="Arial" w:cs="Arial"/>
+          <w:rFonts w:ascii="Arial" w:hAnsi="Arial" w:cs="Arial"/>
           <w:b/>
           <w:bCs/>
           <w:color w:val="000000" w:themeColor="text1"/>
@@ -380,7 +380,7 @@
     </w:p>
     <w:p>
       <w:pPr>
-        <w:pStyle w:val="750"/>
+        <w:pStyle w:val="774"/>
         <w:pBdr/>
         <w:tabs>
           <w:tab w:val="center" w:leader="none" w:pos="5233"/>
@@ -428,6 +428,13 @@
       <w:r>
         <w:rPr>
           <w:rFonts w:ascii="Arial" w:hAnsi="Arial" w:eastAsia="Arial" w:cs="Arial"/>
+          <w:sz w:val="22"/>
+          <w:szCs w:val="22"/>
+        </w:rPr>
+      </w:r>
+      <w:r>
+        <w:rPr>
+          <w:rFonts w:ascii="Arial" w:hAnsi="Arial" w:cs="Arial"/>
           <w:sz w:val="22"/>
           <w:szCs w:val="22"/>
         </w:rPr>
@@ -528,7 +535,7 @@
       </w:r>
       <w:r>
         <w:rPr>
-          <w:rFonts w:ascii="Arial" w:hAnsi="Arial" w:eastAsia="Arial" w:cs="Arial"/>
+          <w:rFonts w:ascii="Arial" w:hAnsi="Arial" w:cs="Arial"/>
           <w:sz w:val="22"/>
           <w:szCs w:val="22"/>
         </w:rPr>
@@ -536,7 +543,7 @@
     </w:p>
     <w:p>
       <w:pPr>
-        <w:pStyle w:val="751"/>
+        <w:pStyle w:val="775"/>
         <w:suppressLineNumbers w:val="false"/>
         <w:pBdr/>
         <w:spacing w:before="0"/>
@@ -576,7 +583,7 @@
       </w:r>
       <w:r>
         <w:rPr>
-          <w:rFonts w:ascii="Arial" w:hAnsi="Arial" w:eastAsia="Arial" w:cs="Arial"/>
+          <w:rFonts w:ascii="Arial" w:hAnsi="Arial" w:cs="Arial"/>
           <w:b/>
           <w:bCs/>
           <w:color w:val="000000" w:themeColor="text1"/>
@@ -588,7 +595,7 @@
     </w:p>
     <w:p>
       <w:pPr>
-        <w:pStyle w:val="823"/>
+        <w:pStyle w:val="847"/>
         <w:numPr>
           <w:ilvl w:val="0"/>
           <w:numId w:val="16"/>
@@ -633,10 +640,17 @@
           <w:szCs w:val="22"/>
         </w:rPr>
       </w:r>
+      <w:r>
+        <w:rPr>
+          <w:rFonts w:ascii="Arial" w:hAnsi="Arial" w:cs="Arial"/>
+          <w:sz w:val="22"/>
+          <w:szCs w:val="22"/>
+        </w:rPr>
+      </w:r>
     </w:p>
     <w:p>
       <w:pPr>
-        <w:pStyle w:val="823"/>
+        <w:pStyle w:val="847"/>
         <w:numPr>
           <w:ilvl w:val="0"/>
           <w:numId w:val="16"/>
@@ -681,46 +695,9 @@
           <w:szCs w:val="22"/>
         </w:rPr>
       </w:r>
-    </w:p>
-    <w:p>
-      <w:pPr>
-        <w:pStyle w:val="823"/>
-        <w:numPr>
-          <w:ilvl w:val="0"/>
-          <w:numId w:val="16"/>
-        </w:numPr>
-        <w:pBdr>
-          <w:top w:val="none" w:color="000000" w:sz="4" w:space="0"/>
-          <w:left w:val="none" w:color="000000" w:sz="4" w:space="0"/>
-          <w:bottom w:val="none" w:color="000000" w:sz="4" w:space="0"/>
-          <w:right w:val="none" w:color="000000" w:sz="4" w:space="0"/>
-        </w:pBdr>
-        <w:spacing w:before="0" w:line="276" w:lineRule="auto"/>
-        <w:ind w:right="0"/>
+      <w:r>
         <w:rPr>
           <w:rFonts w:ascii="Arial" w:hAnsi="Arial" w:cs="Arial"/>
-          <w:b w:val="0"/>
-          <w:bCs w:val="0"/>
-          <w:sz w:val="22"/>
-          <w:szCs w:val="22"/>
-        </w:rPr>
-      </w:pPr>
-      <w:r>
-        <w:rPr>
-          <w:rFonts w:ascii="Arial" w:hAnsi="Arial" w:eastAsia="Arial" w:cs="Arial"/>
-          <w:b w:val="0"/>
-          <w:bCs w:val="0"/>
-          <w:color w:val="000000"/>
-          <w:sz w:val="22"/>
-          <w:szCs w:val="22"/>
-        </w:rPr>
-        <w:t xml:space="preserve">Programming &amp; Scripting</w:t>
-      </w:r>
-      <w:r>
-        <w:rPr>
-          <w:rFonts w:ascii="Arial" w:hAnsi="Arial" w:eastAsia="Arial" w:cs="Arial"/>
-          <w:b w:val="0"/>
-          <w:bCs w:val="0"/>
           <w:sz w:val="22"/>
           <w:szCs w:val="22"/>
         </w:rPr>
@@ -728,7 +705,7 @@
     </w:p>
     <w:p>
       <w:pPr>
-        <w:pStyle w:val="823"/>
+        <w:pStyle w:val="847"/>
         <w:numPr>
           <w:ilvl w:val="0"/>
           <w:numId w:val="16"/>
@@ -773,10 +750,17 @@
           <w:szCs w:val="22"/>
         </w:rPr>
       </w:r>
+      <w:r>
+        <w:rPr>
+          <w:rFonts w:ascii="Arial" w:hAnsi="Arial" w:cs="Arial"/>
+          <w:sz w:val="22"/>
+          <w:szCs w:val="22"/>
+        </w:rPr>
+      </w:r>
     </w:p>
     <w:p>
       <w:pPr>
-        <w:pStyle w:val="823"/>
+        <w:pStyle w:val="847"/>
         <w:numPr>
           <w:ilvl w:val="0"/>
           <w:numId w:val="16"/>
@@ -841,7 +825,7 @@
       </w:r>
       <w:r>
         <w:rPr>
-          <w:rFonts w:ascii="Arial" w:hAnsi="Arial" w:eastAsia="Arial" w:cs="Arial"/>
+          <w:rFonts w:ascii="Arial" w:hAnsi="Arial" w:cs="Arial"/>
           <w:sz w:val="22"/>
           <w:szCs w:val="22"/>
         </w:rPr>
@@ -942,7 +926,7 @@
       </w:r>
       <w:r>
         <w:rPr>
-          <w:rFonts w:ascii="Arial" w:hAnsi="Arial" w:eastAsia="Arial" w:cs="Arial"/>
+          <w:rFonts w:ascii="Arial" w:hAnsi="Arial" w:cs="Arial"/>
           <w:sz w:val="22"/>
           <w:szCs w:val="22"/>
         </w:rPr>
@@ -950,7 +934,7 @@
     </w:p>
     <w:p>
       <w:pPr>
-        <w:pStyle w:val="751"/>
+        <w:pStyle w:val="775"/>
         <w:pBdr/>
         <w:spacing w:before="0"/>
         <w:ind w:firstLine="0" w:left="0"/>
@@ -978,10 +962,17 @@
           <w:szCs w:val="22"/>
         </w:rPr>
       </w:r>
+      <w:r>
+        <w:rPr>
+          <w:rFonts w:ascii="Arial" w:hAnsi="Arial" w:cs="Arial"/>
+          <w:sz w:val="22"/>
+          <w:szCs w:val="22"/>
+        </w:rPr>
+      </w:r>
     </w:p>
     <w:p>
       <w:pPr>
-        <w:pStyle w:val="752"/>
+        <w:pStyle w:val="776"/>
         <w:numPr>
           <w:ilvl w:val="0"/>
           <w:numId w:val="26"/>
@@ -1007,7 +998,7 @@
       </w:r>
       <w:r>
         <w:rPr>
-          <w:rStyle w:val="762"/>
+          <w:rStyle w:val="786"/>
           <w:rFonts w:ascii="Arial" w:hAnsi="Arial" w:eastAsia="Arial" w:cs="Arial"/>
           <w:b/>
           <w:bCs/>
@@ -1026,7 +1017,7 @@
       </w:r>
       <w:r>
         <w:rPr>
-          <w:rFonts w:ascii="Arial" w:hAnsi="Arial" w:eastAsia="Arial" w:cs="Arial"/>
+          <w:rFonts w:ascii="Arial" w:hAnsi="Arial" w:cs="Arial"/>
           <w:sz w:val="22"/>
           <w:szCs w:val="22"/>
         </w:rPr>
@@ -1034,7 +1025,7 @@
     </w:p>
     <w:p>
       <w:pPr>
-        <w:pStyle w:val="823"/>
+        <w:pStyle w:val="847"/>
         <w:numPr>
           <w:ilvl w:val="1"/>
           <w:numId w:val="26"/>
@@ -1109,7 +1100,7 @@
       </w:r>
       <w:r>
         <w:rPr>
-          <w:rFonts w:ascii="Arial" w:hAnsi="Arial" w:eastAsia="Arial" w:cs="Arial"/>
+          <w:rFonts w:ascii="Arial" w:hAnsi="Arial" w:cs="Arial"/>
           <w:sz w:val="22"/>
           <w:szCs w:val="22"/>
         </w:rPr>
@@ -1117,7 +1108,7 @@
     </w:p>
     <w:p>
       <w:pPr>
-        <w:pStyle w:val="823"/>
+        <w:pStyle w:val="847"/>
         <w:numPr>
           <w:ilvl w:val="1"/>
           <w:numId w:val="26"/>
@@ -1173,7 +1164,7 @@
       </w:r>
       <w:r>
         <w:rPr>
-          <w:rFonts w:ascii="Arial" w:hAnsi="Arial" w:eastAsia="Arial" w:cs="Arial"/>
+          <w:rFonts w:ascii="Arial" w:hAnsi="Arial" w:cs="Arial"/>
           <w:sz w:val="22"/>
           <w:szCs w:val="22"/>
         </w:rPr>
@@ -1181,7 +1172,7 @@
     </w:p>
     <w:p>
       <w:pPr>
-        <w:pStyle w:val="823"/>
+        <w:pStyle w:val="847"/>
         <w:numPr>
           <w:ilvl w:val="1"/>
           <w:numId w:val="26"/>
@@ -1256,7 +1247,7 @@
       </w:r>
       <w:r>
         <w:rPr>
-          <w:rFonts w:ascii="Arial" w:hAnsi="Arial" w:eastAsia="Arial" w:cs="Arial"/>
+          <w:rFonts w:ascii="Arial" w:hAnsi="Arial" w:cs="Arial"/>
           <w:sz w:val="22"/>
           <w:szCs w:val="22"/>
         </w:rPr>
@@ -1264,7 +1255,7 @@
     </w:p>
     <w:p>
       <w:pPr>
-        <w:pStyle w:val="752"/>
+        <w:pStyle w:val="776"/>
         <w:numPr>
           <w:ilvl w:val="0"/>
           <w:numId w:val="26"/>
@@ -1280,7 +1271,7 @@
       </w:pPr>
       <w:r>
         <w:rPr>
-          <w:rStyle w:val="762"/>
+          <w:rStyle w:val="786"/>
           <w:rFonts w:ascii="Arial" w:hAnsi="Arial" w:eastAsia="Arial" w:cs="Arial"/>
           <w:b/>
           <w:bCs/>
@@ -1291,7 +1282,7 @@
       </w:r>
       <w:r>
         <w:rPr>
-          <w:rStyle w:val="762"/>
+          <w:rStyle w:val="786"/>
           <w:rFonts w:ascii="Arial" w:hAnsi="Arial" w:eastAsia="Arial" w:cs="Arial"/>
           <w:b/>
           <w:bCs/>
@@ -1303,7 +1294,7 @@
       </w:r>
       <w:r>
         <w:rPr>
-          <w:rStyle w:val="762"/>
+          <w:rStyle w:val="786"/>
           <w:rFonts w:ascii="Arial" w:hAnsi="Arial" w:eastAsia="Arial" w:cs="Arial"/>
           <w:b/>
           <w:bCs/>
@@ -1320,10 +1311,17 @@
           <w:szCs w:val="22"/>
         </w:rPr>
       </w:r>
+      <w:r>
+        <w:rPr>
+          <w:rFonts w:ascii="Arial" w:hAnsi="Arial" w:cs="Arial"/>
+          <w:sz w:val="22"/>
+          <w:szCs w:val="22"/>
+        </w:rPr>
+      </w:r>
     </w:p>
     <w:p>
       <w:pPr>
-        <w:pStyle w:val="823"/>
+        <w:pStyle w:val="847"/>
         <w:numPr>
           <w:ilvl w:val="1"/>
           <w:numId w:val="26"/>
@@ -1359,10 +1357,18 @@
           <w:szCs w:val="22"/>
         </w:rPr>
       </w:r>
+      <w:r>
+        <w:rPr>
+          <w:rFonts w:ascii="Arial" w:hAnsi="Arial" w:cs="Arial"/>
+          <w:color w:val="000000"/>
+          <w:sz w:val="22"/>
+          <w:szCs w:val="22"/>
+        </w:rPr>
+      </w:r>
     </w:p>
     <w:p>
       <w:pPr>
-        <w:pStyle w:val="823"/>
+        <w:pStyle w:val="847"/>
         <w:numPr>
           <w:ilvl w:val="1"/>
           <w:numId w:val="26"/>
@@ -1407,7 +1413,7 @@
       </w:r>
       <w:r>
         <w:rPr>
-          <w:rFonts w:ascii="Arial" w:hAnsi="Arial" w:eastAsia="Arial" w:cs="Arial"/>
+          <w:rFonts w:ascii="Arial" w:hAnsi="Arial" w:cs="Arial"/>
           <w:sz w:val="22"/>
           <w:szCs w:val="22"/>
         </w:rPr>
@@ -1415,7 +1421,7 @@
     </w:p>
     <w:p>
       <w:pPr>
-        <w:pStyle w:val="752"/>
+        <w:pStyle w:val="776"/>
         <w:numPr>
           <w:ilvl w:val="0"/>
           <w:numId w:val="26"/>
@@ -1463,7 +1469,7 @@
       <w:hyperlink r:id="rId15" w:tooltip="The Hindi translation" w:history="1">
         <w:r>
           <w:rPr>
-            <w:rStyle w:val="791"/>
+            <w:rStyle w:val="815"/>
             <w:rFonts w:ascii="Arial" w:hAnsi="Arial" w:eastAsia="Arial" w:cs="Arial"/>
             <w:b/>
             <w:color w:val="000000" w:themeColor="text1"/>
@@ -1476,15 +1482,13 @@
       <w:r>
         <w:rPr>
           <w:rFonts w:ascii="Arial" w:hAnsi="Arial" w:eastAsia="Arial" w:cs="Arial"/>
-          <w:b/>
-          <w:color w:val="000000"/>
           <w:sz w:val="22"/>
           <w:szCs w:val="22"/>
         </w:rPr>
       </w:r>
       <w:r>
         <w:rPr>
-          <w:rFonts w:ascii="Arial" w:hAnsi="Arial" w:eastAsia="Arial" w:cs="Arial"/>
+          <w:rFonts w:ascii="Arial" w:hAnsi="Arial" w:cs="Arial"/>
           <w:sz w:val="22"/>
           <w:szCs w:val="22"/>
         </w:rPr>
@@ -1492,7 +1496,7 @@
     </w:p>
     <w:p>
       <w:pPr>
-        <w:pStyle w:val="823"/>
+        <w:pStyle w:val="847"/>
         <w:numPr>
           <w:ilvl w:val="1"/>
           <w:numId w:val="26"/>
@@ -1545,10 +1549,17 @@
           <w:szCs w:val="22"/>
         </w:rPr>
       </w:r>
+      <w:r>
+        <w:rPr>
+          <w:rFonts w:ascii="Arial" w:hAnsi="Arial" w:cs="Arial"/>
+          <w:sz w:val="22"/>
+          <w:szCs w:val="22"/>
+        </w:rPr>
+      </w:r>
     </w:p>
     <w:p>
       <w:pPr>
-        <w:pStyle w:val="823"/>
+        <w:pStyle w:val="847"/>
         <w:numPr>
           <w:ilvl w:val="1"/>
           <w:numId w:val="26"/>
@@ -1581,12 +1592,11 @@
           <w:rFonts w:ascii="Arial" w:hAnsi="Arial" w:eastAsia="Arial" w:cs="Arial"/>
           <w:sz w:val="22"/>
           <w:szCs w:val="22"/>
-          <w:highlight w:val="none"/>
         </w:rPr>
       </w:r>
       <w:r>
         <w:rPr>
-          <w:rFonts w:ascii="Arial" w:hAnsi="Arial" w:eastAsia="Arial" w:cs="Arial"/>
+          <w:rFonts w:ascii="Arial" w:hAnsi="Arial" w:cs="Arial"/>
           <w:sz w:val="22"/>
           <w:szCs w:val="22"/>
         </w:rPr>
@@ -1687,7 +1697,7 @@
       </w:r>
       <w:r>
         <w:rPr>
-          <w:rFonts w:ascii="Arial" w:hAnsi="Arial" w:eastAsia="Arial" w:cs="Arial"/>
+          <w:rFonts w:ascii="Arial" w:hAnsi="Arial" w:cs="Arial"/>
           <w:sz w:val="22"/>
           <w:szCs w:val="22"/>
         </w:rPr>
@@ -1695,7 +1705,7 @@
     </w:p>
     <w:p>
       <w:pPr>
-        <w:pStyle w:val="751"/>
+        <w:pStyle w:val="775"/>
         <w:pBdr/>
         <w:spacing w:before="0"/>
         <w:ind/>
@@ -1720,17 +1730,13 @@
       <w:r>
         <w:rPr>
           <w:rFonts w:ascii="Arial" w:hAnsi="Arial" w:eastAsia="Arial" w:cs="Arial"/>
-          <w:b/>
-          <w:bCs/>
-          <w:color w:val="000000" w:themeColor="text1"/>
           <w:sz w:val="22"/>
           <w:szCs w:val="22"/>
-          <w:u w:val="single"/>
         </w:rPr>
       </w:r>
       <w:r>
         <w:rPr>
-          <w:rFonts w:ascii="Arial" w:hAnsi="Arial" w:eastAsia="Arial" w:cs="Arial"/>
+          <w:rFonts w:ascii="Arial" w:hAnsi="Arial" w:cs="Arial"/>
           <w:sz w:val="22"/>
           <w:szCs w:val="22"/>
         </w:rPr>
@@ -1738,7 +1744,7 @@
     </w:p>
     <w:p>
       <w:pPr>
-        <w:pStyle w:val="752"/>
+        <w:pStyle w:val="776"/>
         <w:numPr>
           <w:ilvl w:val="0"/>
           <w:numId w:val="13"/>
@@ -1756,7 +1762,7 @@
       </w:pPr>
       <w:r>
         <w:rPr>
-          <w:rStyle w:val="762"/>
+          <w:rStyle w:val="786"/>
           <w:rFonts w:ascii="Arial" w:hAnsi="Arial" w:eastAsia="Arial" w:cs="Arial"/>
           <w:color w:val="000000" w:themeColor="text1"/>
           <w:sz w:val="22"/>
@@ -1806,7 +1812,7 @@
       </w:r>
       <w:r>
         <w:rPr>
-          <w:rFonts w:ascii="Arial" w:hAnsi="Arial" w:eastAsia="Arial" w:cs="Arial"/>
+          <w:rFonts w:ascii="Arial" w:hAnsi="Arial" w:cs="Arial"/>
           <w:color w:val="000000" w:themeColor="text1"/>
           <w:sz w:val="22"/>
           <w:szCs w:val="22"/>
@@ -1815,7 +1821,7 @@
     </w:p>
     <w:p>
       <w:pPr>
-        <w:pStyle w:val="823"/>
+        <w:pStyle w:val="847"/>
         <w:numPr>
           <w:ilvl w:val="1"/>
           <w:numId w:val="13"/>
@@ -1869,7 +1875,7 @@
       </w:r>
       <w:r>
         <w:rPr>
-          <w:rFonts w:ascii="Arial" w:hAnsi="Arial" w:eastAsia="Arial" w:cs="Arial"/>
+          <w:rFonts w:ascii="Arial" w:hAnsi="Arial" w:cs="Arial"/>
           <w:color w:val="000000" w:themeColor="text1"/>
           <w:sz w:val="22"/>
           <w:szCs w:val="22"/>
@@ -1878,7 +1884,7 @@
     </w:p>
     <w:p>
       <w:pPr>
-        <w:pStyle w:val="752"/>
+        <w:pStyle w:val="776"/>
         <w:numPr>
           <w:ilvl w:val="0"/>
           <w:numId w:val="13"/>
@@ -1896,7 +1902,7 @@
       </w:pPr>
       <w:r>
         <w:rPr>
-          <w:rStyle w:val="762"/>
+          <w:rStyle w:val="786"/>
           <w:rFonts w:ascii="Arial" w:hAnsi="Arial" w:eastAsia="Arial" w:cs="Arial"/>
           <w:color w:val="000000" w:themeColor="text1"/>
           <w:sz w:val="22"/>
@@ -1944,7 +1950,7 @@
       </w:r>
       <w:r>
         <w:rPr>
-          <w:rFonts w:ascii="Arial" w:hAnsi="Arial" w:eastAsia="Arial" w:cs="Arial"/>
+          <w:rFonts w:ascii="Arial" w:hAnsi="Arial" w:cs="Arial"/>
           <w:color w:val="000000" w:themeColor="text1"/>
           <w:sz w:val="22"/>
           <w:szCs w:val="22"/>
@@ -1953,7 +1959,7 @@
     </w:p>
     <w:p>
       <w:pPr>
-        <w:pStyle w:val="823"/>
+        <w:pStyle w:val="847"/>
         <w:numPr>
           <w:ilvl w:val="1"/>
           <w:numId w:val="14"/>
@@ -1987,7 +1993,7 @@
       </w:r>
       <w:r>
         <w:rPr>
-          <w:rFonts w:ascii="Arial" w:hAnsi="Arial" w:eastAsia="Arial" w:cs="Arial"/>
+          <w:rFonts w:ascii="Arial" w:hAnsi="Arial" w:cs="Arial"/>
           <w:color w:val="000000" w:themeColor="text1"/>
           <w:sz w:val="22"/>
           <w:szCs w:val="22"/>
@@ -2089,7 +2095,7 @@
       </w:r>
       <w:r>
         <w:rPr>
-          <w:rFonts w:ascii="Arial" w:hAnsi="Arial" w:eastAsia="Arial" w:cs="Arial"/>
+          <w:rFonts w:ascii="Arial" w:hAnsi="Arial" w:cs="Arial"/>
           <w:sz w:val="22"/>
           <w:szCs w:val="22"/>
         </w:rPr>
@@ -2097,7 +2103,7 @@
     </w:p>
     <w:p>
       <w:pPr>
-        <w:pStyle w:val="751"/>
+        <w:pStyle w:val="775"/>
         <w:pBdr/>
         <w:spacing w:before="0"/>
         <w:ind/>
@@ -2109,7 +2115,7 @@
       </w:pPr>
       <w:r>
         <w:rPr>
-          <w:rStyle w:val="761"/>
+          <w:rStyle w:val="785"/>
           <w:rFonts w:ascii="Arial" w:hAnsi="Arial" w:eastAsia="Arial" w:cs="Arial"/>
           <w:b/>
           <w:bCs/>
@@ -2122,19 +2128,14 @@
       </w:r>
       <w:r>
         <w:rPr>
-          <w:rStyle w:val="761"/>
           <w:rFonts w:ascii="Arial" w:hAnsi="Arial" w:eastAsia="Arial" w:cs="Arial"/>
-          <w:b/>
-          <w:bCs/>
-          <w:color w:val="000000" w:themeColor="text1"/>
           <w:sz w:val="22"/>
           <w:szCs w:val="22"/>
-          <w:u w:val="single"/>
         </w:rPr>
       </w:r>
       <w:r>
         <w:rPr>
-          <w:rFonts w:ascii="Arial" w:hAnsi="Arial" w:eastAsia="Arial" w:cs="Arial"/>
+          <w:rFonts w:ascii="Arial" w:hAnsi="Arial" w:cs="Arial"/>
           <w:sz w:val="22"/>
           <w:szCs w:val="22"/>
         </w:rPr>
@@ -2142,7 +2143,7 @@
     </w:p>
     <w:p>
       <w:pPr>
-        <w:pStyle w:val="823"/>
+        <w:pStyle w:val="847"/>
         <w:numPr>
           <w:ilvl w:val="0"/>
           <w:numId w:val="12"/>
@@ -2170,7 +2171,7 @@
       <w:hyperlink r:id="rId16" w:tooltip="https://freecodecamp.org/certification/Hrshydv/responsive-web-design" w:history="1">
         <w:r>
           <w:rPr>
-            <w:rStyle w:val="791"/>
+            <w:rStyle w:val="815"/>
             <w:rFonts w:ascii="Arial" w:hAnsi="Arial" w:eastAsia="Arial" w:cs="Arial"/>
             <w:color w:val="000000" w:themeColor="text1"/>
             <w:sz w:val="22"/>
@@ -2185,12 +2186,11 @@
           <w:color w:val="000000" w:themeColor="text1"/>
           <w:sz w:val="22"/>
           <w:szCs w:val="22"/>
-          <w:highlight w:val="none"/>
         </w:rPr>
       </w:r>
       <w:r>
         <w:rPr>
-          <w:rFonts w:ascii="Arial" w:hAnsi="Arial" w:eastAsia="Arial" w:cs="Arial"/>
+          <w:rFonts w:ascii="Arial" w:hAnsi="Arial" w:cs="Arial"/>
           <w:color w:val="000000" w:themeColor="text1"/>
           <w:sz w:val="22"/>
           <w:szCs w:val="22"/>
@@ -2285,39 +2285,9 @@
       </w:r>
       <w:r>
         <w:rPr>
-          <w:rFonts w:ascii="Arial" w:hAnsi="Arial" w:eastAsia="Arial" w:cs="Arial"/>
+          <w:rFonts w:ascii="Arial" w:hAnsi="Arial" w:cs="Arial"/>
           <w:sz w:val="22"/>
           <w:szCs w:val="22"/>
-        </w:rPr>
-      </w:r>
-      <w:r>
-        <w:rPr>
-          <w:rFonts w:ascii="Arial" w:hAnsi="Arial" w:eastAsia="Arial" w:cs="Arial"/>
-          <w:sz w:val="22"/>
-          <w:szCs w:val="22"/>
-        </w:rPr>
-      </w:r>
-      <w:r>
-        <w:rPr>
-          <w:rFonts w:ascii="Arial" w:hAnsi="Arial" w:eastAsia="Arial" w:cs="Arial"/>
-          <w:sz w:val="22"/>
-          <w:szCs w:val="22"/>
-        </w:rPr>
-      </w:r>
-      <w:r>
-        <w:rPr>
-          <w:rFonts w:ascii="Arial" w:hAnsi="Arial" w:eastAsia="Arial" w:cs="Arial"/>
-          <w:sz w:val="22"/>
-          <w:szCs w:val="22"/>
-          <w:highlight w:val="none"/>
-        </w:rPr>
-      </w:r>
-      <w:r>
-        <w:rPr>
-          <w:rFonts w:ascii="Arial" w:hAnsi="Arial" w:eastAsia="Arial" w:cs="Arial"/>
-          <w:sz w:val="22"/>
-          <w:szCs w:val="22"/>
-          <w:highlight w:val="none"/>
         </w:rPr>
       </w:r>
       <w:r>
@@ -2379,7 +2349,7 @@
 <w:ftr xmlns:wpc="http://schemas.microsoft.com/office/word/2010/wordprocessingCanvas" xmlns:mc="http://schemas.openxmlformats.org/markup-compatibility/2006" xmlns:o="urn:schemas-microsoft-com:office:office" xmlns:r="http://schemas.openxmlformats.org/officeDocument/2006/relationships" xmlns:m="http://schemas.openxmlformats.org/officeDocument/2006/math" xmlns:v="urn:schemas-microsoft-com:vml" xmlns:wp14="http://schemas.microsoft.com/office/word/2010/wordprocessingDrawing" xmlns:wp="http://schemas.openxmlformats.org/drawingml/2006/wordprocessingDrawing" xmlns:w10="urn:schemas-microsoft-com:office:word" xmlns:w="http://schemas.openxmlformats.org/wordprocessingml/2006/main" xmlns:w14="http://schemas.microsoft.com/office/word/2010/wordml" xmlns:w15="http://schemas.microsoft.com/office/word/2012/wordml" xmlns:wpg="http://schemas.microsoft.com/office/word/2010/wordprocessingGroup" xmlns:wpi="http://schemas.microsoft.com/office/word/2010/wordprocessingInk" xmlns:wne="http://schemas.microsoft.com/office/word/2006/wordml" xmlns:a="http://schemas.openxmlformats.org/drawingml/2006/main" xmlns:wps="http://schemas.microsoft.com/office/word/2010/wordprocessingShape" mc:Ignorable="w14 w15 wp14">
   <w:p>
     <w:pPr>
-      <w:pStyle w:val="750"/>
+      <w:pStyle w:val="774"/>
       <w:pBdr/>
       <w:spacing w:after="200" w:before="0"/>
       <w:ind w:right="0" w:firstLine="0" w:left="0"/>
@@ -2399,6 +2369,15 @@
         <w:iCs/>
         <w:sz w:val="22"/>
         <w:szCs w:val="22"/>
+      </w:rPr>
+    </w:r>
+    <w:r>
+      <w:rPr>
+        <w:b/>
+        <w:bCs/>
+        <w:sz w:val="22"/>
+        <w:szCs w:val="22"/>
+        <w:highlight w:val="none"/>
       </w:rPr>
     </w:r>
     <w:r>
@@ -2451,7 +2430,7 @@
 <w:hdr xmlns:wpc="http://schemas.microsoft.com/office/word/2010/wordprocessingCanvas" xmlns:mc="http://schemas.openxmlformats.org/markup-compatibility/2006" xmlns:o="urn:schemas-microsoft-com:office:office" xmlns:r="http://schemas.openxmlformats.org/officeDocument/2006/relationships" xmlns:m="http://schemas.openxmlformats.org/officeDocument/2006/math" xmlns:v="urn:schemas-microsoft-com:vml" xmlns:wp14="http://schemas.microsoft.com/office/word/2010/wordprocessingDrawing" xmlns:wp="http://schemas.openxmlformats.org/drawingml/2006/wordprocessingDrawing" xmlns:w10="urn:schemas-microsoft-com:office:word" xmlns:w="http://schemas.openxmlformats.org/wordprocessingml/2006/main" xmlns:w14="http://schemas.microsoft.com/office/word/2010/wordml" xmlns:w15="http://schemas.microsoft.com/office/word/2012/wordml" xmlns:wpg="http://schemas.microsoft.com/office/word/2010/wordprocessingGroup" xmlns:wpi="http://schemas.microsoft.com/office/word/2010/wordprocessingInk" xmlns:wne="http://schemas.microsoft.com/office/word/2006/wordml" xmlns:a="http://schemas.openxmlformats.org/drawingml/2006/main" xmlns:wps="http://schemas.microsoft.com/office/word/2010/wordprocessingShape" mc:Ignorable="w14 w15 wp14">
   <w:p>
     <w:pPr>
-      <w:pStyle w:val="806"/>
+      <w:pStyle w:val="830"/>
       <w:pBdr/>
       <w:spacing/>
       <w:ind/>
@@ -6807,7 +6786,7 @@
     <w:lsdException w:name="Bibliography" w:uiPriority="37"/>
     <w:lsdException w:name="TOC Heading" w:uiPriority="39" w:qFormat="1"/>
   </w:latentStyles>
-  <w:style w:type="paragraph" w:styleId="750" w:default="1">
+  <w:style w:type="paragraph" w:styleId="774" w:default="1">
     <w:name w:val="Normal"/>
     <w:qFormat/>
     <w:pPr>
@@ -6826,11 +6805,11 @@
       <w:lang w:val="en-US" w:eastAsia="en-US" w:bidi="ar-SA"/>
     </w:rPr>
   </w:style>
-  <w:style w:type="paragraph" w:styleId="751">
+  <w:style w:type="paragraph" w:styleId="775">
     <w:name w:val="Heading 1"/>
-    <w:basedOn w:val="750"/>
-    <w:next w:val="750"/>
-    <w:link w:val="761"/>
+    <w:basedOn w:val="774"/>
+    <w:next w:val="774"/>
+    <w:link w:val="785"/>
     <w:uiPriority w:val="9"/>
     <w:qFormat/>
     <w:pPr>
@@ -6848,11 +6827,11 @@
       <w:szCs w:val="40"/>
     </w:rPr>
   </w:style>
-  <w:style w:type="paragraph" w:styleId="752">
+  <w:style w:type="paragraph" w:styleId="776">
     <w:name w:val="Heading 2"/>
-    <w:basedOn w:val="750"/>
-    <w:next w:val="750"/>
-    <w:link w:val="762"/>
+    <w:basedOn w:val="774"/>
+    <w:next w:val="774"/>
+    <w:link w:val="786"/>
     <w:uiPriority w:val="9"/>
     <w:unhideWhenUsed/>
     <w:qFormat/>
@@ -6871,11 +6850,11 @@
       <w:szCs w:val="32"/>
     </w:rPr>
   </w:style>
-  <w:style w:type="paragraph" w:styleId="753">
+  <w:style w:type="paragraph" w:styleId="777">
     <w:name w:val="Heading 3"/>
-    <w:basedOn w:val="750"/>
-    <w:next w:val="750"/>
-    <w:link w:val="763"/>
+    <w:basedOn w:val="774"/>
+    <w:next w:val="774"/>
+    <w:link w:val="787"/>
     <w:uiPriority w:val="9"/>
     <w:unhideWhenUsed/>
     <w:qFormat/>
@@ -6894,11 +6873,11 @@
       <w:szCs w:val="28"/>
     </w:rPr>
   </w:style>
-  <w:style w:type="paragraph" w:styleId="754">
+  <w:style w:type="paragraph" w:styleId="778">
     <w:name w:val="Heading 4"/>
-    <w:basedOn w:val="750"/>
-    <w:next w:val="750"/>
-    <w:link w:val="764"/>
+    <w:basedOn w:val="774"/>
+    <w:next w:val="774"/>
+    <w:link w:val="788"/>
     <w:uiPriority w:val="9"/>
     <w:unhideWhenUsed/>
     <w:qFormat/>
@@ -6917,11 +6896,11 @@
       <w:color w:val="0f4761" w:themeColor="accent1" w:themeShade="BF"/>
     </w:rPr>
   </w:style>
-  <w:style w:type="paragraph" w:styleId="755">
+  <w:style w:type="paragraph" w:styleId="779">
     <w:name w:val="Heading 5"/>
-    <w:basedOn w:val="750"/>
-    <w:next w:val="750"/>
-    <w:link w:val="765"/>
+    <w:basedOn w:val="774"/>
+    <w:next w:val="774"/>
+    <w:link w:val="789"/>
     <w:uiPriority w:val="9"/>
     <w:unhideWhenUsed/>
     <w:qFormat/>
@@ -6938,11 +6917,11 @@
       <w:color w:val="0f4761" w:themeColor="accent1" w:themeShade="BF"/>
     </w:rPr>
   </w:style>
-  <w:style w:type="paragraph" w:styleId="756">
+  <w:style w:type="paragraph" w:styleId="780">
     <w:name w:val="Heading 6"/>
-    <w:basedOn w:val="750"/>
-    <w:next w:val="750"/>
-    <w:link w:val="766"/>
+    <w:basedOn w:val="774"/>
+    <w:next w:val="774"/>
+    <w:link w:val="790"/>
     <w:uiPriority w:val="9"/>
     <w:unhideWhenUsed/>
     <w:qFormat/>
@@ -6961,11 +6940,11 @@
       <w:color w:val="595959" w:themeColor="text1" w:themeTint="A6"/>
     </w:rPr>
   </w:style>
-  <w:style w:type="paragraph" w:styleId="757">
+  <w:style w:type="paragraph" w:styleId="781">
     <w:name w:val="Heading 7"/>
-    <w:basedOn w:val="750"/>
-    <w:next w:val="750"/>
-    <w:link w:val="767"/>
+    <w:basedOn w:val="774"/>
+    <w:next w:val="774"/>
+    <w:link w:val="791"/>
     <w:uiPriority w:val="9"/>
     <w:unhideWhenUsed/>
     <w:qFormat/>
@@ -6982,11 +6961,11 @@
       <w:color w:val="595959" w:themeColor="text1" w:themeTint="A6"/>
     </w:rPr>
   </w:style>
-  <w:style w:type="paragraph" w:styleId="758">
+  <w:style w:type="paragraph" w:styleId="782">
     <w:name w:val="Heading 8"/>
-    <w:basedOn w:val="750"/>
-    <w:next w:val="750"/>
-    <w:link w:val="768"/>
+    <w:basedOn w:val="774"/>
+    <w:next w:val="774"/>
+    <w:link w:val="792"/>
     <w:uiPriority w:val="9"/>
     <w:unhideWhenUsed/>
     <w:qFormat/>
@@ -7005,11 +6984,11 @@
       <w:color w:val="272727" w:themeColor="text1" w:themeTint="D8"/>
     </w:rPr>
   </w:style>
-  <w:style w:type="paragraph" w:styleId="759">
+  <w:style w:type="paragraph" w:styleId="783">
     <w:name w:val="Heading 9"/>
-    <w:basedOn w:val="750"/>
-    <w:next w:val="750"/>
-    <w:link w:val="769"/>
+    <w:basedOn w:val="774"/>
+    <w:next w:val="774"/>
+    <w:link w:val="793"/>
     <w:uiPriority w:val="9"/>
     <w:unhideWhenUsed/>
     <w:qFormat/>
@@ -7028,7 +7007,7 @@
       <w:color w:val="272727" w:themeColor="text1" w:themeTint="D8"/>
     </w:rPr>
   </w:style>
-  <w:style w:type="character" w:styleId="760" w:default="1">
+  <w:style w:type="character" w:styleId="784" w:default="1">
     <w:name w:val="Default Paragraph Font"/>
     <w:uiPriority w:val="1"/>
     <w:semiHidden/>
@@ -7040,10 +7019,10 @@
       <w:ind/>
     </w:pPr>
   </w:style>
-  <w:style w:type="character" w:styleId="761">
+  <w:style w:type="character" w:styleId="785">
     <w:name w:val="Heading 1 Char"/>
-    <w:basedOn w:val="760"/>
-    <w:link w:val="751"/>
+    <w:basedOn w:val="784"/>
+    <w:link w:val="775"/>
     <w:uiPriority w:val="9"/>
     <w:qFormat/>
     <w:pPr>
@@ -7058,10 +7037,10 @@
       <w:szCs w:val="40"/>
     </w:rPr>
   </w:style>
-  <w:style w:type="character" w:styleId="762">
+  <w:style w:type="character" w:styleId="786">
     <w:name w:val="Heading 2 Char"/>
-    <w:basedOn w:val="760"/>
-    <w:link w:val="752"/>
+    <w:basedOn w:val="784"/>
+    <w:link w:val="776"/>
     <w:uiPriority w:val="9"/>
     <w:qFormat/>
     <w:pPr>
@@ -7076,10 +7055,10 @@
       <w:szCs w:val="32"/>
     </w:rPr>
   </w:style>
-  <w:style w:type="character" w:styleId="763">
+  <w:style w:type="character" w:styleId="787">
     <w:name w:val="Heading 3 Char"/>
-    <w:basedOn w:val="760"/>
-    <w:link w:val="753"/>
+    <w:basedOn w:val="784"/>
+    <w:link w:val="777"/>
     <w:uiPriority w:val="9"/>
     <w:qFormat/>
     <w:pPr>
@@ -7094,10 +7073,10 @@
       <w:szCs w:val="28"/>
     </w:rPr>
   </w:style>
-  <w:style w:type="character" w:styleId="764">
+  <w:style w:type="character" w:styleId="788">
     <w:name w:val="Heading 4 Char"/>
-    <w:basedOn w:val="760"/>
-    <w:link w:val="754"/>
+    <w:basedOn w:val="784"/>
+    <w:link w:val="778"/>
     <w:uiPriority w:val="9"/>
     <w:qFormat/>
     <w:pPr>
@@ -7112,10 +7091,10 @@
       <w:color w:val="0f4761" w:themeColor="accent1" w:themeShade="BF"/>
     </w:rPr>
   </w:style>
-  <w:style w:type="character" w:styleId="765">
+  <w:style w:type="character" w:styleId="789">
     <w:name w:val="Heading 5 Char"/>
-    <w:basedOn w:val="760"/>
-    <w:link w:val="755"/>
+    <w:basedOn w:val="784"/>
+    <w:link w:val="779"/>
     <w:uiPriority w:val="9"/>
     <w:qFormat/>
     <w:pPr>
@@ -7128,10 +7107,10 @@
       <w:color w:val="0f4761" w:themeColor="accent1" w:themeShade="BF"/>
     </w:rPr>
   </w:style>
-  <w:style w:type="character" w:styleId="766">
+  <w:style w:type="character" w:styleId="790">
     <w:name w:val="Heading 6 Char"/>
-    <w:basedOn w:val="760"/>
-    <w:link w:val="756"/>
+    <w:basedOn w:val="784"/>
+    <w:link w:val="780"/>
     <w:uiPriority w:val="9"/>
     <w:qFormat/>
     <w:pPr>
@@ -7146,10 +7125,10 @@
       <w:color w:val="595959" w:themeColor="text1" w:themeTint="A6"/>
     </w:rPr>
   </w:style>
-  <w:style w:type="character" w:styleId="767">
+  <w:style w:type="character" w:styleId="791">
     <w:name w:val="Heading 7 Char"/>
-    <w:basedOn w:val="760"/>
-    <w:link w:val="757"/>
+    <w:basedOn w:val="784"/>
+    <w:link w:val="781"/>
     <w:uiPriority w:val="9"/>
     <w:qFormat/>
     <w:pPr>
@@ -7162,10 +7141,10 @@
       <w:color w:val="595959" w:themeColor="text1" w:themeTint="A6"/>
     </w:rPr>
   </w:style>
-  <w:style w:type="character" w:styleId="768">
+  <w:style w:type="character" w:styleId="792">
     <w:name w:val="Heading 8 Char"/>
-    <w:basedOn w:val="760"/>
-    <w:link w:val="758"/>
+    <w:basedOn w:val="784"/>
+    <w:link w:val="782"/>
     <w:uiPriority w:val="9"/>
     <w:qFormat/>
     <w:pPr>
@@ -7180,10 +7159,10 @@
       <w:color w:val="272727" w:themeColor="text1" w:themeTint="D8"/>
     </w:rPr>
   </w:style>
-  <w:style w:type="character" w:styleId="769">
+  <w:style w:type="character" w:styleId="793">
     <w:name w:val="Heading 9 Char"/>
-    <w:basedOn w:val="760"/>
-    <w:link w:val="759"/>
+    <w:basedOn w:val="784"/>
+    <w:link w:val="783"/>
     <w:uiPriority w:val="9"/>
     <w:qFormat/>
     <w:pPr>
@@ -7198,10 +7177,10 @@
       <w:color w:val="272727" w:themeColor="text1" w:themeTint="D8"/>
     </w:rPr>
   </w:style>
-  <w:style w:type="character" w:styleId="770">
+  <w:style w:type="character" w:styleId="794">
     <w:name w:val="Title Char"/>
-    <w:basedOn w:val="760"/>
-    <w:link w:val="801"/>
+    <w:basedOn w:val="784"/>
+    <w:link w:val="825"/>
     <w:uiPriority w:val="10"/>
     <w:qFormat/>
     <w:pPr>
@@ -7216,10 +7195,10 @@
       <w:szCs w:val="56"/>
     </w:rPr>
   </w:style>
-  <w:style w:type="character" w:styleId="771">
+  <w:style w:type="character" w:styleId="795">
     <w:name w:val="Subtitle Char"/>
-    <w:basedOn w:val="760"/>
-    <w:link w:val="802"/>
+    <w:basedOn w:val="784"/>
+    <w:link w:val="826"/>
     <w:uiPriority w:val="11"/>
     <w:qFormat/>
     <w:pPr>
@@ -7234,10 +7213,10 @@
       <w:szCs w:val="28"/>
     </w:rPr>
   </w:style>
-  <w:style w:type="character" w:styleId="772">
+  <w:style w:type="character" w:styleId="796">
     <w:name w:val="Quote Char"/>
-    <w:basedOn w:val="760"/>
-    <w:link w:val="803"/>
+    <w:basedOn w:val="784"/>
+    <w:link w:val="827"/>
     <w:uiPriority w:val="29"/>
     <w:qFormat/>
     <w:pPr>
@@ -7251,9 +7230,9 @@
       <w:color w:val="404040" w:themeColor="text1" w:themeTint="BF"/>
     </w:rPr>
   </w:style>
-  <w:style w:type="character" w:styleId="773">
+  <w:style w:type="character" w:styleId="797">
     <w:name w:val="Intense Emphasis"/>
-    <w:basedOn w:val="760"/>
+    <w:basedOn w:val="784"/>
     <w:uiPriority w:val="21"/>
     <w:qFormat/>
     <w:pPr>
@@ -7267,10 +7246,10 @@
       <w:color w:val="0f4761" w:themeColor="accent1" w:themeShade="BF"/>
     </w:rPr>
   </w:style>
-  <w:style w:type="character" w:styleId="774">
+  <w:style w:type="character" w:styleId="798">
     <w:name w:val="Intense Quote Char"/>
-    <w:basedOn w:val="760"/>
-    <w:link w:val="804"/>
+    <w:basedOn w:val="784"/>
+    <w:link w:val="828"/>
     <w:uiPriority w:val="30"/>
     <w:qFormat/>
     <w:pPr>
@@ -7284,9 +7263,9 @@
       <w:color w:val="0f4761" w:themeColor="accent1" w:themeShade="BF"/>
     </w:rPr>
   </w:style>
-  <w:style w:type="character" w:styleId="775">
+  <w:style w:type="character" w:styleId="799">
     <w:name w:val="Intense Reference"/>
-    <w:basedOn w:val="760"/>
+    <w:basedOn w:val="784"/>
     <w:uiPriority w:val="32"/>
     <w:qFormat/>
     <w:pPr>
@@ -7302,9 +7281,9 @@
       <w:spacing w:val="5"/>
     </w:rPr>
   </w:style>
-  <w:style w:type="character" w:styleId="776">
+  <w:style w:type="character" w:styleId="800">
     <w:name w:val="Subtle Emphasis"/>
-    <w:basedOn w:val="760"/>
+    <w:basedOn w:val="784"/>
     <w:uiPriority w:val="19"/>
     <w:qFormat/>
     <w:pPr>
@@ -7318,9 +7297,9 @@
       <w:color w:val="404040" w:themeColor="text1" w:themeTint="BF"/>
     </w:rPr>
   </w:style>
-  <w:style w:type="character" w:styleId="777">
+  <w:style w:type="character" w:styleId="801">
     <w:name w:val="Emphasis"/>
-    <w:basedOn w:val="760"/>
+    <w:basedOn w:val="784"/>
     <w:uiPriority w:val="20"/>
     <w:qFormat/>
     <w:pPr>
@@ -7333,9 +7312,9 @@
       <w:iCs/>
     </w:rPr>
   </w:style>
-  <w:style w:type="character" w:styleId="778">
+  <w:style w:type="character" w:styleId="802">
     <w:name w:val="Strong"/>
-    <w:basedOn w:val="760"/>
+    <w:basedOn w:val="784"/>
     <w:uiPriority w:val="22"/>
     <w:qFormat/>
     <w:pPr>
@@ -7348,9 +7327,9 @@
       <w:bCs/>
     </w:rPr>
   </w:style>
-  <w:style w:type="character" w:styleId="779">
+  <w:style w:type="character" w:styleId="803">
     <w:name w:val="Subtle Reference"/>
-    <w:basedOn w:val="760"/>
+    <w:basedOn w:val="784"/>
     <w:uiPriority w:val="31"/>
     <w:qFormat/>
     <w:pPr>
@@ -7363,9 +7342,9 @@
       <w:color w:val="5a5a5a" w:themeColor="text1" w:themeTint="A5"/>
     </w:rPr>
   </w:style>
-  <w:style w:type="character" w:styleId="780">
+  <w:style w:type="character" w:styleId="804">
     <w:name w:val="Book Title"/>
-    <w:basedOn w:val="760"/>
+    <w:basedOn w:val="784"/>
     <w:uiPriority w:val="33"/>
     <w:qFormat/>
     <w:pPr>
@@ -7381,10 +7360,10 @@
       <w:spacing w:val="5"/>
     </w:rPr>
   </w:style>
-  <w:style w:type="character" w:styleId="781">
+  <w:style w:type="character" w:styleId="805">
     <w:name w:val="Header Char"/>
-    <w:basedOn w:val="760"/>
-    <w:link w:val="806"/>
+    <w:basedOn w:val="784"/>
+    <w:link w:val="830"/>
     <w:uiPriority w:val="99"/>
     <w:qFormat/>
     <w:pPr>
@@ -7393,10 +7372,10 @@
       <w:ind/>
     </w:pPr>
   </w:style>
-  <w:style w:type="character" w:styleId="782">
+  <w:style w:type="character" w:styleId="806">
     <w:name w:val="Footer Char"/>
-    <w:basedOn w:val="760"/>
-    <w:link w:val="807"/>
+    <w:basedOn w:val="784"/>
+    <w:link w:val="831"/>
     <w:uiPriority w:val="99"/>
     <w:qFormat/>
     <w:pPr>
@@ -7405,10 +7384,10 @@
       <w:ind/>
     </w:pPr>
   </w:style>
-  <w:style w:type="character" w:styleId="783">
+  <w:style w:type="character" w:styleId="807">
     <w:name w:val="Footnote Text Char"/>
-    <w:basedOn w:val="760"/>
-    <w:link w:val="808"/>
+    <w:basedOn w:val="784"/>
+    <w:link w:val="832"/>
     <w:uiPriority w:val="99"/>
     <w:semiHidden/>
     <w:qFormat/>
@@ -7422,7 +7401,7 @@
       <w:szCs w:val="20"/>
     </w:rPr>
   </w:style>
-  <w:style w:type="character" w:styleId="784">
+  <w:style w:type="character" w:styleId="808">
     <w:name w:val="Footnote Characters"/>
     <w:uiPriority w:val="99"/>
     <w:semiHidden/>
@@ -7437,7 +7416,7 @@
       <w:vertAlign w:val="superscript"/>
     </w:rPr>
   </w:style>
-  <w:style w:type="character" w:styleId="785">
+  <w:style w:type="character" w:styleId="809">
     <w:name w:val="Footnote Characters (user)"/>
     <w:qFormat/>
     <w:pPr>
@@ -7449,7 +7428,7 @@
       <w:vertAlign w:val="superscript"/>
     </w:rPr>
   </w:style>
-  <w:style w:type="character" w:styleId="786">
+  <w:style w:type="character" w:styleId="810">
     <w:name w:val="footnote reference"/>
     <w:pPr>
       <w:pBdr/>
@@ -7460,10 +7439,10 @@
       <w:vertAlign w:val="superscript"/>
     </w:rPr>
   </w:style>
-  <w:style w:type="character" w:styleId="787">
+  <w:style w:type="character" w:styleId="811">
     <w:name w:val="Endnote Text Char"/>
-    <w:basedOn w:val="760"/>
-    <w:link w:val="809"/>
+    <w:basedOn w:val="784"/>
+    <w:link w:val="833"/>
     <w:uiPriority w:val="99"/>
     <w:semiHidden/>
     <w:qFormat/>
@@ -7477,7 +7456,7 @@
       <w:szCs w:val="20"/>
     </w:rPr>
   </w:style>
-  <w:style w:type="character" w:styleId="788">
+  <w:style w:type="character" w:styleId="812">
     <w:name w:val="Endnote Characters"/>
     <w:uiPriority w:val="99"/>
     <w:semiHidden/>
@@ -7492,7 +7471,7 @@
       <w:vertAlign w:val="superscript"/>
     </w:rPr>
   </w:style>
-  <w:style w:type="character" w:styleId="789">
+  <w:style w:type="character" w:styleId="813">
     <w:name w:val="Endnote Characters (user)"/>
     <w:qFormat/>
     <w:pPr>
@@ -7504,7 +7483,7 @@
       <w:vertAlign w:val="superscript"/>
     </w:rPr>
   </w:style>
-  <w:style w:type="character" w:styleId="790">
+  <w:style w:type="character" w:styleId="814">
     <w:name w:val="endnote reference"/>
     <w:pPr>
       <w:pBdr/>
@@ -7515,9 +7494,9 @@
       <w:vertAlign w:val="superscript"/>
     </w:rPr>
   </w:style>
-  <w:style w:type="character" w:styleId="791">
+  <w:style w:type="character" w:styleId="815">
     <w:name w:val="Hyperlink"/>
-    <w:basedOn w:val="760"/>
+    <w:basedOn w:val="784"/>
     <w:uiPriority w:val="99"/>
     <w:unhideWhenUsed/>
     <w:pPr>
@@ -7530,9 +7509,9 @@
       <w:u w:val="single"/>
     </w:rPr>
   </w:style>
-  <w:style w:type="character" w:styleId="792">
+  <w:style w:type="character" w:styleId="816">
     <w:name w:val="FollowedHyperlink"/>
-    <w:basedOn w:val="760"/>
+    <w:basedOn w:val="784"/>
     <w:uiPriority w:val="99"/>
     <w:semiHidden/>
     <w:unhideWhenUsed/>
@@ -7546,9 +7525,9 @@
       <w:u w:val="single"/>
     </w:rPr>
   </w:style>
-  <w:style w:type="character" w:styleId="793">
+  <w:style w:type="character" w:styleId="817">
     <w:name w:val="Placeholder Text"/>
-    <w:basedOn w:val="760"/>
+    <w:basedOn w:val="784"/>
     <w:uiPriority w:val="99"/>
     <w:semiHidden/>
     <w:qFormat/>
@@ -7561,7 +7540,7 @@
       <w:color w:val="666666"/>
     </w:rPr>
   </w:style>
-  <w:style w:type="character" w:styleId="794">
+  <w:style w:type="character" w:styleId="818">
     <w:name w:val="Bullets"/>
     <w:qFormat/>
     <w:pPr>
@@ -7573,7 +7552,7 @@
       <w:rFonts w:ascii="OpenSymbol" w:hAnsi="OpenSymbol" w:eastAsia="OpenSymbol" w:cs="OpenSymbol"/>
     </w:rPr>
   </w:style>
-  <w:style w:type="character" w:styleId="795">
+  <w:style w:type="character" w:styleId="819">
     <w:name w:val="Source Text"/>
     <w:qFormat/>
     <w:pPr>
@@ -7585,10 +7564,10 @@
       <w:rFonts w:ascii="Liberation Mono" w:hAnsi="Liberation Mono" w:eastAsia="Liberation Mono" w:cs="Liberation Mono"/>
     </w:rPr>
   </w:style>
-  <w:style w:type="paragraph" w:styleId="796">
+  <w:style w:type="paragraph" w:styleId="820">
     <w:name w:val="Heading"/>
-    <w:basedOn w:val="750"/>
-    <w:next w:val="797"/>
+    <w:basedOn w:val="774"/>
+    <w:next w:val="821"/>
     <w:qFormat/>
     <w:pPr>
       <w:keepNext w:val="true"/>
@@ -7602,18 +7581,18 @@
       <w:szCs w:val="28"/>
     </w:rPr>
   </w:style>
-  <w:style w:type="paragraph" w:styleId="797">
+  <w:style w:type="paragraph" w:styleId="821">
     <w:name w:val="Body Text"/>
-    <w:basedOn w:val="750"/>
+    <w:basedOn w:val="774"/>
     <w:pPr>
       <w:pBdr/>
       <w:spacing w:after="140" w:before="0" w:line="276" w:lineRule="auto"/>
       <w:ind/>
     </w:pPr>
   </w:style>
-  <w:style w:type="paragraph" w:styleId="798">
+  <w:style w:type="paragraph" w:styleId="822">
     <w:name w:val="List"/>
-    <w:basedOn w:val="797"/>
+    <w:basedOn w:val="821"/>
     <w:pPr>
       <w:pBdr/>
       <w:spacing/>
@@ -7623,10 +7602,10 @@
       <w:rFonts w:cs="Noto Sans Devanagari"/>
     </w:rPr>
   </w:style>
-  <w:style w:type="paragraph" w:styleId="799">
+  <w:style w:type="paragraph" w:styleId="823">
     <w:name w:val="Caption"/>
-    <w:basedOn w:val="750"/>
-    <w:next w:val="750"/>
+    <w:basedOn w:val="774"/>
+    <w:next w:val="774"/>
     <w:uiPriority w:val="35"/>
     <w:unhideWhenUsed/>
     <w:qFormat/>
@@ -7643,9 +7622,9 @@
       <w:szCs w:val="18"/>
     </w:rPr>
   </w:style>
-  <w:style w:type="paragraph" w:styleId="800">
+  <w:style w:type="paragraph" w:styleId="824">
     <w:name w:val="Index"/>
-    <w:basedOn w:val="750"/>
+    <w:basedOn w:val="774"/>
     <w:qFormat/>
     <w:pPr>
       <w:suppressLineNumbers w:val="true"/>
@@ -7657,11 +7636,11 @@
       <w:rFonts w:cs="Noto Sans Devanagari"/>
     </w:rPr>
   </w:style>
-  <w:style w:type="paragraph" w:styleId="801">
+  <w:style w:type="paragraph" w:styleId="825">
     <w:name w:val="Title"/>
-    <w:basedOn w:val="750"/>
-    <w:next w:val="750"/>
-    <w:link w:val="770"/>
+    <w:basedOn w:val="774"/>
+    <w:next w:val="774"/>
+    <w:link w:val="794"/>
     <w:uiPriority w:val="10"/>
     <w:qFormat/>
     <w:pPr>
@@ -7677,11 +7656,11 @@
       <w:szCs w:val="56"/>
     </w:rPr>
   </w:style>
-  <w:style w:type="paragraph" w:styleId="802">
+  <w:style w:type="paragraph" w:styleId="826">
     <w:name w:val="Subtitle"/>
-    <w:basedOn w:val="750"/>
-    <w:next w:val="750"/>
-    <w:link w:val="771"/>
+    <w:basedOn w:val="774"/>
+    <w:next w:val="774"/>
+    <w:link w:val="795"/>
     <w:uiPriority w:val="11"/>
     <w:qFormat/>
     <w:pPr>
@@ -7696,11 +7675,11 @@
       <w:szCs w:val="28"/>
     </w:rPr>
   </w:style>
-  <w:style w:type="paragraph" w:styleId="803">
+  <w:style w:type="paragraph" w:styleId="827">
     <w:name w:val="Quote"/>
-    <w:basedOn w:val="750"/>
-    <w:next w:val="750"/>
-    <w:link w:val="772"/>
+    <w:basedOn w:val="774"/>
+    <w:next w:val="774"/>
+    <w:link w:val="796"/>
     <w:uiPriority w:val="29"/>
     <w:qFormat/>
     <w:pPr>
@@ -7715,11 +7694,11 @@
       <w:color w:val="404040" w:themeColor="text1" w:themeTint="BF"/>
     </w:rPr>
   </w:style>
-  <w:style w:type="paragraph" w:styleId="804">
+  <w:style w:type="paragraph" w:styleId="828">
     <w:name w:val="Intense Quote"/>
-    <w:basedOn w:val="750"/>
-    <w:next w:val="750"/>
-    <w:link w:val="774"/>
+    <w:basedOn w:val="774"/>
+    <w:next w:val="774"/>
+    <w:link w:val="798"/>
     <w:uiPriority w:val="30"/>
     <w:qFormat/>
     <w:pPr>
@@ -7737,9 +7716,9 @@
       <w:color w:val="0f4761" w:themeColor="accent1" w:themeShade="BF"/>
     </w:rPr>
   </w:style>
-  <w:style w:type="paragraph" w:styleId="805">
+  <w:style w:type="paragraph" w:styleId="829">
     <w:name w:val="Header and Footer"/>
-    <w:basedOn w:val="750"/>
+    <w:basedOn w:val="774"/>
     <w:qFormat/>
     <w:pPr>
       <w:pBdr/>
@@ -7747,10 +7726,10 @@
       <w:ind/>
     </w:pPr>
   </w:style>
-  <w:style w:type="paragraph" w:styleId="806">
+  <w:style w:type="paragraph" w:styleId="830">
     <w:name w:val="Header"/>
-    <w:basedOn w:val="750"/>
-    <w:link w:val="781"/>
+    <w:basedOn w:val="774"/>
+    <w:link w:val="805"/>
     <w:uiPriority w:val="99"/>
     <w:unhideWhenUsed/>
     <w:pPr>
@@ -7764,10 +7743,10 @@
       <w:ind/>
     </w:pPr>
   </w:style>
-  <w:style w:type="paragraph" w:styleId="807">
+  <w:style w:type="paragraph" w:styleId="831">
     <w:name w:val="Footer"/>
-    <w:basedOn w:val="750"/>
-    <w:link w:val="782"/>
+    <w:basedOn w:val="774"/>
+    <w:link w:val="806"/>
     <w:uiPriority w:val="99"/>
     <w:unhideWhenUsed/>
     <w:pPr>
@@ -7781,10 +7760,10 @@
       <w:ind/>
     </w:pPr>
   </w:style>
-  <w:style w:type="paragraph" w:styleId="808">
+  <w:style w:type="paragraph" w:styleId="832">
     <w:name w:val="footnote text"/>
-    <w:basedOn w:val="750"/>
-    <w:link w:val="783"/>
+    <w:basedOn w:val="774"/>
+    <w:link w:val="807"/>
     <w:uiPriority w:val="99"/>
     <w:semiHidden/>
     <w:unhideWhenUsed/>
@@ -7798,10 +7777,10 @@
       <w:szCs w:val="20"/>
     </w:rPr>
   </w:style>
-  <w:style w:type="paragraph" w:styleId="809">
+  <w:style w:type="paragraph" w:styleId="833">
     <w:name w:val="endnote text"/>
-    <w:basedOn w:val="750"/>
-    <w:link w:val="787"/>
+    <w:basedOn w:val="774"/>
+    <w:link w:val="811"/>
     <w:uiPriority w:val="99"/>
     <w:semiHidden/>
     <w:unhideWhenUsed/>
@@ -7815,10 +7794,10 @@
       <w:szCs w:val="20"/>
     </w:rPr>
   </w:style>
-  <w:style w:type="paragraph" w:styleId="810">
+  <w:style w:type="paragraph" w:styleId="834">
     <w:name w:val="toc 1"/>
-    <w:basedOn w:val="750"/>
-    <w:next w:val="750"/>
+    <w:basedOn w:val="774"/>
+    <w:next w:val="774"/>
     <w:uiPriority w:val="39"/>
     <w:unhideWhenUsed/>
     <w:pPr>
@@ -7827,10 +7806,10 @@
       <w:ind/>
     </w:pPr>
   </w:style>
-  <w:style w:type="paragraph" w:styleId="811">
+  <w:style w:type="paragraph" w:styleId="835">
     <w:name w:val="toc 2"/>
-    <w:basedOn w:val="750"/>
-    <w:next w:val="750"/>
+    <w:basedOn w:val="774"/>
+    <w:next w:val="774"/>
     <w:uiPriority w:val="39"/>
     <w:unhideWhenUsed/>
     <w:pPr>
@@ -7839,10 +7818,10 @@
       <w:ind w:left="220"/>
     </w:pPr>
   </w:style>
-  <w:style w:type="paragraph" w:styleId="812">
+  <w:style w:type="paragraph" w:styleId="836">
     <w:name w:val="toc 3"/>
-    <w:basedOn w:val="750"/>
-    <w:next w:val="750"/>
+    <w:basedOn w:val="774"/>
+    <w:next w:val="774"/>
     <w:uiPriority w:val="39"/>
     <w:unhideWhenUsed/>
     <w:pPr>
@@ -7851,10 +7830,10 @@
       <w:ind w:left="440"/>
     </w:pPr>
   </w:style>
-  <w:style w:type="paragraph" w:styleId="813">
+  <w:style w:type="paragraph" w:styleId="837">
     <w:name w:val="toc 4"/>
-    <w:basedOn w:val="750"/>
-    <w:next w:val="750"/>
+    <w:basedOn w:val="774"/>
+    <w:next w:val="774"/>
     <w:uiPriority w:val="39"/>
     <w:unhideWhenUsed/>
     <w:pPr>
@@ -7863,10 +7842,10 @@
       <w:ind w:left="660"/>
     </w:pPr>
   </w:style>
-  <w:style w:type="paragraph" w:styleId="814">
+  <w:style w:type="paragraph" w:styleId="838">
     <w:name w:val="toc 5"/>
-    <w:basedOn w:val="750"/>
-    <w:next w:val="750"/>
+    <w:basedOn w:val="774"/>
+    <w:next w:val="774"/>
     <w:uiPriority w:val="39"/>
     <w:unhideWhenUsed/>
     <w:pPr>
@@ -7875,10 +7854,10 @@
       <w:ind w:left="880"/>
     </w:pPr>
   </w:style>
-  <w:style w:type="paragraph" w:styleId="815">
+  <w:style w:type="paragraph" w:styleId="839">
     <w:name w:val="toc 6"/>
-    <w:basedOn w:val="750"/>
-    <w:next w:val="750"/>
+    <w:basedOn w:val="774"/>
+    <w:next w:val="774"/>
     <w:uiPriority w:val="39"/>
     <w:unhideWhenUsed/>
     <w:pPr>
@@ -7887,10 +7866,10 @@
       <w:ind w:left="1100"/>
     </w:pPr>
   </w:style>
-  <w:style w:type="paragraph" w:styleId="816">
+  <w:style w:type="paragraph" w:styleId="840">
     <w:name w:val="toc 7"/>
-    <w:basedOn w:val="750"/>
-    <w:next w:val="750"/>
+    <w:basedOn w:val="774"/>
+    <w:next w:val="774"/>
     <w:uiPriority w:val="39"/>
     <w:unhideWhenUsed/>
     <w:pPr>
@@ -7899,10 +7878,10 @@
       <w:ind w:left="1320"/>
     </w:pPr>
   </w:style>
-  <w:style w:type="paragraph" w:styleId="817">
+  <w:style w:type="paragraph" w:styleId="841">
     <w:name w:val="toc 8"/>
-    <w:basedOn w:val="750"/>
-    <w:next w:val="750"/>
+    <w:basedOn w:val="774"/>
+    <w:next w:val="774"/>
     <w:uiPriority w:val="39"/>
     <w:unhideWhenUsed/>
     <w:pPr>
@@ -7911,10 +7890,10 @@
       <w:ind w:left="1540"/>
     </w:pPr>
   </w:style>
-  <w:style w:type="paragraph" w:styleId="818">
+  <w:style w:type="paragraph" w:styleId="842">
     <w:name w:val="toc 9"/>
-    <w:basedOn w:val="750"/>
-    <w:next w:val="750"/>
+    <w:basedOn w:val="774"/>
+    <w:next w:val="774"/>
     <w:uiPriority w:val="39"/>
     <w:unhideWhenUsed/>
     <w:pPr>
@@ -7923,16 +7902,16 @@
       <w:ind w:left="1760"/>
     </w:pPr>
   </w:style>
-  <w:style w:type="paragraph" w:styleId="819">
+  <w:style w:type="paragraph" w:styleId="843">
     <w:name w:val="index heading"/>
-    <w:basedOn w:val="796"/>
+    <w:basedOn w:val="820"/>
     <w:pPr>
       <w:pBdr/>
       <w:spacing/>
       <w:ind/>
     </w:pPr>
   </w:style>
-  <w:style w:type="paragraph" w:styleId="820">
+  <w:style w:type="paragraph" w:styleId="844">
     <w:name w:val="TOC Heading"/>
     <w:uiPriority w:val="39"/>
     <w:unhideWhenUsed/>
@@ -7953,10 +7932,10 @@
       <w:lang w:val="en-US" w:eastAsia="en-US" w:bidi="ar-SA"/>
     </w:rPr>
   </w:style>
-  <w:style w:type="paragraph" w:styleId="821">
+  <w:style w:type="paragraph" w:styleId="845">
     <w:name w:val="table of figures"/>
-    <w:basedOn w:val="750"/>
-    <w:next w:val="750"/>
+    <w:basedOn w:val="774"/>
+    <w:next w:val="774"/>
     <w:uiPriority w:val="99"/>
     <w:unhideWhenUsed/>
     <w:pPr>
@@ -7965,9 +7944,9 @@
       <w:ind/>
     </w:pPr>
   </w:style>
-  <w:style w:type="paragraph" w:styleId="822">
+  <w:style w:type="paragraph" w:styleId="846">
     <w:name w:val="No Spacing"/>
-    <w:basedOn w:val="750"/>
+    <w:basedOn w:val="774"/>
     <w:uiPriority w:val="1"/>
     <w:qFormat/>
     <w:pPr>
@@ -7976,9 +7955,9 @@
       <w:ind/>
     </w:pPr>
   </w:style>
-  <w:style w:type="paragraph" w:styleId="823">
+  <w:style w:type="paragraph" w:styleId="847">
     <w:name w:val="List Paragraph"/>
-    <w:basedOn w:val="750"/>
+    <w:basedOn w:val="774"/>
     <w:uiPriority w:val="34"/>
     <w:qFormat/>
     <w:pPr>
@@ -7988,7 +7967,7 @@
       <w:contextualSpacing w:val="true"/>
     </w:pPr>
   </w:style>
-  <w:style w:type="numbering" w:styleId="824" w:default="1">
+  <w:style w:type="numbering" w:styleId="848" w:default="1">
     <w:name w:val="No List"/>
     <w:uiPriority w:val="99"/>
     <w:semiHidden/>
@@ -8000,9 +7979,9 @@
       <w:ind/>
     </w:pPr>
   </w:style>
-  <w:style w:type="table" w:styleId="825">
+  <w:style w:type="table" w:styleId="849">
     <w:name w:val="Table Grid"/>
-    <w:basedOn w:val="951"/>
+    <w:basedOn w:val="975"/>
     <w:uiPriority w:val="59"/>
     <w:pPr>
       <w:pBdr/>
@@ -8198,9 +8177,9 @@
       </w:tcPr>
     </w:tblStylePr>
   </w:style>
-  <w:style w:type="table" w:styleId="826">
+  <w:style w:type="table" w:styleId="850">
     <w:name w:val="Table Grid Light"/>
-    <w:basedOn w:val="951"/>
+    <w:basedOn w:val="975"/>
     <w:uiPriority w:val="59"/>
     <w:pPr>
       <w:pBdr/>
@@ -8396,9 +8375,9 @@
       </w:tcPr>
     </w:tblStylePr>
   </w:style>
-  <w:style w:type="table" w:styleId="827">
+  <w:style w:type="table" w:styleId="851">
     <w:name w:val="Plain Table 1"/>
-    <w:basedOn w:val="951"/>
+    <w:basedOn w:val="975"/>
     <w:uiPriority w:val="59"/>
     <w:pPr>
       <w:pBdr/>
@@ -8612,9 +8591,9 @@
       </w:tcPr>
     </w:tblStylePr>
   </w:style>
-  <w:style w:type="table" w:styleId="828">
+  <w:style w:type="table" w:styleId="852">
     <w:name w:val="Plain Table 2"/>
-    <w:basedOn w:val="951"/>
+    <w:basedOn w:val="975"/>
     <w:uiPriority w:val="59"/>
     <w:pPr>
       <w:pBdr/>
@@ -8836,9 +8815,9 @@
       </w:tcPr>
     </w:tblStylePr>
   </w:style>
-  <w:style w:type="table" w:styleId="829">
+  <w:style w:type="table" w:styleId="853">
     <w:name w:val="Plain Table 3"/>
-    <w:basedOn w:val="951"/>
+    <w:basedOn w:val="975"/>
     <w:uiPriority w:val="99"/>
     <w:pPr>
       <w:pBdr/>
@@ -9057,9 +9036,9 @@
       </w:tcPr>
     </w:tblStylePr>
   </w:style>
-  <w:style w:type="table" w:styleId="830">
+  <w:style w:type="table" w:styleId="854">
     <w:name w:val="Plain Table 4"/>
-    <w:basedOn w:val="951"/>
+    <w:basedOn w:val="975"/>
     <w:uiPriority w:val="99"/>
     <w:pPr>
       <w:pBdr/>
@@ -9264,9 +9243,9 @@
       </w:tcPr>
     </w:tblStylePr>
   </w:style>
-  <w:style w:type="table" w:styleId="831">
+  <w:style w:type="table" w:styleId="855">
     <w:name w:val="Plain Table 5"/>
-    <w:basedOn w:val="951"/>
+    <w:basedOn w:val="975"/>
     <w:uiPriority w:val="99"/>
     <w:pPr>
       <w:pBdr/>
@@ -9488,9 +9467,9 @@
       </w:tcPr>
     </w:tblStylePr>
   </w:style>
-  <w:style w:type="table" w:styleId="832">
+  <w:style w:type="table" w:styleId="856">
     <w:name w:val="Grid Table 1 Light"/>
-    <w:basedOn w:val="951"/>
+    <w:basedOn w:val="975"/>
     <w:uiPriority w:val="99"/>
     <w:pPr>
       <w:pBdr/>
@@ -9704,9 +9683,9 @@
       </w:tcPr>
     </w:tblStylePr>
   </w:style>
-  <w:style w:type="table" w:styleId="833">
+  <w:style w:type="table" w:styleId="857">
     <w:name w:val="Grid Table 1 Light - Accent 1"/>
-    <w:basedOn w:val="951"/>
+    <w:basedOn w:val="975"/>
     <w:uiPriority w:val="99"/>
     <w:pPr>
       <w:pBdr/>
@@ -9920,9 +9899,9 @@
       </w:tcPr>
     </w:tblStylePr>
   </w:style>
-  <w:style w:type="table" w:styleId="834">
+  <w:style w:type="table" w:styleId="858">
     <w:name w:val="Grid Table 1 Light - Accent 2"/>
-    <w:basedOn w:val="951"/>
+    <w:basedOn w:val="975"/>
     <w:uiPriority w:val="99"/>
     <w:pPr>
       <w:pBdr/>
@@ -10136,9 +10115,9 @@
       </w:tcPr>
     </w:tblStylePr>
   </w:style>
-  <w:style w:type="table" w:styleId="835">
+  <w:style w:type="table" w:styleId="859">
     <w:name w:val="Grid Table 1 Light - Accent 3"/>
-    <w:basedOn w:val="951"/>
+    <w:basedOn w:val="975"/>
     <w:uiPriority w:val="99"/>
     <w:pPr>
       <w:pBdr/>
@@ -10352,9 +10331,9 @@
       </w:tcPr>
     </w:tblStylePr>
   </w:style>
-  <w:style w:type="table" w:styleId="836">
+  <w:style w:type="table" w:styleId="860">
     <w:name w:val="Grid Table 1 Light - Accent 4"/>
-    <w:basedOn w:val="951"/>
+    <w:basedOn w:val="975"/>
     <w:uiPriority w:val="99"/>
     <w:pPr>
       <w:pBdr/>
@@ -10568,9 +10547,9 @@
       </w:tcPr>
     </w:tblStylePr>
   </w:style>
-  <w:style w:type="table" w:styleId="837">
+  <w:style w:type="table" w:styleId="861">
     <w:name w:val="Grid Table 1 Light - Accent 5"/>
-    <w:basedOn w:val="951"/>
+    <w:basedOn w:val="975"/>
     <w:uiPriority w:val="99"/>
     <w:pPr>
       <w:pBdr/>
@@ -10784,9 +10763,9 @@
       </w:tcPr>
     </w:tblStylePr>
   </w:style>
-  <w:style w:type="table" w:styleId="838">
+  <w:style w:type="table" w:styleId="862">
     <w:name w:val="Grid Table 1 Light - Accent 6"/>
-    <w:basedOn w:val="951"/>
+    <w:basedOn w:val="975"/>
     <w:uiPriority w:val="99"/>
     <w:pPr>
       <w:pBdr/>
@@ -11000,9 +10979,9 @@
       </w:tcPr>
     </w:tblStylePr>
   </w:style>
-  <w:style w:type="table" w:styleId="839">
+  <w:style w:type="table" w:styleId="863">
     <w:name w:val="Grid Table 2"/>
-    <w:basedOn w:val="951"/>
+    <w:basedOn w:val="975"/>
     <w:uiPriority w:val="99"/>
     <w:pPr>
       <w:pBdr/>
@@ -11223,9 +11202,9 @@
       </w:tcPr>
     </w:tblStylePr>
   </w:style>
-  <w:style w:type="table" w:styleId="840">
+  <w:style w:type="table" w:styleId="864">
     <w:name w:val="Grid Table 2 - Accent 1"/>
-    <w:basedOn w:val="951"/>
+    <w:basedOn w:val="975"/>
     <w:uiPriority w:val="99"/>
     <w:pPr>
       <w:pBdr/>
@@ -11446,9 +11425,9 @@
       </w:tcPr>
     </w:tblStylePr>
   </w:style>
-  <w:style w:type="table" w:styleId="841">
+  <w:style w:type="table" w:styleId="865">
     <w:name w:val="Grid Table 2 - Accent 2"/>
-    <w:basedOn w:val="951"/>
+    <w:basedOn w:val="975"/>
     <w:uiPriority w:val="99"/>
     <w:pPr>
       <w:pBdr/>
@@ -11669,9 +11648,9 @@
       </w:tcPr>
     </w:tblStylePr>
   </w:style>
-  <w:style w:type="table" w:styleId="842">
+  <w:style w:type="table" w:styleId="866">
     <w:name w:val="Grid Table 2 - Accent 3"/>
-    <w:basedOn w:val="951"/>
+    <w:basedOn w:val="975"/>
     <w:uiPriority w:val="99"/>
     <w:pPr>
       <w:pBdr/>
@@ -11892,9 +11871,9 @@
       </w:tcPr>
     </w:tblStylePr>
   </w:style>
-  <w:style w:type="table" w:styleId="843">
+  <w:style w:type="table" w:styleId="867">
     <w:name w:val="Grid Table 2 - Accent 4"/>
-    <w:basedOn w:val="951"/>
+    <w:basedOn w:val="975"/>
     <w:uiPriority w:val="99"/>
     <w:pPr>
       <w:pBdr/>
@@ -12115,9 +12094,9 @@
       </w:tcPr>
     </w:tblStylePr>
   </w:style>
-  <w:style w:type="table" w:styleId="844">
+  <w:style w:type="table" w:styleId="868">
     <w:name w:val="Grid Table 2 - Accent 5"/>
-    <w:basedOn w:val="951"/>
+    <w:basedOn w:val="975"/>
     <w:uiPriority w:val="99"/>
     <w:pPr>
       <w:pBdr/>
@@ -12338,9 +12317,9 @@
       </w:tcPr>
     </w:tblStylePr>
   </w:style>
-  <w:style w:type="table" w:styleId="845">
+  <w:style w:type="table" w:styleId="869">
     <w:name w:val="Grid Table 2 - Accent 6"/>
-    <w:basedOn w:val="951"/>
+    <w:basedOn w:val="975"/>
     <w:uiPriority w:val="99"/>
     <w:pPr>
       <w:pBdr/>
@@ -12561,9 +12540,9 @@
       </w:tcPr>
     </w:tblStylePr>
   </w:style>
-  <w:style w:type="table" w:styleId="846">
+  <w:style w:type="table" w:styleId="870">
     <w:name w:val="Grid Table 3"/>
-    <w:basedOn w:val="951"/>
+    <w:basedOn w:val="975"/>
     <w:uiPriority w:val="99"/>
     <w:pPr>
       <w:pBdr/>
@@ -12797,9 +12776,9 @@
       </w:tcPr>
     </w:tblStylePr>
   </w:style>
-  <w:style w:type="table" w:styleId="847">
+  <w:style w:type="table" w:styleId="871">
     <w:name w:val="Grid Table 3 - Accent 1"/>
-    <w:basedOn w:val="951"/>
+    <w:basedOn w:val="975"/>
     <w:uiPriority w:val="99"/>
     <w:pPr>
       <w:pBdr/>
@@ -13033,9 +13012,9 @@
       </w:tcPr>
     </w:tblStylePr>
   </w:style>
-  <w:style w:type="table" w:styleId="848">
+  <w:style w:type="table" w:styleId="872">
     <w:name w:val="Grid Table 3 - Accent 2"/>
-    <w:basedOn w:val="951"/>
+    <w:basedOn w:val="975"/>
     <w:uiPriority w:val="99"/>
     <w:pPr>
       <w:pBdr/>
@@ -13269,9 +13248,9 @@
       </w:tcPr>
     </w:tblStylePr>
   </w:style>
-  <w:style w:type="table" w:styleId="849">
+  <w:style w:type="table" w:styleId="873">
     <w:name w:val="Grid Table 3 - Accent 3"/>
-    <w:basedOn w:val="951"/>
+    <w:basedOn w:val="975"/>
     <w:uiPriority w:val="99"/>
     <w:pPr>
       <w:pBdr/>
@@ -13505,9 +13484,9 @@
       </w:tcPr>
     </w:tblStylePr>
   </w:style>
-  <w:style w:type="table" w:styleId="850">
+  <w:style w:type="table" w:styleId="874">
     <w:name w:val="Grid Table 3 - Accent 4"/>
-    <w:basedOn w:val="951"/>
+    <w:basedOn w:val="975"/>
     <w:uiPriority w:val="99"/>
     <w:pPr>
       <w:pBdr/>
@@ -13741,9 +13720,9 @@
       </w:tcPr>
     </w:tblStylePr>
   </w:style>
-  <w:style w:type="table" w:styleId="851">
+  <w:style w:type="table" w:styleId="875">
     <w:name w:val="Grid Table 3 - Accent 5"/>
-    <w:basedOn w:val="951"/>
+    <w:basedOn w:val="975"/>
     <w:uiPriority w:val="99"/>
     <w:pPr>
       <w:pBdr/>
@@ -13977,9 +13956,9 @@
       </w:tcPr>
     </w:tblStylePr>
   </w:style>
-  <w:style w:type="table" w:styleId="852">
+  <w:style w:type="table" w:styleId="876">
     <w:name w:val="Grid Table 3 - Accent 6"/>
-    <w:basedOn w:val="951"/>
+    <w:basedOn w:val="975"/>
     <w:uiPriority w:val="99"/>
     <w:pPr>
       <w:pBdr/>
@@ -14213,9 +14192,9 @@
       </w:tcPr>
     </w:tblStylePr>
   </w:style>
-  <w:style w:type="table" w:styleId="853">
+  <w:style w:type="table" w:styleId="877">
     <w:name w:val="Grid Table 4"/>
-    <w:basedOn w:val="951"/>
+    <w:basedOn w:val="975"/>
     <w:uiPriority w:val="59"/>
     <w:pPr>
       <w:pBdr/>
@@ -14436,9 +14415,9 @@
       </w:tcPr>
     </w:tblStylePr>
   </w:style>
-  <w:style w:type="table" w:styleId="854">
+  <w:style w:type="table" w:styleId="878">
     <w:name w:val="Grid Table 4 - Accent 1"/>
-    <w:basedOn w:val="951"/>
+    <w:basedOn w:val="975"/>
     <w:uiPriority w:val="59"/>
     <w:pPr>
       <w:pBdr/>
@@ -14659,9 +14638,9 @@
       </w:tcPr>
     </w:tblStylePr>
   </w:style>
-  <w:style w:type="table" w:styleId="855">
+  <w:style w:type="table" w:styleId="879">
     <w:name w:val="Grid Table 4 - Accent 2"/>
-    <w:basedOn w:val="951"/>
+    <w:basedOn w:val="975"/>
     <w:uiPriority w:val="59"/>
     <w:pPr>
       <w:pBdr/>
@@ -14882,9 +14861,9 @@
       </w:tcPr>
     </w:tblStylePr>
   </w:style>
-  <w:style w:type="table" w:styleId="856">
+  <w:style w:type="table" w:styleId="880">
     <w:name w:val="Grid Table 4 - Accent 3"/>
-    <w:basedOn w:val="951"/>
+    <w:basedOn w:val="975"/>
     <w:uiPriority w:val="59"/>
     <w:pPr>
       <w:pBdr/>
@@ -15105,9 +15084,9 @@
       </w:tcPr>
     </w:tblStylePr>
   </w:style>
-  <w:style w:type="table" w:styleId="857">
+  <w:style w:type="table" w:styleId="881">
     <w:name w:val="Grid Table 4 - Accent 4"/>
-    <w:basedOn w:val="951"/>
+    <w:basedOn w:val="975"/>
     <w:uiPriority w:val="59"/>
     <w:pPr>
       <w:pBdr/>
@@ -15328,9 +15307,9 @@
       </w:tcPr>
     </w:tblStylePr>
   </w:style>
-  <w:style w:type="table" w:styleId="858">
+  <w:style w:type="table" w:styleId="882">
     <w:name w:val="Grid Table 4 - Accent 5"/>
-    <w:basedOn w:val="951"/>
+    <w:basedOn w:val="975"/>
     <w:uiPriority w:val="59"/>
     <w:pPr>
       <w:pBdr/>
@@ -15551,9 +15530,9 @@
       </w:tcPr>
     </w:tblStylePr>
   </w:style>
-  <w:style w:type="table" w:styleId="859">
+  <w:style w:type="table" w:styleId="883">
     <w:name w:val="Grid Table 4 - Accent 6"/>
-    <w:basedOn w:val="951"/>
+    <w:basedOn w:val="975"/>
     <w:uiPriority w:val="59"/>
     <w:pPr>
       <w:pBdr/>
@@ -15774,9 +15753,9 @@
       </w:tcPr>
     </w:tblStylePr>
   </w:style>
-  <w:style w:type="table" w:styleId="860">
+  <w:style w:type="table" w:styleId="884">
     <w:name w:val="Grid Table 5 Dark"/>
-    <w:basedOn w:val="951"/>
+    <w:basedOn w:val="975"/>
     <w:uiPriority w:val="99"/>
     <w:pPr>
       <w:pBdr/>
@@ -15992,9 +15971,9 @@
       </w:tcPr>
     </w:tblStylePr>
   </w:style>
-  <w:style w:type="table" w:styleId="861">
+  <w:style w:type="table" w:styleId="885">
     <w:name w:val="Grid Table 5 Dark- Accent 1"/>
-    <w:basedOn w:val="951"/>
+    <w:basedOn w:val="975"/>
     <w:uiPriority w:val="99"/>
     <w:pPr>
       <w:pBdr/>
@@ -16210,9 +16189,9 @@
       </w:tcPr>
     </w:tblStylePr>
   </w:style>
-  <w:style w:type="table" w:styleId="862">
+  <w:style w:type="table" w:styleId="886">
     <w:name w:val="Grid Table 5 Dark - Accent 2"/>
-    <w:basedOn w:val="951"/>
+    <w:basedOn w:val="975"/>
     <w:uiPriority w:val="99"/>
     <w:pPr>
       <w:pBdr/>
@@ -16428,9 +16407,9 @@
       </w:tcPr>
     </w:tblStylePr>
   </w:style>
-  <w:style w:type="table" w:styleId="863">
+  <w:style w:type="table" w:styleId="887">
     <w:name w:val="Grid Table 5 Dark - Accent 3"/>
-    <w:basedOn w:val="951"/>
+    <w:basedOn w:val="975"/>
     <w:uiPriority w:val="99"/>
     <w:pPr>
       <w:pBdr/>
@@ -16646,9 +16625,9 @@
       </w:tcPr>
     </w:tblStylePr>
   </w:style>
-  <w:style w:type="table" w:styleId="864">
+  <w:style w:type="table" w:styleId="888">
     <w:name w:val="Grid Table 5 Dark- Accent 4"/>
-    <w:basedOn w:val="951"/>
+    <w:basedOn w:val="975"/>
     <w:uiPriority w:val="99"/>
     <w:pPr>
       <w:pBdr/>
@@ -16864,9 +16843,9 @@
       </w:tcPr>
     </w:tblStylePr>
   </w:style>
-  <w:style w:type="table" w:styleId="865">
+  <w:style w:type="table" w:styleId="889">
     <w:name w:val="Grid Table 5 Dark - Accent 5"/>
-    <w:basedOn w:val="951"/>
+    <w:basedOn w:val="975"/>
     <w:uiPriority w:val="99"/>
     <w:pPr>
       <w:pBdr/>
@@ -17082,9 +17061,9 @@
       </w:tcPr>
     </w:tblStylePr>
   </w:style>
-  <w:style w:type="table" w:styleId="866">
+  <w:style w:type="table" w:styleId="890">
     <w:name w:val="Grid Table 5 Dark - Accent 6"/>
-    <w:basedOn w:val="951"/>
+    <w:basedOn w:val="975"/>
     <w:uiPriority w:val="99"/>
     <w:pPr>
       <w:pBdr/>
@@ -17300,9 +17279,9 @@
       </w:tcPr>
     </w:tblStylePr>
   </w:style>
-  <w:style w:type="table" w:styleId="867">
+  <w:style w:type="table" w:styleId="891">
     <w:name w:val="Grid Table 6 Colorful"/>
-    <w:basedOn w:val="951"/>
+    <w:basedOn w:val="975"/>
     <w:uiPriority w:val="99"/>
     <w:pPr>
       <w:pBdr/>
@@ -17526,9 +17505,9 @@
       </w:tcPr>
     </w:tblStylePr>
   </w:style>
-  <w:style w:type="table" w:styleId="868">
+  <w:style w:type="table" w:styleId="892">
     <w:name w:val="Grid Table 6 Colorful - Accent 1"/>
-    <w:basedOn w:val="951"/>
+    <w:basedOn w:val="975"/>
     <w:uiPriority w:val="99"/>
     <w:pPr>
       <w:pBdr/>
@@ -17752,9 +17731,9 @@
       </w:tcPr>
     </w:tblStylePr>
   </w:style>
-  <w:style w:type="table" w:styleId="869">
+  <w:style w:type="table" w:styleId="893">
     <w:name w:val="Grid Table 6 Colorful - Accent 2"/>
-    <w:basedOn w:val="951"/>
+    <w:basedOn w:val="975"/>
     <w:uiPriority w:val="99"/>
     <w:pPr>
       <w:pBdr/>
@@ -17978,9 +17957,9 @@
       </w:tcPr>
     </w:tblStylePr>
   </w:style>
-  <w:style w:type="table" w:styleId="870">
+  <w:style w:type="table" w:styleId="894">
     <w:name w:val="Grid Table 6 Colorful - Accent 3"/>
-    <w:basedOn w:val="951"/>
+    <w:basedOn w:val="975"/>
     <w:uiPriority w:val="99"/>
     <w:pPr>
       <w:pBdr/>
@@ -18204,9 +18183,9 @@
       </w:tcPr>
     </w:tblStylePr>
   </w:style>
-  <w:style w:type="table" w:styleId="871">
+  <w:style w:type="table" w:styleId="895">
     <w:name w:val="Grid Table 6 Colorful - Accent 4"/>
-    <w:basedOn w:val="951"/>
+    <w:basedOn w:val="975"/>
     <w:uiPriority w:val="99"/>
     <w:pPr>
       <w:pBdr/>
@@ -18430,9 +18409,9 @@
       </w:tcPr>
     </w:tblStylePr>
   </w:style>
-  <w:style w:type="table" w:styleId="872">
+  <w:style w:type="table" w:styleId="896">
     <w:name w:val="Grid Table 6 Colorful - Accent 5"/>
-    <w:basedOn w:val="951"/>
+    <w:basedOn w:val="975"/>
     <w:uiPriority w:val="99"/>
     <w:pPr>
       <w:pBdr/>
@@ -18656,9 +18635,9 @@
       </w:tcPr>
     </w:tblStylePr>
   </w:style>
-  <w:style w:type="table" w:styleId="873">
+  <w:style w:type="table" w:styleId="897">
     <w:name w:val="Grid Table 6 Colorful - Accent 6"/>
-    <w:basedOn w:val="951"/>
+    <w:basedOn w:val="975"/>
     <w:uiPriority w:val="99"/>
     <w:pPr>
       <w:pBdr/>
@@ -18882,9 +18861,9 @@
       </w:tcPr>
     </w:tblStylePr>
   </w:style>
-  <w:style w:type="table" w:styleId="874">
+  <w:style w:type="table" w:styleId="898">
     <w:name w:val="Grid Table 7 Colorful"/>
-    <w:basedOn w:val="951"/>
+    <w:basedOn w:val="975"/>
     <w:uiPriority w:val="99"/>
     <w:pPr>
       <w:pBdr/>
@@ -19129,9 +19108,9 @@
       </w:tcPr>
     </w:tblStylePr>
   </w:style>
-  <w:style w:type="table" w:styleId="875">
+  <w:style w:type="table" w:styleId="899">
     <w:name w:val="Grid Table 7 Colorful - Accent 1"/>
-    <w:basedOn w:val="951"/>
+    <w:basedOn w:val="975"/>
     <w:uiPriority w:val="99"/>
     <w:pPr>
       <w:pBdr/>
@@ -19376,9 +19355,9 @@
       </w:tcPr>
     </w:tblStylePr>
   </w:style>
-  <w:style w:type="table" w:styleId="876">
+  <w:style w:type="table" w:styleId="900">
     <w:name w:val="Grid Table 7 Colorful - Accent 2"/>
-    <w:basedOn w:val="951"/>
+    <w:basedOn w:val="975"/>
     <w:uiPriority w:val="99"/>
     <w:pPr>
       <w:pBdr/>
@@ -19623,9 +19602,9 @@
       </w:tcPr>
     </w:tblStylePr>
   </w:style>
-  <w:style w:type="table" w:styleId="877">
+  <w:style w:type="table" w:styleId="901">
     <w:name w:val="Grid Table 7 Colorful - Accent 3"/>
-    <w:basedOn w:val="951"/>
+    <w:basedOn w:val="975"/>
     <w:uiPriority w:val="99"/>
     <w:pPr>
       <w:pBdr/>
@@ -19870,9 +19849,9 @@
       </w:tcPr>
     </w:tblStylePr>
   </w:style>
-  <w:style w:type="table" w:styleId="878">
+  <w:style w:type="table" w:styleId="902">
     <w:name w:val="Grid Table 7 Colorful - Accent 4"/>
-    <w:basedOn w:val="951"/>
+    <w:basedOn w:val="975"/>
     <w:uiPriority w:val="99"/>
     <w:pPr>
       <w:pBdr/>
@@ -20117,9 +20096,9 @@
       </w:tcPr>
     </w:tblStylePr>
   </w:style>
-  <w:style w:type="table" w:styleId="879">
+  <w:style w:type="table" w:styleId="903">
     <w:name w:val="Grid Table 7 Colorful - Accent 5"/>
-    <w:basedOn w:val="951"/>
+    <w:basedOn w:val="975"/>
     <w:uiPriority w:val="99"/>
     <w:pPr>
       <w:pBdr/>
@@ -20364,9 +20343,9 @@
       </w:tcPr>
     </w:tblStylePr>
   </w:style>
-  <w:style w:type="table" w:styleId="880">
+  <w:style w:type="table" w:styleId="904">
     <w:name w:val="Grid Table 7 Colorful - Accent 6"/>
-    <w:basedOn w:val="951"/>
+    <w:basedOn w:val="975"/>
     <w:uiPriority w:val="99"/>
     <w:pPr>
       <w:pBdr/>
@@ -20611,9 +20590,9 @@
       </w:tcPr>
     </w:tblStylePr>
   </w:style>
-  <w:style w:type="table" w:styleId="881">
+  <w:style w:type="table" w:styleId="905">
     <w:name w:val="List Table 1 Light"/>
-    <w:basedOn w:val="951"/>
+    <w:basedOn w:val="975"/>
     <w:uiPriority w:val="99"/>
     <w:pPr>
       <w:pBdr/>
@@ -20822,9 +20801,9 @@
       </w:tcPr>
     </w:tblStylePr>
   </w:style>
-  <w:style w:type="table" w:styleId="882">
+  <w:style w:type="table" w:styleId="906">
     <w:name w:val="List Table 1 Light - Accent 1"/>
-    <w:basedOn w:val="951"/>
+    <w:basedOn w:val="975"/>
     <w:uiPriority w:val="99"/>
     <w:pPr>
       <w:pBdr/>
@@ -21033,9 +21012,9 @@
       </w:tcPr>
     </w:tblStylePr>
   </w:style>
-  <w:style w:type="table" w:styleId="883">
+  <w:style w:type="table" w:styleId="907">
     <w:name w:val="List Table 1 Light - Accent 2"/>
-    <w:basedOn w:val="951"/>
+    <w:basedOn w:val="975"/>
     <w:uiPriority w:val="99"/>
     <w:pPr>
       <w:pBdr/>
@@ -21244,9 +21223,9 @@
       </w:tcPr>
     </w:tblStylePr>
   </w:style>
-  <w:style w:type="table" w:styleId="884">
+  <w:style w:type="table" w:styleId="908">
     <w:name w:val="List Table 1 Light - Accent 3"/>
-    <w:basedOn w:val="951"/>
+    <w:basedOn w:val="975"/>
     <w:uiPriority w:val="99"/>
     <w:pPr>
       <w:pBdr/>
@@ -21455,9 +21434,9 @@
       </w:tcPr>
     </w:tblStylePr>
   </w:style>
-  <w:style w:type="table" w:styleId="885">
+  <w:style w:type="table" w:styleId="909">
     <w:name w:val="List Table 1 Light - Accent 4"/>
-    <w:basedOn w:val="951"/>
+    <w:basedOn w:val="975"/>
     <w:uiPriority w:val="99"/>
     <w:pPr>
       <w:pBdr/>
@@ -21666,9 +21645,9 @@
       </w:tcPr>
     </w:tblStylePr>
   </w:style>
-  <w:style w:type="table" w:styleId="886">
+  <w:style w:type="table" w:styleId="910">
     <w:name w:val="List Table 1 Light - Accent 5"/>
-    <w:basedOn w:val="951"/>
+    <w:basedOn w:val="975"/>
     <w:uiPriority w:val="99"/>
     <w:pPr>
       <w:pBdr/>
@@ -21877,9 +21856,9 @@
       </w:tcPr>
     </w:tblStylePr>
   </w:style>
-  <w:style w:type="table" w:styleId="887">
+  <w:style w:type="table" w:styleId="911">
     <w:name w:val="List Table 1 Light - Accent 6"/>
-    <w:basedOn w:val="951"/>
+    <w:basedOn w:val="975"/>
     <w:uiPriority w:val="99"/>
     <w:pPr>
       <w:pBdr/>
@@ -22088,9 +22067,9 @@
       </w:tcPr>
     </w:tblStylePr>
   </w:style>
-  <w:style w:type="table" w:styleId="888">
+  <w:style w:type="table" w:styleId="912">
     <w:name w:val="List Table 2"/>
-    <w:basedOn w:val="951"/>
+    <w:basedOn w:val="975"/>
     <w:uiPriority w:val="99"/>
     <w:pPr>
       <w:pBdr/>
@@ -22313,9 +22292,9 @@
       </w:tcPr>
     </w:tblStylePr>
   </w:style>
-  <w:style w:type="table" w:styleId="889">
+  <w:style w:type="table" w:styleId="913">
     <w:name w:val="List Table 2 - Accent 1"/>
-    <w:basedOn w:val="951"/>
+    <w:basedOn w:val="975"/>
     <w:uiPriority w:val="99"/>
     <w:pPr>
       <w:pBdr/>
@@ -22538,9 +22517,9 @@
       </w:tcPr>
     </w:tblStylePr>
   </w:style>
-  <w:style w:type="table" w:styleId="890">
+  <w:style w:type="table" w:styleId="914">
     <w:name w:val="List Table 2 - Accent 2"/>
-    <w:basedOn w:val="951"/>
+    <w:basedOn w:val="975"/>
     <w:uiPriority w:val="99"/>
     <w:pPr>
       <w:pBdr/>
@@ -22763,9 +22742,9 @@
       </w:tcPr>
     </w:tblStylePr>
   </w:style>
-  <w:style w:type="table" w:styleId="891">
+  <w:style w:type="table" w:styleId="915">
     <w:name w:val="List Table 2 - Accent 3"/>
-    <w:basedOn w:val="951"/>
+    <w:basedOn w:val="975"/>
     <w:uiPriority w:val="99"/>
     <w:pPr>
       <w:pBdr/>
@@ -22988,9 +22967,9 @@
       </w:tcPr>
     </w:tblStylePr>
   </w:style>
-  <w:style w:type="table" w:styleId="892">
+  <w:style w:type="table" w:styleId="916">
     <w:name w:val="List Table 2 - Accent 4"/>
-    <w:basedOn w:val="951"/>
+    <w:basedOn w:val="975"/>
     <w:uiPriority w:val="99"/>
     <w:pPr>
       <w:pBdr/>
@@ -23213,9 +23192,9 @@
       </w:tcPr>
     </w:tblStylePr>
   </w:style>
-  <w:style w:type="table" w:styleId="893">
+  <w:style w:type="table" w:styleId="917">
     <w:name w:val="List Table 2 - Accent 5"/>
-    <w:basedOn w:val="951"/>
+    <w:basedOn w:val="975"/>
     <w:uiPriority w:val="99"/>
     <w:pPr>
       <w:pBdr/>
@@ -23438,9 +23417,9 @@
       </w:tcPr>
     </w:tblStylePr>
   </w:style>
-  <w:style w:type="table" w:styleId="894">
+  <w:style w:type="table" w:styleId="918">
     <w:name w:val="List Table 2 - Accent 6"/>
-    <w:basedOn w:val="951"/>
+    <w:basedOn w:val="975"/>
     <w:uiPriority w:val="99"/>
     <w:pPr>
       <w:pBdr/>
@@ -23663,9 +23642,9 @@
       </w:tcPr>
     </w:tblStylePr>
   </w:style>
-  <w:style w:type="table" w:styleId="895">
+  <w:style w:type="table" w:styleId="919">
     <w:name w:val="List Table 3"/>
-    <w:basedOn w:val="951"/>
+    <w:basedOn w:val="975"/>
     <w:uiPriority w:val="99"/>
     <w:pPr>
       <w:pBdr/>
@@ -23881,9 +23860,9 @@
       </w:tcPr>
     </w:tblStylePr>
   </w:style>
-  <w:style w:type="table" w:styleId="896">
+  <w:style w:type="table" w:styleId="920">
     <w:name w:val="List Table 3 - Accent 1"/>
-    <w:basedOn w:val="951"/>
+    <w:basedOn w:val="975"/>
     <w:uiPriority w:val="99"/>
     <w:pPr>
       <w:pBdr/>
@@ -24099,9 +24078,9 @@
       </w:tcPr>
     </w:tblStylePr>
   </w:style>
-  <w:style w:type="table" w:styleId="897">
+  <w:style w:type="table" w:styleId="921">
     <w:name w:val="List Table 3 - Accent 2"/>
-    <w:basedOn w:val="951"/>
+    <w:basedOn w:val="975"/>
     <w:uiPriority w:val="99"/>
     <w:pPr>
       <w:pBdr/>
@@ -24317,9 +24296,9 @@
       </w:tcPr>
     </w:tblStylePr>
   </w:style>
-  <w:style w:type="table" w:styleId="898">
+  <w:style w:type="table" w:styleId="922">
     <w:name w:val="List Table 3 - Accent 3"/>
-    <w:basedOn w:val="951"/>
+    <w:basedOn w:val="975"/>
     <w:uiPriority w:val="99"/>
     <w:pPr>
       <w:pBdr/>
@@ -24535,9 +24514,9 @@
       </w:tcPr>
     </w:tblStylePr>
   </w:style>
-  <w:style w:type="table" w:styleId="899">
+  <w:style w:type="table" w:styleId="923">
     <w:name w:val="List Table 3 - Accent 4"/>
-    <w:basedOn w:val="951"/>
+    <w:basedOn w:val="975"/>
     <w:uiPriority w:val="99"/>
     <w:pPr>
       <w:pBdr/>
@@ -24753,9 +24732,9 @@
       </w:tcPr>
     </w:tblStylePr>
   </w:style>
-  <w:style w:type="table" w:styleId="900">
+  <w:style w:type="table" w:styleId="924">
     <w:name w:val="List Table 3 - Accent 5"/>
-    <w:basedOn w:val="951"/>
+    <w:basedOn w:val="975"/>
     <w:uiPriority w:val="99"/>
     <w:pPr>
       <w:pBdr/>
@@ -24971,9 +24950,9 @@
       </w:tcPr>
     </w:tblStylePr>
   </w:style>
-  <w:style w:type="table" w:styleId="901">
+  <w:style w:type="table" w:styleId="925">
     <w:name w:val="List Table 3 - Accent 6"/>
-    <w:basedOn w:val="951"/>
+    <w:basedOn w:val="975"/>
     <w:uiPriority w:val="99"/>
     <w:pPr>
       <w:pBdr/>
@@ -25189,9 +25168,9 @@
       </w:tcPr>
     </w:tblStylePr>
   </w:style>
-  <w:style w:type="table" w:styleId="902">
+  <w:style w:type="table" w:styleId="926">
     <w:name w:val="List Table 4"/>
-    <w:basedOn w:val="951"/>
+    <w:basedOn w:val="975"/>
     <w:uiPriority w:val="99"/>
     <w:pPr>
       <w:pBdr/>
@@ -25404,9 +25383,9 @@
       </w:tcPr>
     </w:tblStylePr>
   </w:style>
-  <w:style w:type="table" w:styleId="903">
+  <w:style w:type="table" w:styleId="927">
     <w:name w:val="List Table 4 - Accent 1"/>
-    <w:basedOn w:val="951"/>
+    <w:basedOn w:val="975"/>
     <w:uiPriority w:val="99"/>
     <w:pPr>
       <w:pBdr/>
@@ -25619,9 +25598,9 @@
       </w:tcPr>
     </w:tblStylePr>
   </w:style>
-  <w:style w:type="table" w:styleId="904">
+  <w:style w:type="table" w:styleId="928">
     <w:name w:val="List Table 4 - Accent 2"/>
-    <w:basedOn w:val="951"/>
+    <w:basedOn w:val="975"/>
     <w:uiPriority w:val="99"/>
     <w:pPr>
       <w:pBdr/>
@@ -25834,9 +25813,9 @@
       </w:tcPr>
     </w:tblStylePr>
   </w:style>
-  <w:style w:type="table" w:styleId="905">
+  <w:style w:type="table" w:styleId="929">
     <w:name w:val="List Table 4 - Accent 3"/>
-    <w:basedOn w:val="951"/>
+    <w:basedOn w:val="975"/>
     <w:uiPriority w:val="99"/>
     <w:pPr>
       <w:pBdr/>
@@ -26049,9 +26028,9 @@
       </w:tcPr>
     </w:tblStylePr>
   </w:style>
-  <w:style w:type="table" w:styleId="906">
+  <w:style w:type="table" w:styleId="930">
     <w:name w:val="List Table 4 - Accent 4"/>
-    <w:basedOn w:val="951"/>
+    <w:basedOn w:val="975"/>
     <w:uiPriority w:val="99"/>
     <w:pPr>
       <w:pBdr/>
@@ -26264,9 +26243,9 @@
       </w:tcPr>
     </w:tblStylePr>
   </w:style>
-  <w:style w:type="table" w:styleId="907">
+  <w:style w:type="table" w:styleId="931">
     <w:name w:val="List Table 4 - Accent 5"/>
-    <w:basedOn w:val="951"/>
+    <w:basedOn w:val="975"/>
     <w:uiPriority w:val="99"/>
     <w:pPr>
       <w:pBdr/>
@@ -26479,9 +26458,9 @@
       </w:tcPr>
     </w:tblStylePr>
   </w:style>
-  <w:style w:type="table" w:styleId="908">
+  <w:style w:type="table" w:styleId="932">
     <w:name w:val="List Table 4 - Accent 6"/>
-    <w:basedOn w:val="951"/>
+    <w:basedOn w:val="975"/>
     <w:uiPriority w:val="99"/>
     <w:pPr>
       <w:pBdr/>
@@ -26694,9 +26673,9 @@
       </w:tcPr>
     </w:tblStylePr>
   </w:style>
-  <w:style w:type="table" w:styleId="909">
+  <w:style w:type="table" w:styleId="933">
     <w:name w:val="List Table 5 Dark"/>
-    <w:basedOn w:val="951"/>
+    <w:basedOn w:val="975"/>
     <w:uiPriority w:val="99"/>
     <w:pPr>
       <w:pBdr/>
@@ -26930,9 +26909,9 @@
       </w:tcPr>
     </w:tblStylePr>
   </w:style>
-  <w:style w:type="table" w:styleId="910">
+  <w:style w:type="table" w:styleId="934">
     <w:name w:val="List Table 5 Dark - Accent 1"/>
-    <w:basedOn w:val="951"/>
+    <w:basedOn w:val="975"/>
     <w:uiPriority w:val="99"/>
     <w:pPr>
       <w:pBdr/>
@@ -27166,9 +27145,9 @@
       </w:tcPr>
     </w:tblStylePr>
   </w:style>
-  <w:style w:type="table" w:styleId="911">
+  <w:style w:type="table" w:styleId="935">
     <w:name w:val="List Table 5 Dark - Accent 2"/>
-    <w:basedOn w:val="951"/>
+    <w:basedOn w:val="975"/>
     <w:uiPriority w:val="99"/>
     <w:pPr>
       <w:pBdr/>
@@ -27402,9 +27381,9 @@
       </w:tcPr>
     </w:tblStylePr>
   </w:style>
-  <w:style w:type="table" w:styleId="912">
+  <w:style w:type="table" w:styleId="936">
     <w:name w:val="List Table 5 Dark - Accent 3"/>
-    <w:basedOn w:val="951"/>
+    <w:basedOn w:val="975"/>
     <w:uiPriority w:val="99"/>
     <w:pPr>
       <w:pBdr/>
@@ -27638,9 +27617,9 @@
       </w:tcPr>
     </w:tblStylePr>
   </w:style>
-  <w:style w:type="table" w:styleId="913">
+  <w:style w:type="table" w:styleId="937">
     <w:name w:val="List Table 5 Dark - Accent 4"/>
-    <w:basedOn w:val="951"/>
+    <w:basedOn w:val="975"/>
     <w:uiPriority w:val="99"/>
     <w:pPr>
       <w:pBdr/>
@@ -27874,9 +27853,9 @@
       </w:tcPr>
     </w:tblStylePr>
   </w:style>
-  <w:style w:type="table" w:styleId="914">
+  <w:style w:type="table" w:styleId="938">
     <w:name w:val="List Table 5 Dark - Accent 5"/>
-    <w:basedOn w:val="951"/>
+    <w:basedOn w:val="975"/>
     <w:uiPriority w:val="99"/>
     <w:pPr>
       <w:pBdr/>
@@ -28110,9 +28089,9 @@
       </w:tcPr>
     </w:tblStylePr>
   </w:style>
-  <w:style w:type="table" w:styleId="915">
+  <w:style w:type="table" w:styleId="939">
     <w:name w:val="List Table 5 Dark - Accent 6"/>
-    <w:basedOn w:val="951"/>
+    <w:basedOn w:val="975"/>
     <w:uiPriority w:val="99"/>
     <w:pPr>
       <w:pBdr/>
@@ -28346,9 +28325,9 @@
       </w:tcPr>
     </w:tblStylePr>
   </w:style>
-  <w:style w:type="table" w:styleId="916">
+  <w:style w:type="table" w:styleId="940">
     <w:name w:val="List Table 6 Colorful"/>
-    <w:basedOn w:val="951"/>
+    <w:basedOn w:val="975"/>
     <w:uiPriority w:val="99"/>
     <w:pPr>
       <w:pBdr/>
@@ -28566,9 +28545,9 @@
       </w:tcPr>
     </w:tblStylePr>
   </w:style>
-  <w:style w:type="table" w:styleId="917">
+  <w:style w:type="table" w:styleId="941">
     <w:name w:val="List Table 6 Colorful - Accent 1"/>
-    <w:basedOn w:val="951"/>
+    <w:basedOn w:val="975"/>
     <w:uiPriority w:val="99"/>
     <w:pPr>
       <w:pBdr/>
@@ -28786,9 +28765,9 @@
       </w:tcPr>
     </w:tblStylePr>
   </w:style>
-  <w:style w:type="table" w:styleId="918">
+  <w:style w:type="table" w:styleId="942">
     <w:name w:val="List Table 6 Colorful - Accent 2"/>
-    <w:basedOn w:val="951"/>
+    <w:basedOn w:val="975"/>
     <w:uiPriority w:val="99"/>
     <w:pPr>
       <w:pBdr/>
@@ -29006,9 +28985,9 @@
       </w:tcPr>
     </w:tblStylePr>
   </w:style>
-  <w:style w:type="table" w:styleId="919">
+  <w:style w:type="table" w:styleId="943">
     <w:name w:val="List Table 6 Colorful - Accent 3"/>
-    <w:basedOn w:val="951"/>
+    <w:basedOn w:val="975"/>
     <w:uiPriority w:val="99"/>
     <w:pPr>
       <w:pBdr/>
@@ -29226,9 +29205,9 @@
       </w:tcPr>
     </w:tblStylePr>
   </w:style>
-  <w:style w:type="table" w:styleId="920">
+  <w:style w:type="table" w:styleId="944">
     <w:name w:val="List Table 6 Colorful - Accent 4"/>
-    <w:basedOn w:val="951"/>
+    <w:basedOn w:val="975"/>
     <w:uiPriority w:val="99"/>
     <w:pPr>
       <w:pBdr/>
@@ -29446,9 +29425,9 @@
       </w:tcPr>
     </w:tblStylePr>
   </w:style>
-  <w:style w:type="table" w:styleId="921">
+  <w:style w:type="table" w:styleId="945">
     <w:name w:val="List Table 6 Colorful - Accent 5"/>
-    <w:basedOn w:val="951"/>
+    <w:basedOn w:val="975"/>
     <w:uiPriority w:val="99"/>
     <w:pPr>
       <w:pBdr/>
@@ -29666,9 +29645,9 @@
       </w:tcPr>
     </w:tblStylePr>
   </w:style>
-  <w:style w:type="table" w:styleId="922">
+  <w:style w:type="table" w:styleId="946">
     <w:name w:val="List Table 6 Colorful - Accent 6"/>
-    <w:basedOn w:val="951"/>
+    <w:basedOn w:val="975"/>
     <w:uiPriority w:val="99"/>
     <w:pPr>
       <w:pBdr/>
@@ -29886,9 +29865,9 @@
       </w:tcPr>
     </w:tblStylePr>
   </w:style>
-  <w:style w:type="table" w:styleId="923">
+  <w:style w:type="table" w:styleId="947">
     <w:name w:val="List Table 7 Colorful"/>
-    <w:basedOn w:val="951"/>
+    <w:basedOn w:val="975"/>
     <w:uiPriority w:val="99"/>
     <w:pPr>
       <w:pBdr/>
@@ -30134,9 +30113,9 @@
       </w:tcPr>
     </w:tblStylePr>
   </w:style>
-  <w:style w:type="table" w:styleId="924">
+  <w:style w:type="table" w:styleId="948">
     <w:name w:val="List Table 7 Colorful - Accent 1"/>
-    <w:basedOn w:val="951"/>
+    <w:basedOn w:val="975"/>
     <w:uiPriority w:val="99"/>
     <w:pPr>
       <w:pBdr/>
@@ -30382,9 +30361,9 @@
       </w:tcPr>
     </w:tblStylePr>
   </w:style>
-  <w:style w:type="table" w:styleId="925">
+  <w:style w:type="table" w:styleId="949">
     <w:name w:val="List Table 7 Colorful - Accent 2"/>
-    <w:basedOn w:val="951"/>
+    <w:basedOn w:val="975"/>
     <w:uiPriority w:val="99"/>
     <w:pPr>
       <w:pBdr/>
@@ -30630,9 +30609,9 @@
       </w:tcPr>
     </w:tblStylePr>
   </w:style>
-  <w:style w:type="table" w:styleId="926">
+  <w:style w:type="table" w:styleId="950">
     <w:name w:val="List Table 7 Colorful - Accent 3"/>
-    <w:basedOn w:val="951"/>
+    <w:basedOn w:val="975"/>
     <w:uiPriority w:val="99"/>
     <w:pPr>
       <w:pBdr/>
@@ -30878,9 +30857,9 @@
       </w:tcPr>
     </w:tblStylePr>
   </w:style>
-  <w:style w:type="table" w:styleId="927">
+  <w:style w:type="table" w:styleId="951">
     <w:name w:val="List Table 7 Colorful - Accent 4"/>
-    <w:basedOn w:val="951"/>
+    <w:basedOn w:val="975"/>
     <w:uiPriority w:val="99"/>
     <w:pPr>
       <w:pBdr/>
@@ -31126,9 +31105,9 @@
       </w:tcPr>
     </w:tblStylePr>
   </w:style>
-  <w:style w:type="table" w:styleId="928">
+  <w:style w:type="table" w:styleId="952">
     <w:name w:val="List Table 7 Colorful - Accent 5"/>
-    <w:basedOn w:val="951"/>
+    <w:basedOn w:val="975"/>
     <w:uiPriority w:val="99"/>
     <w:pPr>
       <w:pBdr/>
@@ -31374,9 +31353,9 @@
       </w:tcPr>
     </w:tblStylePr>
   </w:style>
-  <w:style w:type="table" w:styleId="929">
+  <w:style w:type="table" w:styleId="953">
     <w:name w:val="List Table 7 Colorful - Accent 6"/>
-    <w:basedOn w:val="951"/>
+    <w:basedOn w:val="975"/>
     <w:uiPriority w:val="99"/>
     <w:pPr>
       <w:pBdr/>
@@ -31622,9 +31601,9 @@
       </w:tcPr>
     </w:tblStylePr>
   </w:style>
-  <w:style w:type="table" w:styleId="930">
+  <w:style w:type="table" w:styleId="954">
     <w:name w:val="Lined - Accent"/>
-    <w:basedOn w:val="951"/>
+    <w:basedOn w:val="975"/>
     <w:uiPriority w:val="99"/>
     <w:pPr>
       <w:pBdr/>
@@ -31839,9 +31818,9 @@
       </w:tcPr>
     </w:tblStylePr>
   </w:style>
-  <w:style w:type="table" w:styleId="931">
+  <w:style w:type="table" w:styleId="955">
     <w:name w:val="Lined - Accent 1"/>
-    <w:basedOn w:val="951"/>
+    <w:basedOn w:val="975"/>
     <w:uiPriority w:val="99"/>
     <w:pPr>
       <w:pBdr/>
@@ -32056,9 +32035,9 @@
       </w:tcPr>
     </w:tblStylePr>
   </w:style>
-  <w:style w:type="table" w:styleId="932">
+  <w:style w:type="table" w:styleId="956">
     <w:name w:val="Lined - Accent 2"/>
-    <w:basedOn w:val="951"/>
+    <w:basedOn w:val="975"/>
     <w:uiPriority w:val="99"/>
     <w:pPr>
       <w:pBdr/>
@@ -32273,9 +32252,9 @@
       </w:tcPr>
     </w:tblStylePr>
   </w:style>
-  <w:style w:type="table" w:styleId="933">
+  <w:style w:type="table" w:styleId="957">
     <w:name w:val="Lined - Accent 3"/>
-    <w:basedOn w:val="951"/>
+    <w:basedOn w:val="975"/>
     <w:uiPriority w:val="99"/>
     <w:pPr>
       <w:pBdr/>
@@ -32490,9 +32469,9 @@
       </w:tcPr>
     </w:tblStylePr>
   </w:style>
-  <w:style w:type="table" w:styleId="934">
+  <w:style w:type="table" w:styleId="958">
     <w:name w:val="Lined - Accent 4"/>
-    <w:basedOn w:val="951"/>
+    <w:basedOn w:val="975"/>
     <w:uiPriority w:val="99"/>
     <w:pPr>
       <w:pBdr/>
@@ -32707,9 +32686,9 @@
       </w:tcPr>
     </w:tblStylePr>
   </w:style>
-  <w:style w:type="table" w:styleId="935">
+  <w:style w:type="table" w:styleId="959">
     <w:name w:val="Lined - Accent 5"/>
-    <w:basedOn w:val="951"/>
+    <w:basedOn w:val="975"/>
     <w:uiPriority w:val="99"/>
     <w:pPr>
       <w:pBdr/>
@@ -32924,9 +32903,9 @@
       </w:tcPr>
     </w:tblStylePr>
   </w:style>
-  <w:style w:type="table" w:styleId="936">
+  <w:style w:type="table" w:styleId="960">
     <w:name w:val="Lined - Accent 6"/>
-    <w:basedOn w:val="951"/>
+    <w:basedOn w:val="975"/>
     <w:uiPriority w:val="99"/>
     <w:pPr>
       <w:pBdr/>
@@ -33141,9 +33120,9 @@
       </w:tcPr>
     </w:tblStylePr>
   </w:style>
-  <w:style w:type="table" w:styleId="937">
+  <w:style w:type="table" w:styleId="961">
     <w:name w:val="Bordered &amp; Lined - Accent"/>
-    <w:basedOn w:val="951"/>
+    <w:basedOn w:val="975"/>
     <w:uiPriority w:val="99"/>
     <w:pPr>
       <w:pBdr/>
@@ -33365,9 +33344,9 @@
       </w:tcPr>
     </w:tblStylePr>
   </w:style>
-  <w:style w:type="table" w:styleId="938">
+  <w:style w:type="table" w:styleId="962">
     <w:name w:val="Bordered &amp; Lined - Accent 1"/>
-    <w:basedOn w:val="951"/>
+    <w:basedOn w:val="975"/>
     <w:uiPriority w:val="99"/>
     <w:pPr>
       <w:pBdr/>
@@ -33589,9 +33568,9 @@
       </w:tcPr>
     </w:tblStylePr>
   </w:style>
-  <w:style w:type="table" w:styleId="939">
+  <w:style w:type="table" w:styleId="963">
     <w:name w:val="Bordered &amp; Lined - Accent 2"/>
-    <w:basedOn w:val="951"/>
+    <w:basedOn w:val="975"/>
     <w:uiPriority w:val="99"/>
     <w:pPr>
       <w:pBdr/>
@@ -33813,9 +33792,9 @@
       </w:tcPr>
     </w:tblStylePr>
   </w:style>
-  <w:style w:type="table" w:styleId="940">
+  <w:style w:type="table" w:styleId="964">
     <w:name w:val="Bordered &amp; Lined - Accent 3"/>
-    <w:basedOn w:val="951"/>
+    <w:basedOn w:val="975"/>
     <w:uiPriority w:val="99"/>
     <w:pPr>
       <w:pBdr/>
@@ -34037,9 +34016,9 @@
       </w:tcPr>
     </w:tblStylePr>
   </w:style>
-  <w:style w:type="table" w:styleId="941">
+  <w:style w:type="table" w:styleId="965">
     <w:name w:val="Bordered &amp; Lined - Accent 4"/>
-    <w:basedOn w:val="951"/>
+    <w:basedOn w:val="975"/>
     <w:uiPriority w:val="99"/>
     <w:pPr>
       <w:pBdr/>
@@ -34261,9 +34240,9 @@
       </w:tcPr>
     </w:tblStylePr>
   </w:style>
-  <w:style w:type="table" w:styleId="942">
+  <w:style w:type="table" w:styleId="966">
     <w:name w:val="Bordered &amp; Lined - Accent 5"/>
-    <w:basedOn w:val="951"/>
+    <w:basedOn w:val="975"/>
     <w:uiPriority w:val="99"/>
     <w:pPr>
       <w:pBdr/>
@@ -34485,9 +34464,9 @@
       </w:tcPr>
     </w:tblStylePr>
   </w:style>
-  <w:style w:type="table" w:styleId="943">
+  <w:style w:type="table" w:styleId="967">
     <w:name w:val="Bordered &amp; Lined - Accent 6"/>
-    <w:basedOn w:val="951"/>
+    <w:basedOn w:val="975"/>
     <w:uiPriority w:val="99"/>
     <w:pPr>
       <w:pBdr/>
@@ -34709,9 +34688,9 @@
       </w:tcPr>
     </w:tblStylePr>
   </w:style>
-  <w:style w:type="table" w:styleId="944">
+  <w:style w:type="table" w:styleId="968">
     <w:name w:val="Bordered"/>
-    <w:basedOn w:val="951"/>
+    <w:basedOn w:val="975"/>
     <w:uiPriority w:val="99"/>
     <w:pPr>
       <w:pBdr/>
@@ -34929,9 +34908,9 @@
       </w:tcPr>
     </w:tblStylePr>
   </w:style>
-  <w:style w:type="table" w:styleId="945">
+  <w:style w:type="table" w:styleId="969">
     <w:name w:val="Bordered - Accent 1"/>
-    <w:basedOn w:val="951"/>
+    <w:basedOn w:val="975"/>
     <w:uiPriority w:val="99"/>
     <w:pPr>
       <w:pBdr/>
@@ -35149,9 +35128,9 @@
       </w:tcPr>
     </w:tblStylePr>
   </w:style>
-  <w:style w:type="table" w:styleId="946">
+  <w:style w:type="table" w:styleId="970">
     <w:name w:val="Bordered - Accent 2"/>
-    <w:basedOn w:val="951"/>
+    <w:basedOn w:val="975"/>
     <w:uiPriority w:val="99"/>
     <w:pPr>
       <w:pBdr/>
@@ -35369,9 +35348,9 @@
       </w:tcPr>
     </w:tblStylePr>
   </w:style>
-  <w:style w:type="table" w:styleId="947">
+  <w:style w:type="table" w:styleId="971">
     <w:name w:val="Bordered - Accent 3"/>
-    <w:basedOn w:val="951"/>
+    <w:basedOn w:val="975"/>
     <w:uiPriority w:val="99"/>
     <w:pPr>
       <w:pBdr/>
@@ -35589,9 +35568,9 @@
       </w:tcPr>
     </w:tblStylePr>
   </w:style>
-  <w:style w:type="table" w:styleId="948">
+  <w:style w:type="table" w:styleId="972">
     <w:name w:val="Bordered - Accent 4"/>
-    <w:basedOn w:val="951"/>
+    <w:basedOn w:val="975"/>
     <w:uiPriority w:val="99"/>
     <w:pPr>
       <w:pBdr/>
@@ -35809,9 +35788,9 @@
       </w:tcPr>
     </w:tblStylePr>
   </w:style>
-  <w:style w:type="table" w:styleId="949">
+  <w:style w:type="table" w:styleId="973">
     <w:name w:val="Bordered - Accent 5"/>
-    <w:basedOn w:val="951"/>
+    <w:basedOn w:val="975"/>
     <w:uiPriority w:val="99"/>
     <w:pPr>
       <w:pBdr/>
@@ -36029,9 +36008,9 @@
       </w:tcPr>
     </w:tblStylePr>
   </w:style>
-  <w:style w:type="table" w:styleId="950">
+  <w:style w:type="table" w:styleId="974">
     <w:name w:val="Bordered - Accent 6"/>
-    <w:basedOn w:val="951"/>
+    <w:basedOn w:val="975"/>
     <w:uiPriority w:val="99"/>
     <w:pPr>
       <w:pBdr/>
@@ -36249,7 +36228,7 @@
       </w:tcPr>
     </w:tblStylePr>
   </w:style>
-  <w:style w:type="table" w:styleId="951" w:default="1">
+  <w:style w:type="table" w:styleId="975" w:default="1">
     <w:name w:val="Normal Table"/>
     <w:uiPriority w:val="99"/>
     <w:semiHidden/>
@@ -36441,7 +36420,7 @@
       </w:tcPr>
     </w:tblStylePr>
   </w:style>
-  <w:style w:type="character" w:styleId="952" w:customStyle="1">
+  <w:style w:type="character" w:styleId="976" w:customStyle="1">
     <w:name w:val="Internet link"/>
     <w:qFormat/>
     <w:pPr>

--- a/Harsh Yadav.docx
+++ b/Harsh Yadav.docx
@@ -357,6 +357,25 @@
       </w:r>
       <w:r>
         <w:rPr>
+          <w:rFonts w:ascii="Arial" w:hAnsi="Arial" w:cs="Arial"/>
+          <w:b/>
+          <w:bCs/>
+          <w:color w:val="000000" w:themeColor="text1"/>
+          <w:sz w:val="22"/>
+          <w:szCs w:val="22"/>
+          <w:u w:val="single"/>
+        </w:rPr>
+      </w:r>
+    </w:p>
+    <w:p>
+      <w:pPr>
+        <w:pBdr/>
+        <w:spacing/>
+        <w:ind/>
+        <w:rPr/>
+      </w:pPr>
+      <w:r>
+        <w:rPr>
           <w:rFonts w:ascii="Arial" w:hAnsi="Arial" w:eastAsia="Arial" w:cs="Arial"/>
           <w:b/>
           <w:bCs/>
@@ -365,6 +384,18 @@
           <w:szCs w:val="22"/>
           <w:u w:val="single"/>
         </w:rPr>
+      </w:r>
+      <w:r>
+        <w:t xml:space="preserve">Systems-focused engineer specializing in lean Linux infrastructure, cloud workflows, and AI-driven script automation. Proven experience in building lightweight, optimized web projects from scratch and managing terminal environments via SSH under tight reso</w:t>
+      </w:r>
+      <w:r>
+        <w:t xml:space="preserve">urce constraints. Leverages this deep technical foundation to provide highly precise, context-aware software localization and technical document translation</w:t>
+      </w:r>
+      <w:r>
+        <w:rPr>
+          <w:lang w:val="en-IN"/>
+        </w:rPr>
+        <w:t xml:space="preserve">.</w:t>
       </w:r>
       <w:r>
         <w:rPr>
@@ -377,68 +408,7 @@
           <w:u w:val="single"/>
         </w:rPr>
       </w:r>
-    </w:p>
-    <w:p>
-      <w:pPr>
-        <w:pStyle w:val="774"/>
-        <w:pBdr/>
-        <w:tabs>
-          <w:tab w:val="center" w:leader="none" w:pos="5233"/>
-        </w:tabs>
-        <w:spacing/>
-        <w:ind w:right="0" w:firstLine="0" w:left="0"/>
-        <w:rPr>
-          <w:rFonts w:ascii="Arial" w:hAnsi="Arial" w:cs="Arial"/>
-          <w:sz w:val="22"/>
-          <w:szCs w:val="22"/>
-        </w:rPr>
-      </w:pPr>
-      <w:r>
-        <w:rPr>
-          <w:rFonts w:ascii="Arial" w:hAnsi="Arial" w:eastAsia="Arial" w:cs="Arial"/>
-          <w:sz w:val="22"/>
-          <w:szCs w:val="22"/>
-        </w:rPr>
-        <w:t xml:space="preserve">Systems-focused engineer with a Master’s in Computer Science and a deep understanding of Linux infrastructure and software development. Leveraging a strong technical foundation to provide precise, context-aware translations for IT documentation, software l</w:t>
-      </w:r>
-      <w:r>
-        <w:rPr>
-          <w:rFonts w:ascii="Arial" w:hAnsi="Arial" w:eastAsia="Arial" w:cs="Arial"/>
-          <w:sz w:val="22"/>
-          <w:szCs w:val="22"/>
-        </w:rPr>
-        <w:t xml:space="preserve">ocalization, and scientific research. Expert at bridging the gap between complex English technical concepts and natural, accurate Hindi terminology.</w:t>
-      </w:r>
-      <w:r>
-        <w:rPr>
-          <w:rFonts w:ascii="Arial" w:hAnsi="Arial" w:eastAsia="Arial" w:cs="Arial"/>
-          <w:sz w:val="22"/>
-          <w:szCs w:val="22"/>
-        </w:rPr>
-        <w:t xml:space="preserve"> </w:t>
-      </w:r>
-      <w:r>
-        <w:rPr>
-          <w:rFonts w:ascii="Arial" w:hAnsi="Arial" w:eastAsia="Arial" w:cs="Arial"/>
-          <w:sz w:val="22"/>
-          <w:szCs w:val="22"/>
-        </w:rPr>
-        <w:tab/>
-      </w:r>
-      <w:r>
-        <w:rPr>
-          <w:rFonts w:ascii="Arial" w:hAnsi="Arial" w:eastAsia="Arial" w:cs="Arial"/>
-          <w:sz w:val="22"/>
-          <w:szCs w:val="22"/>
-        </w:rPr>
-      </w:r>
-      <w:r>
-        <w:rPr>
-          <w:rFonts w:ascii="Arial" w:hAnsi="Arial" w:cs="Arial"/>
-          <w:sz w:val="22"/>
-          <w:szCs w:val="22"/>
-        </w:rPr>
-      </w:r>
+      <w:r/>
     </w:p>
     <w:p>
       <w:pPr>

--- a/Harsh Yadav.docx
+++ b/Harsh Yadav.docx
@@ -4,7 +4,7 @@
   <w:body>
     <w:p>
       <w:pPr>
-        <w:pStyle w:val="825"/>
+        <w:pStyle w:val="826"/>
         <w:pBdr/>
         <w:spacing/>
         <w:ind/>
@@ -26,7 +26,7 @@
       </w:r>
       <w:r>
         <w:rPr>
-          <w:rFonts w:ascii="Arial" w:hAnsi="Arial" w:eastAsia="Arial" w:cs="Arial"/>
+          <w:rFonts w:ascii="Arial" w:hAnsi="Arial" w:cs="Arial"/>
           <w:sz w:val="22"/>
           <w:szCs w:val="22"/>
         </w:rPr>
@@ -41,7 +41,7 @@
     </w:p>
     <w:p>
       <w:pPr>
-        <w:pStyle w:val="774"/>
+        <w:pStyle w:val="775"/>
         <w:pBdr/>
         <w:spacing/>
         <w:ind w:right="0" w:firstLine="0" w:left="0"/>
@@ -61,7 +61,7 @@
       <w:hyperlink r:id="rId11" w:tooltip="This is my professional mail" w:history="1">
         <w:r>
           <w:rPr>
-            <w:rStyle w:val="815"/>
+            <w:rStyle w:val="816"/>
             <w:rFonts w:ascii="Arial" w:hAnsi="Arial" w:eastAsia="Arial" w:cs="Arial"/>
             <w:color w:val="000000" w:themeColor="text1"/>
             <w:sz w:val="22"/>
@@ -117,7 +117,7 @@
       <w:hyperlink r:id="rId12" w:tooltip="My Github Page" w:history="1">
         <w:r>
           <w:rPr>
-            <w:rStyle w:val="815"/>
+            <w:rStyle w:val="816"/>
             <w:rFonts w:ascii="Arial" w:hAnsi="Arial" w:eastAsia="Arial" w:cs="Arial"/>
             <w:color w:val="000000" w:themeColor="text1"/>
             <w:sz w:val="22"/>
@@ -155,7 +155,7 @@
       <w:hyperlink r:id="rId13" w:tooltip="My LinkedIn" w:history="1">
         <w:r>
           <w:rPr>
-            <w:rStyle w:val="815"/>
+            <w:rStyle w:val="816"/>
             <w:rFonts w:ascii="Arial" w:hAnsi="Arial" w:eastAsia="Arial" w:cs="Arial"/>
             <w:color w:val="000000" w:themeColor="text1"/>
             <w:sz w:val="22"/>
@@ -201,7 +201,7 @@
       <w:hyperlink r:id="rId14" w:tooltip="This is my about me website" w:history="1">
         <w:r>
           <w:rPr>
-            <w:rStyle w:val="815"/>
+            <w:rStyle w:val="816"/>
             <w:rFonts w:ascii="Arial" w:hAnsi="Arial" w:eastAsia="Arial" w:cs="Arial"/>
             <w:color w:val="000000" w:themeColor="text1"/>
             <w:sz w:val="22"/>
@@ -212,7 +212,7 @@
       </w:hyperlink>
       <w:r>
         <w:rPr>
-          <w:rFonts w:ascii="Arial" w:hAnsi="Arial" w:eastAsia="Arial" w:cs="Arial"/>
+          <w:rFonts w:ascii="Arial" w:hAnsi="Arial" w:cs="Arial"/>
           <w:sz w:val="22"/>
           <w:szCs w:val="22"/>
         </w:rPr>
@@ -227,7 +227,7 @@
     </w:p>
     <w:p>
       <w:pPr>
-        <w:pStyle w:val="774"/>
+        <w:pStyle w:val="775"/>
         <w:pBdr/>
         <w:spacing/>
         <w:ind w:right="0" w:firstLine="0" w:left="0"/>
@@ -314,7 +314,7 @@
       </w:r>
       <w:r>
         <w:rPr>
-          <w:rFonts w:ascii="Arial" w:hAnsi="Arial" w:eastAsia="Arial" w:cs="Arial"/>
+          <w:rFonts w:ascii="Arial" w:hAnsi="Arial" w:cs="Arial"/>
           <w:sz w:val="22"/>
           <w:szCs w:val="22"/>
         </w:rPr>
@@ -329,7 +329,7 @@
     </w:p>
     <w:p>
       <w:pPr>
-        <w:pStyle w:val="775"/>
+        <w:pStyle w:val="776"/>
         <w:pBdr/>
         <w:spacing w:before="0"/>
         <w:ind/>
@@ -354,6 +354,17 @@
           <w:u w:val="single"/>
         </w:rPr>
         <w:t xml:space="preserve">Summary</w:t>
+      </w:r>
+      <w:r>
+        <w:rPr>
+          <w:rFonts w:ascii="Arial" w:hAnsi="Arial" w:cs="Arial"/>
+          <w:b/>
+          <w:bCs/>
+          <w:color w:val="000000" w:themeColor="text1"/>
+          <w:sz w:val="22"/>
+          <w:szCs w:val="22"/>
+          <w:u w:val="single"/>
+        </w:rPr>
       </w:r>
       <w:r>
         <w:rPr>
@@ -498,7 +509,7 @@
       </w:r>
       <w:r>
         <w:rPr>
-          <w:rFonts w:ascii="Arial" w:hAnsi="Arial" w:eastAsia="Arial" w:cs="Arial"/>
+          <w:rFonts w:ascii="Arial" w:hAnsi="Arial" w:cs="Arial"/>
           <w:sz w:val="22"/>
           <w:szCs w:val="22"/>
         </w:rPr>
@@ -513,7 +524,7 @@
     </w:p>
     <w:p>
       <w:pPr>
-        <w:pStyle w:val="775"/>
+        <w:pStyle w:val="776"/>
         <w:suppressLineNumbers w:val="false"/>
         <w:pBdr/>
         <w:spacing w:before="0"/>
@@ -542,7 +553,7 @@
       </w:r>
       <w:r>
         <w:rPr>
-          <w:rFonts w:ascii="Arial" w:hAnsi="Arial" w:eastAsia="Arial" w:cs="Arial"/>
+          <w:rFonts w:ascii="Arial" w:hAnsi="Arial" w:cs="Arial"/>
           <w:b/>
           <w:bCs/>
           <w:color w:val="000000" w:themeColor="text1"/>
@@ -565,7 +576,7 @@
     </w:p>
     <w:p>
       <w:pPr>
-        <w:pStyle w:val="847"/>
+        <w:pStyle w:val="848"/>
         <w:numPr>
           <w:ilvl w:val="0"/>
           <w:numId w:val="16"/>
@@ -605,7 +616,7 @@
       </w:r>
       <w:r>
         <w:rPr>
-          <w:rFonts w:ascii="Arial" w:hAnsi="Arial" w:eastAsia="Arial" w:cs="Arial"/>
+          <w:rFonts w:ascii="Arial" w:hAnsi="Arial" w:cs="Arial"/>
           <w:sz w:val="22"/>
           <w:szCs w:val="22"/>
         </w:rPr>
@@ -620,7 +631,7 @@
     </w:p>
     <w:p>
       <w:pPr>
-        <w:pStyle w:val="847"/>
+        <w:pStyle w:val="848"/>
         <w:numPr>
           <w:ilvl w:val="0"/>
           <w:numId w:val="16"/>
@@ -655,14 +666,54 @@
           <w:color w:val="000000"/>
           <w:sz w:val="22"/>
           <w:szCs w:val="22"/>
+          <w:lang w:val="en-IN"/>
         </w:rPr>
-        <w:t xml:space="preserve"> Devin CLI, Devin Desktop (formerly Windsurf AI)</w:t>
+        <w:t xml:space="preserve"> Google’s </w:t>
       </w:r>
       <w:r>
         <w:rPr>
           <w:rFonts w:ascii="Arial" w:hAnsi="Arial" w:eastAsia="Arial" w:cs="Arial"/>
+          <w:color w:val="000000"/>
           <w:sz w:val="22"/>
           <w:szCs w:val="22"/>
+          <w:lang w:val="en-IN"/>
+        </w:rPr>
+        <w:t xml:space="preserve">Antigravity CLI</w:t>
+      </w:r>
+      <w:r>
+        <w:rPr>
+          <w:rFonts w:ascii="Arial" w:hAnsi="Arial" w:eastAsia="Arial" w:cs="Arial"/>
+          <w:color w:val="000000"/>
+          <w:sz w:val="22"/>
+          <w:szCs w:val="22"/>
+          <w:lang w:val="en-IN"/>
+        </w:rPr>
+        <w:t xml:space="preserve">, </w:t>
+      </w:r>
+      <w:r>
+        <w:rPr>
+          <w:rFonts w:ascii="Arial" w:hAnsi="Arial" w:eastAsia="Arial" w:cs="Arial"/>
+          <w:color w:val="000000"/>
+          <w:sz w:val="22"/>
+          <w:szCs w:val="22"/>
+        </w:rPr>
+        <w:t xml:space="preserve">Devin CLI</w:t>
+      </w:r>
+      <w:r>
+        <w:rPr>
+          <w:rFonts w:ascii="Arial" w:hAnsi="Arial" w:eastAsia="Arial" w:cs="Arial"/>
+          <w:color w:val="000000"/>
+          <w:sz w:val="22"/>
+          <w:szCs w:val="22"/>
+        </w:rPr>
+        <w:t xml:space="preserve">, Devin Desktop (formerly Windsurf AI)</w:t>
+      </w:r>
+      <w:r>
+        <w:rPr>
+          <w:rFonts w:ascii="Arial" w:hAnsi="Arial" w:cs="Arial"/>
+          <w:sz w:val="22"/>
+          <w:szCs w:val="22"/>
+          <w:lang w:val="en-IN"/>
         </w:rPr>
       </w:r>
       <w:r>
@@ -675,7 +726,7 @@
     </w:p>
     <w:p>
       <w:pPr>
-        <w:pStyle w:val="847"/>
+        <w:pStyle w:val="848"/>
         <w:numPr>
           <w:ilvl w:val="0"/>
           <w:numId w:val="16"/>
@@ -715,7 +766,7 @@
       </w:r>
       <w:r>
         <w:rPr>
-          <w:rFonts w:ascii="Arial" w:hAnsi="Arial" w:eastAsia="Arial" w:cs="Arial"/>
+          <w:rFonts w:ascii="Arial" w:hAnsi="Arial" w:cs="Arial"/>
           <w:sz w:val="22"/>
           <w:szCs w:val="22"/>
         </w:rPr>
@@ -730,7 +781,7 @@
     </w:p>
     <w:p>
       <w:pPr>
-        <w:pStyle w:val="847"/>
+        <w:pStyle w:val="848"/>
         <w:numPr>
           <w:ilvl w:val="0"/>
           <w:numId w:val="16"/>
@@ -788,7 +839,7 @@
       </w:r>
       <w:r>
         <w:rPr>
-          <w:rFonts w:ascii="Arial" w:hAnsi="Arial" w:eastAsia="Arial" w:cs="Arial"/>
+          <w:rFonts w:ascii="Arial" w:hAnsi="Arial" w:cs="Arial"/>
           <w:sz w:val="22"/>
           <w:szCs w:val="22"/>
         </w:rPr>
@@ -889,7 +940,7 @@
       </w:r>
       <w:r>
         <w:rPr>
-          <w:rFonts w:ascii="Arial" w:hAnsi="Arial" w:eastAsia="Arial" w:cs="Arial"/>
+          <w:rFonts w:ascii="Arial" w:hAnsi="Arial" w:cs="Arial"/>
           <w:sz w:val="22"/>
           <w:szCs w:val="22"/>
         </w:rPr>
@@ -904,7 +955,7 @@
     </w:p>
     <w:p>
       <w:pPr>
-        <w:pStyle w:val="775"/>
+        <w:pStyle w:val="776"/>
         <w:pBdr/>
         <w:spacing w:before="0"/>
         <w:ind w:firstLine="0" w:left="0"/>
@@ -927,7 +978,7 @@
       </w:r>
       <w:r>
         <w:rPr>
-          <w:rFonts w:ascii="Arial" w:hAnsi="Arial" w:eastAsia="Arial" w:cs="Arial"/>
+          <w:rFonts w:ascii="Arial" w:hAnsi="Arial" w:cs="Arial"/>
           <w:sz w:val="22"/>
           <w:szCs w:val="22"/>
         </w:rPr>
@@ -942,7 +993,7 @@
     </w:p>
     <w:p>
       <w:pPr>
-        <w:pStyle w:val="776"/>
+        <w:pStyle w:val="777"/>
         <w:numPr>
           <w:ilvl w:val="0"/>
           <w:numId w:val="26"/>
@@ -968,7 +1019,7 @@
       </w:r>
       <w:r>
         <w:rPr>
-          <w:rStyle w:val="786"/>
+          <w:rStyle w:val="787"/>
           <w:rFonts w:ascii="Arial" w:hAnsi="Arial" w:eastAsia="Arial" w:cs="Arial"/>
           <w:b/>
           <w:bCs/>
@@ -980,7 +1031,7 @@
       </w:r>
       <w:r>
         <w:rPr>
-          <w:rFonts w:ascii="Arial" w:hAnsi="Arial" w:eastAsia="Arial" w:cs="Arial"/>
+          <w:rFonts w:ascii="Arial" w:hAnsi="Arial" w:cs="Arial"/>
           <w:sz w:val="22"/>
           <w:szCs w:val="22"/>
         </w:rPr>
@@ -995,7 +1046,7 @@
     </w:p>
     <w:p>
       <w:pPr>
-        <w:pStyle w:val="847"/>
+        <w:pStyle w:val="848"/>
         <w:numPr>
           <w:ilvl w:val="1"/>
           <w:numId w:val="26"/>
@@ -1063,7 +1114,7 @@
       </w:r>
       <w:r>
         <w:rPr>
-          <w:rFonts w:ascii="Arial" w:hAnsi="Arial" w:eastAsia="Arial" w:cs="Arial"/>
+          <w:rFonts w:ascii="Arial" w:hAnsi="Arial" w:cs="Arial"/>
           <w:sz w:val="22"/>
           <w:szCs w:val="22"/>
         </w:rPr>
@@ -1078,7 +1129,7 @@
     </w:p>
     <w:p>
       <w:pPr>
-        <w:pStyle w:val="847"/>
+        <w:pStyle w:val="848"/>
         <w:numPr>
           <w:ilvl w:val="1"/>
           <w:numId w:val="26"/>
@@ -1127,7 +1178,7 @@
       </w:r>
       <w:r>
         <w:rPr>
-          <w:rFonts w:ascii="Arial" w:hAnsi="Arial" w:eastAsia="Arial" w:cs="Arial"/>
+          <w:rFonts w:ascii="Arial" w:hAnsi="Arial" w:cs="Arial"/>
           <w:sz w:val="22"/>
           <w:szCs w:val="22"/>
         </w:rPr>
@@ -1142,7 +1193,7 @@
     </w:p>
     <w:p>
       <w:pPr>
-        <w:pStyle w:val="847"/>
+        <w:pStyle w:val="848"/>
         <w:numPr>
           <w:ilvl w:val="1"/>
           <w:numId w:val="26"/>
@@ -1168,49 +1219,44 @@
           <w:sz w:val="22"/>
           <w:szCs w:val="22"/>
         </w:rPr>
-        <w:t xml:space="preserve">Exploring terminal-based agentic workflows using </w:t>
+      </w:r>
+      <w:r>
+        <w:t xml:space="preserve">Leveraging terminal-based agentic workflows using </w:t>
       </w:r>
       <w:r>
         <w:rPr>
-          <w:rFonts w:ascii="Arial" w:hAnsi="Arial" w:eastAsia="Arial" w:cs="Arial"/>
           <w:b/>
-          <w:color w:val="000000"/>
-          <w:sz w:val="22"/>
-          <w:szCs w:val="22"/>
+          <w:bCs/>
+        </w:rPr>
+        <w:t xml:space="preserve">Google’s Antigravity CLI</w:t>
+      </w:r>
+      <w:r>
+        <w:t xml:space="preserve">, </w:t>
+      </w:r>
+      <w:r>
+        <w:rPr>
+          <w:b/>
+          <w:bCs/>
         </w:rPr>
         <w:t xml:space="preserve">Devin CLI</w:t>
+      </w:r>
+      <w:r>
+        <w:t xml:space="preserve">, and </w:t>
+      </w:r>
+      <w:r>
+        <w:rPr>
+          <w:b/>
+          <w:bCs/>
+        </w:rPr>
+        <w:t xml:space="preserve">Devin Desktop</w:t>
+      </w:r>
+      <w:r>
+        <w:t xml:space="preserve"> in remote environments to automate code editing, refactoring, and debugging.</w:t>
       </w:r>
       <w:r>
         <w:rPr>
           <w:rFonts w:ascii="Arial" w:hAnsi="Arial" w:eastAsia="Arial" w:cs="Arial"/>
           <w:color w:val="000000"/>
-          <w:sz w:val="22"/>
-          <w:szCs w:val="22"/>
-        </w:rPr>
-        <w:t xml:space="preserve"> and </w:t>
-      </w:r>
-      <w:r>
-        <w:rPr>
-          <w:rFonts w:ascii="Arial" w:hAnsi="Arial" w:eastAsia="Arial" w:cs="Arial"/>
-          <w:b/>
-          <w:color w:val="000000"/>
-          <w:sz w:val="22"/>
-          <w:szCs w:val="22"/>
-        </w:rPr>
-        <w:t xml:space="preserve">Devin Desktop</w:t>
-      </w:r>
-      <w:r>
-        <w:rPr>
-          <w:rFonts w:ascii="Arial" w:hAnsi="Arial" w:eastAsia="Arial" w:cs="Arial"/>
-          <w:color w:val="000000"/>
-          <w:sz w:val="22"/>
-          <w:szCs w:val="22"/>
-        </w:rPr>
-        <w:t xml:space="preserve"> on remote environments to automate code editing, refactoring, and debugging.</w:t>
-      </w:r>
-      <w:r>
-        <w:rPr>
-          <w:rFonts w:ascii="Arial" w:hAnsi="Arial" w:eastAsia="Arial" w:cs="Arial"/>
           <w:sz w:val="22"/>
           <w:szCs w:val="22"/>
         </w:rPr>
@@ -1225,7 +1271,7 @@
     </w:p>
     <w:p>
       <w:pPr>
-        <w:pStyle w:val="776"/>
+        <w:pStyle w:val="777"/>
         <w:numPr>
           <w:ilvl w:val="0"/>
           <w:numId w:val="26"/>
@@ -1241,7 +1287,7 @@
       </w:pPr>
       <w:r>
         <w:rPr>
-          <w:rStyle w:val="786"/>
+          <w:rStyle w:val="787"/>
           <w:rFonts w:ascii="Arial" w:hAnsi="Arial" w:eastAsia="Arial" w:cs="Arial"/>
           <w:b/>
           <w:bCs/>
@@ -1252,7 +1298,7 @@
       </w:r>
       <w:r>
         <w:rPr>
-          <w:rStyle w:val="786"/>
+          <w:rStyle w:val="787"/>
           <w:rFonts w:ascii="Arial" w:hAnsi="Arial" w:eastAsia="Arial" w:cs="Arial"/>
           <w:b/>
           <w:bCs/>
@@ -1264,7 +1310,7 @@
       </w:r>
       <w:r>
         <w:rPr>
-          <w:rStyle w:val="786"/>
+          <w:rStyle w:val="787"/>
           <w:rFonts w:ascii="Arial" w:hAnsi="Arial" w:eastAsia="Arial" w:cs="Arial"/>
           <w:b/>
           <w:bCs/>
@@ -1276,7 +1322,7 @@
       </w:r>
       <w:r>
         <w:rPr>
-          <w:rFonts w:ascii="Arial" w:hAnsi="Arial" w:eastAsia="Arial" w:cs="Arial"/>
+          <w:rFonts w:ascii="Arial" w:hAnsi="Arial" w:cs="Arial"/>
           <w:sz w:val="22"/>
           <w:szCs w:val="22"/>
         </w:rPr>
@@ -1291,7 +1337,7 @@
     </w:p>
     <w:p>
       <w:pPr>
-        <w:pStyle w:val="847"/>
+        <w:pStyle w:val="848"/>
         <w:numPr>
           <w:ilvl w:val="1"/>
           <w:numId w:val="26"/>
@@ -1322,7 +1368,8 @@
       </w:r>
       <w:r>
         <w:rPr>
-          <w:rFonts w:ascii="Arial" w:hAnsi="Arial" w:eastAsia="Arial" w:cs="Arial"/>
+          <w:rFonts w:ascii="Arial" w:hAnsi="Arial" w:cs="Arial"/>
+          <w:color w:val="000000"/>
           <w:sz w:val="22"/>
           <w:szCs w:val="22"/>
         </w:rPr>
@@ -1338,7 +1385,7 @@
     </w:p>
     <w:p>
       <w:pPr>
-        <w:pStyle w:val="847"/>
+        <w:pStyle w:val="848"/>
         <w:numPr>
           <w:ilvl w:val="1"/>
           <w:numId w:val="26"/>
@@ -1376,7 +1423,7 @@
       </w:r>
       <w:r>
         <w:rPr>
-          <w:rFonts w:ascii="Arial" w:hAnsi="Arial" w:eastAsia="Arial" w:cs="Arial"/>
+          <w:rFonts w:ascii="Arial" w:hAnsi="Arial" w:cs="Arial"/>
           <w:sz w:val="22"/>
           <w:szCs w:val="22"/>
         </w:rPr>
@@ -1391,7 +1438,7 @@
     </w:p>
     <w:p>
       <w:pPr>
-        <w:pStyle w:val="776"/>
+        <w:pStyle w:val="777"/>
         <w:numPr>
           <w:ilvl w:val="0"/>
           <w:numId w:val="26"/>
@@ -1439,7 +1486,7 @@
       <w:hyperlink r:id="rId15" w:tooltip="The Hindi translation" w:history="1">
         <w:r>
           <w:rPr>
-            <w:rStyle w:val="815"/>
+            <w:rStyle w:val="816"/>
             <w:rFonts w:ascii="Arial" w:hAnsi="Arial" w:eastAsia="Arial" w:cs="Arial"/>
             <w:b/>
             <w:color w:val="000000" w:themeColor="text1"/>
@@ -1451,7 +1498,7 @@
       </w:hyperlink>
       <w:r>
         <w:rPr>
-          <w:rFonts w:ascii="Arial" w:hAnsi="Arial" w:eastAsia="Arial" w:cs="Arial"/>
+          <w:rFonts w:ascii="Arial" w:hAnsi="Arial" w:cs="Arial"/>
           <w:sz w:val="22"/>
           <w:szCs w:val="22"/>
         </w:rPr>
@@ -1466,7 +1513,7 @@
     </w:p>
     <w:p>
       <w:pPr>
-        <w:pStyle w:val="847"/>
+        <w:pStyle w:val="848"/>
         <w:numPr>
           <w:ilvl w:val="1"/>
           <w:numId w:val="26"/>
@@ -1514,7 +1561,7 @@
       </w:r>
       <w:r>
         <w:rPr>
-          <w:rFonts w:ascii="Arial" w:hAnsi="Arial" w:eastAsia="Arial" w:cs="Arial"/>
+          <w:rFonts w:ascii="Arial" w:hAnsi="Arial" w:cs="Arial"/>
           <w:sz w:val="22"/>
           <w:szCs w:val="22"/>
         </w:rPr>
@@ -1529,7 +1576,7 @@
     </w:p>
     <w:p>
       <w:pPr>
-        <w:pStyle w:val="847"/>
+        <w:pStyle w:val="848"/>
         <w:numPr>
           <w:ilvl w:val="1"/>
           <w:numId w:val="26"/>
@@ -1559,7 +1606,7 @@
       </w:r>
       <w:r>
         <w:rPr>
-          <w:rFonts w:ascii="Arial" w:hAnsi="Arial" w:eastAsia="Arial" w:cs="Arial"/>
+          <w:rFonts w:ascii="Arial" w:hAnsi="Arial" w:cs="Arial"/>
           <w:sz w:val="22"/>
           <w:szCs w:val="22"/>
         </w:rPr>
@@ -1660,7 +1707,7 @@
       </w:r>
       <w:r>
         <w:rPr>
-          <w:rFonts w:ascii="Arial" w:hAnsi="Arial" w:eastAsia="Arial" w:cs="Arial"/>
+          <w:rFonts w:ascii="Arial" w:hAnsi="Arial" w:cs="Arial"/>
           <w:sz w:val="22"/>
           <w:szCs w:val="22"/>
         </w:rPr>
@@ -1675,7 +1722,7 @@
     </w:p>
     <w:p>
       <w:pPr>
-        <w:pStyle w:val="775"/>
+        <w:pStyle w:val="776"/>
         <w:pBdr/>
         <w:spacing w:before="0"/>
         <w:ind/>
@@ -1699,7 +1746,7 @@
       </w:r>
       <w:r>
         <w:rPr>
-          <w:rFonts w:ascii="Arial" w:hAnsi="Arial" w:eastAsia="Arial" w:cs="Arial"/>
+          <w:rFonts w:ascii="Arial" w:hAnsi="Arial" w:cs="Arial"/>
           <w:sz w:val="22"/>
           <w:szCs w:val="22"/>
         </w:rPr>
@@ -1714,7 +1761,7 @@
     </w:p>
     <w:p>
       <w:pPr>
-        <w:pStyle w:val="776"/>
+        <w:pStyle w:val="777"/>
         <w:numPr>
           <w:ilvl w:val="0"/>
           <w:numId w:val="13"/>
@@ -1732,7 +1779,7 @@
       </w:pPr>
       <w:r>
         <w:rPr>
-          <w:rStyle w:val="786"/>
+          <w:rStyle w:val="787"/>
           <w:rFonts w:ascii="Arial" w:hAnsi="Arial" w:eastAsia="Arial" w:cs="Arial"/>
           <w:color w:val="000000" w:themeColor="text1"/>
           <w:sz w:val="22"/>
@@ -1774,7 +1821,7 @@
       </w:r>
       <w:r>
         <w:rPr>
-          <w:rFonts w:ascii="Arial" w:hAnsi="Arial" w:eastAsia="Arial" w:cs="Arial"/>
+          <w:rFonts w:ascii="Arial" w:hAnsi="Arial" w:cs="Arial"/>
           <w:color w:val="000000" w:themeColor="text1"/>
           <w:sz w:val="22"/>
           <w:szCs w:val="22"/>
@@ -1791,7 +1838,7 @@
     </w:p>
     <w:p>
       <w:pPr>
-        <w:pStyle w:val="847"/>
+        <w:pStyle w:val="848"/>
         <w:numPr>
           <w:ilvl w:val="1"/>
           <w:numId w:val="13"/>
@@ -1837,7 +1884,7 @@
       </w:r>
       <w:r>
         <w:rPr>
-          <w:rFonts w:ascii="Arial" w:hAnsi="Arial" w:eastAsia="Arial" w:cs="Arial"/>
+          <w:rFonts w:ascii="Arial" w:hAnsi="Arial" w:cs="Arial"/>
           <w:color w:val="000000" w:themeColor="text1"/>
           <w:sz w:val="22"/>
           <w:szCs w:val="22"/>
@@ -1854,7 +1901,7 @@
     </w:p>
     <w:p>
       <w:pPr>
-        <w:pStyle w:val="776"/>
+        <w:pStyle w:val="777"/>
         <w:numPr>
           <w:ilvl w:val="0"/>
           <w:numId w:val="13"/>
@@ -1872,7 +1919,7 @@
       </w:pPr>
       <w:r>
         <w:rPr>
-          <w:rStyle w:val="786"/>
+          <w:rStyle w:val="787"/>
           <w:rFonts w:ascii="Arial" w:hAnsi="Arial" w:eastAsia="Arial" w:cs="Arial"/>
           <w:color w:val="000000" w:themeColor="text1"/>
           <w:sz w:val="22"/>
@@ -1912,7 +1959,7 @@
       </w:r>
       <w:r>
         <w:rPr>
-          <w:rFonts w:ascii="Arial" w:hAnsi="Arial" w:eastAsia="Arial" w:cs="Arial"/>
+          <w:rFonts w:ascii="Arial" w:hAnsi="Arial" w:cs="Arial"/>
           <w:color w:val="000000" w:themeColor="text1"/>
           <w:sz w:val="22"/>
           <w:szCs w:val="22"/>
@@ -1929,7 +1976,7 @@
     </w:p>
     <w:p>
       <w:pPr>
-        <w:pStyle w:val="847"/>
+        <w:pStyle w:val="848"/>
         <w:numPr>
           <w:ilvl w:val="1"/>
           <w:numId w:val="14"/>
@@ -1955,7 +2002,7 @@
       </w:r>
       <w:r>
         <w:rPr>
-          <w:rFonts w:ascii="Arial" w:hAnsi="Arial" w:eastAsia="Arial" w:cs="Arial"/>
+          <w:rFonts w:ascii="Arial" w:hAnsi="Arial" w:cs="Arial"/>
           <w:color w:val="000000" w:themeColor="text1"/>
           <w:sz w:val="22"/>
           <w:szCs w:val="22"/>
@@ -2058,7 +2105,7 @@
       </w:r>
       <w:r>
         <w:rPr>
-          <w:rFonts w:ascii="Arial" w:hAnsi="Arial" w:eastAsia="Arial" w:cs="Arial"/>
+          <w:rFonts w:ascii="Arial" w:hAnsi="Arial" w:cs="Arial"/>
           <w:sz w:val="22"/>
           <w:szCs w:val="22"/>
         </w:rPr>
@@ -2073,7 +2120,7 @@
     </w:p>
     <w:p>
       <w:pPr>
-        <w:pStyle w:val="775"/>
+        <w:pStyle w:val="776"/>
         <w:pBdr/>
         <w:spacing w:before="0"/>
         <w:ind/>
@@ -2085,7 +2132,7 @@
       </w:pPr>
       <w:r>
         <w:rPr>
-          <w:rStyle w:val="785"/>
+          <w:rStyle w:val="786"/>
           <w:rFonts w:ascii="Arial" w:hAnsi="Arial" w:eastAsia="Arial" w:cs="Arial"/>
           <w:b/>
           <w:bCs/>
@@ -2098,7 +2145,7 @@
       </w:r>
       <w:r>
         <w:rPr>
-          <w:rFonts w:ascii="Arial" w:hAnsi="Arial" w:eastAsia="Arial" w:cs="Arial"/>
+          <w:rFonts w:ascii="Arial" w:hAnsi="Arial" w:cs="Arial"/>
           <w:sz w:val="22"/>
           <w:szCs w:val="22"/>
         </w:rPr>
@@ -2113,7 +2160,7 @@
     </w:p>
     <w:p>
       <w:pPr>
-        <w:pStyle w:val="847"/>
+        <w:pStyle w:val="848"/>
         <w:numPr>
           <w:ilvl w:val="0"/>
           <w:numId w:val="12"/>
@@ -2141,7 +2188,7 @@
       <w:hyperlink r:id="rId16" w:tooltip="https://freecodecamp.org/certification/Hrshydv/responsive-web-design" w:history="1">
         <w:r>
           <w:rPr>
-            <w:rStyle w:val="815"/>
+            <w:rStyle w:val="816"/>
             <w:rFonts w:ascii="Arial" w:hAnsi="Arial" w:eastAsia="Arial" w:cs="Arial"/>
             <w:color w:val="000000" w:themeColor="text1"/>
             <w:sz w:val="22"/>
@@ -2152,7 +2199,7 @@
       </w:hyperlink>
       <w:r>
         <w:rPr>
-          <w:rFonts w:ascii="Arial" w:hAnsi="Arial" w:eastAsia="Arial" w:cs="Arial"/>
+          <w:rFonts w:ascii="Arial" w:hAnsi="Arial" w:cs="Arial"/>
           <w:color w:val="000000" w:themeColor="text1"/>
           <w:sz w:val="22"/>
           <w:szCs w:val="22"/>
@@ -2319,7 +2366,7 @@
 <w:ftr xmlns:wpc="http://schemas.microsoft.com/office/word/2010/wordprocessingCanvas" xmlns:mc="http://schemas.openxmlformats.org/markup-compatibility/2006" xmlns:o="urn:schemas-microsoft-com:office:office" xmlns:r="http://schemas.openxmlformats.org/officeDocument/2006/relationships" xmlns:m="http://schemas.openxmlformats.org/officeDocument/2006/math" xmlns:v="urn:schemas-microsoft-com:vml" xmlns:wp14="http://schemas.microsoft.com/office/word/2010/wordprocessingDrawing" xmlns:wp="http://schemas.openxmlformats.org/drawingml/2006/wordprocessingDrawing" xmlns:w10="urn:schemas-microsoft-com:office:word" xmlns:w="http://schemas.openxmlformats.org/wordprocessingml/2006/main" xmlns:w14="http://schemas.microsoft.com/office/word/2010/wordml" xmlns:w15="http://schemas.microsoft.com/office/word/2012/wordml" xmlns:wpg="http://schemas.microsoft.com/office/word/2010/wordprocessingGroup" xmlns:wpi="http://schemas.microsoft.com/office/word/2010/wordprocessingInk" xmlns:wne="http://schemas.microsoft.com/office/word/2006/wordml" xmlns:a="http://schemas.openxmlformats.org/drawingml/2006/main" xmlns:wps="http://schemas.microsoft.com/office/word/2010/wordprocessingShape" mc:Ignorable="w14 w15 wp14">
   <w:p>
     <w:pPr>
-      <w:pStyle w:val="774"/>
+      <w:pStyle w:val="775"/>
       <w:pBdr/>
       <w:spacing w:after="200" w:before="0"/>
       <w:ind w:right="0" w:firstLine="0" w:left="0"/>
@@ -2400,7 +2447,7 @@
 <w:hdr xmlns:wpc="http://schemas.microsoft.com/office/word/2010/wordprocessingCanvas" xmlns:mc="http://schemas.openxmlformats.org/markup-compatibility/2006" xmlns:o="urn:schemas-microsoft-com:office:office" xmlns:r="http://schemas.openxmlformats.org/officeDocument/2006/relationships" xmlns:m="http://schemas.openxmlformats.org/officeDocument/2006/math" xmlns:v="urn:schemas-microsoft-com:vml" xmlns:wp14="http://schemas.microsoft.com/office/word/2010/wordprocessingDrawing" xmlns:wp="http://schemas.openxmlformats.org/drawingml/2006/wordprocessingDrawing" xmlns:w10="urn:schemas-microsoft-com:office:word" xmlns:w="http://schemas.openxmlformats.org/wordprocessingml/2006/main" xmlns:w14="http://schemas.microsoft.com/office/word/2010/wordml" xmlns:w15="http://schemas.microsoft.com/office/word/2012/wordml" xmlns:wpg="http://schemas.microsoft.com/office/word/2010/wordprocessingGroup" xmlns:wpi="http://schemas.microsoft.com/office/word/2010/wordprocessingInk" xmlns:wne="http://schemas.microsoft.com/office/word/2006/wordml" xmlns:a="http://schemas.openxmlformats.org/drawingml/2006/main" xmlns:wps="http://schemas.microsoft.com/office/word/2010/wordprocessingShape" mc:Ignorable="w14 w15 wp14">
   <w:p>
     <w:pPr>
-      <w:pStyle w:val="830"/>
+      <w:pStyle w:val="831"/>
       <w:pBdr/>
       <w:spacing/>
       <w:ind/>
@@ -6756,7 +6803,7 @@
     <w:lsdException w:name="Bibliography" w:uiPriority="37"/>
     <w:lsdException w:name="TOC Heading" w:uiPriority="39" w:qFormat="1"/>
   </w:latentStyles>
-  <w:style w:type="paragraph" w:styleId="774" w:default="1">
+  <w:style w:type="paragraph" w:styleId="775" w:default="1">
     <w:name w:val="Normal"/>
     <w:qFormat/>
     <w:pPr>
@@ -6775,11 +6822,11 @@
       <w:lang w:val="en-US" w:eastAsia="en-US" w:bidi="ar-SA"/>
     </w:rPr>
   </w:style>
-  <w:style w:type="paragraph" w:styleId="775">
+  <w:style w:type="paragraph" w:styleId="776">
     <w:name w:val="Heading 1"/>
-    <w:basedOn w:val="774"/>
-    <w:next w:val="774"/>
-    <w:link w:val="785"/>
+    <w:basedOn w:val="775"/>
+    <w:next w:val="775"/>
+    <w:link w:val="786"/>
     <w:uiPriority w:val="9"/>
     <w:qFormat/>
     <w:pPr>
@@ -6797,11 +6844,11 @@
       <w:szCs w:val="40"/>
     </w:rPr>
   </w:style>
-  <w:style w:type="paragraph" w:styleId="776">
+  <w:style w:type="paragraph" w:styleId="777">
     <w:name w:val="Heading 2"/>
-    <w:basedOn w:val="774"/>
-    <w:next w:val="774"/>
-    <w:link w:val="786"/>
+    <w:basedOn w:val="775"/>
+    <w:next w:val="775"/>
+    <w:link w:val="787"/>
     <w:uiPriority w:val="9"/>
     <w:unhideWhenUsed/>
     <w:qFormat/>
@@ -6820,11 +6867,11 @@
       <w:szCs w:val="32"/>
     </w:rPr>
   </w:style>
-  <w:style w:type="paragraph" w:styleId="777">
+  <w:style w:type="paragraph" w:styleId="778">
     <w:name w:val="Heading 3"/>
-    <w:basedOn w:val="774"/>
-    <w:next w:val="774"/>
-    <w:link w:val="787"/>
+    <w:basedOn w:val="775"/>
+    <w:next w:val="775"/>
+    <w:link w:val="788"/>
     <w:uiPriority w:val="9"/>
     <w:unhideWhenUsed/>
     <w:qFormat/>
@@ -6843,11 +6890,11 @@
       <w:szCs w:val="28"/>
     </w:rPr>
   </w:style>
-  <w:style w:type="paragraph" w:styleId="778">
+  <w:style w:type="paragraph" w:styleId="779">
     <w:name w:val="Heading 4"/>
-    <w:basedOn w:val="774"/>
-    <w:next w:val="774"/>
-    <w:link w:val="788"/>
+    <w:basedOn w:val="775"/>
+    <w:next w:val="775"/>
+    <w:link w:val="789"/>
     <w:uiPriority w:val="9"/>
     <w:unhideWhenUsed/>
     <w:qFormat/>
@@ -6866,11 +6913,11 @@
       <w:color w:val="0f4761" w:themeColor="accent1" w:themeShade="BF"/>
     </w:rPr>
   </w:style>
-  <w:style w:type="paragraph" w:styleId="779">
+  <w:style w:type="paragraph" w:styleId="780">
     <w:name w:val="Heading 5"/>
-    <w:basedOn w:val="774"/>
-    <w:next w:val="774"/>
-    <w:link w:val="789"/>
+    <w:basedOn w:val="775"/>
+    <w:next w:val="775"/>
+    <w:link w:val="790"/>
     <w:uiPriority w:val="9"/>
     <w:unhideWhenUsed/>
     <w:qFormat/>
@@ -6887,11 +6934,11 @@
       <w:color w:val="0f4761" w:themeColor="accent1" w:themeShade="BF"/>
     </w:rPr>
   </w:style>
-  <w:style w:type="paragraph" w:styleId="780">
+  <w:style w:type="paragraph" w:styleId="781">
     <w:name w:val="Heading 6"/>
-    <w:basedOn w:val="774"/>
-    <w:next w:val="774"/>
-    <w:link w:val="790"/>
+    <w:basedOn w:val="775"/>
+    <w:next w:val="775"/>
+    <w:link w:val="791"/>
     <w:uiPriority w:val="9"/>
     <w:unhideWhenUsed/>
     <w:qFormat/>
@@ -6910,11 +6957,11 @@
       <w:color w:val="595959" w:themeColor="text1" w:themeTint="A6"/>
     </w:rPr>
   </w:style>
-  <w:style w:type="paragraph" w:styleId="781">
+  <w:style w:type="paragraph" w:styleId="782">
     <w:name w:val="Heading 7"/>
-    <w:basedOn w:val="774"/>
-    <w:next w:val="774"/>
-    <w:link w:val="791"/>
+    <w:basedOn w:val="775"/>
+    <w:next w:val="775"/>
+    <w:link w:val="792"/>
     <w:uiPriority w:val="9"/>
     <w:unhideWhenUsed/>
     <w:qFormat/>
@@ -6931,11 +6978,11 @@
       <w:color w:val="595959" w:themeColor="text1" w:themeTint="A6"/>
     </w:rPr>
   </w:style>
-  <w:style w:type="paragraph" w:styleId="782">
+  <w:style w:type="paragraph" w:styleId="783">
     <w:name w:val="Heading 8"/>
-    <w:basedOn w:val="774"/>
-    <w:next w:val="774"/>
-    <w:link w:val="792"/>
+    <w:basedOn w:val="775"/>
+    <w:next w:val="775"/>
+    <w:link w:val="793"/>
     <w:uiPriority w:val="9"/>
     <w:unhideWhenUsed/>
     <w:qFormat/>
@@ -6954,11 +7001,11 @@
       <w:color w:val="272727" w:themeColor="text1" w:themeTint="D8"/>
     </w:rPr>
   </w:style>
-  <w:style w:type="paragraph" w:styleId="783">
+  <w:style w:type="paragraph" w:styleId="784">
     <w:name w:val="Heading 9"/>
-    <w:basedOn w:val="774"/>
-    <w:next w:val="774"/>
-    <w:link w:val="793"/>
+    <w:basedOn w:val="775"/>
+    <w:next w:val="775"/>
+    <w:link w:val="794"/>
     <w:uiPriority w:val="9"/>
     <w:unhideWhenUsed/>
     <w:qFormat/>
@@ -6977,7 +7024,7 @@
       <w:color w:val="272727" w:themeColor="text1" w:themeTint="D8"/>
     </w:rPr>
   </w:style>
-  <w:style w:type="character" w:styleId="784" w:default="1">
+  <w:style w:type="character" w:styleId="785" w:default="1">
     <w:name w:val="Default Paragraph Font"/>
     <w:uiPriority w:val="1"/>
     <w:semiHidden/>
@@ -6989,10 +7036,10 @@
       <w:ind/>
     </w:pPr>
   </w:style>
-  <w:style w:type="character" w:styleId="785">
+  <w:style w:type="character" w:styleId="786">
     <w:name w:val="Heading 1 Char"/>
-    <w:basedOn w:val="784"/>
-    <w:link w:val="775"/>
+    <w:basedOn w:val="785"/>
+    <w:link w:val="776"/>
     <w:uiPriority w:val="9"/>
     <w:qFormat/>
     <w:pPr>
@@ -7007,10 +7054,10 @@
       <w:szCs w:val="40"/>
     </w:rPr>
   </w:style>
-  <w:style w:type="character" w:styleId="786">
+  <w:style w:type="character" w:styleId="787">
     <w:name w:val="Heading 2 Char"/>
-    <w:basedOn w:val="784"/>
-    <w:link w:val="776"/>
+    <w:basedOn w:val="785"/>
+    <w:link w:val="777"/>
     <w:uiPriority w:val="9"/>
     <w:qFormat/>
     <w:pPr>
@@ -7025,10 +7072,10 @@
       <w:szCs w:val="32"/>
     </w:rPr>
   </w:style>
-  <w:style w:type="character" w:styleId="787">
+  <w:style w:type="character" w:styleId="788">
     <w:name w:val="Heading 3 Char"/>
-    <w:basedOn w:val="784"/>
-    <w:link w:val="777"/>
+    <w:basedOn w:val="785"/>
+    <w:link w:val="778"/>
     <w:uiPriority w:val="9"/>
     <w:qFormat/>
     <w:pPr>
@@ -7043,10 +7090,10 @@
       <w:szCs w:val="28"/>
     </w:rPr>
   </w:style>
-  <w:style w:type="character" w:styleId="788">
+  <w:style w:type="character" w:styleId="789">
     <w:name w:val="Heading 4 Char"/>
-    <w:basedOn w:val="784"/>
-    <w:link w:val="778"/>
+    <w:basedOn w:val="785"/>
+    <w:link w:val="779"/>
     <w:uiPriority w:val="9"/>
     <w:qFormat/>
     <w:pPr>
@@ -7061,10 +7108,10 @@
       <w:color w:val="0f4761" w:themeColor="accent1" w:themeShade="BF"/>
     </w:rPr>
   </w:style>
-  <w:style w:type="character" w:styleId="789">
+  <w:style w:type="character" w:styleId="790">
     <w:name w:val="Heading 5 Char"/>
-    <w:basedOn w:val="784"/>
-    <w:link w:val="779"/>
+    <w:basedOn w:val="785"/>
+    <w:link w:val="780"/>
     <w:uiPriority w:val="9"/>
     <w:qFormat/>
     <w:pPr>
@@ -7077,10 +7124,10 @@
       <w:color w:val="0f4761" w:themeColor="accent1" w:themeShade="BF"/>
     </w:rPr>
   </w:style>
-  <w:style w:type="character" w:styleId="790">
+  <w:style w:type="character" w:styleId="791">
     <w:name w:val="Heading 6 Char"/>
-    <w:basedOn w:val="784"/>
-    <w:link w:val="780"/>
+    <w:basedOn w:val="785"/>
+    <w:link w:val="781"/>
     <w:uiPriority w:val="9"/>
     <w:qFormat/>
     <w:pPr>
@@ -7095,10 +7142,10 @@
       <w:color w:val="595959" w:themeColor="text1" w:themeTint="A6"/>
     </w:rPr>
   </w:style>
-  <w:style w:type="character" w:styleId="791">
+  <w:style w:type="character" w:styleId="792">
     <w:name w:val="Heading 7 Char"/>
-    <w:basedOn w:val="784"/>
-    <w:link w:val="781"/>
+    <w:basedOn w:val="785"/>
+    <w:link w:val="782"/>
     <w:uiPriority w:val="9"/>
     <w:qFormat/>
     <w:pPr>
@@ -7111,27 +7158,9 @@
       <w:color w:val="595959" w:themeColor="text1" w:themeTint="A6"/>
     </w:rPr>
   </w:style>
-  <w:style w:type="character" w:styleId="792">
+  <w:style w:type="character" w:styleId="793">
     <w:name w:val="Heading 8 Char"/>
-    <w:basedOn w:val="784"/>
-    <w:link w:val="782"/>
-    <w:uiPriority w:val="9"/>
-    <w:qFormat/>
-    <w:pPr>
-      <w:pBdr/>
-      <w:spacing/>
-      <w:ind/>
-    </w:pPr>
-    <w:rPr>
-      <w:rFonts w:ascii="Arial" w:hAnsi="Arial" w:eastAsia="Arial" w:cs="Arial"/>
-      <w:i/>
-      <w:iCs/>
-      <w:color w:val="272727" w:themeColor="text1" w:themeTint="D8"/>
-    </w:rPr>
-  </w:style>
-  <w:style w:type="character" w:styleId="793">
-    <w:name w:val="Heading 9 Char"/>
-    <w:basedOn w:val="784"/>
+    <w:basedOn w:val="785"/>
     <w:link w:val="783"/>
     <w:uiPriority w:val="9"/>
     <w:qFormat/>
@@ -7148,9 +7177,27 @@
     </w:rPr>
   </w:style>
   <w:style w:type="character" w:styleId="794">
+    <w:name w:val="Heading 9 Char"/>
+    <w:basedOn w:val="785"/>
+    <w:link w:val="784"/>
+    <w:uiPriority w:val="9"/>
+    <w:qFormat/>
+    <w:pPr>
+      <w:pBdr/>
+      <w:spacing/>
+      <w:ind/>
+    </w:pPr>
+    <w:rPr>
+      <w:rFonts w:ascii="Arial" w:hAnsi="Arial" w:eastAsia="Arial" w:cs="Arial"/>
+      <w:i/>
+      <w:iCs/>
+      <w:color w:val="272727" w:themeColor="text1" w:themeTint="D8"/>
+    </w:rPr>
+  </w:style>
+  <w:style w:type="character" w:styleId="795">
     <w:name w:val="Title Char"/>
-    <w:basedOn w:val="784"/>
-    <w:link w:val="825"/>
+    <w:basedOn w:val="785"/>
+    <w:link w:val="826"/>
     <w:uiPriority w:val="10"/>
     <w:qFormat/>
     <w:pPr>
@@ -7165,10 +7212,10 @@
       <w:szCs w:val="56"/>
     </w:rPr>
   </w:style>
-  <w:style w:type="character" w:styleId="795">
+  <w:style w:type="character" w:styleId="796">
     <w:name w:val="Subtitle Char"/>
-    <w:basedOn w:val="784"/>
-    <w:link w:val="826"/>
+    <w:basedOn w:val="785"/>
+    <w:link w:val="827"/>
     <w:uiPriority w:val="11"/>
     <w:qFormat/>
     <w:pPr>
@@ -7183,10 +7230,10 @@
       <w:szCs w:val="28"/>
     </w:rPr>
   </w:style>
-  <w:style w:type="character" w:styleId="796">
+  <w:style w:type="character" w:styleId="797">
     <w:name w:val="Quote Char"/>
-    <w:basedOn w:val="784"/>
-    <w:link w:val="827"/>
+    <w:basedOn w:val="785"/>
+    <w:link w:val="828"/>
     <w:uiPriority w:val="29"/>
     <w:qFormat/>
     <w:pPr>
@@ -7200,9 +7247,9 @@
       <w:color w:val="404040" w:themeColor="text1" w:themeTint="BF"/>
     </w:rPr>
   </w:style>
-  <w:style w:type="character" w:styleId="797">
+  <w:style w:type="character" w:styleId="798">
     <w:name w:val="Intense Emphasis"/>
-    <w:basedOn w:val="784"/>
+    <w:basedOn w:val="785"/>
     <w:uiPriority w:val="21"/>
     <w:qFormat/>
     <w:pPr>
@@ -7216,10 +7263,10 @@
       <w:color w:val="0f4761" w:themeColor="accent1" w:themeShade="BF"/>
     </w:rPr>
   </w:style>
-  <w:style w:type="character" w:styleId="798">
+  <w:style w:type="character" w:styleId="799">
     <w:name w:val="Intense Quote Char"/>
-    <w:basedOn w:val="784"/>
-    <w:link w:val="828"/>
+    <w:basedOn w:val="785"/>
+    <w:link w:val="829"/>
     <w:uiPriority w:val="30"/>
     <w:qFormat/>
     <w:pPr>
@@ -7233,9 +7280,9 @@
       <w:color w:val="0f4761" w:themeColor="accent1" w:themeShade="BF"/>
     </w:rPr>
   </w:style>
-  <w:style w:type="character" w:styleId="799">
+  <w:style w:type="character" w:styleId="800">
     <w:name w:val="Intense Reference"/>
-    <w:basedOn w:val="784"/>
+    <w:basedOn w:val="785"/>
     <w:uiPriority w:val="32"/>
     <w:qFormat/>
     <w:pPr>
@@ -7251,9 +7298,9 @@
       <w:spacing w:val="5"/>
     </w:rPr>
   </w:style>
-  <w:style w:type="character" w:styleId="800">
+  <w:style w:type="character" w:styleId="801">
     <w:name w:val="Subtle Emphasis"/>
-    <w:basedOn w:val="784"/>
+    <w:basedOn w:val="785"/>
     <w:uiPriority w:val="19"/>
     <w:qFormat/>
     <w:pPr>
@@ -7267,9 +7314,9 @@
       <w:color w:val="404040" w:themeColor="text1" w:themeTint="BF"/>
     </w:rPr>
   </w:style>
-  <w:style w:type="character" w:styleId="801">
+  <w:style w:type="character" w:styleId="802">
     <w:name w:val="Emphasis"/>
-    <w:basedOn w:val="784"/>
+    <w:basedOn w:val="785"/>
     <w:uiPriority w:val="20"/>
     <w:qFormat/>
     <w:pPr>
@@ -7282,9 +7329,9 @@
       <w:iCs/>
     </w:rPr>
   </w:style>
-  <w:style w:type="character" w:styleId="802">
+  <w:style w:type="character" w:styleId="803">
     <w:name w:val="Strong"/>
-    <w:basedOn w:val="784"/>
+    <w:basedOn w:val="785"/>
     <w:uiPriority w:val="22"/>
     <w:qFormat/>
     <w:pPr>
@@ -7297,9 +7344,9 @@
       <w:bCs/>
     </w:rPr>
   </w:style>
-  <w:style w:type="character" w:styleId="803">
+  <w:style w:type="character" w:styleId="804">
     <w:name w:val="Subtle Reference"/>
-    <w:basedOn w:val="784"/>
+    <w:basedOn w:val="785"/>
     <w:uiPriority w:val="31"/>
     <w:qFormat/>
     <w:pPr>
@@ -7312,9 +7359,9 @@
       <w:color w:val="5a5a5a" w:themeColor="text1" w:themeTint="A5"/>
     </w:rPr>
   </w:style>
-  <w:style w:type="character" w:styleId="804">
+  <w:style w:type="character" w:styleId="805">
     <w:name w:val="Book Title"/>
-    <w:basedOn w:val="784"/>
+    <w:basedOn w:val="785"/>
     <w:uiPriority w:val="33"/>
     <w:qFormat/>
     <w:pPr>
@@ -7330,21 +7377,9 @@
       <w:spacing w:val="5"/>
     </w:rPr>
   </w:style>
-  <w:style w:type="character" w:styleId="805">
+  <w:style w:type="character" w:styleId="806">
     <w:name w:val="Header Char"/>
-    <w:basedOn w:val="784"/>
-    <w:link w:val="830"/>
-    <w:uiPriority w:val="99"/>
-    <w:qFormat/>
-    <w:pPr>
-      <w:pBdr/>
-      <w:spacing/>
-      <w:ind/>
-    </w:pPr>
-  </w:style>
-  <w:style w:type="character" w:styleId="806">
-    <w:name w:val="Footer Char"/>
-    <w:basedOn w:val="784"/>
+    <w:basedOn w:val="785"/>
     <w:link w:val="831"/>
     <w:uiPriority w:val="99"/>
     <w:qFormat/>
@@ -7355,9 +7390,21 @@
     </w:pPr>
   </w:style>
   <w:style w:type="character" w:styleId="807">
+    <w:name w:val="Footer Char"/>
+    <w:basedOn w:val="785"/>
+    <w:link w:val="832"/>
+    <w:uiPriority w:val="99"/>
+    <w:qFormat/>
+    <w:pPr>
+      <w:pBdr/>
+      <w:spacing/>
+      <w:ind/>
+    </w:pPr>
+  </w:style>
+  <w:style w:type="character" w:styleId="808">
     <w:name w:val="Footnote Text Char"/>
-    <w:basedOn w:val="784"/>
-    <w:link w:val="832"/>
+    <w:basedOn w:val="785"/>
+    <w:link w:val="833"/>
     <w:uiPriority w:val="99"/>
     <w:semiHidden/>
     <w:qFormat/>
@@ -7371,7 +7418,7 @@
       <w:szCs w:val="20"/>
     </w:rPr>
   </w:style>
-  <w:style w:type="character" w:styleId="808">
+  <w:style w:type="character" w:styleId="809">
     <w:name w:val="Footnote Characters"/>
     <w:uiPriority w:val="99"/>
     <w:semiHidden/>
@@ -7386,7 +7433,7 @@
       <w:vertAlign w:val="superscript"/>
     </w:rPr>
   </w:style>
-  <w:style w:type="character" w:styleId="809">
+  <w:style w:type="character" w:styleId="810">
     <w:name w:val="Footnote Characters (user)"/>
     <w:qFormat/>
     <w:pPr>
@@ -7398,7 +7445,7 @@
       <w:vertAlign w:val="superscript"/>
     </w:rPr>
   </w:style>
-  <w:style w:type="character" w:styleId="810">
+  <w:style w:type="character" w:styleId="811">
     <w:name w:val="footnote reference"/>
     <w:pPr>
       <w:pBdr/>
@@ -7409,10 +7456,10 @@
       <w:vertAlign w:val="superscript"/>
     </w:rPr>
   </w:style>
-  <w:style w:type="character" w:styleId="811">
+  <w:style w:type="character" w:styleId="812">
     <w:name w:val="Endnote Text Char"/>
-    <w:basedOn w:val="784"/>
-    <w:link w:val="833"/>
+    <w:basedOn w:val="785"/>
+    <w:link w:val="834"/>
     <w:uiPriority w:val="99"/>
     <w:semiHidden/>
     <w:qFormat/>
@@ -7426,7 +7473,7 @@
       <w:szCs w:val="20"/>
     </w:rPr>
   </w:style>
-  <w:style w:type="character" w:styleId="812">
+  <w:style w:type="character" w:styleId="813">
     <w:name w:val="Endnote Characters"/>
     <w:uiPriority w:val="99"/>
     <w:semiHidden/>
@@ -7441,7 +7488,7 @@
       <w:vertAlign w:val="superscript"/>
     </w:rPr>
   </w:style>
-  <w:style w:type="character" w:styleId="813">
+  <w:style w:type="character" w:styleId="814">
     <w:name w:val="Endnote Characters (user)"/>
     <w:qFormat/>
     <w:pPr>
@@ -7453,7 +7500,7 @@
       <w:vertAlign w:val="superscript"/>
     </w:rPr>
   </w:style>
-  <w:style w:type="character" w:styleId="814">
+  <w:style w:type="character" w:styleId="815">
     <w:name w:val="endnote reference"/>
     <w:pPr>
       <w:pBdr/>
@@ -7464,9 +7511,9 @@
       <w:vertAlign w:val="superscript"/>
     </w:rPr>
   </w:style>
-  <w:style w:type="character" w:styleId="815">
+  <w:style w:type="character" w:styleId="816">
     <w:name w:val="Hyperlink"/>
-    <w:basedOn w:val="784"/>
+    <w:basedOn w:val="785"/>
     <w:uiPriority w:val="99"/>
     <w:unhideWhenUsed/>
     <w:pPr>
@@ -7479,9 +7526,9 @@
       <w:u w:val="single"/>
     </w:rPr>
   </w:style>
-  <w:style w:type="character" w:styleId="816">
+  <w:style w:type="character" w:styleId="817">
     <w:name w:val="FollowedHyperlink"/>
-    <w:basedOn w:val="784"/>
+    <w:basedOn w:val="785"/>
     <w:uiPriority w:val="99"/>
     <w:semiHidden/>
     <w:unhideWhenUsed/>
@@ -7495,9 +7542,9 @@
       <w:u w:val="single"/>
     </w:rPr>
   </w:style>
-  <w:style w:type="character" w:styleId="817">
+  <w:style w:type="character" w:styleId="818">
     <w:name w:val="Placeholder Text"/>
-    <w:basedOn w:val="784"/>
+    <w:basedOn w:val="785"/>
     <w:uiPriority w:val="99"/>
     <w:semiHidden/>
     <w:qFormat/>
@@ -7510,7 +7557,7 @@
       <w:color w:val="666666"/>
     </w:rPr>
   </w:style>
-  <w:style w:type="character" w:styleId="818">
+  <w:style w:type="character" w:styleId="819">
     <w:name w:val="Bullets"/>
     <w:qFormat/>
     <w:pPr>
@@ -7522,7 +7569,7 @@
       <w:rFonts w:ascii="OpenSymbol" w:hAnsi="OpenSymbol" w:eastAsia="OpenSymbol" w:cs="OpenSymbol"/>
     </w:rPr>
   </w:style>
-  <w:style w:type="character" w:styleId="819">
+  <w:style w:type="character" w:styleId="820">
     <w:name w:val="Source Text"/>
     <w:qFormat/>
     <w:pPr>
@@ -7534,10 +7581,10 @@
       <w:rFonts w:ascii="Liberation Mono" w:hAnsi="Liberation Mono" w:eastAsia="Liberation Mono" w:cs="Liberation Mono"/>
     </w:rPr>
   </w:style>
-  <w:style w:type="paragraph" w:styleId="820">
+  <w:style w:type="paragraph" w:styleId="821">
     <w:name w:val="Heading"/>
-    <w:basedOn w:val="774"/>
-    <w:next w:val="821"/>
+    <w:basedOn w:val="775"/>
+    <w:next w:val="822"/>
     <w:qFormat/>
     <w:pPr>
       <w:keepNext w:val="true"/>
@@ -7551,18 +7598,18 @@
       <w:szCs w:val="28"/>
     </w:rPr>
   </w:style>
-  <w:style w:type="paragraph" w:styleId="821">
+  <w:style w:type="paragraph" w:styleId="822">
     <w:name w:val="Body Text"/>
-    <w:basedOn w:val="774"/>
+    <w:basedOn w:val="775"/>
     <w:pPr>
       <w:pBdr/>
       <w:spacing w:after="140" w:before="0" w:line="276" w:lineRule="auto"/>
       <w:ind/>
     </w:pPr>
   </w:style>
-  <w:style w:type="paragraph" w:styleId="822">
+  <w:style w:type="paragraph" w:styleId="823">
     <w:name w:val="List"/>
-    <w:basedOn w:val="821"/>
+    <w:basedOn w:val="822"/>
     <w:pPr>
       <w:pBdr/>
       <w:spacing/>
@@ -7572,10 +7619,10 @@
       <w:rFonts w:cs="Noto Sans Devanagari"/>
     </w:rPr>
   </w:style>
-  <w:style w:type="paragraph" w:styleId="823">
+  <w:style w:type="paragraph" w:styleId="824">
     <w:name w:val="Caption"/>
-    <w:basedOn w:val="774"/>
-    <w:next w:val="774"/>
+    <w:basedOn w:val="775"/>
+    <w:next w:val="775"/>
     <w:uiPriority w:val="35"/>
     <w:unhideWhenUsed/>
     <w:qFormat/>
@@ -7592,9 +7639,9 @@
       <w:szCs w:val="18"/>
     </w:rPr>
   </w:style>
-  <w:style w:type="paragraph" w:styleId="824">
+  <w:style w:type="paragraph" w:styleId="825">
     <w:name w:val="Index"/>
-    <w:basedOn w:val="774"/>
+    <w:basedOn w:val="775"/>
     <w:qFormat/>
     <w:pPr>
       <w:suppressLineNumbers w:val="true"/>
@@ -7606,11 +7653,11 @@
       <w:rFonts w:cs="Noto Sans Devanagari"/>
     </w:rPr>
   </w:style>
-  <w:style w:type="paragraph" w:styleId="825">
+  <w:style w:type="paragraph" w:styleId="826">
     <w:name w:val="Title"/>
-    <w:basedOn w:val="774"/>
-    <w:next w:val="774"/>
-    <w:link w:val="794"/>
+    <w:basedOn w:val="775"/>
+    <w:next w:val="775"/>
+    <w:link w:val="795"/>
     <w:uiPriority w:val="10"/>
     <w:qFormat/>
     <w:pPr>
@@ -7626,11 +7673,11 @@
       <w:szCs w:val="56"/>
     </w:rPr>
   </w:style>
-  <w:style w:type="paragraph" w:styleId="826">
+  <w:style w:type="paragraph" w:styleId="827">
     <w:name w:val="Subtitle"/>
-    <w:basedOn w:val="774"/>
-    <w:next w:val="774"/>
-    <w:link w:val="795"/>
+    <w:basedOn w:val="775"/>
+    <w:next w:val="775"/>
+    <w:link w:val="796"/>
     <w:uiPriority w:val="11"/>
     <w:qFormat/>
     <w:pPr>
@@ -7645,11 +7692,11 @@
       <w:szCs w:val="28"/>
     </w:rPr>
   </w:style>
-  <w:style w:type="paragraph" w:styleId="827">
+  <w:style w:type="paragraph" w:styleId="828">
     <w:name w:val="Quote"/>
-    <w:basedOn w:val="774"/>
-    <w:next w:val="774"/>
-    <w:link w:val="796"/>
+    <w:basedOn w:val="775"/>
+    <w:next w:val="775"/>
+    <w:link w:val="797"/>
     <w:uiPriority w:val="29"/>
     <w:qFormat/>
     <w:pPr>
@@ -7664,11 +7711,11 @@
       <w:color w:val="404040" w:themeColor="text1" w:themeTint="BF"/>
     </w:rPr>
   </w:style>
-  <w:style w:type="paragraph" w:styleId="828">
+  <w:style w:type="paragraph" w:styleId="829">
     <w:name w:val="Intense Quote"/>
-    <w:basedOn w:val="774"/>
-    <w:next w:val="774"/>
-    <w:link w:val="798"/>
+    <w:basedOn w:val="775"/>
+    <w:next w:val="775"/>
+    <w:link w:val="799"/>
     <w:uiPriority w:val="30"/>
     <w:qFormat/>
     <w:pPr>
@@ -7686,9 +7733,9 @@
       <w:color w:val="0f4761" w:themeColor="accent1" w:themeShade="BF"/>
     </w:rPr>
   </w:style>
-  <w:style w:type="paragraph" w:styleId="829">
+  <w:style w:type="paragraph" w:styleId="830">
     <w:name w:val="Header and Footer"/>
-    <w:basedOn w:val="774"/>
+    <w:basedOn w:val="775"/>
     <w:qFormat/>
     <w:pPr>
       <w:pBdr/>
@@ -7696,26 +7743,9 @@
       <w:ind/>
     </w:pPr>
   </w:style>
-  <w:style w:type="paragraph" w:styleId="830">
+  <w:style w:type="paragraph" w:styleId="831">
     <w:name w:val="Header"/>
-    <w:basedOn w:val="774"/>
-    <w:link w:val="805"/>
-    <w:uiPriority w:val="99"/>
-    <w:unhideWhenUsed/>
-    <w:pPr>
-      <w:pBdr/>
-      <w:tabs>
-        <w:tab w:val="clear" w:leader="none" w:pos="708"/>
-        <w:tab w:val="center" w:leader="none" w:pos="4844"/>
-        <w:tab w:val="right" w:leader="none" w:pos="9689"/>
-      </w:tabs>
-      <w:spacing w:after="0" w:before="0" w:line="240" w:lineRule="auto"/>
-      <w:ind/>
-    </w:pPr>
-  </w:style>
-  <w:style w:type="paragraph" w:styleId="831">
-    <w:name w:val="Footer"/>
-    <w:basedOn w:val="774"/>
+    <w:basedOn w:val="775"/>
     <w:link w:val="806"/>
     <w:uiPriority w:val="99"/>
     <w:unhideWhenUsed/>
@@ -7731,26 +7761,26 @@
     </w:pPr>
   </w:style>
   <w:style w:type="paragraph" w:styleId="832">
-    <w:name w:val="footnote text"/>
-    <w:basedOn w:val="774"/>
+    <w:name w:val="Footer"/>
+    <w:basedOn w:val="775"/>
     <w:link w:val="807"/>
     <w:uiPriority w:val="99"/>
-    <w:semiHidden/>
     <w:unhideWhenUsed/>
     <w:pPr>
       <w:pBdr/>
+      <w:tabs>
+        <w:tab w:val="clear" w:leader="none" w:pos="708"/>
+        <w:tab w:val="center" w:leader="none" w:pos="4844"/>
+        <w:tab w:val="right" w:leader="none" w:pos="9689"/>
+      </w:tabs>
       <w:spacing w:after="0" w:before="0" w:line="240" w:lineRule="auto"/>
       <w:ind/>
     </w:pPr>
-    <w:rPr>
-      <w:sz w:val="20"/>
-      <w:szCs w:val="20"/>
-    </w:rPr>
   </w:style>
   <w:style w:type="paragraph" w:styleId="833">
-    <w:name w:val="endnote text"/>
-    <w:basedOn w:val="774"/>
-    <w:link w:val="811"/>
+    <w:name w:val="footnote text"/>
+    <w:basedOn w:val="775"/>
+    <w:link w:val="808"/>
     <w:uiPriority w:val="99"/>
     <w:semiHidden/>
     <w:unhideWhenUsed/>
@@ -7765,9 +7795,26 @@
     </w:rPr>
   </w:style>
   <w:style w:type="paragraph" w:styleId="834">
+    <w:name w:val="endnote text"/>
+    <w:basedOn w:val="775"/>
+    <w:link w:val="812"/>
+    <w:uiPriority w:val="99"/>
+    <w:semiHidden/>
+    <w:unhideWhenUsed/>
+    <w:pPr>
+      <w:pBdr/>
+      <w:spacing w:after="0" w:before="0" w:line="240" w:lineRule="auto"/>
+      <w:ind/>
+    </w:pPr>
+    <w:rPr>
+      <w:sz w:val="20"/>
+      <w:szCs w:val="20"/>
+    </w:rPr>
+  </w:style>
+  <w:style w:type="paragraph" w:styleId="835">
     <w:name w:val="toc 1"/>
-    <w:basedOn w:val="774"/>
-    <w:next w:val="774"/>
+    <w:basedOn w:val="775"/>
+    <w:next w:val="775"/>
     <w:uiPriority w:val="39"/>
     <w:unhideWhenUsed/>
     <w:pPr>
@@ -7776,10 +7823,10 @@
       <w:ind/>
     </w:pPr>
   </w:style>
-  <w:style w:type="paragraph" w:styleId="835">
+  <w:style w:type="paragraph" w:styleId="836">
     <w:name w:val="toc 2"/>
-    <w:basedOn w:val="774"/>
-    <w:next w:val="774"/>
+    <w:basedOn w:val="775"/>
+    <w:next w:val="775"/>
     <w:uiPriority w:val="39"/>
     <w:unhideWhenUsed/>
     <w:pPr>
@@ -7788,10 +7835,10 @@
       <w:ind w:left="220"/>
     </w:pPr>
   </w:style>
-  <w:style w:type="paragraph" w:styleId="836">
+  <w:style w:type="paragraph" w:styleId="837">
     <w:name w:val="toc 3"/>
-    <w:basedOn w:val="774"/>
-    <w:next w:val="774"/>
+    <w:basedOn w:val="775"/>
+    <w:next w:val="775"/>
     <w:uiPriority w:val="39"/>
     <w:unhideWhenUsed/>
     <w:pPr>
@@ -7800,10 +7847,10 @@
       <w:ind w:left="440"/>
     </w:pPr>
   </w:style>
-  <w:style w:type="paragraph" w:styleId="837">
+  <w:style w:type="paragraph" w:styleId="838">
     <w:name w:val="toc 4"/>
-    <w:basedOn w:val="774"/>
-    <w:next w:val="774"/>
+    <w:basedOn w:val="775"/>
+    <w:next w:val="775"/>
     <w:uiPriority w:val="39"/>
     <w:unhideWhenUsed/>
     <w:pPr>
@@ -7812,10 +7859,10 @@
       <w:ind w:left="660"/>
     </w:pPr>
   </w:style>
-  <w:style w:type="paragraph" w:styleId="838">
+  <w:style w:type="paragraph" w:styleId="839">
     <w:name w:val="toc 5"/>
-    <w:basedOn w:val="774"/>
-    <w:next w:val="774"/>
+    <w:basedOn w:val="775"/>
+    <w:next w:val="775"/>
     <w:uiPriority w:val="39"/>
     <w:unhideWhenUsed/>
     <w:pPr>
@@ -7824,10 +7871,10 @@
       <w:ind w:left="880"/>
     </w:pPr>
   </w:style>
-  <w:style w:type="paragraph" w:styleId="839">
+  <w:style w:type="paragraph" w:styleId="840">
     <w:name w:val="toc 6"/>
-    <w:basedOn w:val="774"/>
-    <w:next w:val="774"/>
+    <w:basedOn w:val="775"/>
+    <w:next w:val="775"/>
     <w:uiPriority w:val="39"/>
     <w:unhideWhenUsed/>
     <w:pPr>
@@ -7836,10 +7883,10 @@
       <w:ind w:left="1100"/>
     </w:pPr>
   </w:style>
-  <w:style w:type="paragraph" w:styleId="840">
+  <w:style w:type="paragraph" w:styleId="841">
     <w:name w:val="toc 7"/>
-    <w:basedOn w:val="774"/>
-    <w:next w:val="774"/>
+    <w:basedOn w:val="775"/>
+    <w:next w:val="775"/>
     <w:uiPriority w:val="39"/>
     <w:unhideWhenUsed/>
     <w:pPr>
@@ -7848,10 +7895,10 @@
       <w:ind w:left="1320"/>
     </w:pPr>
   </w:style>
-  <w:style w:type="paragraph" w:styleId="841">
+  <w:style w:type="paragraph" w:styleId="842">
     <w:name w:val="toc 8"/>
-    <w:basedOn w:val="774"/>
-    <w:next w:val="774"/>
+    <w:basedOn w:val="775"/>
+    <w:next w:val="775"/>
     <w:uiPriority w:val="39"/>
     <w:unhideWhenUsed/>
     <w:pPr>
@@ -7860,10 +7907,10 @@
       <w:ind w:left="1540"/>
     </w:pPr>
   </w:style>
-  <w:style w:type="paragraph" w:styleId="842">
+  <w:style w:type="paragraph" w:styleId="843">
     <w:name w:val="toc 9"/>
-    <w:basedOn w:val="774"/>
-    <w:next w:val="774"/>
+    <w:basedOn w:val="775"/>
+    <w:next w:val="775"/>
     <w:uiPriority w:val="39"/>
     <w:unhideWhenUsed/>
     <w:pPr>
@@ -7872,16 +7919,16 @@
       <w:ind w:left="1760"/>
     </w:pPr>
   </w:style>
-  <w:style w:type="paragraph" w:styleId="843">
+  <w:style w:type="paragraph" w:styleId="844">
     <w:name w:val="index heading"/>
-    <w:basedOn w:val="820"/>
+    <w:basedOn w:val="821"/>
     <w:pPr>
       <w:pBdr/>
       <w:spacing/>
       <w:ind/>
     </w:pPr>
   </w:style>
-  <w:style w:type="paragraph" w:styleId="844">
+  <w:style w:type="paragraph" w:styleId="845">
     <w:name w:val="TOC Heading"/>
     <w:uiPriority w:val="39"/>
     <w:unhideWhenUsed/>
@@ -7902,10 +7949,10 @@
       <w:lang w:val="en-US" w:eastAsia="en-US" w:bidi="ar-SA"/>
     </w:rPr>
   </w:style>
-  <w:style w:type="paragraph" w:styleId="845">
+  <w:style w:type="paragraph" w:styleId="846">
     <w:name w:val="table of figures"/>
-    <w:basedOn w:val="774"/>
-    <w:next w:val="774"/>
+    <w:basedOn w:val="775"/>
+    <w:next w:val="775"/>
     <w:uiPriority w:val="99"/>
     <w:unhideWhenUsed/>
     <w:pPr>
@@ -7914,9 +7961,9 @@
       <w:ind/>
     </w:pPr>
   </w:style>
-  <w:style w:type="paragraph" w:styleId="846">
+  <w:style w:type="paragraph" w:styleId="847">
     <w:name w:val="No Spacing"/>
-    <w:basedOn w:val="774"/>
+    <w:basedOn w:val="775"/>
     <w:uiPriority w:val="1"/>
     <w:qFormat/>
     <w:pPr>
@@ -7925,9 +7972,9 @@
       <w:ind/>
     </w:pPr>
   </w:style>
-  <w:style w:type="paragraph" w:styleId="847">
+  <w:style w:type="paragraph" w:styleId="848">
     <w:name w:val="List Paragraph"/>
-    <w:basedOn w:val="774"/>
+    <w:basedOn w:val="775"/>
     <w:uiPriority w:val="34"/>
     <w:qFormat/>
     <w:pPr>
@@ -7937,7 +7984,7 @@
       <w:contextualSpacing w:val="true"/>
     </w:pPr>
   </w:style>
-  <w:style w:type="numbering" w:styleId="848" w:default="1">
+  <w:style w:type="numbering" w:styleId="849" w:default="1">
     <w:name w:val="No List"/>
     <w:uiPriority w:val="99"/>
     <w:semiHidden/>
@@ -7949,9 +7996,9 @@
       <w:ind/>
     </w:pPr>
   </w:style>
-  <w:style w:type="table" w:styleId="849">
+  <w:style w:type="table" w:styleId="850">
     <w:name w:val="Table Grid"/>
-    <w:basedOn w:val="975"/>
+    <w:basedOn w:val="976"/>
     <w:uiPriority w:val="59"/>
     <w:pPr>
       <w:pBdr/>
@@ -8147,9 +8194,9 @@
       </w:tcPr>
     </w:tblStylePr>
   </w:style>
-  <w:style w:type="table" w:styleId="850">
+  <w:style w:type="table" w:styleId="851">
     <w:name w:val="Table Grid Light"/>
-    <w:basedOn w:val="975"/>
+    <w:basedOn w:val="976"/>
     <w:uiPriority w:val="59"/>
     <w:pPr>
       <w:pBdr/>
@@ -8345,9 +8392,9 @@
       </w:tcPr>
     </w:tblStylePr>
   </w:style>
-  <w:style w:type="table" w:styleId="851">
+  <w:style w:type="table" w:styleId="852">
     <w:name w:val="Plain Table 1"/>
-    <w:basedOn w:val="975"/>
+    <w:basedOn w:val="976"/>
     <w:uiPriority w:val="59"/>
     <w:pPr>
       <w:pBdr/>
@@ -8561,9 +8608,9 @@
       </w:tcPr>
     </w:tblStylePr>
   </w:style>
-  <w:style w:type="table" w:styleId="852">
+  <w:style w:type="table" w:styleId="853">
     <w:name w:val="Plain Table 2"/>
-    <w:basedOn w:val="975"/>
+    <w:basedOn w:val="976"/>
     <w:uiPriority w:val="59"/>
     <w:pPr>
       <w:pBdr/>
@@ -8785,9 +8832,9 @@
       </w:tcPr>
     </w:tblStylePr>
   </w:style>
-  <w:style w:type="table" w:styleId="853">
+  <w:style w:type="table" w:styleId="854">
     <w:name w:val="Plain Table 3"/>
-    <w:basedOn w:val="975"/>
+    <w:basedOn w:val="976"/>
     <w:uiPriority w:val="99"/>
     <w:pPr>
       <w:pBdr/>
@@ -9006,9 +9053,9 @@
       </w:tcPr>
     </w:tblStylePr>
   </w:style>
-  <w:style w:type="table" w:styleId="854">
+  <w:style w:type="table" w:styleId="855">
     <w:name w:val="Plain Table 4"/>
-    <w:basedOn w:val="975"/>
+    <w:basedOn w:val="976"/>
     <w:uiPriority w:val="99"/>
     <w:pPr>
       <w:pBdr/>
@@ -9213,9 +9260,9 @@
       </w:tcPr>
     </w:tblStylePr>
   </w:style>
-  <w:style w:type="table" w:styleId="855">
+  <w:style w:type="table" w:styleId="856">
     <w:name w:val="Plain Table 5"/>
-    <w:basedOn w:val="975"/>
+    <w:basedOn w:val="976"/>
     <w:uiPriority w:val="99"/>
     <w:pPr>
       <w:pBdr/>
@@ -9437,9 +9484,9 @@
       </w:tcPr>
     </w:tblStylePr>
   </w:style>
-  <w:style w:type="table" w:styleId="856">
+  <w:style w:type="table" w:styleId="857">
     <w:name w:val="Grid Table 1 Light"/>
-    <w:basedOn w:val="975"/>
+    <w:basedOn w:val="976"/>
     <w:uiPriority w:val="99"/>
     <w:pPr>
       <w:pBdr/>
@@ -9653,9 +9700,9 @@
       </w:tcPr>
     </w:tblStylePr>
   </w:style>
-  <w:style w:type="table" w:styleId="857">
+  <w:style w:type="table" w:styleId="858">
     <w:name w:val="Grid Table 1 Light - Accent 1"/>
-    <w:basedOn w:val="975"/>
+    <w:basedOn w:val="976"/>
     <w:uiPriority w:val="99"/>
     <w:pPr>
       <w:pBdr/>
@@ -9869,9 +9916,9 @@
       </w:tcPr>
     </w:tblStylePr>
   </w:style>
-  <w:style w:type="table" w:styleId="858">
+  <w:style w:type="table" w:styleId="859">
     <w:name w:val="Grid Table 1 Light - Accent 2"/>
-    <w:basedOn w:val="975"/>
+    <w:basedOn w:val="976"/>
     <w:uiPriority w:val="99"/>
     <w:pPr>
       <w:pBdr/>
@@ -10085,9 +10132,9 @@
       </w:tcPr>
     </w:tblStylePr>
   </w:style>
-  <w:style w:type="table" w:styleId="859">
+  <w:style w:type="table" w:styleId="860">
     <w:name w:val="Grid Table 1 Light - Accent 3"/>
-    <w:basedOn w:val="975"/>
+    <w:basedOn w:val="976"/>
     <w:uiPriority w:val="99"/>
     <w:pPr>
       <w:pBdr/>
@@ -10301,9 +10348,9 @@
       </w:tcPr>
     </w:tblStylePr>
   </w:style>
-  <w:style w:type="table" w:styleId="860">
+  <w:style w:type="table" w:styleId="861">
     <w:name w:val="Grid Table 1 Light - Accent 4"/>
-    <w:basedOn w:val="975"/>
+    <w:basedOn w:val="976"/>
     <w:uiPriority w:val="99"/>
     <w:pPr>
       <w:pBdr/>
@@ -10517,9 +10564,9 @@
       </w:tcPr>
     </w:tblStylePr>
   </w:style>
-  <w:style w:type="table" w:styleId="861">
+  <w:style w:type="table" w:styleId="862">
     <w:name w:val="Grid Table 1 Light - Accent 5"/>
-    <w:basedOn w:val="975"/>
+    <w:basedOn w:val="976"/>
     <w:uiPriority w:val="99"/>
     <w:pPr>
       <w:pBdr/>
@@ -10733,9 +10780,9 @@
       </w:tcPr>
     </w:tblStylePr>
   </w:style>
-  <w:style w:type="table" w:styleId="862">
+  <w:style w:type="table" w:styleId="863">
     <w:name w:val="Grid Table 1 Light - Accent 6"/>
-    <w:basedOn w:val="975"/>
+    <w:basedOn w:val="976"/>
     <w:uiPriority w:val="99"/>
     <w:pPr>
       <w:pBdr/>
@@ -10949,9 +10996,9 @@
       </w:tcPr>
     </w:tblStylePr>
   </w:style>
-  <w:style w:type="table" w:styleId="863">
+  <w:style w:type="table" w:styleId="864">
     <w:name w:val="Grid Table 2"/>
-    <w:basedOn w:val="975"/>
+    <w:basedOn w:val="976"/>
     <w:uiPriority w:val="99"/>
     <w:pPr>
       <w:pBdr/>
@@ -11172,9 +11219,9 @@
       </w:tcPr>
     </w:tblStylePr>
   </w:style>
-  <w:style w:type="table" w:styleId="864">
+  <w:style w:type="table" w:styleId="865">
     <w:name w:val="Grid Table 2 - Accent 1"/>
-    <w:basedOn w:val="975"/>
+    <w:basedOn w:val="976"/>
     <w:uiPriority w:val="99"/>
     <w:pPr>
       <w:pBdr/>
@@ -11395,9 +11442,9 @@
       </w:tcPr>
     </w:tblStylePr>
   </w:style>
-  <w:style w:type="table" w:styleId="865">
+  <w:style w:type="table" w:styleId="866">
     <w:name w:val="Grid Table 2 - Accent 2"/>
-    <w:basedOn w:val="975"/>
+    <w:basedOn w:val="976"/>
     <w:uiPriority w:val="99"/>
     <w:pPr>
       <w:pBdr/>
@@ -11618,9 +11665,9 @@
       </w:tcPr>
     </w:tblStylePr>
   </w:style>
-  <w:style w:type="table" w:styleId="866">
+  <w:style w:type="table" w:styleId="867">
     <w:name w:val="Grid Table 2 - Accent 3"/>
-    <w:basedOn w:val="975"/>
+    <w:basedOn w:val="976"/>
     <w:uiPriority w:val="99"/>
     <w:pPr>
       <w:pBdr/>
@@ -11841,9 +11888,9 @@
       </w:tcPr>
     </w:tblStylePr>
   </w:style>
-  <w:style w:type="table" w:styleId="867">
+  <w:style w:type="table" w:styleId="868">
     <w:name w:val="Grid Table 2 - Accent 4"/>
-    <w:basedOn w:val="975"/>
+    <w:basedOn w:val="976"/>
     <w:uiPriority w:val="99"/>
     <w:pPr>
       <w:pBdr/>
@@ -12064,9 +12111,9 @@
       </w:tcPr>
     </w:tblStylePr>
   </w:style>
-  <w:style w:type="table" w:styleId="868">
+  <w:style w:type="table" w:styleId="869">
     <w:name w:val="Grid Table 2 - Accent 5"/>
-    <w:basedOn w:val="975"/>
+    <w:basedOn w:val="976"/>
     <w:uiPriority w:val="99"/>
     <w:pPr>
       <w:pBdr/>
@@ -12287,9 +12334,9 @@
       </w:tcPr>
     </w:tblStylePr>
   </w:style>
-  <w:style w:type="table" w:styleId="869">
+  <w:style w:type="table" w:styleId="870">
     <w:name w:val="Grid Table 2 - Accent 6"/>
-    <w:basedOn w:val="975"/>
+    <w:basedOn w:val="976"/>
     <w:uiPriority w:val="99"/>
     <w:pPr>
       <w:pBdr/>
@@ -12510,9 +12557,9 @@
       </w:tcPr>
     </w:tblStylePr>
   </w:style>
-  <w:style w:type="table" w:styleId="870">
+  <w:style w:type="table" w:styleId="871">
     <w:name w:val="Grid Table 3"/>
-    <w:basedOn w:val="975"/>
+    <w:basedOn w:val="976"/>
     <w:uiPriority w:val="99"/>
     <w:pPr>
       <w:pBdr/>
@@ -12746,9 +12793,9 @@
       </w:tcPr>
     </w:tblStylePr>
   </w:style>
-  <w:style w:type="table" w:styleId="871">
+  <w:style w:type="table" w:styleId="872">
     <w:name w:val="Grid Table 3 - Accent 1"/>
-    <w:basedOn w:val="975"/>
+    <w:basedOn w:val="976"/>
     <w:uiPriority w:val="99"/>
     <w:pPr>
       <w:pBdr/>
@@ -12982,9 +13029,9 @@
       </w:tcPr>
     </w:tblStylePr>
   </w:style>
-  <w:style w:type="table" w:styleId="872">
+  <w:style w:type="table" w:styleId="873">
     <w:name w:val="Grid Table 3 - Accent 2"/>
-    <w:basedOn w:val="975"/>
+    <w:basedOn w:val="976"/>
     <w:uiPriority w:val="99"/>
     <w:pPr>
       <w:pBdr/>
@@ -13218,9 +13265,9 @@
       </w:tcPr>
     </w:tblStylePr>
   </w:style>
-  <w:style w:type="table" w:styleId="873">
+  <w:style w:type="table" w:styleId="874">
     <w:name w:val="Grid Table 3 - Accent 3"/>
-    <w:basedOn w:val="975"/>
+    <w:basedOn w:val="976"/>
     <w:uiPriority w:val="99"/>
     <w:pPr>
       <w:pBdr/>
@@ -13454,9 +13501,9 @@
       </w:tcPr>
     </w:tblStylePr>
   </w:style>
-  <w:style w:type="table" w:styleId="874">
+  <w:style w:type="table" w:styleId="875">
     <w:name w:val="Grid Table 3 - Accent 4"/>
-    <w:basedOn w:val="975"/>
+    <w:basedOn w:val="976"/>
     <w:uiPriority w:val="99"/>
     <w:pPr>
       <w:pBdr/>
@@ -13690,9 +13737,9 @@
       </w:tcPr>
     </w:tblStylePr>
   </w:style>
-  <w:style w:type="table" w:styleId="875">
+  <w:style w:type="table" w:styleId="876">
     <w:name w:val="Grid Table 3 - Accent 5"/>
-    <w:basedOn w:val="975"/>
+    <w:basedOn w:val="976"/>
     <w:uiPriority w:val="99"/>
     <w:pPr>
       <w:pBdr/>
@@ -13926,9 +13973,9 @@
       </w:tcPr>
     </w:tblStylePr>
   </w:style>
-  <w:style w:type="table" w:styleId="876">
+  <w:style w:type="table" w:styleId="877">
     <w:name w:val="Grid Table 3 - Accent 6"/>
-    <w:basedOn w:val="975"/>
+    <w:basedOn w:val="976"/>
     <w:uiPriority w:val="99"/>
     <w:pPr>
       <w:pBdr/>
@@ -14162,9 +14209,9 @@
       </w:tcPr>
     </w:tblStylePr>
   </w:style>
-  <w:style w:type="table" w:styleId="877">
+  <w:style w:type="table" w:styleId="878">
     <w:name w:val="Grid Table 4"/>
-    <w:basedOn w:val="975"/>
+    <w:basedOn w:val="976"/>
     <w:uiPriority w:val="59"/>
     <w:pPr>
       <w:pBdr/>
@@ -14385,9 +14432,9 @@
       </w:tcPr>
     </w:tblStylePr>
   </w:style>
-  <w:style w:type="table" w:styleId="878">
+  <w:style w:type="table" w:styleId="879">
     <w:name w:val="Grid Table 4 - Accent 1"/>
-    <w:basedOn w:val="975"/>
+    <w:basedOn w:val="976"/>
     <w:uiPriority w:val="59"/>
     <w:pPr>
       <w:pBdr/>
@@ -14608,9 +14655,9 @@
       </w:tcPr>
     </w:tblStylePr>
   </w:style>
-  <w:style w:type="table" w:styleId="879">
+  <w:style w:type="table" w:styleId="880">
     <w:name w:val="Grid Table 4 - Accent 2"/>
-    <w:basedOn w:val="975"/>
+    <w:basedOn w:val="976"/>
     <w:uiPriority w:val="59"/>
     <w:pPr>
       <w:pBdr/>
@@ -14831,9 +14878,9 @@
       </w:tcPr>
     </w:tblStylePr>
   </w:style>
-  <w:style w:type="table" w:styleId="880">
+  <w:style w:type="table" w:styleId="881">
     <w:name w:val="Grid Table 4 - Accent 3"/>
-    <w:basedOn w:val="975"/>
+    <w:basedOn w:val="976"/>
     <w:uiPriority w:val="59"/>
     <w:pPr>
       <w:pBdr/>
@@ -15054,9 +15101,9 @@
       </w:tcPr>
     </w:tblStylePr>
   </w:style>
-  <w:style w:type="table" w:styleId="881">
+  <w:style w:type="table" w:styleId="882">
     <w:name w:val="Grid Table 4 - Accent 4"/>
-    <w:basedOn w:val="975"/>
+    <w:basedOn w:val="976"/>
     <w:uiPriority w:val="59"/>
     <w:pPr>
       <w:pBdr/>
@@ -15277,9 +15324,9 @@
       </w:tcPr>
     </w:tblStylePr>
   </w:style>
-  <w:style w:type="table" w:styleId="882">
+  <w:style w:type="table" w:styleId="883">
     <w:name w:val="Grid Table 4 - Accent 5"/>
-    <w:basedOn w:val="975"/>
+    <w:basedOn w:val="976"/>
     <w:uiPriority w:val="59"/>
     <w:pPr>
       <w:pBdr/>
@@ -15500,9 +15547,9 @@
       </w:tcPr>
     </w:tblStylePr>
   </w:style>
-  <w:style w:type="table" w:styleId="883">
+  <w:style w:type="table" w:styleId="884">
     <w:name w:val="Grid Table 4 - Accent 6"/>
-    <w:basedOn w:val="975"/>
+    <w:basedOn w:val="976"/>
     <w:uiPriority w:val="59"/>
     <w:pPr>
       <w:pBdr/>
@@ -15723,9 +15770,9 @@
       </w:tcPr>
     </w:tblStylePr>
   </w:style>
-  <w:style w:type="table" w:styleId="884">
+  <w:style w:type="table" w:styleId="885">
     <w:name w:val="Grid Table 5 Dark"/>
-    <w:basedOn w:val="975"/>
+    <w:basedOn w:val="976"/>
     <w:uiPriority w:val="99"/>
     <w:pPr>
       <w:pBdr/>
@@ -15941,9 +15988,9 @@
       </w:tcPr>
     </w:tblStylePr>
   </w:style>
-  <w:style w:type="table" w:styleId="885">
+  <w:style w:type="table" w:styleId="886">
     <w:name w:val="Grid Table 5 Dark- Accent 1"/>
-    <w:basedOn w:val="975"/>
+    <w:basedOn w:val="976"/>
     <w:uiPriority w:val="99"/>
     <w:pPr>
       <w:pBdr/>
@@ -16159,9 +16206,9 @@
       </w:tcPr>
     </w:tblStylePr>
   </w:style>
-  <w:style w:type="table" w:styleId="886">
+  <w:style w:type="table" w:styleId="887">
     <w:name w:val="Grid Table 5 Dark - Accent 2"/>
-    <w:basedOn w:val="975"/>
+    <w:basedOn w:val="976"/>
     <w:uiPriority w:val="99"/>
     <w:pPr>
       <w:pBdr/>
@@ -16377,9 +16424,9 @@
       </w:tcPr>
     </w:tblStylePr>
   </w:style>
-  <w:style w:type="table" w:styleId="887">
+  <w:style w:type="table" w:styleId="888">
     <w:name w:val="Grid Table 5 Dark - Accent 3"/>
-    <w:basedOn w:val="975"/>
+    <w:basedOn w:val="976"/>
     <w:uiPriority w:val="99"/>
     <w:pPr>
       <w:pBdr/>
@@ -16595,9 +16642,9 @@
       </w:tcPr>
     </w:tblStylePr>
   </w:style>
-  <w:style w:type="table" w:styleId="888">
+  <w:style w:type="table" w:styleId="889">
     <w:name w:val="Grid Table 5 Dark- Accent 4"/>
-    <w:basedOn w:val="975"/>
+    <w:basedOn w:val="976"/>
     <w:uiPriority w:val="99"/>
     <w:pPr>
       <w:pBdr/>
@@ -16813,9 +16860,9 @@
       </w:tcPr>
     </w:tblStylePr>
   </w:style>
-  <w:style w:type="table" w:styleId="889">
+  <w:style w:type="table" w:styleId="890">
     <w:name w:val="Grid Table 5 Dark - Accent 5"/>
-    <w:basedOn w:val="975"/>
+    <w:basedOn w:val="976"/>
     <w:uiPriority w:val="99"/>
     <w:pPr>
       <w:pBdr/>
@@ -17031,9 +17078,9 @@
       </w:tcPr>
     </w:tblStylePr>
   </w:style>
-  <w:style w:type="table" w:styleId="890">
+  <w:style w:type="table" w:styleId="891">
     <w:name w:val="Grid Table 5 Dark - Accent 6"/>
-    <w:basedOn w:val="975"/>
+    <w:basedOn w:val="976"/>
     <w:uiPriority w:val="99"/>
     <w:pPr>
       <w:pBdr/>
@@ -17249,9 +17296,9 @@
       </w:tcPr>
     </w:tblStylePr>
   </w:style>
-  <w:style w:type="table" w:styleId="891">
+  <w:style w:type="table" w:styleId="892">
     <w:name w:val="Grid Table 6 Colorful"/>
-    <w:basedOn w:val="975"/>
+    <w:basedOn w:val="976"/>
     <w:uiPriority w:val="99"/>
     <w:pPr>
       <w:pBdr/>
@@ -17475,9 +17522,9 @@
       </w:tcPr>
     </w:tblStylePr>
   </w:style>
-  <w:style w:type="table" w:styleId="892">
+  <w:style w:type="table" w:styleId="893">
     <w:name w:val="Grid Table 6 Colorful - Accent 1"/>
-    <w:basedOn w:val="975"/>
+    <w:basedOn w:val="976"/>
     <w:uiPriority w:val="99"/>
     <w:pPr>
       <w:pBdr/>
@@ -17701,9 +17748,9 @@
       </w:tcPr>
     </w:tblStylePr>
   </w:style>
-  <w:style w:type="table" w:styleId="893">
+  <w:style w:type="table" w:styleId="894">
     <w:name w:val="Grid Table 6 Colorful - Accent 2"/>
-    <w:basedOn w:val="975"/>
+    <w:basedOn w:val="976"/>
     <w:uiPriority w:val="99"/>
     <w:pPr>
       <w:pBdr/>
@@ -17927,9 +17974,9 @@
       </w:tcPr>
     </w:tblStylePr>
   </w:style>
-  <w:style w:type="table" w:styleId="894">
+  <w:style w:type="table" w:styleId="895">
     <w:name w:val="Grid Table 6 Colorful - Accent 3"/>
-    <w:basedOn w:val="975"/>
+    <w:basedOn w:val="976"/>
     <w:uiPriority w:val="99"/>
     <w:pPr>
       <w:pBdr/>
@@ -18153,9 +18200,9 @@
       </w:tcPr>
     </w:tblStylePr>
   </w:style>
-  <w:style w:type="table" w:styleId="895">
+  <w:style w:type="table" w:styleId="896">
     <w:name w:val="Grid Table 6 Colorful - Accent 4"/>
-    <w:basedOn w:val="975"/>
+    <w:basedOn w:val="976"/>
     <w:uiPriority w:val="99"/>
     <w:pPr>
       <w:pBdr/>
@@ -18379,9 +18426,9 @@
       </w:tcPr>
     </w:tblStylePr>
   </w:style>
-  <w:style w:type="table" w:styleId="896">
+  <w:style w:type="table" w:styleId="897">
     <w:name w:val="Grid Table 6 Colorful - Accent 5"/>
-    <w:basedOn w:val="975"/>
+    <w:basedOn w:val="976"/>
     <w:uiPriority w:val="99"/>
     <w:pPr>
       <w:pBdr/>
@@ -18605,9 +18652,9 @@
       </w:tcPr>
     </w:tblStylePr>
   </w:style>
-  <w:style w:type="table" w:styleId="897">
+  <w:style w:type="table" w:styleId="898">
     <w:name w:val="Grid Table 6 Colorful - Accent 6"/>
-    <w:basedOn w:val="975"/>
+    <w:basedOn w:val="976"/>
     <w:uiPriority w:val="99"/>
     <w:pPr>
       <w:pBdr/>
@@ -18831,9 +18878,9 @@
       </w:tcPr>
     </w:tblStylePr>
   </w:style>
-  <w:style w:type="table" w:styleId="898">
+  <w:style w:type="table" w:styleId="899">
     <w:name w:val="Grid Table 7 Colorful"/>
-    <w:basedOn w:val="975"/>
+    <w:basedOn w:val="976"/>
     <w:uiPriority w:val="99"/>
     <w:pPr>
       <w:pBdr/>
@@ -19078,9 +19125,9 @@
       </w:tcPr>
     </w:tblStylePr>
   </w:style>
-  <w:style w:type="table" w:styleId="899">
+  <w:style w:type="table" w:styleId="900">
     <w:name w:val="Grid Table 7 Colorful - Accent 1"/>
-    <w:basedOn w:val="975"/>
+    <w:basedOn w:val="976"/>
     <w:uiPriority w:val="99"/>
     <w:pPr>
       <w:pBdr/>
@@ -19325,9 +19372,9 @@
       </w:tcPr>
     </w:tblStylePr>
   </w:style>
-  <w:style w:type="table" w:styleId="900">
+  <w:style w:type="table" w:styleId="901">
     <w:name w:val="Grid Table 7 Colorful - Accent 2"/>
-    <w:basedOn w:val="975"/>
+    <w:basedOn w:val="976"/>
     <w:uiPriority w:val="99"/>
     <w:pPr>
       <w:pBdr/>
@@ -19572,9 +19619,9 @@
       </w:tcPr>
     </w:tblStylePr>
   </w:style>
-  <w:style w:type="table" w:styleId="901">
+  <w:style w:type="table" w:styleId="902">
     <w:name w:val="Grid Table 7 Colorful - Accent 3"/>
-    <w:basedOn w:val="975"/>
+    <w:basedOn w:val="976"/>
     <w:uiPriority w:val="99"/>
     <w:pPr>
       <w:pBdr/>
@@ -19819,9 +19866,9 @@
       </w:tcPr>
     </w:tblStylePr>
   </w:style>
-  <w:style w:type="table" w:styleId="902">
+  <w:style w:type="table" w:styleId="903">
     <w:name w:val="Grid Table 7 Colorful - Accent 4"/>
-    <w:basedOn w:val="975"/>
+    <w:basedOn w:val="976"/>
     <w:uiPriority w:val="99"/>
     <w:pPr>
       <w:pBdr/>
@@ -20066,9 +20113,9 @@
       </w:tcPr>
     </w:tblStylePr>
   </w:style>
-  <w:style w:type="table" w:styleId="903">
+  <w:style w:type="table" w:styleId="904">
     <w:name w:val="Grid Table 7 Colorful - Accent 5"/>
-    <w:basedOn w:val="975"/>
+    <w:basedOn w:val="976"/>
     <w:uiPriority w:val="99"/>
     <w:pPr>
       <w:pBdr/>
@@ -20313,9 +20360,9 @@
       </w:tcPr>
     </w:tblStylePr>
   </w:style>
-  <w:style w:type="table" w:styleId="904">
+  <w:style w:type="table" w:styleId="905">
     <w:name w:val="Grid Table 7 Colorful - Accent 6"/>
-    <w:basedOn w:val="975"/>
+    <w:basedOn w:val="976"/>
     <w:uiPriority w:val="99"/>
     <w:pPr>
       <w:pBdr/>
@@ -20560,9 +20607,9 @@
       </w:tcPr>
     </w:tblStylePr>
   </w:style>
-  <w:style w:type="table" w:styleId="905">
+  <w:style w:type="table" w:styleId="906">
     <w:name w:val="List Table 1 Light"/>
-    <w:basedOn w:val="975"/>
+    <w:basedOn w:val="976"/>
     <w:uiPriority w:val="99"/>
     <w:pPr>
       <w:pBdr/>
@@ -20771,9 +20818,9 @@
       </w:tcPr>
     </w:tblStylePr>
   </w:style>
-  <w:style w:type="table" w:styleId="906">
+  <w:style w:type="table" w:styleId="907">
     <w:name w:val="List Table 1 Light - Accent 1"/>
-    <w:basedOn w:val="975"/>
+    <w:basedOn w:val="976"/>
     <w:uiPriority w:val="99"/>
     <w:pPr>
       <w:pBdr/>
@@ -20982,9 +21029,9 @@
       </w:tcPr>
     </w:tblStylePr>
   </w:style>
-  <w:style w:type="table" w:styleId="907">
+  <w:style w:type="table" w:styleId="908">
     <w:name w:val="List Table 1 Light - Accent 2"/>
-    <w:basedOn w:val="975"/>
+    <w:basedOn w:val="976"/>
     <w:uiPriority w:val="99"/>
     <w:pPr>
       <w:pBdr/>
@@ -21193,9 +21240,9 @@
       </w:tcPr>
     </w:tblStylePr>
   </w:style>
-  <w:style w:type="table" w:styleId="908">
+  <w:style w:type="table" w:styleId="909">
     <w:name w:val="List Table 1 Light - Accent 3"/>
-    <w:basedOn w:val="975"/>
+    <w:basedOn w:val="976"/>
     <w:uiPriority w:val="99"/>
     <w:pPr>
       <w:pBdr/>
@@ -21404,9 +21451,9 @@
       </w:tcPr>
     </w:tblStylePr>
   </w:style>
-  <w:style w:type="table" w:styleId="909">
+  <w:style w:type="table" w:styleId="910">
     <w:name w:val="List Table 1 Light - Accent 4"/>
-    <w:basedOn w:val="975"/>
+    <w:basedOn w:val="976"/>
     <w:uiPriority w:val="99"/>
     <w:pPr>
       <w:pBdr/>
@@ -21615,9 +21662,9 @@
       </w:tcPr>
     </w:tblStylePr>
   </w:style>
-  <w:style w:type="table" w:styleId="910">
+  <w:style w:type="table" w:styleId="911">
     <w:name w:val="List Table 1 Light - Accent 5"/>
-    <w:basedOn w:val="975"/>
+    <w:basedOn w:val="976"/>
     <w:uiPriority w:val="99"/>
     <w:pPr>
       <w:pBdr/>
@@ -21826,9 +21873,9 @@
       </w:tcPr>
     </w:tblStylePr>
   </w:style>
-  <w:style w:type="table" w:styleId="911">
+  <w:style w:type="table" w:styleId="912">
     <w:name w:val="List Table 1 Light - Accent 6"/>
-    <w:basedOn w:val="975"/>
+    <w:basedOn w:val="976"/>
     <w:uiPriority w:val="99"/>
     <w:pPr>
       <w:pBdr/>
@@ -22037,9 +22084,9 @@
       </w:tcPr>
     </w:tblStylePr>
   </w:style>
-  <w:style w:type="table" w:styleId="912">
+  <w:style w:type="table" w:styleId="913">
     <w:name w:val="List Table 2"/>
-    <w:basedOn w:val="975"/>
+    <w:basedOn w:val="976"/>
     <w:uiPriority w:val="99"/>
     <w:pPr>
       <w:pBdr/>
@@ -22262,9 +22309,9 @@
       </w:tcPr>
     </w:tblStylePr>
   </w:style>
-  <w:style w:type="table" w:styleId="913">
+  <w:style w:type="table" w:styleId="914">
     <w:name w:val="List Table 2 - Accent 1"/>
-    <w:basedOn w:val="975"/>
+    <w:basedOn w:val="976"/>
     <w:uiPriority w:val="99"/>
     <w:pPr>
       <w:pBdr/>
@@ -22487,9 +22534,9 @@
       </w:tcPr>
     </w:tblStylePr>
   </w:style>
-  <w:style w:type="table" w:styleId="914">
+  <w:style w:type="table" w:styleId="915">
     <w:name w:val="List Table 2 - Accent 2"/>
-    <w:basedOn w:val="975"/>
+    <w:basedOn w:val="976"/>
     <w:uiPriority w:val="99"/>
     <w:pPr>
       <w:pBdr/>
@@ -22712,9 +22759,9 @@
       </w:tcPr>
     </w:tblStylePr>
   </w:style>
-  <w:style w:type="table" w:styleId="915">
+  <w:style w:type="table" w:styleId="916">
     <w:name w:val="List Table 2 - Accent 3"/>
-    <w:basedOn w:val="975"/>
+    <w:basedOn w:val="976"/>
     <w:uiPriority w:val="99"/>
     <w:pPr>
       <w:pBdr/>
@@ -22937,9 +22984,9 @@
       </w:tcPr>
     </w:tblStylePr>
   </w:style>
-  <w:style w:type="table" w:styleId="916">
+  <w:style w:type="table" w:styleId="917">
     <w:name w:val="List Table 2 - Accent 4"/>
-    <w:basedOn w:val="975"/>
+    <w:basedOn w:val="976"/>
     <w:uiPriority w:val="99"/>
     <w:pPr>
       <w:pBdr/>
@@ -23162,9 +23209,9 @@
       </w:tcPr>
     </w:tblStylePr>
   </w:style>
-  <w:style w:type="table" w:styleId="917">
+  <w:style w:type="table" w:styleId="918">
     <w:name w:val="List Table 2 - Accent 5"/>
-    <w:basedOn w:val="975"/>
+    <w:basedOn w:val="976"/>
     <w:uiPriority w:val="99"/>
     <w:pPr>
       <w:pBdr/>
@@ -23387,9 +23434,9 @@
       </w:tcPr>
     </w:tblStylePr>
   </w:style>
-  <w:style w:type="table" w:styleId="918">
+  <w:style w:type="table" w:styleId="919">
     <w:name w:val="List Table 2 - Accent 6"/>
-    <w:basedOn w:val="975"/>
+    <w:basedOn w:val="976"/>
     <w:uiPriority w:val="99"/>
     <w:pPr>
       <w:pBdr/>
@@ -23612,9 +23659,9 @@
       </w:tcPr>
     </w:tblStylePr>
   </w:style>
-  <w:style w:type="table" w:styleId="919">
+  <w:style w:type="table" w:styleId="920">
     <w:name w:val="List Table 3"/>
-    <w:basedOn w:val="975"/>
+    <w:basedOn w:val="976"/>
     <w:uiPriority w:val="99"/>
     <w:pPr>
       <w:pBdr/>
@@ -23830,9 +23877,9 @@
       </w:tcPr>
     </w:tblStylePr>
   </w:style>
-  <w:style w:type="table" w:styleId="920">
+  <w:style w:type="table" w:styleId="921">
     <w:name w:val="List Table 3 - Accent 1"/>
-    <w:basedOn w:val="975"/>
+    <w:basedOn w:val="976"/>
     <w:uiPriority w:val="99"/>
     <w:pPr>
       <w:pBdr/>
@@ -24048,9 +24095,9 @@
       </w:tcPr>
     </w:tblStylePr>
   </w:style>
-  <w:style w:type="table" w:styleId="921">
+  <w:style w:type="table" w:styleId="922">
     <w:name w:val="List Table 3 - Accent 2"/>
-    <w:basedOn w:val="975"/>
+    <w:basedOn w:val="976"/>
     <w:uiPriority w:val="99"/>
     <w:pPr>
       <w:pBdr/>
@@ -24266,9 +24313,9 @@
       </w:tcPr>
     </w:tblStylePr>
   </w:style>
-  <w:style w:type="table" w:styleId="922">
+  <w:style w:type="table" w:styleId="923">
     <w:name w:val="List Table 3 - Accent 3"/>
-    <w:basedOn w:val="975"/>
+    <w:basedOn w:val="976"/>
     <w:uiPriority w:val="99"/>
     <w:pPr>
       <w:pBdr/>
@@ -24484,9 +24531,9 @@
       </w:tcPr>
     </w:tblStylePr>
   </w:style>
-  <w:style w:type="table" w:styleId="923">
+  <w:style w:type="table" w:styleId="924">
     <w:name w:val="List Table 3 - Accent 4"/>
-    <w:basedOn w:val="975"/>
+    <w:basedOn w:val="976"/>
     <w:uiPriority w:val="99"/>
     <w:pPr>
       <w:pBdr/>
@@ -24702,9 +24749,9 @@
       </w:tcPr>
     </w:tblStylePr>
   </w:style>
-  <w:style w:type="table" w:styleId="924">
+  <w:style w:type="table" w:styleId="925">
     <w:name w:val="List Table 3 - Accent 5"/>
-    <w:basedOn w:val="975"/>
+    <w:basedOn w:val="976"/>
     <w:uiPriority w:val="99"/>
     <w:pPr>
       <w:pBdr/>
@@ -24920,9 +24967,9 @@
       </w:tcPr>
     </w:tblStylePr>
   </w:style>
-  <w:style w:type="table" w:styleId="925">
+  <w:style w:type="table" w:styleId="926">
     <w:name w:val="List Table 3 - Accent 6"/>
-    <w:basedOn w:val="975"/>
+    <w:basedOn w:val="976"/>
     <w:uiPriority w:val="99"/>
     <w:pPr>
       <w:pBdr/>
@@ -25138,9 +25185,9 @@
       </w:tcPr>
     </w:tblStylePr>
   </w:style>
-  <w:style w:type="table" w:styleId="926">
+  <w:style w:type="table" w:styleId="927">
     <w:name w:val="List Table 4"/>
-    <w:basedOn w:val="975"/>
+    <w:basedOn w:val="976"/>
     <w:uiPriority w:val="99"/>
     <w:pPr>
       <w:pBdr/>
@@ -25353,9 +25400,9 @@
       </w:tcPr>
     </w:tblStylePr>
   </w:style>
-  <w:style w:type="table" w:styleId="927">
+  <w:style w:type="table" w:styleId="928">
     <w:name w:val="List Table 4 - Accent 1"/>
-    <w:basedOn w:val="975"/>
+    <w:basedOn w:val="976"/>
     <w:uiPriority w:val="99"/>
     <w:pPr>
       <w:pBdr/>
@@ -25568,9 +25615,9 @@
       </w:tcPr>
     </w:tblStylePr>
   </w:style>
-  <w:style w:type="table" w:styleId="928">
+  <w:style w:type="table" w:styleId="929">
     <w:name w:val="List Table 4 - Accent 2"/>
-    <w:basedOn w:val="975"/>
+    <w:basedOn w:val="976"/>
     <w:uiPriority w:val="99"/>
     <w:pPr>
       <w:pBdr/>
@@ -25783,9 +25830,9 @@
       </w:tcPr>
     </w:tblStylePr>
   </w:style>
-  <w:style w:type="table" w:styleId="929">
+  <w:style w:type="table" w:styleId="930">
     <w:name w:val="List Table 4 - Accent 3"/>
-    <w:basedOn w:val="975"/>
+    <w:basedOn w:val="976"/>
     <w:uiPriority w:val="99"/>
     <w:pPr>
       <w:pBdr/>
@@ -25998,9 +26045,9 @@
       </w:tcPr>
     </w:tblStylePr>
   </w:style>
-  <w:style w:type="table" w:styleId="930">
+  <w:style w:type="table" w:styleId="931">
     <w:name w:val="List Table 4 - Accent 4"/>
-    <w:basedOn w:val="975"/>
+    <w:basedOn w:val="976"/>
     <w:uiPriority w:val="99"/>
     <w:pPr>
       <w:pBdr/>
@@ -26213,9 +26260,9 @@
       </w:tcPr>
     </w:tblStylePr>
   </w:style>
-  <w:style w:type="table" w:styleId="931">
+  <w:style w:type="table" w:styleId="932">
     <w:name w:val="List Table 4 - Accent 5"/>
-    <w:basedOn w:val="975"/>
+    <w:basedOn w:val="976"/>
     <w:uiPriority w:val="99"/>
     <w:pPr>
       <w:pBdr/>
@@ -26428,9 +26475,9 @@
       </w:tcPr>
     </w:tblStylePr>
   </w:style>
-  <w:style w:type="table" w:styleId="932">
+  <w:style w:type="table" w:styleId="933">
     <w:name w:val="List Table 4 - Accent 6"/>
-    <w:basedOn w:val="975"/>
+    <w:basedOn w:val="976"/>
     <w:uiPriority w:val="99"/>
     <w:pPr>
       <w:pBdr/>
@@ -26643,9 +26690,9 @@
       </w:tcPr>
     </w:tblStylePr>
   </w:style>
-  <w:style w:type="table" w:styleId="933">
+  <w:style w:type="table" w:styleId="934">
     <w:name w:val="List Table 5 Dark"/>
-    <w:basedOn w:val="975"/>
+    <w:basedOn w:val="976"/>
     <w:uiPriority w:val="99"/>
     <w:pPr>
       <w:pBdr/>
@@ -26879,9 +26926,9 @@
       </w:tcPr>
     </w:tblStylePr>
   </w:style>
-  <w:style w:type="table" w:styleId="934">
+  <w:style w:type="table" w:styleId="935">
     <w:name w:val="List Table 5 Dark - Accent 1"/>
-    <w:basedOn w:val="975"/>
+    <w:basedOn w:val="976"/>
     <w:uiPriority w:val="99"/>
     <w:pPr>
       <w:pBdr/>
@@ -27115,9 +27162,9 @@
       </w:tcPr>
     </w:tblStylePr>
   </w:style>
-  <w:style w:type="table" w:styleId="935">
+  <w:style w:type="table" w:styleId="936">
     <w:name w:val="List Table 5 Dark - Accent 2"/>
-    <w:basedOn w:val="975"/>
+    <w:basedOn w:val="976"/>
     <w:uiPriority w:val="99"/>
     <w:pPr>
       <w:pBdr/>
@@ -27351,9 +27398,9 @@
       </w:tcPr>
     </w:tblStylePr>
   </w:style>
-  <w:style w:type="table" w:styleId="936">
+  <w:style w:type="table" w:styleId="937">
     <w:name w:val="List Table 5 Dark - Accent 3"/>
-    <w:basedOn w:val="975"/>
+    <w:basedOn w:val="976"/>
     <w:uiPriority w:val="99"/>
     <w:pPr>
       <w:pBdr/>
@@ -27587,9 +27634,9 @@
       </w:tcPr>
     </w:tblStylePr>
   </w:style>
-  <w:style w:type="table" w:styleId="937">
+  <w:style w:type="table" w:styleId="938">
     <w:name w:val="List Table 5 Dark - Accent 4"/>
-    <w:basedOn w:val="975"/>
+    <w:basedOn w:val="976"/>
     <w:uiPriority w:val="99"/>
     <w:pPr>
       <w:pBdr/>
@@ -27823,9 +27870,9 @@
       </w:tcPr>
     </w:tblStylePr>
   </w:style>
-  <w:style w:type="table" w:styleId="938">
+  <w:style w:type="table" w:styleId="939">
     <w:name w:val="List Table 5 Dark - Accent 5"/>
-    <w:basedOn w:val="975"/>
+    <w:basedOn w:val="976"/>
     <w:uiPriority w:val="99"/>
     <w:pPr>
       <w:pBdr/>
@@ -28059,9 +28106,9 @@
       </w:tcPr>
     </w:tblStylePr>
   </w:style>
-  <w:style w:type="table" w:styleId="939">
+  <w:style w:type="table" w:styleId="940">
     <w:name w:val="List Table 5 Dark - Accent 6"/>
-    <w:basedOn w:val="975"/>
+    <w:basedOn w:val="976"/>
     <w:uiPriority w:val="99"/>
     <w:pPr>
       <w:pBdr/>
@@ -28295,9 +28342,9 @@
       </w:tcPr>
     </w:tblStylePr>
   </w:style>
-  <w:style w:type="table" w:styleId="940">
+  <w:style w:type="table" w:styleId="941">
     <w:name w:val="List Table 6 Colorful"/>
-    <w:basedOn w:val="975"/>
+    <w:basedOn w:val="976"/>
     <w:uiPriority w:val="99"/>
     <w:pPr>
       <w:pBdr/>
@@ -28515,9 +28562,9 @@
       </w:tcPr>
     </w:tblStylePr>
   </w:style>
-  <w:style w:type="table" w:styleId="941">
+  <w:style w:type="table" w:styleId="942">
     <w:name w:val="List Table 6 Colorful - Accent 1"/>
-    <w:basedOn w:val="975"/>
+    <w:basedOn w:val="976"/>
     <w:uiPriority w:val="99"/>
     <w:pPr>
       <w:pBdr/>
@@ -28735,9 +28782,9 @@
       </w:tcPr>
     </w:tblStylePr>
   </w:style>
-  <w:style w:type="table" w:styleId="942">
+  <w:style w:type="table" w:styleId="943">
     <w:name w:val="List Table 6 Colorful - Accent 2"/>
-    <w:basedOn w:val="975"/>
+    <w:basedOn w:val="976"/>
     <w:uiPriority w:val="99"/>
     <w:pPr>
       <w:pBdr/>
@@ -28955,9 +29002,9 @@
       </w:tcPr>
     </w:tblStylePr>
   </w:style>
-  <w:style w:type="table" w:styleId="943">
+  <w:style w:type="table" w:styleId="944">
     <w:name w:val="List Table 6 Colorful - Accent 3"/>
-    <w:basedOn w:val="975"/>
+    <w:basedOn w:val="976"/>
     <w:uiPriority w:val="99"/>
     <w:pPr>
       <w:pBdr/>
@@ -29175,9 +29222,9 @@
       </w:tcPr>
     </w:tblStylePr>
   </w:style>
-  <w:style w:type="table" w:styleId="944">
+  <w:style w:type="table" w:styleId="945">
     <w:name w:val="List Table 6 Colorful - Accent 4"/>
-    <w:basedOn w:val="975"/>
+    <w:basedOn w:val="976"/>
     <w:uiPriority w:val="99"/>
     <w:pPr>
       <w:pBdr/>
@@ -29395,9 +29442,9 @@
       </w:tcPr>
     </w:tblStylePr>
   </w:style>
-  <w:style w:type="table" w:styleId="945">
+  <w:style w:type="table" w:styleId="946">
     <w:name w:val="List Table 6 Colorful - Accent 5"/>
-    <w:basedOn w:val="975"/>
+    <w:basedOn w:val="976"/>
     <w:uiPriority w:val="99"/>
     <w:pPr>
       <w:pBdr/>
@@ -29615,9 +29662,9 @@
       </w:tcPr>
     </w:tblStylePr>
   </w:style>
-  <w:style w:type="table" w:styleId="946">
+  <w:style w:type="table" w:styleId="947">
     <w:name w:val="List Table 6 Colorful - Accent 6"/>
-    <w:basedOn w:val="975"/>
+    <w:basedOn w:val="976"/>
     <w:uiPriority w:val="99"/>
     <w:pPr>
       <w:pBdr/>
@@ -29835,9 +29882,9 @@
       </w:tcPr>
     </w:tblStylePr>
   </w:style>
-  <w:style w:type="table" w:styleId="947">
+  <w:style w:type="table" w:styleId="948">
     <w:name w:val="List Table 7 Colorful"/>
-    <w:basedOn w:val="975"/>
+    <w:basedOn w:val="976"/>
     <w:uiPriority w:val="99"/>
     <w:pPr>
       <w:pBdr/>
@@ -30083,9 +30130,9 @@
       </w:tcPr>
     </w:tblStylePr>
   </w:style>
-  <w:style w:type="table" w:styleId="948">
+  <w:style w:type="table" w:styleId="949">
     <w:name w:val="List Table 7 Colorful - Accent 1"/>
-    <w:basedOn w:val="975"/>
+    <w:basedOn w:val="976"/>
     <w:uiPriority w:val="99"/>
     <w:pPr>
       <w:pBdr/>
@@ -30331,9 +30378,9 @@
       </w:tcPr>
     </w:tblStylePr>
   </w:style>
-  <w:style w:type="table" w:styleId="949">
+  <w:style w:type="table" w:styleId="950">
     <w:name w:val="List Table 7 Colorful - Accent 2"/>
-    <w:basedOn w:val="975"/>
+    <w:basedOn w:val="976"/>
     <w:uiPriority w:val="99"/>
     <w:pPr>
       <w:pBdr/>
@@ -30579,9 +30626,9 @@
       </w:tcPr>
     </w:tblStylePr>
   </w:style>
-  <w:style w:type="table" w:styleId="950">
+  <w:style w:type="table" w:styleId="951">
     <w:name w:val="List Table 7 Colorful - Accent 3"/>
-    <w:basedOn w:val="975"/>
+    <w:basedOn w:val="976"/>
     <w:uiPriority w:val="99"/>
     <w:pPr>
       <w:pBdr/>
@@ -30827,9 +30874,9 @@
       </w:tcPr>
     </w:tblStylePr>
   </w:style>
-  <w:style w:type="table" w:styleId="951">
+  <w:style w:type="table" w:styleId="952">
     <w:name w:val="List Table 7 Colorful - Accent 4"/>
-    <w:basedOn w:val="975"/>
+    <w:basedOn w:val="976"/>
     <w:uiPriority w:val="99"/>
     <w:pPr>
       <w:pBdr/>
@@ -31075,9 +31122,9 @@
       </w:tcPr>
     </w:tblStylePr>
   </w:style>
-  <w:style w:type="table" w:styleId="952">
+  <w:style w:type="table" w:styleId="953">
     <w:name w:val="List Table 7 Colorful - Accent 5"/>
-    <w:basedOn w:val="975"/>
+    <w:basedOn w:val="976"/>
     <w:uiPriority w:val="99"/>
     <w:pPr>
       <w:pBdr/>
@@ -31323,9 +31370,9 @@
       </w:tcPr>
     </w:tblStylePr>
   </w:style>
-  <w:style w:type="table" w:styleId="953">
+  <w:style w:type="table" w:styleId="954">
     <w:name w:val="List Table 7 Colorful - Accent 6"/>
-    <w:basedOn w:val="975"/>
+    <w:basedOn w:val="976"/>
     <w:uiPriority w:val="99"/>
     <w:pPr>
       <w:pBdr/>
@@ -31571,9 +31618,9 @@
       </w:tcPr>
     </w:tblStylePr>
   </w:style>
-  <w:style w:type="table" w:styleId="954">
+  <w:style w:type="table" w:styleId="955">
     <w:name w:val="Lined - Accent"/>
-    <w:basedOn w:val="975"/>
+    <w:basedOn w:val="976"/>
     <w:uiPriority w:val="99"/>
     <w:pPr>
       <w:pBdr/>
@@ -31788,9 +31835,9 @@
       </w:tcPr>
     </w:tblStylePr>
   </w:style>
-  <w:style w:type="table" w:styleId="955">
+  <w:style w:type="table" w:styleId="956">
     <w:name w:val="Lined - Accent 1"/>
-    <w:basedOn w:val="975"/>
+    <w:basedOn w:val="976"/>
     <w:uiPriority w:val="99"/>
     <w:pPr>
       <w:pBdr/>
@@ -32005,9 +32052,9 @@
       </w:tcPr>
     </w:tblStylePr>
   </w:style>
-  <w:style w:type="table" w:styleId="956">
+  <w:style w:type="table" w:styleId="957">
     <w:name w:val="Lined - Accent 2"/>
-    <w:basedOn w:val="975"/>
+    <w:basedOn w:val="976"/>
     <w:uiPriority w:val="99"/>
     <w:pPr>
       <w:pBdr/>
@@ -32222,9 +32269,9 @@
       </w:tcPr>
     </w:tblStylePr>
   </w:style>
-  <w:style w:type="table" w:styleId="957">
+  <w:style w:type="table" w:styleId="958">
     <w:name w:val="Lined - Accent 3"/>
-    <w:basedOn w:val="975"/>
+    <w:basedOn w:val="976"/>
     <w:uiPriority w:val="99"/>
     <w:pPr>
       <w:pBdr/>
@@ -32439,9 +32486,9 @@
       </w:tcPr>
     </w:tblStylePr>
   </w:style>
-  <w:style w:type="table" w:styleId="958">
+  <w:style w:type="table" w:styleId="959">
     <w:name w:val="Lined - Accent 4"/>
-    <w:basedOn w:val="975"/>
+    <w:basedOn w:val="976"/>
     <w:uiPriority w:val="99"/>
     <w:pPr>
       <w:pBdr/>
@@ -32656,9 +32703,9 @@
       </w:tcPr>
     </w:tblStylePr>
   </w:style>
-  <w:style w:type="table" w:styleId="959">
+  <w:style w:type="table" w:styleId="960">
     <w:name w:val="Lined - Accent 5"/>
-    <w:basedOn w:val="975"/>
+    <w:basedOn w:val="976"/>
     <w:uiPriority w:val="99"/>
     <w:pPr>
       <w:pBdr/>
@@ -32873,9 +32920,9 @@
       </w:tcPr>
     </w:tblStylePr>
   </w:style>
-  <w:style w:type="table" w:styleId="960">
+  <w:style w:type="table" w:styleId="961">
     <w:name w:val="Lined - Accent 6"/>
-    <w:basedOn w:val="975"/>
+    <w:basedOn w:val="976"/>
     <w:uiPriority w:val="99"/>
     <w:pPr>
       <w:pBdr/>
@@ -33090,9 +33137,9 @@
       </w:tcPr>
     </w:tblStylePr>
   </w:style>
-  <w:style w:type="table" w:styleId="961">
+  <w:style w:type="table" w:styleId="962">
     <w:name w:val="Bordered &amp; Lined - Accent"/>
-    <w:basedOn w:val="975"/>
+    <w:basedOn w:val="976"/>
     <w:uiPriority w:val="99"/>
     <w:pPr>
       <w:pBdr/>
@@ -33314,9 +33361,9 @@
       </w:tcPr>
     </w:tblStylePr>
   </w:style>
-  <w:style w:type="table" w:styleId="962">
+  <w:style w:type="table" w:styleId="963">
     <w:name w:val="Bordered &amp; Lined - Accent 1"/>
-    <w:basedOn w:val="975"/>
+    <w:basedOn w:val="976"/>
     <w:uiPriority w:val="99"/>
     <w:pPr>
       <w:pBdr/>
@@ -33538,9 +33585,9 @@
       </w:tcPr>
     </w:tblStylePr>
   </w:style>
-  <w:style w:type="table" w:styleId="963">
+  <w:style w:type="table" w:styleId="964">
     <w:name w:val="Bordered &amp; Lined - Accent 2"/>
-    <w:basedOn w:val="975"/>
+    <w:basedOn w:val="976"/>
     <w:uiPriority w:val="99"/>
     <w:pPr>
       <w:pBdr/>
@@ -33762,9 +33809,9 @@
       </w:tcPr>
     </w:tblStylePr>
   </w:style>
-  <w:style w:type="table" w:styleId="964">
+  <w:style w:type="table" w:styleId="965">
     <w:name w:val="Bordered &amp; Lined - Accent 3"/>
-    <w:basedOn w:val="975"/>
+    <w:basedOn w:val="976"/>
     <w:uiPriority w:val="99"/>
     <w:pPr>
       <w:pBdr/>
@@ -33986,9 +34033,9 @@
       </w:tcPr>
     </w:tblStylePr>
   </w:style>
-  <w:style w:type="table" w:styleId="965">
+  <w:style w:type="table" w:styleId="966">
     <w:name w:val="Bordered &amp; Lined - Accent 4"/>
-    <w:basedOn w:val="975"/>
+    <w:basedOn w:val="976"/>
     <w:uiPriority w:val="99"/>
     <w:pPr>
       <w:pBdr/>
@@ -34210,9 +34257,9 @@
       </w:tcPr>
     </w:tblStylePr>
   </w:style>
-  <w:style w:type="table" w:styleId="966">
+  <w:style w:type="table" w:styleId="967">
     <w:name w:val="Bordered &amp; Lined - Accent 5"/>
-    <w:basedOn w:val="975"/>
+    <w:basedOn w:val="976"/>
     <w:uiPriority w:val="99"/>
     <w:pPr>
       <w:pBdr/>
@@ -34434,9 +34481,9 @@
       </w:tcPr>
     </w:tblStylePr>
   </w:style>
-  <w:style w:type="table" w:styleId="967">
+  <w:style w:type="table" w:styleId="968">
     <w:name w:val="Bordered &amp; Lined - Accent 6"/>
-    <w:basedOn w:val="975"/>
+    <w:basedOn w:val="976"/>
     <w:uiPriority w:val="99"/>
     <w:pPr>
       <w:pBdr/>
@@ -34658,9 +34705,9 @@
       </w:tcPr>
     </w:tblStylePr>
   </w:style>
-  <w:style w:type="table" w:styleId="968">
+  <w:style w:type="table" w:styleId="969">
     <w:name w:val="Bordered"/>
-    <w:basedOn w:val="975"/>
+    <w:basedOn w:val="976"/>
     <w:uiPriority w:val="99"/>
     <w:pPr>
       <w:pBdr/>
@@ -34878,9 +34925,9 @@
       </w:tcPr>
     </w:tblStylePr>
   </w:style>
-  <w:style w:type="table" w:styleId="969">
+  <w:style w:type="table" w:styleId="970">
     <w:name w:val="Bordered - Accent 1"/>
-    <w:basedOn w:val="975"/>
+    <w:basedOn w:val="976"/>
     <w:uiPriority w:val="99"/>
     <w:pPr>
       <w:pBdr/>
@@ -35098,9 +35145,9 @@
       </w:tcPr>
     </w:tblStylePr>
   </w:style>
-  <w:style w:type="table" w:styleId="970">
+  <w:style w:type="table" w:styleId="971">
     <w:name w:val="Bordered - Accent 2"/>
-    <w:basedOn w:val="975"/>
+    <w:basedOn w:val="976"/>
     <w:uiPriority w:val="99"/>
     <w:pPr>
       <w:pBdr/>
@@ -35318,9 +35365,9 @@
       </w:tcPr>
     </w:tblStylePr>
   </w:style>
-  <w:style w:type="table" w:styleId="971">
+  <w:style w:type="table" w:styleId="972">
     <w:name w:val="Bordered - Accent 3"/>
-    <w:basedOn w:val="975"/>
+    <w:basedOn w:val="976"/>
     <w:uiPriority w:val="99"/>
     <w:pPr>
       <w:pBdr/>
@@ -35538,9 +35585,9 @@
       </w:tcPr>
     </w:tblStylePr>
   </w:style>
-  <w:style w:type="table" w:styleId="972">
+  <w:style w:type="table" w:styleId="973">
     <w:name w:val="Bordered - Accent 4"/>
-    <w:basedOn w:val="975"/>
+    <w:basedOn w:val="976"/>
     <w:uiPriority w:val="99"/>
     <w:pPr>
       <w:pBdr/>
@@ -35758,9 +35805,9 @@
       </w:tcPr>
     </w:tblStylePr>
   </w:style>
-  <w:style w:type="table" w:styleId="973">
+  <w:style w:type="table" w:styleId="974">
     <w:name w:val="Bordered - Accent 5"/>
-    <w:basedOn w:val="975"/>
+    <w:basedOn w:val="976"/>
     <w:uiPriority w:val="99"/>
     <w:pPr>
       <w:pBdr/>
@@ -35978,9 +36025,9 @@
       </w:tcPr>
     </w:tblStylePr>
   </w:style>
-  <w:style w:type="table" w:styleId="974">
+  <w:style w:type="table" w:styleId="975">
     <w:name w:val="Bordered - Accent 6"/>
-    <w:basedOn w:val="975"/>
+    <w:basedOn w:val="976"/>
     <w:uiPriority w:val="99"/>
     <w:pPr>
       <w:pBdr/>
@@ -36198,7 +36245,7 @@
       </w:tcPr>
     </w:tblStylePr>
   </w:style>
-  <w:style w:type="table" w:styleId="975" w:default="1">
+  <w:style w:type="table" w:styleId="976" w:default="1">
     <w:name w:val="Normal Table"/>
     <w:uiPriority w:val="99"/>
     <w:semiHidden/>
@@ -36390,7 +36437,7 @@
       </w:tcPr>
     </w:tblStylePr>
   </w:style>
-  <w:style w:type="character" w:styleId="976" w:customStyle="1">
+  <w:style w:type="character" w:styleId="977" w:customStyle="1">
     <w:name w:val="Internet link"/>
     <w:qFormat/>
     <w:pPr>

--- a/Harsh Yadav.docx
+++ b/Harsh Yadav.docx
@@ -14,6 +14,15 @@
           <w:szCs w:val="22"/>
         </w:rPr>
       </w:pPr>
+      <w:r>
+        <w:rPr>
+          <w:rFonts w:ascii="Arial" w:hAnsi="Arial" w:eastAsia="Arial" w:cs="Arial"/>
+          <w:b w:val="0"/>
+          <w:bCs w:val="0"/>
+          <w:sz w:val="22"/>
+          <w:szCs w:val="22"/>
+        </w:rPr>
+      </w:r>
       <w:r>
         <w:rPr>
           <w:rFonts w:ascii="Arial" w:hAnsi="Arial" w:eastAsia="Arial" w:cs="Arial"/>
@@ -713,7 +722,6 @@
           <w:rFonts w:ascii="Arial" w:hAnsi="Arial" w:cs="Arial"/>
           <w:sz w:val="22"/>
           <w:szCs w:val="22"/>
-          <w:lang w:val="en-IN"/>
         </w:rPr>
       </w:r>
       <w:r>
@@ -1255,8 +1263,7 @@
       </w:r>
       <w:r>
         <w:rPr>
-          <w:rFonts w:ascii="Arial" w:hAnsi="Arial" w:eastAsia="Arial" w:cs="Arial"/>
-          <w:color w:val="000000"/>
+          <w:rFonts w:ascii="Arial" w:hAnsi="Arial" w:cs="Arial"/>
           <w:sz w:val="22"/>
           <w:szCs w:val="22"/>
         </w:rPr>
@@ -2185,7 +2192,7 @@
         </w:rPr>
         <w:t xml:space="preserve">FreeCodeCamp - </w:t>
       </w:r>
-      <w:hyperlink r:id="rId16" w:tooltip="https://freecodecamp.org/certification/Hrshydv/responsive-web-design" w:history="1">
+      <w:hyperlink r:id="rId16" w:tooltip="Link to the certificate" w:history="1">
         <w:r>
           <w:rPr>
             <w:rStyle w:val="816"/>
@@ -2194,7 +2201,29 @@
             <w:sz w:val="22"/>
             <w:szCs w:val="22"/>
           </w:rPr>
-          <w:t xml:space="preserve">Responsive Web Design</w:t>
+          <w:t xml:space="preserve">Responsive </w:t>
+        </w:r>
+        <w:r>
+          <w:rPr>
+            <w:rStyle w:val="816"/>
+            <w:rFonts w:ascii="Arial" w:hAnsi="Arial" w:eastAsia="Arial" w:cs="Arial"/>
+            <w:b w:val="0"/>
+            <w:bCs w:val="0"/>
+            <w:color w:val="000000" w:themeColor="text1"/>
+            <w:sz w:val="22"/>
+            <w:szCs w:val="22"/>
+          </w:rPr>
+          <w:t xml:space="preserve">Web </w:t>
+        </w:r>
+        <w:r>
+          <w:rPr>
+            <w:rStyle w:val="816"/>
+            <w:rFonts w:ascii="Arial" w:hAnsi="Arial" w:eastAsia="Arial" w:cs="Arial"/>
+            <w:color w:val="000000" w:themeColor="text1"/>
+            <w:sz w:val="22"/>
+            <w:szCs w:val="22"/>
+          </w:rPr>
+          <w:t xml:space="preserve">Design</w:t>
         </w:r>
       </w:hyperlink>
       <w:r>
